--- a/docs/00_GitHub_Development_Guide.docx
+++ b/docs/00_GitHub_Development_Guide.docx
@@ -104,27 +104,7 @@
           <w:sz w:val="20"/>
           <w:szCs w:val="20"/>
         </w:rPr>
-        <w:t>Do this section before any other work on the project. The repository is created first and cloned second, and everything after that happens inside the clone. Three things make this project’s repository less ordinary than most: a relational warehouse means SQL scripts are version-controlled alongside the Power BI artifacts; four .</w:t>
-      </w:r>
-      <w:proofErr w:type="spellStart"/>
-      <w:r>
-        <w:rPr>
-          <w:i/>
-          <w:iCs/>
-          <w:sz w:val="20"/>
-          <w:szCs w:val="20"/>
-        </w:rPr>
-        <w:t>pbix</w:t>
-      </w:r>
-      <w:proofErr w:type="spellEnd"/>
-      <w:r>
-        <w:rPr>
-          <w:i/>
-          <w:iCs/>
-          <w:sz w:val="20"/>
-          <w:szCs w:val="20"/>
-        </w:rPr>
-        <w:t xml:space="preserve"> files ship rather than one, and three of them serialize differently from the fourth (§3.3); and there is a real secret in play, the Census API key, so §12 is not boilerplate.</w:t>
+        <w:t>Do this section before any other work on the project. The repository is created first and cloned second, and everything after that happens inside the clone. Three things make this project’s repository less ordinary than most: a relational warehouse means SQL scripts are version-controlled alongside the Power BI artifacts; four .pbix files ship rather than one, and three of them serialize differently from the fourth (§3.3); and there is a real secret in play, the Census API key, so §12 is not boilerplate.</w:t>
       </w:r>
     </w:p>
     <w:p>
@@ -154,29 +134,7 @@
           <w:sz w:val="19"/>
           <w:szCs w:val="19"/>
         </w:rPr>
-        <w:t xml:space="preserve">In Word: right-click the table and choose 'Update Field' (or press </w:t>
-      </w:r>
-      <w:proofErr w:type="spellStart"/>
-      <w:r>
-        <w:rPr>
-          <w:i/>
-          <w:iCs/>
-          <w:color w:val="595959"/>
-          <w:sz w:val="19"/>
-          <w:szCs w:val="19"/>
-        </w:rPr>
-        <w:t>Ctrl+A</w:t>
-      </w:r>
-      <w:proofErr w:type="spellEnd"/>
-      <w:r>
-        <w:rPr>
-          <w:i/>
-          <w:iCs/>
-          <w:color w:val="595959"/>
-          <w:sz w:val="19"/>
-          <w:szCs w:val="19"/>
-        </w:rPr>
-        <w:t xml:space="preserve"> then F9) to populate page numbers.</w:t>
+        <w:t>In Word: right-click the table and choose 'Update Field' (or press Ctrl+A then F9) to populate page numbers.</w:t>
       </w:r>
     </w:p>
     <w:sdt>
@@ -184,6 +142,7 @@
         <w:alias w:val="Contents"/>
         <w:id w:val="-2081827422"/>
       </w:sdtPr>
+      <w:sdtEndPr/>
       <w:sdtContent>
         <w:p>
           <w:pPr>
@@ -3128,15 +3087,7 @@
         <w:spacing w:after="120" w:line="276" w:lineRule="auto"/>
       </w:pPr>
       <w:r>
-        <w:t>This guide covers everything needed to develop the U.S. Retail Sector Health project on a local Windows machine and version-control it in a public GitHub repository: the numbered document set, the SQL scripts that build the warehouse, the Power Query and DAX source, the Power BI Project (PBIP) text files for one semantic model and three reports, the .</w:t>
-      </w:r>
-      <w:proofErr w:type="spellStart"/>
-      <w:r>
-        <w:t>pbix</w:t>
-      </w:r>
-      <w:proofErr w:type="spellEnd"/>
-      <w:r>
-        <w:t xml:space="preserve"> binaries, and the report screenshots. It establishes where each artifact lives, which tool puts it there, and what must never be committed.</w:t>
+        <w:t>This guide covers everything needed to develop the U.S. Retail Sector Health project on a local Windows machine and version-control it in a public GitHub repository: the numbered document set, the SQL scripts that build the warehouse, the Power Query and DAX source, the Power BI Project (PBIP) text files for one semantic model and three reports, the .pbix binaries, and the report screenshots. It establishes where each artifact lives, which tool puts it there, and what must never be committed.</w:t>
       </w:r>
     </w:p>
     <w:p>
@@ -3159,15 +3110,7 @@
         <w:t xml:space="preserve">This is document 00 because it precedes every other document in the set. </w:t>
       </w:r>
       <w:r>
-        <w:t>The repository is created and cloned before the first SQL script is written, before the first query is authored, and before the first .</w:t>
-      </w:r>
-      <w:proofErr w:type="spellStart"/>
-      <w:r>
-        <w:t>pbix</w:t>
-      </w:r>
-      <w:proofErr w:type="spellEnd"/>
-      <w:r>
-        <w:t xml:space="preserve"> is saved. Document 01 §7 Block 0 and document 02 §1 both point back here for that reason. Work produced outside the clone has to be relocated later, and its history collapses into a single bulk commit.</w:t>
+        <w:t>The repository is created and cloned before the first SQL script is written, before the first query is authored, and before the first .pbix is saved. Document 01 §7 Block 0 and document 02 §1 both point back here for that reason. Work produced outside the clone has to be relocated later, and its history collapses into a single bulk commit.</w:t>
       </w:r>
     </w:p>
     <w:tbl>
@@ -3236,23 +3179,7 @@
                 <w:sz w:val="21"/>
                 <w:szCs w:val="21"/>
               </w:rPr>
-              <w:t>For a Power BI project specifically, committing the PBIP text format rather than only the binary .</w:t>
-            </w:r>
-            <w:proofErr w:type="spellStart"/>
-            <w:r>
-              <w:rPr>
-                <w:sz w:val="21"/>
-                <w:szCs w:val="21"/>
-              </w:rPr>
-              <w:t>pbix</w:t>
-            </w:r>
-            <w:proofErr w:type="spellEnd"/>
-            <w:r>
-              <w:rPr>
-                <w:sz w:val="21"/>
-                <w:szCs w:val="21"/>
-              </w:rPr>
-              <w:t xml:space="preserve"> is a senior signal: DAX measure changes appear as reviewable line-by-line diffs, which is exactly how enterprise BI teams run source control. This project adds a second such signal — SQL DDL and the semantic model evolving together in the same commit history.</w:t>
+              <w:t>For a Power BI project specifically, committing the PBIP text format rather than only the binary .pbix is a senior signal: DAX measure changes appear as reviewable line-by-line diffs, which is exactly how enterprise BI teams run source control. This project adds a second such signal — SQL DDL and the semantic model evolving together in the same commit history.</w:t>
             </w:r>
           </w:p>
         </w:tc>
@@ -3776,25 +3703,14 @@
             </w:tcMar>
           </w:tcPr>
           <w:p>
-            <w:proofErr w:type="gramStart"/>
             <w:r>
               <w:rPr>
                 <w:sz w:val="19"/>
                 <w:szCs w:val="19"/>
               </w:rPr>
               <w:lastRenderedPageBreak/>
-              <w:t>.</w:t>
-            </w:r>
-            <w:proofErr w:type="spellStart"/>
-            <w:r>
-              <w:rPr>
-                <w:sz w:val="19"/>
-                <w:szCs w:val="19"/>
-              </w:rPr>
-              <w:t>gitignore</w:t>
-            </w:r>
-            <w:proofErr w:type="spellEnd"/>
-            <w:proofErr w:type="gramEnd"/>
+              <w:t>.gitignore</w:t>
+            </w:r>
           </w:p>
         </w:tc>
         <w:tc>
@@ -3903,23 +3819,7 @@
                 <w:sz w:val="19"/>
                 <w:szCs w:val="19"/>
               </w:rPr>
-              <w:t>A report with no data model of its own, connected live to a published semantic model. Three of this project’s four .</w:t>
-            </w:r>
-            <w:proofErr w:type="spellStart"/>
-            <w:r>
-              <w:rPr>
-                <w:sz w:val="19"/>
-                <w:szCs w:val="19"/>
-              </w:rPr>
-              <w:t>pbix</w:t>
-            </w:r>
-            <w:proofErr w:type="spellEnd"/>
-            <w:r>
-              <w:rPr>
-                <w:sz w:val="19"/>
-                <w:szCs w:val="19"/>
-              </w:rPr>
-              <w:t xml:space="preserve"> files are thin reports</w:t>
+              <w:t>A report with no data model of its own, connected live to a published semantic model. Three of this project’s four .pbix files are thin reports</w:t>
             </w:r>
           </w:p>
         </w:tc>
@@ -3984,25 +3884,7 @@
           <w:sz w:val="16"/>
           <w:szCs w:val="16"/>
         </w:rPr>
-        <w:t xml:space="preserve">X:\Multisource\                 </w:t>
-      </w:r>
-      <w:proofErr w:type="gramStart"/>
-      <w:r>
-        <w:rPr>
-          <w:rFonts w:ascii="Consolas" w:eastAsia="Consolas" w:hAnsi="Consolas" w:cs="Consolas"/>
-          <w:sz w:val="16"/>
-          <w:szCs w:val="16"/>
-        </w:rPr>
-        <w:t xml:space="preserve">   (</w:t>
-      </w:r>
-      <w:proofErr w:type="gramEnd"/>
-      <w:r>
-        <w:rPr>
-          <w:rFonts w:ascii="Consolas" w:eastAsia="Consolas" w:hAnsi="Consolas" w:cs="Consolas"/>
-          <w:sz w:val="16"/>
-          <w:szCs w:val="16"/>
-        </w:rPr>
-        <w:t>GitHub repo: retail-sector-health)</w:t>
+        <w:t>X:\Multisource\                    (GitHub repo: retail-sector-health)</w:t>
       </w:r>
     </w:p>
     <w:p>
@@ -4053,35 +3935,7 @@
           <w:sz w:val="16"/>
           <w:szCs w:val="16"/>
         </w:rPr>
-        <w:t>|</w:t>
-      </w:r>
-      <w:proofErr w:type="gramStart"/>
-      <w:r>
-        <w:rPr>
-          <w:rFonts w:ascii="Consolas" w:eastAsia="Consolas" w:hAnsi="Consolas" w:cs="Consolas"/>
-          <w:sz w:val="16"/>
-          <w:szCs w:val="16"/>
-        </w:rPr>
-        <w:t>-- .</w:t>
-      </w:r>
-      <w:proofErr w:type="spellStart"/>
-      <w:r>
-        <w:rPr>
-          <w:rFonts w:ascii="Consolas" w:eastAsia="Consolas" w:hAnsi="Consolas" w:cs="Consolas"/>
-          <w:sz w:val="16"/>
-          <w:szCs w:val="16"/>
-        </w:rPr>
-        <w:t>gitignore</w:t>
-      </w:r>
-      <w:proofErr w:type="spellEnd"/>
-      <w:proofErr w:type="gramEnd"/>
-      <w:r>
-        <w:rPr>
-          <w:rFonts w:ascii="Consolas" w:eastAsia="Consolas" w:hAnsi="Consolas" w:cs="Consolas"/>
-          <w:sz w:val="16"/>
-          <w:szCs w:val="16"/>
-        </w:rPr>
-        <w:t xml:space="preserve">             &lt;- data &amp; credential exclusions (Section 4.3)</w:t>
+        <w:t>|-- .gitignore             &lt;- data &amp; credential exclusions (Section 4.3)</w:t>
       </w:r>
     </w:p>
     <w:p>
@@ -4115,168 +3969,24 @@
           <w:sz w:val="16"/>
           <w:szCs w:val="16"/>
         </w:rPr>
-        <w:t xml:space="preserve">|-- docs/                  &lt;- numbered set: </w:t>
-      </w:r>
-      <w:proofErr w:type="gramStart"/>
-      <w:r>
-        <w:rPr>
-          <w:rFonts w:ascii="Consolas" w:eastAsia="Consolas" w:hAnsi="Consolas" w:cs="Consolas"/>
-          <w:sz w:val="16"/>
-          <w:szCs w:val="16"/>
-        </w:rPr>
-        <w:t>00 .</w:t>
-      </w:r>
-      <w:proofErr w:type="gramEnd"/>
-      <w:r>
-        <w:rPr>
-          <w:rFonts w:ascii="Consolas" w:eastAsia="Consolas" w:hAnsi="Consolas" w:cs="Consolas"/>
-          <w:sz w:val="16"/>
-          <w:szCs w:val="16"/>
-        </w:rPr>
-        <w:t xml:space="preserve"> </w:t>
-      </w:r>
-      <w:proofErr w:type="gramStart"/>
-      <w:r>
-        <w:rPr>
-          <w:rFonts w:ascii="Consolas" w:eastAsia="Consolas" w:hAnsi="Consolas" w:cs="Consolas"/>
-          <w:sz w:val="16"/>
-          <w:szCs w:val="16"/>
-        </w:rPr>
-        <w:t>01 .</w:t>
-      </w:r>
-      <w:proofErr w:type="gramEnd"/>
-      <w:r>
-        <w:rPr>
-          <w:rFonts w:ascii="Consolas" w:eastAsia="Consolas" w:hAnsi="Consolas" w:cs="Consolas"/>
-          <w:sz w:val="16"/>
-          <w:szCs w:val="16"/>
-        </w:rPr>
-        <w:t xml:space="preserve"> </w:t>
-      </w:r>
-      <w:proofErr w:type="gramStart"/>
-      <w:r>
-        <w:rPr>
-          <w:rFonts w:ascii="Consolas" w:eastAsia="Consolas" w:hAnsi="Consolas" w:cs="Consolas"/>
-          <w:sz w:val="16"/>
-          <w:szCs w:val="16"/>
-        </w:rPr>
-        <w:t>02 .</w:t>
-      </w:r>
-      <w:proofErr w:type="gramEnd"/>
-      <w:r>
-        <w:rPr>
-          <w:rFonts w:ascii="Consolas" w:eastAsia="Consolas" w:hAnsi="Consolas" w:cs="Consolas"/>
-          <w:sz w:val="16"/>
-          <w:szCs w:val="16"/>
-        </w:rPr>
-        <w:t xml:space="preserve"> </w:t>
-      </w:r>
-      <w:proofErr w:type="gramStart"/>
-      <w:r>
-        <w:rPr>
-          <w:rFonts w:ascii="Consolas" w:eastAsia="Consolas" w:hAnsi="Consolas" w:cs="Consolas"/>
-          <w:sz w:val="16"/>
-          <w:szCs w:val="16"/>
-        </w:rPr>
-        <w:t>12 .</w:t>
-      </w:r>
-      <w:proofErr w:type="gramEnd"/>
-      <w:r>
-        <w:rPr>
-          <w:rFonts w:ascii="Consolas" w:eastAsia="Consolas" w:hAnsi="Consolas" w:cs="Consolas"/>
-          <w:sz w:val="16"/>
-          <w:szCs w:val="16"/>
-        </w:rPr>
-        <w:t xml:space="preserve"> </w:t>
-      </w:r>
-      <w:proofErr w:type="gramStart"/>
-      <w:r>
-        <w:rPr>
-          <w:rFonts w:ascii="Consolas" w:eastAsia="Consolas" w:hAnsi="Consolas" w:cs="Consolas"/>
-          <w:sz w:val="16"/>
-          <w:szCs w:val="16"/>
-        </w:rPr>
-        <w:t>13 .</w:t>
-      </w:r>
-      <w:proofErr w:type="gramEnd"/>
-      <w:r>
-        <w:rPr>
-          <w:rFonts w:ascii="Consolas" w:eastAsia="Consolas" w:hAnsi="Consolas" w:cs="Consolas"/>
-          <w:sz w:val="16"/>
-          <w:szCs w:val="16"/>
-        </w:rPr>
-        <w:t xml:space="preserve"> </w:t>
-      </w:r>
-      <w:proofErr w:type="gramStart"/>
-      <w:r>
-        <w:rPr>
-          <w:rFonts w:ascii="Consolas" w:eastAsia="Consolas" w:hAnsi="Consolas" w:cs="Consolas"/>
-          <w:sz w:val="16"/>
-          <w:szCs w:val="16"/>
-        </w:rPr>
-        <w:t>14 .</w:t>
-      </w:r>
-      <w:proofErr w:type="gramEnd"/>
-      <w:r>
-        <w:rPr>
-          <w:rFonts w:ascii="Consolas" w:eastAsia="Consolas" w:hAnsi="Consolas" w:cs="Consolas"/>
-          <w:sz w:val="16"/>
-          <w:szCs w:val="16"/>
-        </w:rPr>
-        <w:t xml:space="preserve"> </w:t>
-      </w:r>
-      <w:proofErr w:type="gramStart"/>
-      <w:r>
-        <w:rPr>
-          <w:rFonts w:ascii="Consolas" w:eastAsia="Consolas" w:hAnsi="Consolas" w:cs="Consolas"/>
-          <w:sz w:val="16"/>
-          <w:szCs w:val="16"/>
-        </w:rPr>
-        <w:t>15 .</w:t>
-      </w:r>
-      <w:proofErr w:type="gramEnd"/>
-      <w:r>
-        <w:rPr>
-          <w:rFonts w:ascii="Consolas" w:eastAsia="Consolas" w:hAnsi="Consolas" w:cs="Consolas"/>
-          <w:sz w:val="16"/>
-          <w:szCs w:val="16"/>
-        </w:rPr>
-        <w:t xml:space="preserve"> 20</w:t>
-      </w:r>
-    </w:p>
-    <w:p>
-      <w:pPr>
-        <w:pBdr>
-          <w:left w:val="single" w:sz="12" w:space="6" w:color="A6A6A6"/>
-        </w:pBdr>
-        <w:shd w:val="clear" w:color="auto" w:fill="F2F2F2"/>
-        <w:ind w:left="180"/>
-      </w:pPr>
-      <w:r>
-        <w:rPr>
-          <w:rFonts w:ascii="Consolas" w:eastAsia="Consolas" w:hAnsi="Consolas" w:cs="Consolas"/>
-          <w:sz w:val="16"/>
-          <w:szCs w:val="16"/>
-        </w:rPr>
-        <w:t xml:space="preserve">|-- </w:t>
-      </w:r>
-      <w:proofErr w:type="spellStart"/>
-      <w:r>
-        <w:rPr>
-          <w:rFonts w:ascii="Consolas" w:eastAsia="Consolas" w:hAnsi="Consolas" w:cs="Consolas"/>
-          <w:sz w:val="16"/>
-          <w:szCs w:val="16"/>
-        </w:rPr>
-        <w:t>sql</w:t>
-      </w:r>
-      <w:proofErr w:type="spellEnd"/>
-      <w:r>
-        <w:rPr>
-          <w:rFonts w:ascii="Consolas" w:eastAsia="Consolas" w:hAnsi="Consolas" w:cs="Consolas"/>
-          <w:sz w:val="16"/>
-          <w:szCs w:val="16"/>
-        </w:rPr>
-        <w:t>/                   &lt;- warehouse build scripts, run in order</w:t>
+        <w:t>|-- docs/                  &lt;- numbered set: 00 . 01 . 02 . 12 . 13 . 14 . 15 . 20</w:t>
+      </w:r>
+    </w:p>
+    <w:p>
+      <w:pPr>
+        <w:pBdr>
+          <w:left w:val="single" w:sz="12" w:space="6" w:color="A6A6A6"/>
+        </w:pBdr>
+        <w:shd w:val="clear" w:color="auto" w:fill="F2F2F2"/>
+        <w:ind w:left="180"/>
+      </w:pPr>
+      <w:r>
+        <w:rPr>
+          <w:rFonts w:ascii="Consolas" w:eastAsia="Consolas" w:hAnsi="Consolas" w:cs="Consolas"/>
+          <w:sz w:val="16"/>
+          <w:szCs w:val="16"/>
+        </w:rPr>
+        <w:t>|-- sql/                   &lt;- warehouse build scripts, run in order</w:t>
       </w:r>
     </w:p>
     <w:p>
@@ -4429,168 +4139,92 @@
           <w:sz w:val="16"/>
           <w:szCs w:val="16"/>
         </w:rPr>
-        <w:t xml:space="preserve">|-- </w:t>
-      </w:r>
-      <w:proofErr w:type="spellStart"/>
-      <w:r>
-        <w:rPr>
-          <w:rFonts w:ascii="Consolas" w:eastAsia="Consolas" w:hAnsi="Consolas" w:cs="Consolas"/>
-          <w:sz w:val="16"/>
-          <w:szCs w:val="16"/>
-        </w:rPr>
-        <w:t>powerquery</w:t>
-      </w:r>
-      <w:proofErr w:type="spellEnd"/>
-      <w:r>
-        <w:rPr>
-          <w:rFonts w:ascii="Consolas" w:eastAsia="Consolas" w:hAnsi="Consolas" w:cs="Consolas"/>
-          <w:sz w:val="16"/>
-          <w:szCs w:val="16"/>
-        </w:rPr>
-        <w:t>/            &lt;- M source, one file per query</w:t>
-      </w:r>
-    </w:p>
-    <w:p>
-      <w:pPr>
-        <w:pBdr>
-          <w:left w:val="single" w:sz="12" w:space="6" w:color="A6A6A6"/>
-        </w:pBdr>
-        <w:shd w:val="clear" w:color="auto" w:fill="F2F2F2"/>
-        <w:ind w:left="180"/>
-      </w:pPr>
-      <w:r>
-        <w:rPr>
-          <w:rFonts w:ascii="Consolas" w:eastAsia="Consolas" w:hAnsi="Consolas" w:cs="Consolas"/>
-          <w:sz w:val="16"/>
-          <w:szCs w:val="16"/>
-        </w:rPr>
-        <w:t xml:space="preserve">|   |-- </w:t>
-      </w:r>
-      <w:proofErr w:type="spellStart"/>
-      <w:r>
-        <w:rPr>
-          <w:rFonts w:ascii="Consolas" w:eastAsia="Consolas" w:hAnsi="Consolas" w:cs="Consolas"/>
-          <w:sz w:val="16"/>
-          <w:szCs w:val="16"/>
-        </w:rPr>
-        <w:t>fnGetFredSeries.m</w:t>
-      </w:r>
-      <w:proofErr w:type="spellEnd"/>
-    </w:p>
-    <w:p>
-      <w:pPr>
-        <w:pBdr>
-          <w:left w:val="single" w:sz="12" w:space="6" w:color="A6A6A6"/>
-        </w:pBdr>
-        <w:shd w:val="clear" w:color="auto" w:fill="F2F2F2"/>
-        <w:ind w:left="180"/>
-      </w:pPr>
-      <w:r>
-        <w:rPr>
-          <w:rFonts w:ascii="Consolas" w:eastAsia="Consolas" w:hAnsi="Consolas" w:cs="Consolas"/>
-          <w:sz w:val="16"/>
-          <w:szCs w:val="16"/>
-        </w:rPr>
-        <w:t xml:space="preserve">|   |-- </w:t>
-      </w:r>
-      <w:proofErr w:type="spellStart"/>
-      <w:r>
-        <w:rPr>
-          <w:rFonts w:ascii="Consolas" w:eastAsia="Consolas" w:hAnsi="Consolas" w:cs="Consolas"/>
-          <w:sz w:val="16"/>
-          <w:szCs w:val="16"/>
-        </w:rPr>
-        <w:t>FactMacro.m</w:t>
-      </w:r>
-      <w:proofErr w:type="spellEnd"/>
-    </w:p>
-    <w:p>
-      <w:pPr>
-        <w:pBdr>
-          <w:left w:val="single" w:sz="12" w:space="6" w:color="A6A6A6"/>
-        </w:pBdr>
-        <w:shd w:val="clear" w:color="auto" w:fill="F2F2F2"/>
-        <w:ind w:left="180"/>
-      </w:pPr>
-      <w:r>
-        <w:rPr>
-          <w:rFonts w:ascii="Consolas" w:eastAsia="Consolas" w:hAnsi="Consolas" w:cs="Consolas"/>
-          <w:sz w:val="16"/>
-          <w:szCs w:val="16"/>
-        </w:rPr>
-        <w:t xml:space="preserve">|   |-- </w:t>
-      </w:r>
-      <w:proofErr w:type="spellStart"/>
-      <w:r>
-        <w:rPr>
-          <w:rFonts w:ascii="Consolas" w:eastAsia="Consolas" w:hAnsi="Consolas" w:cs="Consolas"/>
-          <w:sz w:val="16"/>
-          <w:szCs w:val="16"/>
-        </w:rPr>
-        <w:t>FactSectorSales.m</w:t>
-      </w:r>
-      <w:proofErr w:type="spellEnd"/>
-    </w:p>
-    <w:p>
-      <w:pPr>
-        <w:pBdr>
-          <w:left w:val="single" w:sz="12" w:space="6" w:color="A6A6A6"/>
-        </w:pBdr>
-        <w:shd w:val="clear" w:color="auto" w:fill="F2F2F2"/>
-        <w:ind w:left="180"/>
-      </w:pPr>
-      <w:r>
-        <w:rPr>
-          <w:rFonts w:ascii="Consolas" w:eastAsia="Consolas" w:hAnsi="Consolas" w:cs="Consolas"/>
-          <w:sz w:val="16"/>
-          <w:szCs w:val="16"/>
-        </w:rPr>
-        <w:t xml:space="preserve">|   \-- </w:t>
-      </w:r>
-      <w:proofErr w:type="spellStart"/>
-      <w:r>
-        <w:rPr>
-          <w:rFonts w:ascii="Consolas" w:eastAsia="Consolas" w:hAnsi="Consolas" w:cs="Consolas"/>
-          <w:sz w:val="16"/>
-          <w:szCs w:val="16"/>
-        </w:rPr>
-        <w:t>DimCategory.m</w:t>
-      </w:r>
-      <w:proofErr w:type="spellEnd"/>
-    </w:p>
-    <w:p>
-      <w:pPr>
-        <w:pBdr>
-          <w:left w:val="single" w:sz="12" w:space="6" w:color="A6A6A6"/>
-        </w:pBdr>
-        <w:shd w:val="clear" w:color="auto" w:fill="F2F2F2"/>
-        <w:ind w:left="180"/>
-      </w:pPr>
-      <w:r>
-        <w:rPr>
-          <w:rFonts w:ascii="Consolas" w:eastAsia="Consolas" w:hAnsi="Consolas" w:cs="Consolas"/>
-          <w:sz w:val="16"/>
-          <w:szCs w:val="16"/>
-        </w:rPr>
-        <w:t xml:space="preserve">|-- </w:t>
-      </w:r>
-      <w:proofErr w:type="spellStart"/>
-      <w:r>
-        <w:rPr>
-          <w:rFonts w:ascii="Consolas" w:eastAsia="Consolas" w:hAnsi="Consolas" w:cs="Consolas"/>
-          <w:sz w:val="16"/>
-          <w:szCs w:val="16"/>
-        </w:rPr>
-        <w:t>dax</w:t>
-      </w:r>
-      <w:proofErr w:type="spellEnd"/>
-      <w:r>
-        <w:rPr>
-          <w:rFonts w:ascii="Consolas" w:eastAsia="Consolas" w:hAnsi="Consolas" w:cs="Consolas"/>
-          <w:sz w:val="16"/>
-          <w:szCs w:val="16"/>
-        </w:rPr>
-        <w:t>/                   &lt;- measure catalog by display folder</w:t>
+        <w:t>|-- powerquery/            &lt;- M source, one file per query</w:t>
+      </w:r>
+    </w:p>
+    <w:p>
+      <w:pPr>
+        <w:pBdr>
+          <w:left w:val="single" w:sz="12" w:space="6" w:color="A6A6A6"/>
+        </w:pBdr>
+        <w:shd w:val="clear" w:color="auto" w:fill="F2F2F2"/>
+        <w:ind w:left="180"/>
+      </w:pPr>
+      <w:r>
+        <w:rPr>
+          <w:rFonts w:ascii="Consolas" w:eastAsia="Consolas" w:hAnsi="Consolas" w:cs="Consolas"/>
+          <w:sz w:val="16"/>
+          <w:szCs w:val="16"/>
+        </w:rPr>
+        <w:t>|   |-- fnGetFredSeries.m</w:t>
+      </w:r>
+    </w:p>
+    <w:p>
+      <w:pPr>
+        <w:pBdr>
+          <w:left w:val="single" w:sz="12" w:space="6" w:color="A6A6A6"/>
+        </w:pBdr>
+        <w:shd w:val="clear" w:color="auto" w:fill="F2F2F2"/>
+        <w:ind w:left="180"/>
+      </w:pPr>
+      <w:r>
+        <w:rPr>
+          <w:rFonts w:ascii="Consolas" w:eastAsia="Consolas" w:hAnsi="Consolas" w:cs="Consolas"/>
+          <w:sz w:val="16"/>
+          <w:szCs w:val="16"/>
+        </w:rPr>
+        <w:t>|   |-- FactMacro.m</w:t>
+      </w:r>
+    </w:p>
+    <w:p>
+      <w:pPr>
+        <w:pBdr>
+          <w:left w:val="single" w:sz="12" w:space="6" w:color="A6A6A6"/>
+        </w:pBdr>
+        <w:shd w:val="clear" w:color="auto" w:fill="F2F2F2"/>
+        <w:ind w:left="180"/>
+      </w:pPr>
+      <w:r>
+        <w:rPr>
+          <w:rFonts w:ascii="Consolas" w:eastAsia="Consolas" w:hAnsi="Consolas" w:cs="Consolas"/>
+          <w:sz w:val="16"/>
+          <w:szCs w:val="16"/>
+        </w:rPr>
+        <w:t>|   |-- FactSectorSales.m</w:t>
+      </w:r>
+    </w:p>
+    <w:p>
+      <w:pPr>
+        <w:pBdr>
+          <w:left w:val="single" w:sz="12" w:space="6" w:color="A6A6A6"/>
+        </w:pBdr>
+        <w:shd w:val="clear" w:color="auto" w:fill="F2F2F2"/>
+        <w:ind w:left="180"/>
+      </w:pPr>
+      <w:r>
+        <w:rPr>
+          <w:rFonts w:ascii="Consolas" w:eastAsia="Consolas" w:hAnsi="Consolas" w:cs="Consolas"/>
+          <w:sz w:val="16"/>
+          <w:szCs w:val="16"/>
+        </w:rPr>
+        <w:t>|   \-- DimCategory.m</w:t>
+      </w:r>
+    </w:p>
+    <w:p>
+      <w:pPr>
+        <w:pBdr>
+          <w:left w:val="single" w:sz="12" w:space="6" w:color="A6A6A6"/>
+        </w:pBdr>
+        <w:shd w:val="clear" w:color="auto" w:fill="F2F2F2"/>
+        <w:ind w:left="180"/>
+      </w:pPr>
+      <w:r>
+        <w:rPr>
+          <w:rFonts w:ascii="Consolas" w:eastAsia="Consolas" w:hAnsi="Consolas" w:cs="Consolas"/>
+          <w:sz w:val="16"/>
+          <w:szCs w:val="16"/>
+        </w:rPr>
+        <w:t>|-- dax/                   &lt;- measure catalog by display folder</w:t>
       </w:r>
     </w:p>
     <w:p>
@@ -4624,60 +4258,24 @@
           <w:sz w:val="16"/>
           <w:szCs w:val="16"/>
         </w:rPr>
-        <w:t xml:space="preserve">|-- </w:t>
-      </w:r>
-      <w:proofErr w:type="spellStart"/>
-      <w:r>
-        <w:rPr>
-          <w:rFonts w:ascii="Consolas" w:eastAsia="Consolas" w:hAnsi="Consolas" w:cs="Consolas"/>
-          <w:sz w:val="16"/>
-          <w:szCs w:val="16"/>
-        </w:rPr>
-        <w:t>pbip</w:t>
-      </w:r>
-      <w:proofErr w:type="spellEnd"/>
-      <w:r>
-        <w:rPr>
-          <w:rFonts w:ascii="Consolas" w:eastAsia="Consolas" w:hAnsi="Consolas" w:cs="Consolas"/>
-          <w:sz w:val="16"/>
-          <w:szCs w:val="16"/>
-        </w:rPr>
-        <w:t>/                  &lt;- diffable text form of all four files</w:t>
-      </w:r>
-    </w:p>
-    <w:p>
-      <w:pPr>
-        <w:pBdr>
-          <w:left w:val="single" w:sz="12" w:space="6" w:color="A6A6A6"/>
-        </w:pBdr>
-        <w:shd w:val="clear" w:color="auto" w:fill="F2F2F2"/>
-        <w:ind w:left="180"/>
-      </w:pPr>
-      <w:r>
-        <w:rPr>
-          <w:rFonts w:ascii="Consolas" w:eastAsia="Consolas" w:hAnsi="Consolas" w:cs="Consolas"/>
-          <w:sz w:val="16"/>
-          <w:szCs w:val="16"/>
-        </w:rPr>
-        <w:t xml:space="preserve">|   |-- </w:t>
-      </w:r>
-      <w:proofErr w:type="spellStart"/>
-      <w:r>
-        <w:rPr>
-          <w:rFonts w:ascii="Consolas" w:eastAsia="Consolas" w:hAnsi="Consolas" w:cs="Consolas"/>
-          <w:sz w:val="16"/>
-          <w:szCs w:val="16"/>
-        </w:rPr>
-        <w:t>RetailEconomics_Model</w:t>
-      </w:r>
-      <w:proofErr w:type="spellEnd"/>
-      <w:r>
-        <w:rPr>
-          <w:rFonts w:ascii="Consolas" w:eastAsia="Consolas" w:hAnsi="Consolas" w:cs="Consolas"/>
-          <w:sz w:val="16"/>
-          <w:szCs w:val="16"/>
-        </w:rPr>
-        <w:t>/</w:t>
+        <w:t>|-- pbip/                  &lt;- diffable text form of all four files</w:t>
+      </w:r>
+    </w:p>
+    <w:p>
+      <w:pPr>
+        <w:pBdr>
+          <w:left w:val="single" w:sz="12" w:space="6" w:color="A6A6A6"/>
+        </w:pBdr>
+        <w:shd w:val="clear" w:color="auto" w:fill="F2F2F2"/>
+        <w:ind w:left="180"/>
+      </w:pPr>
+      <w:r>
+        <w:rPr>
+          <w:rFonts w:ascii="Consolas" w:eastAsia="Consolas" w:hAnsi="Consolas" w:cs="Consolas"/>
+          <w:sz w:val="16"/>
+          <w:szCs w:val="16"/>
+        </w:rPr>
+        <w:t>|   |-- RetailEconomics_Model/</w:t>
       </w:r>
     </w:p>
     <w:p>
@@ -4745,25 +4343,7 @@
           <w:sz w:val="16"/>
           <w:szCs w:val="16"/>
         </w:rPr>
-        <w:t xml:space="preserve">|-- </w:t>
-      </w:r>
-      <w:proofErr w:type="spellStart"/>
-      <w:r>
-        <w:rPr>
-          <w:rFonts w:ascii="Consolas" w:eastAsia="Consolas" w:hAnsi="Consolas" w:cs="Consolas"/>
-          <w:sz w:val="16"/>
-          <w:szCs w:val="16"/>
-        </w:rPr>
-        <w:t>pbix</w:t>
-      </w:r>
-      <w:proofErr w:type="spellEnd"/>
-      <w:r>
-        <w:rPr>
-          <w:rFonts w:ascii="Consolas" w:eastAsia="Consolas" w:hAnsi="Consolas" w:cs="Consolas"/>
-          <w:sz w:val="16"/>
-          <w:szCs w:val="16"/>
-        </w:rPr>
-        <w:t>/                  &lt;- the four binaries, refreshed at milestones</w:t>
+        <w:t>|-- pbix/                  &lt;- the four binaries, refreshed at milestones</w:t>
       </w:r>
     </w:p>
     <w:p>
@@ -4797,35 +4377,7 @@
           <w:sz w:val="16"/>
           <w:szCs w:val="16"/>
         </w:rPr>
-        <w:t xml:space="preserve">|-- theme/                 &lt;- one </w:t>
-      </w:r>
-      <w:proofErr w:type="gramStart"/>
-      <w:r>
-        <w:rPr>
-          <w:rFonts w:ascii="Consolas" w:eastAsia="Consolas" w:hAnsi="Consolas" w:cs="Consolas"/>
-          <w:sz w:val="16"/>
-          <w:szCs w:val="16"/>
-        </w:rPr>
-        <w:t>theme .</w:t>
-      </w:r>
-      <w:proofErr w:type="spellStart"/>
-      <w:r>
-        <w:rPr>
-          <w:rFonts w:ascii="Consolas" w:eastAsia="Consolas" w:hAnsi="Consolas" w:cs="Consolas"/>
-          <w:sz w:val="16"/>
-          <w:szCs w:val="16"/>
-        </w:rPr>
-        <w:t>json</w:t>
-      </w:r>
-      <w:proofErr w:type="spellEnd"/>
-      <w:proofErr w:type="gramEnd"/>
-      <w:r>
-        <w:rPr>
-          <w:rFonts w:ascii="Consolas" w:eastAsia="Consolas" w:hAnsi="Consolas" w:cs="Consolas"/>
-          <w:sz w:val="16"/>
-          <w:szCs w:val="16"/>
-        </w:rPr>
-        <w:t xml:space="preserve"> per report (Appendix C.8)</w:t>
+        <w:t>|-- theme/                 &lt;- one theme .json per report (Appendix C.8)</w:t>
       </w:r>
     </w:p>
     <w:p>
@@ -4843,25 +4395,7 @@
           <w:sz w:val="16"/>
           <w:szCs w:val="16"/>
         </w:rPr>
-        <w:t xml:space="preserve">\-- assets/                &lt;- </w:t>
-      </w:r>
-      <w:proofErr w:type="gramStart"/>
-      <w:r>
-        <w:rPr>
-          <w:rFonts w:ascii="Consolas" w:eastAsia="Consolas" w:hAnsi="Consolas" w:cs="Consolas"/>
-          <w:sz w:val="16"/>
-          <w:szCs w:val="16"/>
-        </w:rPr>
-        <w:t>10 page</w:t>
-      </w:r>
-      <w:proofErr w:type="gramEnd"/>
-      <w:r>
-        <w:rPr>
-          <w:rFonts w:ascii="Consolas" w:eastAsia="Consolas" w:hAnsi="Consolas" w:cs="Consolas"/>
-          <w:sz w:val="16"/>
-          <w:szCs w:val="16"/>
-        </w:rPr>
-        <w:t xml:space="preserve"> screenshots + model-view screenshot</w:t>
+        <w:t>\-- assets/                &lt;- 10 page screenshots + model-view screenshot</w:t>
       </w:r>
     </w:p>
     <w:p>
@@ -4873,45 +4407,8 @@
         </w:numPr>
         <w:spacing w:after="60" w:line="276" w:lineRule="auto"/>
       </w:pPr>
-      <w:proofErr w:type="spellStart"/>
-      <w:r>
-        <w:t>pbix</w:t>
-      </w:r>
-      <w:proofErr w:type="spellEnd"/>
-      <w:r>
-        <w:t xml:space="preserve">/ and </w:t>
-      </w:r>
-      <w:proofErr w:type="spellStart"/>
-      <w:r>
-        <w:t>pbip</w:t>
-      </w:r>
-      <w:proofErr w:type="spellEnd"/>
-      <w:r>
-        <w:t>/ are deliberate twins. The .</w:t>
-      </w:r>
-      <w:proofErr w:type="spellStart"/>
-      <w:r>
-        <w:t>pbix</w:t>
-      </w:r>
-      <w:proofErr w:type="spellEnd"/>
-      <w:r>
-        <w:t xml:space="preserve"> files are what a recruiter double-clicks; </w:t>
-      </w:r>
-      <w:proofErr w:type="spellStart"/>
-      <w:r>
-        <w:t>pbip</w:t>
-      </w:r>
-      <w:proofErr w:type="spellEnd"/>
-      <w:r>
-        <w:t xml:space="preserve">/ is the text serialization Git can actually diff. Section 9 keeps PBIP current; </w:t>
-      </w:r>
-      <w:proofErr w:type="spellStart"/>
-      <w:r>
-        <w:t>pbix</w:t>
-      </w:r>
-      <w:proofErr w:type="spellEnd"/>
-      <w:r>
-        <w:t>/ is refreshed at milestones (Section 11).</w:t>
+      <w:r>
+        <w:t>pbix/ and pbip/ are deliberate twins. The .pbix files are what a recruiter double-clicks; pbip/ is the text serialization Git can actually diff. Section 9 keeps PBIP current; pbix/ is refreshed at milestones (Section 11).</w:t>
       </w:r>
     </w:p>
     <w:p>
@@ -4923,13 +4420,8 @@
         </w:numPr>
         <w:spacing w:after="60" w:line="276" w:lineRule="auto"/>
       </w:pPr>
-      <w:proofErr w:type="spellStart"/>
-      <w:r>
-        <w:t>sql</w:t>
-      </w:r>
-      <w:proofErr w:type="spellEnd"/>
-      <w:r>
-        <w:t>/ is numbered because the scripts must run in that order on a fresh machine. This is the one folder where the numbering is an instruction rather than a filing convention.</w:t>
+      <w:r>
+        <w:t>sql/ is numbered because the scripts must run in that order on a fresh machine. This is the one folder where the numbering is an instruction rather than a filing convention.</w:t>
       </w:r>
     </w:p>
     <w:p>
@@ -4995,15 +4487,7 @@
         <w:spacing w:after="120" w:line="276" w:lineRule="auto"/>
       </w:pPr>
       <w:r>
-        <w:t>This project ships four .</w:t>
-      </w:r>
-      <w:proofErr w:type="spellStart"/>
-      <w:r>
-        <w:t>pbix</w:t>
-      </w:r>
-      <w:proofErr w:type="spellEnd"/>
-      <w:r>
-        <w:t xml:space="preserve"> files. Understanding what each one contains is what makes the rest of this guide make sense.</w:t>
+        <w:t>This project ships four .pbix files. Understanding what each one contains is what makes the rest of this guide make sense.</w:t>
       </w:r>
     </w:p>
     <w:tbl>
@@ -5117,7 +4601,6 @@
             </w:tcMar>
           </w:tcPr>
           <w:p>
-            <w:proofErr w:type="spellStart"/>
             <w:r>
               <w:rPr>
                 <w:sz w:val="19"/>
@@ -5125,7 +4608,6 @@
               </w:rPr>
               <w:t>RetailEconomics_Model.pbix</w:t>
             </w:r>
-            <w:proofErr w:type="spellEnd"/>
           </w:p>
         </w:tc>
         <w:tc>
@@ -5159,46 +4641,12 @@
             </w:tcMar>
           </w:tcPr>
           <w:p>
-            <w:proofErr w:type="gramStart"/>
             <w:r>
               <w:rPr>
                 <w:sz w:val="19"/>
                 <w:szCs w:val="19"/>
               </w:rPr>
-              <w:t>A .</w:t>
-            </w:r>
-            <w:proofErr w:type="spellStart"/>
-            <w:r>
-              <w:rPr>
-                <w:sz w:val="19"/>
-                <w:szCs w:val="19"/>
-              </w:rPr>
-              <w:t>SemanticModel</w:t>
-            </w:r>
-            <w:proofErr w:type="spellEnd"/>
-            <w:proofErr w:type="gramEnd"/>
-            <w:r>
-              <w:rPr>
-                <w:sz w:val="19"/>
-                <w:szCs w:val="19"/>
-              </w:rPr>
-              <w:t xml:space="preserve"> folder of TMDL text plus a nearly </w:t>
-            </w:r>
-            <w:proofErr w:type="gramStart"/>
-            <w:r>
-              <w:rPr>
-                <w:sz w:val="19"/>
-                <w:szCs w:val="19"/>
-              </w:rPr>
-              <w:t>empty .Report</w:t>
-            </w:r>
-            <w:proofErr w:type="gramEnd"/>
-            <w:r>
-              <w:rPr>
-                <w:sz w:val="19"/>
-                <w:szCs w:val="19"/>
-              </w:rPr>
-              <w:t xml:space="preserve"> folder</w:t>
+              <w:t>A .SemanticModel folder of TMDL text plus a nearly empty .Report folder</w:t>
             </w:r>
           </w:p>
         </w:tc>
@@ -5258,21 +4706,12 @@
             </w:tcMar>
           </w:tcPr>
           <w:p>
-            <w:proofErr w:type="gramStart"/>
             <w:r>
               <w:rPr>
                 <w:sz w:val="19"/>
                 <w:szCs w:val="19"/>
               </w:rPr>
-              <w:t>A .Report</w:t>
-            </w:r>
-            <w:proofErr w:type="gramEnd"/>
-            <w:r>
-              <w:rPr>
-                <w:sz w:val="19"/>
-                <w:szCs w:val="19"/>
-              </w:rPr>
-              <w:t xml:space="preserve"> folder only — the model is referenced by connection, not embedded</w:t>
+              <w:t>A .Report folder only — the model is referenced by connection, not embedded</w:t>
             </w:r>
           </w:p>
         </w:tc>
@@ -5332,21 +4771,12 @@
             </w:tcMar>
           </w:tcPr>
           <w:p>
-            <w:proofErr w:type="gramStart"/>
             <w:r>
               <w:rPr>
                 <w:sz w:val="19"/>
                 <w:szCs w:val="19"/>
               </w:rPr>
-              <w:t>A .Report</w:t>
-            </w:r>
-            <w:proofErr w:type="gramEnd"/>
-            <w:r>
-              <w:rPr>
-                <w:sz w:val="19"/>
-                <w:szCs w:val="19"/>
-              </w:rPr>
-              <w:t xml:space="preserve"> folder only</w:t>
+              <w:t>A .Report folder only</w:t>
             </w:r>
           </w:p>
         </w:tc>
@@ -5406,21 +4836,12 @@
             </w:tcMar>
           </w:tcPr>
           <w:p>
-            <w:proofErr w:type="gramStart"/>
             <w:r>
               <w:rPr>
                 <w:sz w:val="19"/>
                 <w:szCs w:val="19"/>
               </w:rPr>
-              <w:t>A .Report</w:t>
-            </w:r>
-            <w:proofErr w:type="gramEnd"/>
-            <w:r>
-              <w:rPr>
-                <w:sz w:val="19"/>
-                <w:szCs w:val="19"/>
-              </w:rPr>
-              <w:t xml:space="preserve"> folder only</w:t>
+              <w:t>A .Report folder only</w:t>
             </w:r>
           </w:p>
         </w:tc>
@@ -5465,39 +4886,7 @@
           <w:sz w:val="21"/>
           <w:szCs w:val="21"/>
         </w:rPr>
-        <w:t xml:space="preserve">Because they are live-connected, their PBIP output carries a report definition and a pointer to the published semantic model — there is no TMDL to diff in those three folders. All measure diffs live in </w:t>
-      </w:r>
-      <w:proofErr w:type="spellStart"/>
-      <w:r>
-        <w:rPr>
-          <w:sz w:val="21"/>
-          <w:szCs w:val="21"/>
-        </w:rPr>
-        <w:t>pbip</w:t>
-      </w:r>
-      <w:proofErr w:type="spellEnd"/>
-      <w:r>
-        <w:rPr>
-          <w:sz w:val="21"/>
-          <w:szCs w:val="21"/>
-        </w:rPr>
-        <w:t>/</w:t>
-      </w:r>
-      <w:proofErr w:type="spellStart"/>
-      <w:r>
-        <w:rPr>
-          <w:sz w:val="21"/>
-          <w:szCs w:val="21"/>
-        </w:rPr>
-        <w:t>RetailEconomics_Model</w:t>
-      </w:r>
-      <w:proofErr w:type="spellEnd"/>
-      <w:r>
-        <w:rPr>
-          <w:sz w:val="21"/>
-          <w:szCs w:val="21"/>
-        </w:rPr>
-        <w:t>/. That is correct and is the whole point of the pattern: one definition of every measure, in one place, with one history.</w:t>
+        <w:t>Because they are live-connected, their PBIP output carries a report definition and a pointer to the published semantic model — there is no TMDL to diff in those three folders. All measure diffs live in pbip/RetailEconomics_Model/. That is correct and is the whole point of the pattern: one definition of every measure, in one place, with one history.</w:t>
       </w:r>
     </w:p>
     <w:p>
@@ -5651,28 +5040,7 @@
         <w:spacing w:after="60" w:line="276" w:lineRule="auto"/>
       </w:pPr>
       <w:r>
-        <w:t>Tick “Add a README file”. For “</w:t>
-      </w:r>
-      <w:proofErr w:type="gramStart"/>
-      <w:r>
-        <w:t>Add .</w:t>
-      </w:r>
-      <w:proofErr w:type="spellStart"/>
-      <w:r>
-        <w:t>gitignore</w:t>
-      </w:r>
-      <w:proofErr w:type="spellEnd"/>
-      <w:proofErr w:type="gramEnd"/>
-      <w:r>
-        <w:t xml:space="preserve">” choose None — the project supplies its own in 4.3. </w:t>
-      </w:r>
-      <w:proofErr w:type="spellStart"/>
-      <w:r>
-        <w:t>Licence</w:t>
-      </w:r>
-      <w:proofErr w:type="spellEnd"/>
-      <w:r>
-        <w:t>: MIT.</w:t>
+        <w:t>Tick “Add a README file”. For “Add .gitignore” choose None — the project supplies its own in 4.3. Licence: MIT.</w:t>
       </w:r>
     </w:p>
     <w:p>
@@ -5702,41 +5070,7 @@
           <w:sz w:val="25"/>
           <w:szCs w:val="25"/>
         </w:rPr>
-        <w:t xml:space="preserve">4.3 Add </w:t>
-      </w:r>
-      <w:proofErr w:type="gramStart"/>
-      <w:r>
-        <w:rPr>
-          <w:b/>
-          <w:bCs/>
-          <w:color w:val="2E5496"/>
-          <w:sz w:val="25"/>
-          <w:szCs w:val="25"/>
-        </w:rPr>
-        <w:t>the .</w:t>
-      </w:r>
-      <w:proofErr w:type="spellStart"/>
-      <w:r>
-        <w:rPr>
-          <w:b/>
-          <w:bCs/>
-          <w:color w:val="2E5496"/>
-          <w:sz w:val="25"/>
-          <w:szCs w:val="25"/>
-        </w:rPr>
-        <w:t>gitignore</w:t>
-      </w:r>
-      <w:proofErr w:type="spellEnd"/>
-      <w:proofErr w:type="gramEnd"/>
-      <w:r>
-        <w:rPr>
-          <w:b/>
-          <w:bCs/>
-          <w:color w:val="2E5496"/>
-          <w:sz w:val="25"/>
-          <w:szCs w:val="25"/>
-        </w:rPr>
-        <w:t xml:space="preserve"> before anything else</w:t>
+        <w:t>4.3 Add the .gitignore before anything else</w:t>
       </w:r>
       <w:bookmarkEnd w:id="9"/>
     </w:p>
@@ -5745,20 +5079,7 @@
         <w:spacing w:after="120" w:line="276" w:lineRule="auto"/>
       </w:pPr>
       <w:r>
-        <w:t xml:space="preserve">Do this before the first upload and before cloning. A file blocked </w:t>
-      </w:r>
-      <w:proofErr w:type="gramStart"/>
-      <w:r>
-        <w:t>by .</w:t>
-      </w:r>
-      <w:proofErr w:type="spellStart"/>
-      <w:r>
-        <w:t>gitignore</w:t>
-      </w:r>
-      <w:proofErr w:type="spellEnd"/>
-      <w:proofErr w:type="gramEnd"/>
-      <w:r>
-        <w:t xml:space="preserve"> was never tracked; a file removed afterwards stays in history forever.</w:t>
+        <w:t>Do this before the first upload and before cloning. A file blocked by .gitignore was never tracked; a file removed afterwards stays in history forever.</w:t>
       </w:r>
     </w:p>
     <w:p>
@@ -5771,20 +5092,7 @@
         <w:spacing w:after="60" w:line="276" w:lineRule="auto"/>
       </w:pPr>
       <w:r>
-        <w:t xml:space="preserve">On the repository page: Add file → Create new file → name it </w:t>
-      </w:r>
-      <w:proofErr w:type="gramStart"/>
-      <w:r>
-        <w:t>exactly .</w:t>
-      </w:r>
-      <w:proofErr w:type="spellStart"/>
-      <w:r>
-        <w:t>gitignore</w:t>
-      </w:r>
-      <w:proofErr w:type="spellEnd"/>
-      <w:proofErr w:type="gramEnd"/>
-      <w:r>
-        <w:t xml:space="preserve"> (leading dot, no extension).</w:t>
+        <w:t>On the repository page: Add file → Create new file → name it exactly .gitignore (leading dot, no extension).</w:t>
       </w:r>
     </w:p>
     <w:p>
@@ -5797,15 +5105,7 @@
         <w:spacing w:after="60" w:line="276" w:lineRule="auto"/>
       </w:pPr>
       <w:r>
-        <w:t xml:space="preserve">Paste the contents below, then Commit changes with the message “Add </w:t>
-      </w:r>
-      <w:proofErr w:type="spellStart"/>
-      <w:r>
-        <w:t>gitignore</w:t>
-      </w:r>
-      <w:proofErr w:type="spellEnd"/>
-      <w:r>
-        <w:t>”.</w:t>
+        <w:t>Paste the contents below, then Commit changes with the message “Add gitignore”.</w:t>
       </w:r>
     </w:p>
     <w:p>
@@ -5857,44 +5157,24 @@
           <w:sz w:val="16"/>
           <w:szCs w:val="16"/>
         </w:rPr>
-        <w:t>*.</w:t>
-      </w:r>
-      <w:proofErr w:type="spellStart"/>
-      <w:r>
-        <w:rPr>
-          <w:rFonts w:ascii="Consolas" w:eastAsia="Consolas" w:hAnsi="Consolas" w:cs="Consolas"/>
-          <w:sz w:val="16"/>
-          <w:szCs w:val="16"/>
-        </w:rPr>
-        <w:t>tsv</w:t>
-      </w:r>
-      <w:proofErr w:type="spellEnd"/>
-    </w:p>
-    <w:p>
-      <w:pPr>
-        <w:pBdr>
-          <w:left w:val="single" w:sz="12" w:space="6" w:color="A6A6A6"/>
-        </w:pBdr>
-        <w:shd w:val="clear" w:color="auto" w:fill="F2F2F2"/>
-        <w:ind w:left="180"/>
-      </w:pPr>
-      <w:proofErr w:type="spellStart"/>
-      <w:r>
-        <w:rPr>
-          <w:rFonts w:ascii="Consolas" w:eastAsia="Consolas" w:hAnsi="Consolas" w:cs="Consolas"/>
-          <w:sz w:val="16"/>
-          <w:szCs w:val="16"/>
-        </w:rPr>
-        <w:t>warehouse_and_retail_sales</w:t>
-      </w:r>
-      <w:proofErr w:type="spellEnd"/>
-      <w:r>
-        <w:rPr>
-          <w:rFonts w:ascii="Consolas" w:eastAsia="Consolas" w:hAnsi="Consolas" w:cs="Consolas"/>
-          <w:sz w:val="16"/>
-          <w:szCs w:val="16"/>
-        </w:rPr>
-        <w:t>*</w:t>
+        <w:t>*.tsv</w:t>
+      </w:r>
+    </w:p>
+    <w:p>
+      <w:pPr>
+        <w:pBdr>
+          <w:left w:val="single" w:sz="12" w:space="6" w:color="A6A6A6"/>
+        </w:pBdr>
+        <w:shd w:val="clear" w:color="auto" w:fill="F2F2F2"/>
+        <w:ind w:left="180"/>
+      </w:pPr>
+      <w:r>
+        <w:rPr>
+          <w:rFonts w:ascii="Consolas" w:eastAsia="Consolas" w:hAnsi="Consolas" w:cs="Consolas"/>
+          <w:sz w:val="16"/>
+          <w:szCs w:val="16"/>
+        </w:rPr>
+        <w:t>warehouse_and_retail_sales*</w:t>
       </w:r>
     </w:p>
     <w:p>
@@ -5973,8 +5253,6 @@
         <w:shd w:val="clear" w:color="auto" w:fill="F2F2F2"/>
         <w:ind w:left="180"/>
       </w:pPr>
-      <w:proofErr w:type="spellStart"/>
-      <w:proofErr w:type="gramStart"/>
       <w:r>
         <w:rPr>
           <w:rFonts w:ascii="Consolas" w:eastAsia="Consolas" w:hAnsi="Consolas" w:cs="Consolas"/>
@@ -5983,8 +5261,6 @@
         </w:rPr>
         <w:t>secrets.json</w:t>
       </w:r>
-      <w:proofErr w:type="spellEnd"/>
-      <w:proofErr w:type="gramEnd"/>
     </w:p>
     <w:p>
       <w:pPr>
@@ -6051,135 +5327,59 @@
           <w:sz w:val="16"/>
           <w:szCs w:val="16"/>
         </w:rPr>
-        <w:t>**/.</w:t>
-      </w:r>
-      <w:proofErr w:type="spellStart"/>
-      <w:r>
-        <w:rPr>
-          <w:rFonts w:ascii="Consolas" w:eastAsia="Consolas" w:hAnsi="Consolas" w:cs="Consolas"/>
-          <w:sz w:val="16"/>
-          <w:szCs w:val="16"/>
-        </w:rPr>
-        <w:t>pbi</w:t>
-      </w:r>
-      <w:proofErr w:type="spellEnd"/>
-      <w:r>
-        <w:rPr>
-          <w:rFonts w:ascii="Consolas" w:eastAsia="Consolas" w:hAnsi="Consolas" w:cs="Consolas"/>
-          <w:sz w:val="16"/>
-          <w:szCs w:val="16"/>
-        </w:rPr>
-        <w:t>/</w:t>
-      </w:r>
-      <w:proofErr w:type="spellStart"/>
-      <w:r>
-        <w:rPr>
-          <w:rFonts w:ascii="Consolas" w:eastAsia="Consolas" w:hAnsi="Consolas" w:cs="Consolas"/>
-          <w:sz w:val="16"/>
-          <w:szCs w:val="16"/>
-        </w:rPr>
-        <w:t>localSettings.json</w:t>
-      </w:r>
-      <w:proofErr w:type="spellEnd"/>
-    </w:p>
-    <w:p>
-      <w:pPr>
-        <w:pBdr>
-          <w:left w:val="single" w:sz="12" w:space="6" w:color="A6A6A6"/>
-        </w:pBdr>
-        <w:shd w:val="clear" w:color="auto" w:fill="F2F2F2"/>
-        <w:ind w:left="180"/>
-      </w:pPr>
-      <w:r>
-        <w:rPr>
-          <w:rFonts w:ascii="Consolas" w:eastAsia="Consolas" w:hAnsi="Consolas" w:cs="Consolas"/>
-          <w:sz w:val="16"/>
-          <w:szCs w:val="16"/>
-        </w:rPr>
-        <w:t>**/.</w:t>
-      </w:r>
-      <w:proofErr w:type="spellStart"/>
-      <w:r>
-        <w:rPr>
-          <w:rFonts w:ascii="Consolas" w:eastAsia="Consolas" w:hAnsi="Consolas" w:cs="Consolas"/>
-          <w:sz w:val="16"/>
-          <w:szCs w:val="16"/>
-        </w:rPr>
-        <w:t>pbi</w:t>
-      </w:r>
-      <w:proofErr w:type="spellEnd"/>
-      <w:r>
-        <w:rPr>
-          <w:rFonts w:ascii="Consolas" w:eastAsia="Consolas" w:hAnsi="Consolas" w:cs="Consolas"/>
-          <w:sz w:val="16"/>
-          <w:szCs w:val="16"/>
-        </w:rPr>
-        <w:t>/</w:t>
-      </w:r>
-      <w:proofErr w:type="spellStart"/>
-      <w:r>
-        <w:rPr>
-          <w:rFonts w:ascii="Consolas" w:eastAsia="Consolas" w:hAnsi="Consolas" w:cs="Consolas"/>
-          <w:sz w:val="16"/>
-          <w:szCs w:val="16"/>
-        </w:rPr>
-        <w:t>cache.abf</w:t>
-      </w:r>
-      <w:proofErr w:type="spellEnd"/>
-    </w:p>
-    <w:p>
-      <w:pPr>
-        <w:pBdr>
-          <w:left w:val="single" w:sz="12" w:space="6" w:color="A6A6A6"/>
-        </w:pBdr>
-        <w:shd w:val="clear" w:color="auto" w:fill="F2F2F2"/>
-        <w:ind w:left="180"/>
-      </w:pPr>
-      <w:r>
-        <w:rPr>
-          <w:rFonts w:ascii="Consolas" w:eastAsia="Consolas" w:hAnsi="Consolas" w:cs="Consolas"/>
-          <w:sz w:val="16"/>
-          <w:szCs w:val="16"/>
-        </w:rPr>
-        <w:t>*.</w:t>
-      </w:r>
-      <w:proofErr w:type="spellStart"/>
-      <w:r>
-        <w:rPr>
-          <w:rFonts w:ascii="Consolas" w:eastAsia="Consolas" w:hAnsi="Consolas" w:cs="Consolas"/>
-          <w:sz w:val="16"/>
-          <w:szCs w:val="16"/>
-        </w:rPr>
-        <w:t>abf</w:t>
-      </w:r>
-      <w:proofErr w:type="spellEnd"/>
-    </w:p>
-    <w:p>
-      <w:pPr>
-        <w:pBdr>
-          <w:left w:val="single" w:sz="12" w:space="6" w:color="A6A6A6"/>
-        </w:pBdr>
-        <w:shd w:val="clear" w:color="auto" w:fill="F2F2F2"/>
-        <w:ind w:left="180"/>
-      </w:pPr>
-      <w:r>
-        <w:rPr>
-          <w:rFonts w:ascii="Consolas" w:eastAsia="Consolas" w:hAnsi="Consolas" w:cs="Consolas"/>
-          <w:sz w:val="16"/>
-          <w:szCs w:val="16"/>
-        </w:rPr>
-        <w:t>*.</w:t>
-      </w:r>
-      <w:proofErr w:type="spellStart"/>
-      <w:r>
-        <w:rPr>
-          <w:rFonts w:ascii="Consolas" w:eastAsia="Consolas" w:hAnsi="Consolas" w:cs="Consolas"/>
-          <w:sz w:val="16"/>
-          <w:szCs w:val="16"/>
-        </w:rPr>
-        <w:t>pbix.tmp</w:t>
-      </w:r>
-      <w:proofErr w:type="spellEnd"/>
+        <w:t>**/.pbi/localSettings.json</w:t>
+      </w:r>
+    </w:p>
+    <w:p>
+      <w:pPr>
+        <w:pBdr>
+          <w:left w:val="single" w:sz="12" w:space="6" w:color="A6A6A6"/>
+        </w:pBdr>
+        <w:shd w:val="clear" w:color="auto" w:fill="F2F2F2"/>
+        <w:ind w:left="180"/>
+      </w:pPr>
+      <w:r>
+        <w:rPr>
+          <w:rFonts w:ascii="Consolas" w:eastAsia="Consolas" w:hAnsi="Consolas" w:cs="Consolas"/>
+          <w:sz w:val="16"/>
+          <w:szCs w:val="16"/>
+        </w:rPr>
+        <w:t>**/.pbi/cache.abf</w:t>
+      </w:r>
+    </w:p>
+    <w:p>
+      <w:pPr>
+        <w:pBdr>
+          <w:left w:val="single" w:sz="12" w:space="6" w:color="A6A6A6"/>
+        </w:pBdr>
+        <w:shd w:val="clear" w:color="auto" w:fill="F2F2F2"/>
+        <w:ind w:left="180"/>
+      </w:pPr>
+      <w:r>
+        <w:rPr>
+          <w:rFonts w:ascii="Consolas" w:eastAsia="Consolas" w:hAnsi="Consolas" w:cs="Consolas"/>
+          <w:sz w:val="16"/>
+          <w:szCs w:val="16"/>
+        </w:rPr>
+        <w:t>*.abf</w:t>
+      </w:r>
+    </w:p>
+    <w:p>
+      <w:pPr>
+        <w:pBdr>
+          <w:left w:val="single" w:sz="12" w:space="6" w:color="A6A6A6"/>
+        </w:pBdr>
+        <w:shd w:val="clear" w:color="auto" w:fill="F2F2F2"/>
+        <w:ind w:left="180"/>
+      </w:pPr>
+      <w:r>
+        <w:rPr>
+          <w:rFonts w:ascii="Consolas" w:eastAsia="Consolas" w:hAnsi="Consolas" w:cs="Consolas"/>
+          <w:sz w:val="16"/>
+          <w:szCs w:val="16"/>
+        </w:rPr>
+        <w:t>*.pbix.tmp</w:t>
+      </w:r>
     </w:p>
     <w:p>
       <w:pPr>
@@ -6229,99 +5429,59 @@
           <w:sz w:val="16"/>
           <w:szCs w:val="16"/>
         </w:rPr>
-        <w:t>*.</w:t>
-      </w:r>
-      <w:proofErr w:type="spellStart"/>
-      <w:r>
-        <w:rPr>
-          <w:rFonts w:ascii="Consolas" w:eastAsia="Consolas" w:hAnsi="Consolas" w:cs="Consolas"/>
-          <w:sz w:val="16"/>
-          <w:szCs w:val="16"/>
-        </w:rPr>
-        <w:t>bak</w:t>
-      </w:r>
-      <w:proofErr w:type="spellEnd"/>
-    </w:p>
-    <w:p>
-      <w:pPr>
-        <w:pBdr>
-          <w:left w:val="single" w:sz="12" w:space="6" w:color="A6A6A6"/>
-        </w:pBdr>
-        <w:shd w:val="clear" w:color="auto" w:fill="F2F2F2"/>
-        <w:ind w:left="180"/>
-      </w:pPr>
-      <w:r>
-        <w:rPr>
-          <w:rFonts w:ascii="Consolas" w:eastAsia="Consolas" w:hAnsi="Consolas" w:cs="Consolas"/>
-          <w:sz w:val="16"/>
-          <w:szCs w:val="16"/>
-        </w:rPr>
-        <w:t>*.</w:t>
-      </w:r>
-      <w:proofErr w:type="spellStart"/>
-      <w:r>
-        <w:rPr>
-          <w:rFonts w:ascii="Consolas" w:eastAsia="Consolas" w:hAnsi="Consolas" w:cs="Consolas"/>
-          <w:sz w:val="16"/>
-          <w:szCs w:val="16"/>
-        </w:rPr>
-        <w:t>mdf</w:t>
-      </w:r>
-      <w:proofErr w:type="spellEnd"/>
-    </w:p>
-    <w:p>
-      <w:pPr>
-        <w:pBdr>
-          <w:left w:val="single" w:sz="12" w:space="6" w:color="A6A6A6"/>
-        </w:pBdr>
-        <w:shd w:val="clear" w:color="auto" w:fill="F2F2F2"/>
-        <w:ind w:left="180"/>
-      </w:pPr>
-      <w:r>
-        <w:rPr>
-          <w:rFonts w:ascii="Consolas" w:eastAsia="Consolas" w:hAnsi="Consolas" w:cs="Consolas"/>
-          <w:sz w:val="16"/>
-          <w:szCs w:val="16"/>
-        </w:rPr>
-        <w:t>*.</w:t>
-      </w:r>
-      <w:proofErr w:type="spellStart"/>
-      <w:r>
-        <w:rPr>
-          <w:rFonts w:ascii="Consolas" w:eastAsia="Consolas" w:hAnsi="Consolas" w:cs="Consolas"/>
-          <w:sz w:val="16"/>
-          <w:szCs w:val="16"/>
-        </w:rPr>
-        <w:t>ldf</w:t>
-      </w:r>
-      <w:proofErr w:type="spellEnd"/>
-    </w:p>
-    <w:p>
-      <w:pPr>
-        <w:pBdr>
-          <w:left w:val="single" w:sz="12" w:space="6" w:color="A6A6A6"/>
-        </w:pBdr>
-        <w:shd w:val="clear" w:color="auto" w:fill="F2F2F2"/>
-        <w:ind w:left="180"/>
-      </w:pPr>
-      <w:r>
-        <w:rPr>
-          <w:rFonts w:ascii="Consolas" w:eastAsia="Consolas" w:hAnsi="Consolas" w:cs="Consolas"/>
-          <w:sz w:val="16"/>
-          <w:szCs w:val="16"/>
-        </w:rPr>
-        <w:t>*.</w:t>
-      </w:r>
-      <w:proofErr w:type="spellStart"/>
-      <w:r>
-        <w:rPr>
-          <w:rFonts w:ascii="Consolas" w:eastAsia="Consolas" w:hAnsi="Consolas" w:cs="Consolas"/>
-          <w:sz w:val="16"/>
-          <w:szCs w:val="16"/>
-        </w:rPr>
-        <w:t>trn</w:t>
-      </w:r>
-      <w:proofErr w:type="spellEnd"/>
+        <w:t>*.bak</w:t>
+      </w:r>
+    </w:p>
+    <w:p>
+      <w:pPr>
+        <w:pBdr>
+          <w:left w:val="single" w:sz="12" w:space="6" w:color="A6A6A6"/>
+        </w:pBdr>
+        <w:shd w:val="clear" w:color="auto" w:fill="F2F2F2"/>
+        <w:ind w:left="180"/>
+      </w:pPr>
+      <w:r>
+        <w:rPr>
+          <w:rFonts w:ascii="Consolas" w:eastAsia="Consolas" w:hAnsi="Consolas" w:cs="Consolas"/>
+          <w:sz w:val="16"/>
+          <w:szCs w:val="16"/>
+        </w:rPr>
+        <w:t>*.mdf</w:t>
+      </w:r>
+    </w:p>
+    <w:p>
+      <w:pPr>
+        <w:pBdr>
+          <w:left w:val="single" w:sz="12" w:space="6" w:color="A6A6A6"/>
+        </w:pBdr>
+        <w:shd w:val="clear" w:color="auto" w:fill="F2F2F2"/>
+        <w:ind w:left="180"/>
+      </w:pPr>
+      <w:r>
+        <w:rPr>
+          <w:rFonts w:ascii="Consolas" w:eastAsia="Consolas" w:hAnsi="Consolas" w:cs="Consolas"/>
+          <w:sz w:val="16"/>
+          <w:szCs w:val="16"/>
+        </w:rPr>
+        <w:t>*.ldf</w:t>
+      </w:r>
+    </w:p>
+    <w:p>
+      <w:pPr>
+        <w:pBdr>
+          <w:left w:val="single" w:sz="12" w:space="6" w:color="A6A6A6"/>
+        </w:pBdr>
+        <w:shd w:val="clear" w:color="auto" w:fill="F2F2F2"/>
+        <w:ind w:left="180"/>
+      </w:pPr>
+      <w:r>
+        <w:rPr>
+          <w:rFonts w:ascii="Consolas" w:eastAsia="Consolas" w:hAnsi="Consolas" w:cs="Consolas"/>
+          <w:sz w:val="16"/>
+          <w:szCs w:val="16"/>
+        </w:rPr>
+        <w:t>*.trn</w:t>
+      </w:r>
     </w:p>
     <w:p>
       <w:pPr>
@@ -6388,28 +5548,17 @@
           <w:sz w:val="16"/>
           <w:szCs w:val="16"/>
         </w:rPr>
-        <w:t>*.</w:t>
-      </w:r>
-      <w:proofErr w:type="spellStart"/>
-      <w:r>
-        <w:rPr>
-          <w:rFonts w:ascii="Consolas" w:eastAsia="Consolas" w:hAnsi="Consolas" w:cs="Consolas"/>
-          <w:sz w:val="16"/>
-          <w:szCs w:val="16"/>
-        </w:rPr>
-        <w:t>tmp</w:t>
-      </w:r>
-      <w:proofErr w:type="spellEnd"/>
-    </w:p>
-    <w:p>
-      <w:pPr>
-        <w:pBdr>
-          <w:left w:val="single" w:sz="12" w:space="6" w:color="A6A6A6"/>
-        </w:pBdr>
-        <w:shd w:val="clear" w:color="auto" w:fill="F2F2F2"/>
-        <w:ind w:left="180"/>
-      </w:pPr>
-      <w:proofErr w:type="spellStart"/>
+        <w:t>*.tmp</w:t>
+      </w:r>
+    </w:p>
+    <w:p>
+      <w:pPr>
+        <w:pBdr>
+          <w:left w:val="single" w:sz="12" w:space="6" w:color="A6A6A6"/>
+        </w:pBdr>
+        <w:shd w:val="clear" w:color="auto" w:fill="F2F2F2"/>
+        <w:ind w:left="180"/>
+      </w:pPr>
       <w:r>
         <w:rPr>
           <w:rFonts w:ascii="Consolas" w:eastAsia="Consolas" w:hAnsi="Consolas" w:cs="Consolas"/>
@@ -6418,7 +5567,6 @@
         </w:rPr>
         <w:t>Thumbs.db</w:t>
       </w:r>
-      <w:proofErr w:type="spellEnd"/>
     </w:p>
     <w:p>
       <w:pPr>
@@ -6435,18 +5583,8 @@
           <w:sz w:val="16"/>
           <w:szCs w:val="16"/>
         </w:rPr>
-        <w:t>.</w:t>
-      </w:r>
-      <w:proofErr w:type="spellStart"/>
-      <w:r>
-        <w:rPr>
-          <w:rFonts w:ascii="Consolas" w:eastAsia="Consolas" w:hAnsi="Consolas" w:cs="Consolas"/>
-          <w:sz w:val="16"/>
-          <w:szCs w:val="16"/>
-        </w:rPr>
-        <w:t>DS_Store</w:t>
-      </w:r>
-      <w:proofErr w:type="spellEnd"/>
+        <w:t>.DS_Store</w:t>
+      </w:r>
     </w:p>
     <w:tbl>
       <w:tblPr>
@@ -6502,32 +5640,7 @@
                 <w:sz w:val="21"/>
                 <w:szCs w:val="21"/>
               </w:rPr>
-              <w:t xml:space="preserve">Never commit: the Montgomery County CSV (link to data.gov instead), the Census API key in any form, SQL Server backup or data files, or PBIP local-settings and cache files. </w:t>
-            </w:r>
-            <w:proofErr w:type="gramStart"/>
-            <w:r>
-              <w:rPr>
-                <w:sz w:val="21"/>
-                <w:szCs w:val="21"/>
-              </w:rPr>
-              <w:t>The .</w:t>
-            </w:r>
-            <w:proofErr w:type="spellStart"/>
-            <w:r>
-              <w:rPr>
-                <w:sz w:val="21"/>
-                <w:szCs w:val="21"/>
-              </w:rPr>
-              <w:t>gitignore</w:t>
-            </w:r>
-            <w:proofErr w:type="spellEnd"/>
-            <w:proofErr w:type="gramEnd"/>
-            <w:r>
-              <w:rPr>
-                <w:sz w:val="21"/>
-                <w:szCs w:val="21"/>
-              </w:rPr>
-              <w:t xml:space="preserve"> blocks these, but it is a safety net, not the policy.</w:t>
+              <w:t>Never commit: the Montgomery County CSV (link to data.gov instead), the Census API key in any form, SQL Server backup or data files, or PBIP local-settings and cache files. The .gitignore blocks these, but it is a safety net, not the policy.</w:t>
             </w:r>
           </w:p>
           <w:p>
@@ -6539,39 +5652,7 @@
                 <w:sz w:val="21"/>
                 <w:szCs w:val="21"/>
               </w:rPr>
-              <w:t>Note what is deliberately NOT ignored. The four .</w:t>
-            </w:r>
-            <w:proofErr w:type="spellStart"/>
-            <w:r>
-              <w:rPr>
-                <w:sz w:val="21"/>
-                <w:szCs w:val="21"/>
-              </w:rPr>
-              <w:t>pbix</w:t>
-            </w:r>
-            <w:proofErr w:type="spellEnd"/>
-            <w:r>
-              <w:rPr>
-                <w:sz w:val="21"/>
-                <w:szCs w:val="21"/>
-              </w:rPr>
-              <w:t xml:space="preserve"> files are committed on purpose in </w:t>
-            </w:r>
-            <w:proofErr w:type="spellStart"/>
-            <w:r>
-              <w:rPr>
-                <w:sz w:val="21"/>
-                <w:szCs w:val="21"/>
-              </w:rPr>
-              <w:t>pbix</w:t>
-            </w:r>
-            <w:proofErr w:type="spellEnd"/>
-            <w:r>
-              <w:rPr>
-                <w:sz w:val="21"/>
-                <w:szCs w:val="21"/>
-              </w:rPr>
-              <w:t>/ — they are deliverables, not clutter. RefMappings.xlsx is committed in reference/ because it is analyst-authored mapping, not source data. All SQL scripts are committed; they contain schema, not rows.</w:t>
+              <w:t>Note what is deliberately NOT ignored. The four .pbix files are committed on purpose in pbix/ — they are deliverables, not clutter. RefMappings.xlsx is committed in reference/ because it is analyst-authored mapping, not source data. All SQL scripts are committed; they contain schema, not rows.</w:t>
             </w:r>
           </w:p>
           <w:p>
@@ -6614,47 +5695,7 @@
         <w:spacing w:after="120" w:line="276" w:lineRule="auto"/>
       </w:pPr>
       <w:r>
-        <w:t xml:space="preserve">GitHub cannot store an empty folder, so each one is created by creating a file inside it. Add file → Create new file → type docs/README.md (typing the slash creates the folder) → paste the matching README from Appendix C → Commit. Repeat for </w:t>
-      </w:r>
-      <w:proofErr w:type="spellStart"/>
-      <w:r>
-        <w:t>sql</w:t>
-      </w:r>
-      <w:proofErr w:type="spellEnd"/>
-      <w:r>
-        <w:t xml:space="preserve">/, </w:t>
-      </w:r>
-      <w:proofErr w:type="spellStart"/>
-      <w:r>
-        <w:t>powerquery</w:t>
-      </w:r>
-      <w:proofErr w:type="spellEnd"/>
-      <w:r>
-        <w:t xml:space="preserve">/, </w:t>
-      </w:r>
-      <w:proofErr w:type="spellStart"/>
-      <w:r>
-        <w:t>dax</w:t>
-      </w:r>
-      <w:proofErr w:type="spellEnd"/>
-      <w:r>
-        <w:t xml:space="preserve">/, </w:t>
-      </w:r>
-      <w:proofErr w:type="spellStart"/>
-      <w:r>
-        <w:t>pbip</w:t>
-      </w:r>
-      <w:proofErr w:type="spellEnd"/>
-      <w:r>
-        <w:t xml:space="preserve">/, </w:t>
-      </w:r>
-      <w:proofErr w:type="spellStart"/>
-      <w:r>
-        <w:t>pbix</w:t>
-      </w:r>
-      <w:proofErr w:type="spellEnd"/>
-      <w:r>
-        <w:t>/, reference/, theme/ and assets/.</w:t>
+        <w:t>GitHub cannot store an empty folder, so each one is created by creating a file inside it. Add file → Create new file → type docs/README.md (typing the slash creates the folder) → paste the matching README from Appendix C → Commit. Repeat for sql/, powerquery/, dax/, pbip/, pbix/, reference/, theme/ and assets/.</w:t>
       </w:r>
     </w:p>
     <w:p>
@@ -6662,15 +5703,7 @@
         <w:spacing w:after="120" w:line="276" w:lineRule="auto"/>
       </w:pPr>
       <w:r>
-        <w:t xml:space="preserve">Use the Appendix C contents rather than a one-line placeholder. It is the same number of commits either way, and a folder README is the documentation a reviewer is most likely to read — it appears directly beneath the file list of whichever </w:t>
-      </w:r>
-      <w:proofErr w:type="gramStart"/>
-      <w:r>
-        <w:t>folder</w:t>
-      </w:r>
-      <w:proofErr w:type="gramEnd"/>
-      <w:r>
-        <w:t xml:space="preserve"> they happened to open.</w:t>
+        <w:t>Use the Appendix C contents rather than a one-line placeholder. It is the same number of commits either way, and a folder README is the documentation a reviewer is most likely to read — it appears directly beneath the file list of whichever folder they happened to open.</w:t>
       </w:r>
     </w:p>
     <w:p>
@@ -6697,9 +5730,8 @@
           <w:sz w:val="30"/>
           <w:szCs w:val="30"/>
         </w:rPr>
-        <w:t xml:space="preserve"> </w:t>
-      </w:r>
-      <w:proofErr w:type="gramStart"/>
+        <w:t xml:space="preserve"> And Setup </w:t>
+      </w:r>
       <w:r>
         <w:rPr>
           <w:b/>
@@ -6708,50 +5740,7 @@
           <w:sz w:val="30"/>
           <w:szCs w:val="30"/>
         </w:rPr>
-        <w:t>And</w:t>
-      </w:r>
-      <w:proofErr w:type="gramEnd"/>
-      <w:r>
-        <w:rPr>
-          <w:b/>
-          <w:bCs/>
-          <w:color w:val="1F3864"/>
-          <w:sz w:val="30"/>
-          <w:szCs w:val="30"/>
-        </w:rPr>
-        <w:t xml:space="preserve"> </w:t>
-      </w:r>
-      <w:proofErr w:type="gramStart"/>
-      <w:r>
-        <w:rPr>
-          <w:b/>
-          <w:bCs/>
-          <w:color w:val="1F3864"/>
-          <w:sz w:val="30"/>
-          <w:szCs w:val="30"/>
-        </w:rPr>
-        <w:t xml:space="preserve">Setup </w:t>
-      </w:r>
-      <w:r>
-        <w:rPr>
-          <w:b/>
-          <w:bCs/>
-          <w:color w:val="1F3864"/>
-          <w:sz w:val="30"/>
-          <w:szCs w:val="30"/>
-        </w:rPr>
-        <w:t xml:space="preserve"> —</w:t>
-      </w:r>
-      <w:proofErr w:type="gramEnd"/>
-      <w:r>
-        <w:rPr>
-          <w:b/>
-          <w:bCs/>
-          <w:color w:val="1F3864"/>
-          <w:sz w:val="30"/>
-          <w:szCs w:val="30"/>
-        </w:rPr>
-        <w:t xml:space="preserve"> Before Any Other Work</w:t>
+        <w:t xml:space="preserve"> — Before Any Other Work</w:t>
       </w:r>
       <w:bookmarkEnd w:id="11"/>
     </w:p>
@@ -6828,18 +5817,10 @@
         <w:t xml:space="preserve">Clone: File → Clone repository → GitHub.com tab → select retail-sector-health → set the Local path </w:t>
       </w:r>
       <w:r>
-        <w:t xml:space="preserve">to preferred </w:t>
-      </w:r>
-      <w:proofErr w:type="gramStart"/>
-      <w:r>
-        <w:t xml:space="preserve">path </w:t>
-      </w:r>
-      <w:r>
-        <w:t xml:space="preserve"> →</w:t>
-      </w:r>
-      <w:proofErr w:type="gramEnd"/>
-      <w:r>
-        <w:t xml:space="preserve"> Clone. </w:t>
+        <w:t xml:space="preserve">to preferred path </w:t>
+      </w:r>
+      <w:r>
+        <w:t xml:space="preserve"> → Clone. </w:t>
       </w:r>
       <w:r>
         <w:t xml:space="preserve">Select preferred path. </w:t>
@@ -7111,23 +6092,7 @@
                 <w:sz w:val="19"/>
                 <w:szCs w:val="19"/>
               </w:rPr>
-              <w:t>microsoft.com/</w:t>
-            </w:r>
-            <w:proofErr w:type="spellStart"/>
-            <w:r>
-              <w:rPr>
-                <w:sz w:val="19"/>
-                <w:szCs w:val="19"/>
-              </w:rPr>
-              <w:t>sql</w:t>
-            </w:r>
-            <w:proofErr w:type="spellEnd"/>
-            <w:r>
-              <w:rPr>
-                <w:sz w:val="19"/>
-                <w:szCs w:val="19"/>
-              </w:rPr>
-              <w:t>-server</w:t>
+              <w:t>microsoft.com/sql-server</w:t>
             </w:r>
           </w:p>
         </w:tc>
@@ -7192,17 +6157,8 @@
                 <w:sz w:val="19"/>
                 <w:szCs w:val="19"/>
               </w:rPr>
-              <w:t>microsoft.com/</w:t>
-            </w:r>
-            <w:proofErr w:type="spellStart"/>
-            <w:r>
-              <w:rPr>
-                <w:sz w:val="19"/>
-                <w:szCs w:val="19"/>
-              </w:rPr>
-              <w:t>ssms</w:t>
-            </w:r>
-            <w:proofErr w:type="spellEnd"/>
+              <w:t>microsoft.com/ssms</w:t>
+            </w:r>
           </w:p>
         </w:tc>
         <w:tc>
@@ -7463,7 +6419,23 @@
           <w:sz w:val="16"/>
           <w:szCs w:val="16"/>
         </w:rPr>
-        <w:t>X:\Multisource\                     &lt;- the repository working copy; all tracked work</w:t>
+        <w:t>X:\</w:t>
+      </w:r>
+      <w:r>
+        <w:rPr>
+          <w:rFonts w:ascii="Consolas" w:eastAsia="Consolas" w:hAnsi="Consolas" w:cs="Consolas"/>
+          <w:sz w:val="16"/>
+          <w:szCs w:val="16"/>
+        </w:rPr>
+        <w:t>retail-sector-health</w:t>
+      </w:r>
+      <w:r>
+        <w:rPr>
+          <w:rFonts w:ascii="Consolas" w:eastAsia="Consolas" w:hAnsi="Consolas" w:cs="Consolas"/>
+          <w:sz w:val="16"/>
+          <w:szCs w:val="16"/>
+        </w:rPr>
+        <w:t>\                     &lt;- the repository working copy; all tracked work</w:t>
       </w:r>
     </w:p>
     <w:p>
@@ -7498,25 +6470,7 @@
           <w:sz w:val="16"/>
           <w:szCs w:val="16"/>
         </w:rPr>
-        <w:t>C:\Users\&lt;You&gt;\Documents\Power BI Desktop\   &lt;- scratch .</w:t>
-      </w:r>
-      <w:proofErr w:type="spellStart"/>
-      <w:r>
-        <w:rPr>
-          <w:rFonts w:ascii="Consolas" w:eastAsia="Consolas" w:hAnsi="Consolas" w:cs="Consolas"/>
-          <w:sz w:val="16"/>
-          <w:szCs w:val="16"/>
-        </w:rPr>
-        <w:t>pbix</w:t>
-      </w:r>
-      <w:proofErr w:type="spellEnd"/>
-      <w:r>
-        <w:rPr>
-          <w:rFonts w:ascii="Consolas" w:eastAsia="Consolas" w:hAnsi="Consolas" w:cs="Consolas"/>
-          <w:sz w:val="16"/>
-          <w:szCs w:val="16"/>
-        </w:rPr>
-        <w:t xml:space="preserve"> experiments only</w:t>
+        <w:t>C:\Users\&lt;You&gt;\Documents\Power BI Desktop\   &lt;- scratch .pbix experiments only</w:t>
       </w:r>
     </w:p>
     <w:p>
@@ -7543,66 +6497,28 @@
           <w:sz w:val="21"/>
           <w:szCs w:val="21"/>
         </w:rPr>
-        <w:t>Git works on a mapped network share but is noticeably slower, and GitHub Desktop occasionally reports file-lock errors mid-commit. If that happens, clone to a local path instead, work there, and copy the finished artifacts to X:\Multisource as a publishing step rather than as the working copy. Nothing else in this guide changes.</w:t>
-      </w:r>
-    </w:p>
-    <w:p>
-      <w:pPr>
-        <w:pBdr>
-          <w:left w:val="single" w:sz="18" w:space="8" w:color="C0504D"/>
-        </w:pBdr>
-        <w:shd w:val="clear" w:color="auto" w:fill="FBE9E7"/>
-        <w:spacing w:before="140" w:after="180" w:line="276" w:lineRule="auto"/>
-        <w:ind w:left="140" w:right="140"/>
-      </w:pPr>
-      <w:r>
-        <w:rPr>
-          <w:b/>
-          <w:bCs/>
-          <w:color w:val="963634"/>
+        <w:t xml:space="preserve">Git works on a mapped network share but is noticeably slower, and GitHub Desktop occasionally reports file-lock errors mid-commit. If that happens, clone to a local path instead, work there, and copy the finished artifacts to </w:t>
+      </w:r>
+      <w:r>
+        <w:rPr>
           <w:sz w:val="21"/>
           <w:szCs w:val="21"/>
         </w:rPr>
-        <w:t xml:space="preserve">Save Power BI files inside the clone, not beside it.  </w:t>
+        <w:t>X:\retail-sector-health</w:t>
       </w:r>
       <w:r>
         <w:rPr>
           <w:sz w:val="21"/>
           <w:szCs w:val="21"/>
         </w:rPr>
-        <w:t>Files saved anywhere else are not version-controlled. This is the single most common beginner mistake, and it is silent — everything appears to work until a week of measure changes turns out to have no history. The .</w:t>
-      </w:r>
-      <w:proofErr w:type="spellStart"/>
+        <w:t xml:space="preserve"> </w:t>
+      </w:r>
       <w:r>
         <w:rPr>
           <w:sz w:val="21"/>
           <w:szCs w:val="21"/>
         </w:rPr>
-        <w:t>pbip</w:t>
-      </w:r>
-      <w:proofErr w:type="spellEnd"/>
-      <w:r>
-        <w:rPr>
-          <w:sz w:val="21"/>
-          <w:szCs w:val="21"/>
-        </w:rPr>
-        <w:t xml:space="preserve"> files belong in the clone’s </w:t>
-      </w:r>
-      <w:proofErr w:type="spellStart"/>
-      <w:r>
-        <w:rPr>
-          <w:sz w:val="21"/>
-          <w:szCs w:val="21"/>
-        </w:rPr>
-        <w:t>pbip</w:t>
-      </w:r>
-      <w:proofErr w:type="spellEnd"/>
-      <w:r>
-        <w:rPr>
-          <w:sz w:val="21"/>
-          <w:szCs w:val="21"/>
-        </w:rPr>
-        <w:t>/ folder and nowhere else.</w:t>
+        <w:t>as a publishing step rather than as the working copy. Nothing else in this guide changes.</w:t>
       </w:r>
     </w:p>
     <w:p>
@@ -7633,20 +6549,7 @@
         <w:spacing w:after="60" w:line="276" w:lineRule="auto"/>
       </w:pPr>
       <w:r>
-        <w:t xml:space="preserve">Download the county CSV to C:\Data\RetailEconomics\ — outside the repository, </w:t>
-      </w:r>
-      <w:proofErr w:type="gramStart"/>
-      <w:r>
-        <w:t>because .</w:t>
-      </w:r>
-      <w:proofErr w:type="spellStart"/>
-      <w:r>
-        <w:t>gitignore</w:t>
-      </w:r>
-      <w:proofErr w:type="spellEnd"/>
-      <w:proofErr w:type="gramEnd"/>
-      <w:r>
-        <w:t xml:space="preserve"> blocks it and it has no business being tracked.</w:t>
+        <w:t>Download the county CSV to C:\Data\RetailEconomics\ — outside the repository, because .gitignore blocks it and it has no business being tracked.</w:t>
       </w:r>
     </w:p>
     <w:p>
@@ -7662,16 +6565,11 @@
         <w:t xml:space="preserve">Open SSMS 22 and connect to </w:t>
       </w:r>
       <w:r>
-        <w:t>localhost\</w:t>
-      </w:r>
-      <w:proofErr w:type="spellStart"/>
-      <w:r>
-        <w:t>SQL</w:t>
+        <w:t>localhost\SQL</w:t>
       </w:r>
       <w:r>
         <w:t>ServerDeveloperEdition</w:t>
       </w:r>
-      <w:proofErr w:type="spellEnd"/>
       <w:r>
         <w:t>.</w:t>
       </w:r>
@@ -7686,15 +6584,7 @@
         <w:spacing w:after="60" w:line="276" w:lineRule="auto"/>
       </w:pPr>
       <w:r>
-        <w:t xml:space="preserve">Run the scripts in </w:t>
-      </w:r>
-      <w:proofErr w:type="spellStart"/>
-      <w:r>
-        <w:t>sql</w:t>
-      </w:r>
-      <w:proofErr w:type="spellEnd"/>
-      <w:r>
-        <w:t>/ in numeric order, 01 through 08. They create the database, land the CSV in staging, profile it, build the dimensions and fact, add the item lifecycle columns, index, and create the presentation views.</w:t>
+        <w:t>Run the scripts in sql/ in numeric order, 01 through 08. They create the database, land the CSV in staging, profile it, build the dimensions and fact, add the item lifecycle columns, index, and create the presentation views.</w:t>
       </w:r>
     </w:p>
     <w:p>
@@ -7720,17 +6610,7 @@
         <w:spacing w:after="60" w:line="276" w:lineRule="auto"/>
       </w:pPr>
       <w:r>
-        <w:t xml:space="preserve">Verify: </w:t>
-      </w:r>
-      <w:proofErr w:type="spellStart"/>
-      <w:proofErr w:type="gramStart"/>
-      <w:r>
-        <w:t>dw.FactItemMovement</w:t>
-      </w:r>
-      <w:proofErr w:type="spellEnd"/>
-      <w:proofErr w:type="gramEnd"/>
-      <w:r>
-        <w:t xml:space="preserve"> holds approximately 330,080 rows and the staged-versus-loaded reconciliation in 05 returns no unexplained gap.</w:t>
+        <w:t>Verify: dw.FactItemMovement holds approximately 330,080 rows and the staged-versus-loaded reconciliation in 05 returns no unexplained gap.</w:t>
       </w:r>
     </w:p>
     <w:p>
@@ -7747,7 +6627,6 @@
           <w:sz w:val="30"/>
           <w:szCs w:val="30"/>
         </w:rPr>
-        <w:lastRenderedPageBreak/>
         <w:t>7. Three Everyday Workflows at a Glance</w:t>
       </w:r>
       <w:bookmarkEnd w:id="16"/>
@@ -7797,6 +6676,7 @@
                 <w:sz w:val="19"/>
                 <w:szCs w:val="19"/>
               </w:rPr>
+              <w:lastRenderedPageBreak/>
               <w:t>File type</w:t>
             </w:r>
           </w:p>
@@ -7868,48 +6748,16 @@
                 <w:sz w:val="19"/>
                 <w:szCs w:val="19"/>
               </w:rPr>
-              <w:t>Word docs, HTML mockups, .</w:t>
-            </w:r>
-            <w:proofErr w:type="spellStart"/>
+              <w:t>Word docs, HTML mockups, .pbix, screenshots</w:t>
+            </w:r>
+          </w:p>
+          <w:p>
             <w:r>
               <w:rPr>
                 <w:sz w:val="19"/>
                 <w:szCs w:val="19"/>
               </w:rPr>
-              <w:t>pbix</w:t>
-            </w:r>
-            <w:proofErr w:type="spellEnd"/>
-            <w:r>
-              <w:rPr>
-                <w:sz w:val="19"/>
-                <w:szCs w:val="19"/>
-              </w:rPr>
-              <w:t>, screenshots</w:t>
-            </w:r>
-          </w:p>
-          <w:p>
-            <w:r>
-              <w:rPr>
-                <w:sz w:val="19"/>
-                <w:szCs w:val="19"/>
-              </w:rPr>
-              <w:t xml:space="preserve">(docs/, </w:t>
-            </w:r>
-            <w:proofErr w:type="spellStart"/>
-            <w:r>
-              <w:rPr>
-                <w:sz w:val="19"/>
-                <w:szCs w:val="19"/>
-              </w:rPr>
-              <w:t>pbix</w:t>
-            </w:r>
-            <w:proofErr w:type="spellEnd"/>
-            <w:r>
-              <w:rPr>
-                <w:sz w:val="19"/>
-                <w:szCs w:val="19"/>
-              </w:rPr>
-              <w:t>/, assets/)</w:t>
+              <w:t>(docs/, pbix/, assets/)</w:t>
             </w:r>
           </w:p>
         </w:tc>
@@ -7983,23 +6831,7 @@
                 <w:sz w:val="19"/>
                 <w:szCs w:val="19"/>
               </w:rPr>
-              <w:t>(</w:t>
-            </w:r>
-            <w:proofErr w:type="spellStart"/>
-            <w:r>
-              <w:rPr>
-                <w:sz w:val="19"/>
-                <w:szCs w:val="19"/>
-              </w:rPr>
-              <w:t>pbip</w:t>
-            </w:r>
-            <w:proofErr w:type="spellEnd"/>
-            <w:r>
-              <w:rPr>
-                <w:sz w:val="19"/>
-                <w:szCs w:val="19"/>
-              </w:rPr>
-              <w:t>/)</w:t>
+              <w:t>(pbip/)</w:t>
             </w:r>
           </w:p>
         </w:tc>
@@ -8039,32 +6871,7 @@
                 <w:sz w:val="19"/>
                 <w:szCs w:val="19"/>
               </w:rPr>
-              <w:t xml:space="preserve">Save </w:t>
-            </w:r>
-            <w:proofErr w:type="gramStart"/>
-            <w:r>
-              <w:rPr>
-                <w:sz w:val="19"/>
-                <w:szCs w:val="19"/>
-              </w:rPr>
-              <w:t>the .</w:t>
-            </w:r>
-            <w:proofErr w:type="spellStart"/>
-            <w:r>
-              <w:rPr>
-                <w:sz w:val="19"/>
-                <w:szCs w:val="19"/>
-              </w:rPr>
-              <w:t>pbip</w:t>
-            </w:r>
-            <w:proofErr w:type="spellEnd"/>
-            <w:proofErr w:type="gramEnd"/>
-            <w:r>
-              <w:rPr>
-                <w:sz w:val="19"/>
-                <w:szCs w:val="19"/>
-              </w:rPr>
-              <w:t xml:space="preserve"> inside the clone → review diffs → Commit to main → Push (Section 11)</w:t>
+              <w:t>Save the .pbip inside the clone → review diffs → Commit to main → Push (Section 11)</w:t>
             </w:r>
           </w:p>
         </w:tc>
@@ -8098,55 +6905,7 @@
                 <w:sz w:val="19"/>
                 <w:szCs w:val="19"/>
               </w:rPr>
-              <w:t>(</w:t>
-            </w:r>
-            <w:proofErr w:type="spellStart"/>
-            <w:r>
-              <w:rPr>
-                <w:sz w:val="19"/>
-                <w:szCs w:val="19"/>
-              </w:rPr>
-              <w:t>sql</w:t>
-            </w:r>
-            <w:proofErr w:type="spellEnd"/>
-            <w:r>
-              <w:rPr>
-                <w:sz w:val="19"/>
-                <w:szCs w:val="19"/>
-              </w:rPr>
-              <w:t xml:space="preserve">/, </w:t>
-            </w:r>
-            <w:proofErr w:type="spellStart"/>
-            <w:r>
-              <w:rPr>
-                <w:sz w:val="19"/>
-                <w:szCs w:val="19"/>
-              </w:rPr>
-              <w:t>powerquery</w:t>
-            </w:r>
-            <w:proofErr w:type="spellEnd"/>
-            <w:r>
-              <w:rPr>
-                <w:sz w:val="19"/>
-                <w:szCs w:val="19"/>
-              </w:rPr>
-              <w:t xml:space="preserve">/, </w:t>
-            </w:r>
-            <w:proofErr w:type="spellStart"/>
-            <w:r>
-              <w:rPr>
-                <w:sz w:val="19"/>
-                <w:szCs w:val="19"/>
-              </w:rPr>
-              <w:t>dax</w:t>
-            </w:r>
-            <w:proofErr w:type="spellEnd"/>
-            <w:r>
-              <w:rPr>
-                <w:sz w:val="19"/>
-                <w:szCs w:val="19"/>
-              </w:rPr>
-              <w:t>/, theme/)</w:t>
+              <w:t>(sql/, powerquery/, dax/, theme/)</w:t>
             </w:r>
           </w:p>
         </w:tc>
@@ -8272,15 +7031,7 @@
         <w:spacing w:after="60" w:line="276" w:lineRule="auto"/>
       </w:pPr>
       <w:r>
-        <w:t>Word documents and .</w:t>
-      </w:r>
-      <w:proofErr w:type="spellStart"/>
-      <w:r>
-        <w:t>pbix</w:t>
-      </w:r>
-      <w:proofErr w:type="spellEnd"/>
-      <w:r>
-        <w:t xml:space="preserve"> files are binary, so GitHub cannot show line-by-line differences. The version history and your commit messages are the change log for those. That is exactly why the PBIP format in Section 8 exists: the actual BI development does get readable diffs.</w:t>
+        <w:t>Word documents and .pbix files are binary, so GitHub cannot show line-by-line differences. The version history and your commit messages are the change log for those. That is exactly why the PBIP format in Section 8 exists: the actual BI development does get readable diffs.</w:t>
       </w:r>
     </w:p>
     <w:p>
@@ -8350,15 +7101,7 @@
         <w:spacing w:after="60" w:line="276" w:lineRule="auto"/>
       </w:pPr>
       <w:r>
-        <w:t>In Power BI Desktop: File → Options and settings → Options → Preview features. Tick the Power BI Project (.</w:t>
-      </w:r>
-      <w:proofErr w:type="spellStart"/>
-      <w:r>
-        <w:t>pbip</w:t>
-      </w:r>
-      <w:proofErr w:type="spellEnd"/>
-      <w:r>
-        <w:t>) save option if it appears; in recent releases it is generally available and no toggle is needed. Restart if prompted.</w:t>
+        <w:t>In Power BI Desktop: File → Options and settings → Options → Preview features. Tick the Power BI Project (.pbip) save option if it appears; in recent releases it is generally available and no toggle is needed. Restart if prompted.</w:t>
       </w:r>
     </w:p>
     <w:p>
@@ -8371,28 +7114,7 @@
         <w:spacing w:after="60" w:line="276" w:lineRule="auto"/>
       </w:pPr>
       <w:r>
-        <w:t xml:space="preserve">File → Save As → change the file type </w:t>
-      </w:r>
-      <w:proofErr w:type="gramStart"/>
-      <w:r>
-        <w:t>to .</w:t>
-      </w:r>
-      <w:proofErr w:type="spellStart"/>
-      <w:r>
-        <w:t>pbip</w:t>
-      </w:r>
-      <w:proofErr w:type="spellEnd"/>
-      <w:proofErr w:type="gramEnd"/>
-      <w:r>
-        <w:t xml:space="preserve"> → save into the clone’s </w:t>
-      </w:r>
-      <w:proofErr w:type="spellStart"/>
-      <w:r>
-        <w:t>pbip</w:t>
-      </w:r>
-      <w:proofErr w:type="spellEnd"/>
-      <w:r>
-        <w:t>/ folder. Clone first (8.2) on a fresh machine.</w:t>
+        <w:t>File → Save As → change the file type to .pbip → save into the clone’s pbip/ folder. Clone first (8.2) on a fresh machine.</w:t>
       </w:r>
     </w:p>
     <w:p>
@@ -8405,176 +7127,9 @@
         <w:spacing w:after="60" w:line="276" w:lineRule="auto"/>
       </w:pPr>
       <w:r>
-        <w:lastRenderedPageBreak/>
-        <w:t>Inspect what appeared: a &lt;name</w:t>
-      </w:r>
-      <w:proofErr w:type="gramStart"/>
-      <w:r>
-        <w:t>&gt;.</w:t>
-      </w:r>
-      <w:proofErr w:type="spellStart"/>
-      <w:r>
-        <w:t>SemanticModel</w:t>
-      </w:r>
-      <w:proofErr w:type="spellEnd"/>
-      <w:proofErr w:type="gramEnd"/>
-      <w:r>
-        <w:t xml:space="preserve"> folder holding tables, relationships and every DAX measure as readable TMDL text, and a &lt;name</w:t>
-      </w:r>
-      <w:proofErr w:type="gramStart"/>
-      <w:r>
-        <w:t>&gt;.Report</w:t>
-      </w:r>
-      <w:proofErr w:type="gramEnd"/>
-      <w:r>
-        <w:t xml:space="preserve"> folder holding page and visual definitions. These text files are what Git diffs.</w:t>
-      </w:r>
-    </w:p>
-    <w:tbl>
-      <w:tblPr>
-        <w:tblW w:w="9360" w:type="dxa"/>
-        <w:tblBorders>
-          <w:top w:val="single" w:sz="4" w:space="0" w:color="auto"/>
-          <w:left w:val="single" w:sz="4" w:space="0" w:color="auto"/>
-          <w:bottom w:val="single" w:sz="4" w:space="0" w:color="auto"/>
-          <w:right w:val="single" w:sz="4" w:space="0" w:color="auto"/>
-          <w:insideH w:val="single" w:sz="4" w:space="0" w:color="auto"/>
-          <w:insideV w:val="single" w:sz="4" w:space="0" w:color="auto"/>
-        </w:tblBorders>
-        <w:tblCellMar>
-          <w:left w:w="10" w:type="dxa"/>
-          <w:right w:w="10" w:type="dxa"/>
-        </w:tblCellMar>
-        <w:tblLook w:val="04A0" w:firstRow="1" w:lastRow="0" w:firstColumn="1" w:lastColumn="0" w:noHBand="0" w:noVBand="1"/>
-      </w:tblPr>
-      <w:tblGrid>
-        <w:gridCol w:w="9360"/>
-      </w:tblGrid>
-      <w:tr>
-        <w:tc>
-          <w:tcPr>
-            <w:tcW w:w="9360" w:type="dxa"/>
-            <w:shd w:val="clear" w:color="auto" w:fill="EAF1F8"/>
-            <w:tcMar>
-              <w:top w:w="140" w:type="dxa"/>
-              <w:left w:w="180" w:type="dxa"/>
-              <w:bottom w:w="140" w:type="dxa"/>
-              <w:right w:w="180" w:type="dxa"/>
-            </w:tcMar>
-          </w:tcPr>
-          <w:p>
-            <w:pPr>
-              <w:spacing w:after="80"/>
-            </w:pPr>
-            <w:r>
-              <w:rPr>
-                <w:b/>
-                <w:bCs/>
-                <w:color w:val="1F3864"/>
-              </w:rPr>
-              <w:t>Why PBIP is the interview story</w:t>
-            </w:r>
-          </w:p>
-          <w:p>
-            <w:pPr>
-              <w:spacing w:after="100" w:line="276" w:lineRule="auto"/>
-            </w:pPr>
-            <w:r>
-              <w:rPr>
-                <w:sz w:val="21"/>
-                <w:szCs w:val="21"/>
-              </w:rPr>
-              <w:t xml:space="preserve">Change one measure and the commit diff shows exactly that measure’s DAX, line by line — the same review </w:t>
-            </w:r>
-            <w:proofErr w:type="gramStart"/>
-            <w:r>
-              <w:rPr>
-                <w:sz w:val="21"/>
-                <w:szCs w:val="21"/>
-              </w:rPr>
-              <w:t>experience</w:t>
-            </w:r>
-            <w:proofErr w:type="gramEnd"/>
-            <w:r>
-              <w:rPr>
-                <w:sz w:val="21"/>
-                <w:szCs w:val="21"/>
-              </w:rPr>
-              <w:t xml:space="preserve"> a SQL team gets. Screenshot one such diff for the README; it is the single strongest “works like an engineer” image a Power BI portfolio can contain.</w:t>
-            </w:r>
-          </w:p>
-          <w:p>
-            <w:pPr>
-              <w:spacing w:line="276" w:lineRule="auto"/>
-            </w:pPr>
-            <w:r>
-              <w:rPr>
-                <w:sz w:val="21"/>
-                <w:szCs w:val="21"/>
-              </w:rPr>
-              <w:t>Verify before the first commit: PBIP’s .</w:t>
-            </w:r>
-            <w:proofErr w:type="spellStart"/>
-            <w:r>
-              <w:rPr>
-                <w:sz w:val="21"/>
-                <w:szCs w:val="21"/>
-              </w:rPr>
-              <w:t>pbi</w:t>
-            </w:r>
-            <w:proofErr w:type="spellEnd"/>
-            <w:r>
-              <w:rPr>
-                <w:sz w:val="21"/>
-                <w:szCs w:val="21"/>
-              </w:rPr>
-              <w:t>/</w:t>
-            </w:r>
-            <w:proofErr w:type="spellStart"/>
-            <w:r>
-              <w:rPr>
-                <w:sz w:val="21"/>
-                <w:szCs w:val="21"/>
-              </w:rPr>
-              <w:t>localSettings.json</w:t>
-            </w:r>
-            <w:proofErr w:type="spellEnd"/>
-            <w:r>
-              <w:rPr>
-                <w:sz w:val="21"/>
-                <w:szCs w:val="21"/>
-              </w:rPr>
-              <w:t xml:space="preserve"> and cache files must appear grayed out as ignored in GitHub Desktop. The Section 4.</w:t>
-            </w:r>
-            <w:proofErr w:type="gramStart"/>
-            <w:r>
-              <w:rPr>
-                <w:sz w:val="21"/>
-                <w:szCs w:val="21"/>
-              </w:rPr>
-              <w:t>3 .</w:t>
-            </w:r>
-            <w:proofErr w:type="spellStart"/>
-            <w:r>
-              <w:rPr>
-                <w:sz w:val="21"/>
-                <w:szCs w:val="21"/>
-              </w:rPr>
-              <w:t>gitignore</w:t>
-            </w:r>
-            <w:proofErr w:type="spellEnd"/>
-            <w:proofErr w:type="gramEnd"/>
-            <w:r>
-              <w:rPr>
-                <w:sz w:val="21"/>
-                <w:szCs w:val="21"/>
-              </w:rPr>
-              <w:t xml:space="preserve"> handles this.</w:t>
-            </w:r>
-          </w:p>
-        </w:tc>
-      </w:tr>
-    </w:tbl>
+        <w:t>Inspect what appeared: a &lt;name&gt;.SemanticModel folder holding tables, relationships and every DAX measure as readable TMDL text, and a &lt;name&gt;.Report folder holding page and visual definitions. These text files are what Git diffs.</w:t>
+      </w:r>
+    </w:p>
     <w:p>
       <w:pPr>
         <w:pStyle w:val="Heading2"/>
@@ -8589,6 +7144,7 @@
           <w:sz w:val="25"/>
           <w:szCs w:val="25"/>
         </w:rPr>
+        <w:lastRenderedPageBreak/>
         <w:t>9.2 The semantic model file</w:t>
       </w:r>
       <w:bookmarkEnd w:id="20"/>
@@ -8624,36 +7180,7 @@
         <w:spacing w:after="60" w:line="276" w:lineRule="auto"/>
       </w:pPr>
       <w:r>
-        <w:t xml:space="preserve">File → Save As </w:t>
-      </w:r>
-      <w:proofErr w:type="gramStart"/>
-      <w:r>
-        <w:t>→ .</w:t>
-      </w:r>
-      <w:proofErr w:type="spellStart"/>
-      <w:r>
-        <w:t>pbip</w:t>
-      </w:r>
-      <w:proofErr w:type="spellEnd"/>
-      <w:proofErr w:type="gramEnd"/>
-      <w:r>
-        <w:t xml:space="preserve"> → </w:t>
-      </w:r>
-      <w:proofErr w:type="spellStart"/>
-      <w:r>
-        <w:t>pbip</w:t>
-      </w:r>
-      <w:proofErr w:type="spellEnd"/>
-      <w:r>
-        <w:t>/</w:t>
-      </w:r>
-      <w:proofErr w:type="spellStart"/>
-      <w:r>
-        <w:t>RetailEconomics_Model</w:t>
-      </w:r>
-      <w:proofErr w:type="spellEnd"/>
-      <w:r>
-        <w:t>. Commit and push.</w:t>
+        <w:t>File → Save As → .pbip → pbip/RetailEconomics_Model. Commit and push.</w:t>
       </w:r>
     </w:p>
     <w:p>
@@ -8736,28 +7263,7 @@
         <w:spacing w:after="60" w:line="276" w:lineRule="auto"/>
       </w:pPr>
       <w:r>
-        <w:t xml:space="preserve">File → Save As </w:t>
-      </w:r>
-      <w:proofErr w:type="gramStart"/>
-      <w:r>
-        <w:t>→ .</w:t>
-      </w:r>
-      <w:proofErr w:type="spellStart"/>
-      <w:r>
-        <w:t>pbip</w:t>
-      </w:r>
-      <w:proofErr w:type="spellEnd"/>
-      <w:proofErr w:type="gramEnd"/>
-      <w:r>
-        <w:t xml:space="preserve"> → </w:t>
-      </w:r>
-      <w:proofErr w:type="spellStart"/>
-      <w:r>
-        <w:t>pbip</w:t>
-      </w:r>
-      <w:proofErr w:type="spellEnd"/>
-      <w:r>
-        <w:t>/R1_Retail_Sector_Health. Repeat for R2 and R3.</w:t>
+        <w:t>File → Save As → .pbip → pbip/R1_Retail_Sector_Health. Repeat for R2 and R3.</w:t>
       </w:r>
     </w:p>
     <w:p>
@@ -8828,28 +7334,7 @@
         <w:spacing w:after="60" w:line="276" w:lineRule="auto"/>
       </w:pPr>
       <w:r>
-        <w:t xml:space="preserve">Work in Power BI Desktop on </w:t>
-      </w:r>
-      <w:proofErr w:type="gramStart"/>
-      <w:r>
-        <w:t>a .</w:t>
-      </w:r>
-      <w:proofErr w:type="spellStart"/>
-      <w:r>
-        <w:t>pbip</w:t>
-      </w:r>
-      <w:proofErr w:type="spellEnd"/>
-      <w:proofErr w:type="gramEnd"/>
-      <w:r>
-        <w:t xml:space="preserve"> saved inside the clone. </w:t>
-      </w:r>
-      <w:proofErr w:type="spellStart"/>
-      <w:r>
-        <w:t>Ctrl+S</w:t>
-      </w:r>
-      <w:proofErr w:type="spellEnd"/>
-      <w:r>
-        <w:t xml:space="preserve"> as usual.</w:t>
+        <w:t>Work in Power BI Desktop on a .pbip saved inside the clone. Ctrl+S as usual.</w:t>
       </w:r>
     </w:p>
     <w:p>
@@ -8901,7 +7386,6 @@
         <w:spacing w:after="60" w:line="276" w:lineRule="auto"/>
       </w:pPr>
       <w:r>
-        <w:lastRenderedPageBreak/>
         <w:t>Starting a session after any web uploads: click Fetch/Pull in GitHub Desktop first, so the local copy includes everything on GitHub.</w:t>
       </w:r>
     </w:p>
@@ -8985,6 +7469,7 @@
         <w:spacing w:after="60" w:line="276" w:lineRule="auto"/>
       </w:pPr>
       <w:r>
+        <w:lastRenderedPageBreak/>
         <w:t>Solo work can commit straight to main. You now know the branch-and-PR route interviews ask about.</w:t>
       </w:r>
     </w:p>
@@ -9164,21 +7649,12 @@
             </w:tcMar>
           </w:tcPr>
           <w:p>
-            <w:proofErr w:type="spellStart"/>
             <w:r>
               <w:rPr>
                 <w:sz w:val="19"/>
                 <w:szCs w:val="19"/>
               </w:rPr>
-              <w:t>Licence</w:t>
-            </w:r>
-            <w:proofErr w:type="spellEnd"/>
-            <w:r>
-              <w:rPr>
-                <w:sz w:val="19"/>
-                <w:szCs w:val="19"/>
-              </w:rPr>
-              <w:t xml:space="preserve"> and capacity</w:t>
+              <w:t>Licence and capacity</w:t>
             </w:r>
           </w:p>
         </w:tc>
@@ -9243,23 +7719,7 @@
                 <w:sz w:val="19"/>
                 <w:szCs w:val="19"/>
               </w:rPr>
-              <w:t xml:space="preserve">Semantic models and reports are supported, both currently in PREVIEW, alongside notebooks, </w:t>
-            </w:r>
-            <w:proofErr w:type="spellStart"/>
-            <w:r>
-              <w:rPr>
-                <w:sz w:val="19"/>
-                <w:szCs w:val="19"/>
-              </w:rPr>
-              <w:t>lakehouses</w:t>
-            </w:r>
-            <w:proofErr w:type="spellEnd"/>
-            <w:r>
-              <w:rPr>
-                <w:sz w:val="19"/>
-                <w:szCs w:val="19"/>
-              </w:rPr>
-              <w:t>, pipelines, warehouses and most other Fabric item types. Unsupported items can sit in a connected workspace without being deleted; they simply are not committed.</w:t>
+              <w:t>Semantic models and reports are supported, both currently in PREVIEW, alongside notebooks, lakehouses, pipelines, warehouses and most other Fabric item types. Unsupported items can sit in a connected workspace without being deleted; they simply are not committed.</w:t>
             </w:r>
           </w:p>
         </w:tc>
@@ -9443,7 +7903,6 @@
         <w:spacing w:after="60" w:line="276" w:lineRule="auto"/>
       </w:pPr>
       <w:r>
-        <w:lastRenderedPageBreak/>
         <w:t>Sign in to the Power BI or Fabric portal and open the workspace.</w:t>
       </w:r>
     </w:p>
@@ -9482,13 +7941,8 @@
         </w:numPr>
         <w:spacing w:after="60" w:line="276" w:lineRule="auto"/>
       </w:pPr>
-      <w:proofErr w:type="spellStart"/>
-      <w:r>
-        <w:t>Authorise</w:t>
-      </w:r>
-      <w:proofErr w:type="spellEnd"/>
-      <w:r>
-        <w:t xml:space="preserve"> the account on first use: supply a display name and complete the OAuth sign-in, then select Connect.</w:t>
+      <w:r>
+        <w:t>Authorise the account on first use: supply a display name and complete the OAuth sign-in, then select Connect.</w:t>
       </w:r>
     </w:p>
     <w:p>
@@ -9545,7 +7999,11 @@
         <w:spacing w:after="60" w:line="276" w:lineRule="auto"/>
       </w:pPr>
       <w:r>
-        <w:t>It requires a Fabric capacity. Every other part of this solution is specified on Power BI Pro, and adding a capacity requirement to publish a portfolio project changes the cost profile of the whole thing.</w:t>
+        <w:lastRenderedPageBreak/>
+        <w:t>At the time of this writing, i</w:t>
+      </w:r>
+      <w:r>
+        <w:t>t requires a Fabric capacity. Every other part of this solution is specified on Power BI Pro, and adding a capacity requirement to publish a portfolio project changes the cost profile of the whole thing.</w:t>
       </w:r>
     </w:p>
     <w:p>
@@ -9558,15 +8016,7 @@
         <w:spacing w:after="60" w:line="276" w:lineRule="auto"/>
       </w:pPr>
       <w:r>
-        <w:t xml:space="preserve">Semantic model and report sync are both in preview. A portfolio repository is a durable artifact; building its history on a preview feature risks a </w:t>
-      </w:r>
-      <w:proofErr w:type="spellStart"/>
-      <w:r>
-        <w:t>behaviour</w:t>
-      </w:r>
-      <w:proofErr w:type="spellEnd"/>
-      <w:r>
-        <w:t xml:space="preserve"> change midway through.</w:t>
+        <w:t>Semantic model and report sync are both in preview. A portfolio repository is a durable artifact; building its history on a preview feature risks a behaviour change midway through.</w:t>
       </w:r>
     </w:p>
     <w:p>
@@ -9619,23 +8069,7 @@
           <w:sz w:val="21"/>
           <w:szCs w:val="21"/>
         </w:rPr>
-        <w:t xml:space="preserve">If a Fabric capacity or trial becomes available, connect the workspace and let Git integration own </w:t>
-      </w:r>
-      <w:proofErr w:type="spellStart"/>
-      <w:r>
-        <w:rPr>
-          <w:sz w:val="21"/>
-          <w:szCs w:val="21"/>
-        </w:rPr>
-        <w:t>pbip</w:t>
-      </w:r>
-      <w:proofErr w:type="spellEnd"/>
-      <w:r>
-        <w:rPr>
-          <w:sz w:val="21"/>
-          <w:szCs w:val="21"/>
-        </w:rPr>
-        <w:t>/ — it removes the save-into-the-clone discipline in §6.2 and the manual commit loop in §9.4, which are the two steps most often skipped. Keep the website route for documents, SQL and screenshots. Document 01 §8.3 already lists this as a planned enhancement; record the switch in the README so the change in commit pattern is explained rather than mysterious.</w:t>
+        <w:t>If a Fabric capacity or trial becomes available, connect the workspace and let Git integration own pbip/ — it removes the save-into-the-clone discipline in §6.2 and the manual commit loop in §9.4, which are the two steps most often skipped. Keep the website route for documents, SQL and screenshots. Document 01 §8.3 already lists this as a planned enhancement; record the switch in the README so the change in commit pattern is explained rather than mysterious.</w:t>
       </w:r>
     </w:p>
     <w:p>
@@ -9661,23 +8095,7 @@
         <w:spacing w:after="120" w:line="276" w:lineRule="auto"/>
       </w:pPr>
       <w:r>
-        <w:t>The four .</w:t>
-      </w:r>
-      <w:proofErr w:type="spellStart"/>
-      <w:r>
-        <w:t>pbix</w:t>
-      </w:r>
-      <w:proofErr w:type="spellEnd"/>
-      <w:r>
-        <w:t xml:space="preserve"> files in </w:t>
-      </w:r>
-      <w:proofErr w:type="spellStart"/>
-      <w:r>
-        <w:t>pbix</w:t>
-      </w:r>
-      <w:proofErr w:type="spellEnd"/>
-      <w:r>
-        <w:t>/ are the reviewer-facing copies, refreshed at milestones rather than every commit.</w:t>
+        <w:t>The four .pbix files in pbix/ are the reviewer-facing copies, refreshed at milestones rather than every commit.</w:t>
       </w:r>
     </w:p>
     <w:p>
@@ -9690,31 +8108,7 @@
         <w:spacing w:after="60" w:line="276" w:lineRule="auto"/>
       </w:pPr>
       <w:r>
-        <w:t>At the end of each build block, or at minimum at v1.0, File → Save As → .</w:t>
-      </w:r>
-      <w:proofErr w:type="spellStart"/>
-      <w:r>
-        <w:t>pbix</w:t>
-      </w:r>
-      <w:proofErr w:type="spellEnd"/>
-      <w:r>
-        <w:t xml:space="preserve"> and upload to </w:t>
-      </w:r>
-      <w:proofErr w:type="spellStart"/>
-      <w:r>
-        <w:t>pbix</w:t>
-      </w:r>
-      <w:proofErr w:type="spellEnd"/>
-      <w:r>
-        <w:t>/ via the website with a message such as “</w:t>
-      </w:r>
-      <w:proofErr w:type="spellStart"/>
-      <w:r>
-        <w:t>pbix</w:t>
-      </w:r>
-      <w:proofErr w:type="spellEnd"/>
-      <w:r>
-        <w:t xml:space="preserve"> milestone: R1 pages complete”.</w:t>
+        <w:t>At the end of each build block, or at minimum at v1.0, File → Save As → .pbix and upload to pbix/ via the website with a message such as “pbix milestone: R1 pages complete”.</w:t>
       </w:r>
     </w:p>
     <w:p>
@@ -9740,15 +8134,7 @@
         <w:spacing w:after="60" w:line="276" w:lineRule="auto"/>
       </w:pPr>
       <w:r>
-        <w:t xml:space="preserve">SQL scripts are text and commit like any other source. When a script changes after the warehouse is already built, say so in the commit message — “06_item_lifecycle: add </w:t>
-      </w:r>
-      <w:proofErr w:type="spellStart"/>
-      <w:r>
-        <w:t>MonthsActive</w:t>
-      </w:r>
-      <w:proofErr w:type="spellEnd"/>
-      <w:r>
-        <w:t>, rerun required” — because a reader of the history needs to know a rebuild was implied.</w:t>
+        <w:t>SQL scripts are text and commit like any other source. When a script changes after the warehouse is already built, say so in the commit message — “06_item_lifecycle: add MonthsActive, rerun required” — because a reader of the history needs to know a rebuild was implied.</w:t>
       </w:r>
     </w:p>
     <w:p>
@@ -9761,16 +8147,7 @@
         <w:spacing w:after="60" w:line="276" w:lineRule="auto"/>
       </w:pPr>
       <w:r>
-        <w:lastRenderedPageBreak/>
-        <w:t>Optional polish: create a GitHub Release (Releases → Draft a new release → tag v1.0) and attach the four .</w:t>
-      </w:r>
-      <w:proofErr w:type="spellStart"/>
-      <w:r>
-        <w:t>pbix</w:t>
-      </w:r>
-      <w:proofErr w:type="spellEnd"/>
-      <w:r>
-        <w:t xml:space="preserve"> files. This gives reviewers a one-click stable download separate from ongoing commits.</w:t>
+        <w:t>Optional polish: create a GitHub Release (Releases → Draft a new release → tag v1.0) and attach the four .pbix files. This gives reviewers a one-click stable download separate from ongoing commits.</w:t>
       </w:r>
     </w:p>
     <w:p>
@@ -9809,15 +8186,7 @@
         <w:spacing w:after="60" w:line="276" w:lineRule="auto"/>
       </w:pPr>
       <w:r>
-        <w:t xml:space="preserve">Hold the key in a Power Query parameter named </w:t>
-      </w:r>
-      <w:proofErr w:type="spellStart"/>
-      <w:r>
-        <w:t>pCensusKey</w:t>
-      </w:r>
-      <w:proofErr w:type="spellEnd"/>
-      <w:r>
-        <w:t>. Never inline it into a query’s M code.</w:t>
+        <w:t>Hold the key in a Power Query parameter named pCensusKey. Never inline it into a query’s M code.</w:t>
       </w:r>
     </w:p>
     <w:p>
@@ -9830,23 +8199,8 @@
         <w:spacing w:after="60" w:line="276" w:lineRule="auto"/>
       </w:pPr>
       <w:r>
-        <w:t xml:space="preserve">Before the first PBIP commit, open </w:t>
-      </w:r>
-      <w:proofErr w:type="spellStart"/>
-      <w:r>
-        <w:t>pbip</w:t>
-      </w:r>
-      <w:proofErr w:type="spellEnd"/>
-      <w:r>
-        <w:t>/</w:t>
-      </w:r>
-      <w:proofErr w:type="spellStart"/>
-      <w:r>
-        <w:t>RetailEconomics_Model</w:t>
-      </w:r>
-      <w:proofErr w:type="spellEnd"/>
-      <w:r>
-        <w:t>/ and search the TMDL text for “key=” and for the key’s first six characters. A parameter’s current value can be serialized depending on Desktop version and settings.</w:t>
+        <w:lastRenderedPageBreak/>
+        <w:t>Before the first PBIP commit, open pbip/RetailEconomics_Model/ and search the TMDL text for “key=” and for the key’s first six characters. A parameter’s current value can be serialized depending on Desktop version and settings.</w:t>
       </w:r>
     </w:p>
     <w:p>
@@ -9938,15 +8292,7 @@
         <w:spacing w:after="120" w:line="276" w:lineRule="auto"/>
       </w:pPr>
       <w:r>
-        <w:t>The README is the first thing any reviewer sees. Edit it on the website with the pencil icon. Markdown essentials: # for headings, ## for subheadings, - for bullets</w:t>
-      </w:r>
-      <w:proofErr w:type="gramStart"/>
-      <w:r>
-        <w:t>, !</w:t>
-      </w:r>
-      <w:proofErr w:type="gramEnd"/>
-      <w:r>
-        <w:t>[alt](path) for images.</w:t>
+        <w:t>The README is the first thing any reviewer sees. Edit it on the website with the pencil icon. Markdown essentials: # for headings, ## for subheadings, - for bullets, ![alt](path) for images.</w:t>
       </w:r>
     </w:p>
     <w:p>
@@ -10060,131 +8406,47 @@
         <w:shd w:val="clear" w:color="auto" w:fill="F2F2F2"/>
         <w:ind w:left="180"/>
       </w:pPr>
-      <w:proofErr w:type="gramStart"/>
-      <w:r>
-        <w:rPr>
-          <w:rFonts w:ascii="Consolas" w:eastAsia="Consolas" w:hAnsi="Consolas" w:cs="Consolas"/>
-          <w:sz w:val="16"/>
-          <w:szCs w:val="16"/>
-        </w:rPr>
-        <w:t>![</w:t>
-      </w:r>
-      <w:proofErr w:type="gramEnd"/>
-      <w:r>
-        <w:rPr>
-          <w:rFonts w:ascii="Consolas" w:eastAsia="Consolas" w:hAnsi="Consolas" w:cs="Consolas"/>
-          <w:sz w:val="16"/>
-          <w:szCs w:val="16"/>
-        </w:rPr>
-        <w:t xml:space="preserve">R1 Macro </w:t>
-      </w:r>
-      <w:proofErr w:type="gramStart"/>
-      <w:r>
-        <w:rPr>
-          <w:rFonts w:ascii="Consolas" w:eastAsia="Consolas" w:hAnsi="Consolas" w:cs="Consolas"/>
-          <w:sz w:val="16"/>
-          <w:szCs w:val="16"/>
-        </w:rPr>
-        <w:t>Environment](</w:t>
-      </w:r>
-      <w:proofErr w:type="gramEnd"/>
-      <w:r>
-        <w:rPr>
-          <w:rFonts w:ascii="Consolas" w:eastAsia="Consolas" w:hAnsi="Consolas" w:cs="Consolas"/>
-          <w:sz w:val="16"/>
-          <w:szCs w:val="16"/>
-        </w:rPr>
-        <w:t>assets/r1_p1_macro.png)</w:t>
-      </w:r>
-    </w:p>
-    <w:p>
-      <w:pPr>
-        <w:pBdr>
-          <w:left w:val="single" w:sz="12" w:space="6" w:color="A6A6A6"/>
-        </w:pBdr>
-        <w:shd w:val="clear" w:color="auto" w:fill="F2F2F2"/>
-        <w:ind w:left="180"/>
-      </w:pPr>
-      <w:proofErr w:type="gramStart"/>
-      <w:r>
-        <w:rPr>
-          <w:rFonts w:ascii="Consolas" w:eastAsia="Consolas" w:hAnsi="Consolas" w:cs="Consolas"/>
-          <w:sz w:val="16"/>
-          <w:szCs w:val="16"/>
-        </w:rPr>
-        <w:t>![</w:t>
-      </w:r>
-      <w:proofErr w:type="gramEnd"/>
-      <w:r>
-        <w:rPr>
-          <w:rFonts w:ascii="Consolas" w:eastAsia="Consolas" w:hAnsi="Consolas" w:cs="Consolas"/>
-          <w:sz w:val="16"/>
-          <w:szCs w:val="16"/>
-        </w:rPr>
-        <w:t xml:space="preserve">R2 Recession </w:t>
-      </w:r>
-      <w:proofErr w:type="gramStart"/>
-      <w:r>
-        <w:rPr>
-          <w:rFonts w:ascii="Consolas" w:eastAsia="Consolas" w:hAnsi="Consolas" w:cs="Consolas"/>
-          <w:sz w:val="16"/>
-          <w:szCs w:val="16"/>
-        </w:rPr>
-        <w:t>Resistance](</w:t>
-      </w:r>
-      <w:proofErr w:type="gramEnd"/>
-      <w:r>
-        <w:rPr>
-          <w:rFonts w:ascii="Consolas" w:eastAsia="Consolas" w:hAnsi="Consolas" w:cs="Consolas"/>
-          <w:sz w:val="16"/>
-          <w:szCs w:val="16"/>
-        </w:rPr>
-        <w:t>assets/r2_p1_stress.png)</w:t>
-      </w:r>
-    </w:p>
-    <w:p>
-      <w:pPr>
-        <w:pBdr>
-          <w:left w:val="single" w:sz="12" w:space="6" w:color="A6A6A6"/>
-        </w:pBdr>
-        <w:shd w:val="clear" w:color="auto" w:fill="F2F2F2"/>
-        <w:ind w:left="180"/>
-      </w:pPr>
-      <w:proofErr w:type="gramStart"/>
-      <w:r>
-        <w:rPr>
-          <w:rFonts w:ascii="Consolas" w:eastAsia="Consolas" w:hAnsi="Consolas" w:cs="Consolas"/>
-          <w:sz w:val="16"/>
-          <w:szCs w:val="16"/>
-        </w:rPr>
-        <w:t>![</w:t>
-      </w:r>
-      <w:proofErr w:type="gramEnd"/>
-      <w:r>
-        <w:rPr>
-          <w:rFonts w:ascii="Consolas" w:eastAsia="Consolas" w:hAnsi="Consolas" w:cs="Consolas"/>
-          <w:sz w:val="16"/>
-          <w:szCs w:val="16"/>
-        </w:rPr>
-        <w:t xml:space="preserve">R3 Assortment </w:t>
-      </w:r>
-      <w:proofErr w:type="gramStart"/>
-      <w:r>
-        <w:rPr>
-          <w:rFonts w:ascii="Consolas" w:eastAsia="Consolas" w:hAnsi="Consolas" w:cs="Consolas"/>
-          <w:sz w:val="16"/>
-          <w:szCs w:val="16"/>
-        </w:rPr>
-        <w:t>Concentration](</w:t>
-      </w:r>
-      <w:proofErr w:type="gramEnd"/>
-      <w:r>
-        <w:rPr>
-          <w:rFonts w:ascii="Consolas" w:eastAsia="Consolas" w:hAnsi="Consolas" w:cs="Consolas"/>
-          <w:sz w:val="16"/>
-          <w:szCs w:val="16"/>
-        </w:rPr>
-        <w:t>assets/r3_p1_assortment.png)</w:t>
+      <w:r>
+        <w:rPr>
+          <w:rFonts w:ascii="Consolas" w:eastAsia="Consolas" w:hAnsi="Consolas" w:cs="Consolas"/>
+          <w:sz w:val="16"/>
+          <w:szCs w:val="16"/>
+        </w:rPr>
+        <w:t>![R1 Macro Environment](assets/r1_p1_macro.png)</w:t>
+      </w:r>
+    </w:p>
+    <w:p>
+      <w:pPr>
+        <w:pBdr>
+          <w:left w:val="single" w:sz="12" w:space="6" w:color="A6A6A6"/>
+        </w:pBdr>
+        <w:shd w:val="clear" w:color="auto" w:fill="F2F2F2"/>
+        <w:ind w:left="180"/>
+      </w:pPr>
+      <w:r>
+        <w:rPr>
+          <w:rFonts w:ascii="Consolas" w:eastAsia="Consolas" w:hAnsi="Consolas" w:cs="Consolas"/>
+          <w:sz w:val="16"/>
+          <w:szCs w:val="16"/>
+        </w:rPr>
+        <w:t>![R2 Recession Resistance](assets/r2_p1_stress.png)</w:t>
+      </w:r>
+    </w:p>
+    <w:p>
+      <w:pPr>
+        <w:pBdr>
+          <w:left w:val="single" w:sz="12" w:space="6" w:color="A6A6A6"/>
+        </w:pBdr>
+        <w:shd w:val="clear" w:color="auto" w:fill="F2F2F2"/>
+        <w:ind w:left="180"/>
+      </w:pPr>
+      <w:r>
+        <w:rPr>
+          <w:rFonts w:ascii="Consolas" w:eastAsia="Consolas" w:hAnsi="Consolas" w:cs="Consolas"/>
+          <w:sz w:val="16"/>
+          <w:szCs w:val="16"/>
+        </w:rPr>
+        <w:t>![R3 Assortment Concentration](assets/r3_p1_assortment.png)</w:t>
       </w:r>
     </w:p>
     <w:p>
@@ -10229,41 +8491,13 @@
         <w:shd w:val="clear" w:color="auto" w:fill="F2F2F2"/>
         <w:ind w:left="180"/>
       </w:pPr>
-      <w:proofErr w:type="gramStart"/>
-      <w:r>
-        <w:rPr>
-          <w:rFonts w:ascii="Consolas" w:eastAsia="Consolas" w:hAnsi="Consolas" w:cs="Consolas"/>
-          <w:sz w:val="16"/>
-          <w:szCs w:val="16"/>
-        </w:rPr>
-        <w:t>![</w:t>
-      </w:r>
-      <w:proofErr w:type="gramEnd"/>
-      <w:r>
-        <w:rPr>
-          <w:rFonts w:ascii="Consolas" w:eastAsia="Consolas" w:hAnsi="Consolas" w:cs="Consolas"/>
-          <w:sz w:val="16"/>
-          <w:szCs w:val="16"/>
-        </w:rPr>
-        <w:t xml:space="preserve">Star </w:t>
-      </w:r>
-      <w:proofErr w:type="gramStart"/>
-      <w:r>
-        <w:rPr>
-          <w:rFonts w:ascii="Consolas" w:eastAsia="Consolas" w:hAnsi="Consolas" w:cs="Consolas"/>
-          <w:sz w:val="16"/>
-          <w:szCs w:val="16"/>
-        </w:rPr>
-        <w:t>schema](</w:t>
-      </w:r>
-      <w:proofErr w:type="gramEnd"/>
-      <w:r>
-        <w:rPr>
-          <w:rFonts w:ascii="Consolas" w:eastAsia="Consolas" w:hAnsi="Consolas" w:cs="Consolas"/>
-          <w:sz w:val="16"/>
-          <w:szCs w:val="16"/>
-        </w:rPr>
-        <w:t>assets/model_view.png)</w:t>
+      <w:r>
+        <w:rPr>
+          <w:rFonts w:ascii="Consolas" w:eastAsia="Consolas" w:hAnsi="Consolas" w:cs="Consolas"/>
+          <w:sz w:val="16"/>
+          <w:szCs w:val="16"/>
+        </w:rPr>
+        <w:t>![Star schema](assets/model_view.png)</w:t>
       </w:r>
     </w:p>
     <w:p>
@@ -10399,403 +8633,313 @@
           <w:sz w:val="16"/>
           <w:szCs w:val="16"/>
         </w:rPr>
+        <w:t>- PBIP source control: every DAX change is a readable line diff</w:t>
+      </w:r>
+    </w:p>
+    <w:p>
+      <w:pPr>
+        <w:pBdr>
+          <w:left w:val="single" w:sz="12" w:space="6" w:color="A6A6A6"/>
+        </w:pBdr>
+        <w:shd w:val="clear" w:color="auto" w:fill="F2F2F2"/>
+        <w:ind w:left="180"/>
+      </w:pPr>
+      <w:r>
+        <w:rPr>
+          <w:rFonts w:ascii="Consolas" w:eastAsia="Consolas" w:hAnsi="Consolas" w:cs="Consolas"/>
+          <w:sz w:val="16"/>
+          <w:szCs w:val="16"/>
+        </w:rPr>
+        <w:t xml:space="preserve"> </w:t>
+      </w:r>
+    </w:p>
+    <w:p>
+      <w:pPr>
+        <w:pBdr>
+          <w:left w:val="single" w:sz="12" w:space="6" w:color="A6A6A6"/>
+        </w:pBdr>
+        <w:shd w:val="clear" w:color="auto" w:fill="F2F2F2"/>
+        <w:ind w:left="180"/>
+      </w:pPr>
+      <w:r>
+        <w:rPr>
+          <w:rFonts w:ascii="Consolas" w:eastAsia="Consolas" w:hAnsi="Consolas" w:cs="Consolas"/>
+          <w:sz w:val="16"/>
+          <w:szCs w:val="16"/>
+        </w:rPr>
+        <w:t>## Data sources (not redistributed here)</w:t>
+      </w:r>
+    </w:p>
+    <w:p>
+      <w:pPr>
+        <w:pBdr>
+          <w:left w:val="single" w:sz="12" w:space="6" w:color="A6A6A6"/>
+        </w:pBdr>
+        <w:shd w:val="clear" w:color="auto" w:fill="F2F2F2"/>
+        <w:ind w:left="180"/>
+      </w:pPr>
+      <w:r>
+        <w:rPr>
+          <w:rFonts w:ascii="Consolas" w:eastAsia="Consolas" w:hAnsi="Consolas" w:cs="Consolas"/>
+          <w:sz w:val="16"/>
+          <w:szCs w:val="16"/>
+        </w:rPr>
+        <w:t>- Census MARTS API: https://api.census.gov/data/timeseries/eits/marts</w:t>
+      </w:r>
+    </w:p>
+    <w:p>
+      <w:pPr>
+        <w:pBdr>
+          <w:left w:val="single" w:sz="12" w:space="6" w:color="A6A6A6"/>
+        </w:pBdr>
+        <w:shd w:val="clear" w:color="auto" w:fill="F2F2F2"/>
+        <w:ind w:left="180"/>
+      </w:pPr>
+      <w:r>
+        <w:rPr>
+          <w:rFonts w:ascii="Consolas" w:eastAsia="Consolas" w:hAnsi="Consolas" w:cs="Consolas"/>
+          <w:sz w:val="16"/>
+          <w:szCs w:val="16"/>
+        </w:rPr>
+        <w:t>- FRED: https://fred.stlouisfed.org/</w:t>
+      </w:r>
+    </w:p>
+    <w:p>
+      <w:pPr>
+        <w:pBdr>
+          <w:left w:val="single" w:sz="12" w:space="6" w:color="A6A6A6"/>
+        </w:pBdr>
+        <w:shd w:val="clear" w:color="auto" w:fill="F2F2F2"/>
+        <w:ind w:left="180"/>
+      </w:pPr>
+      <w:r>
+        <w:rPr>
+          <w:rFonts w:ascii="Consolas" w:eastAsia="Consolas" w:hAnsi="Consolas" w:cs="Consolas"/>
+          <w:sz w:val="16"/>
+          <w:szCs w:val="16"/>
+        </w:rPr>
+        <w:t>- Montgomery County item movement:</w:t>
+      </w:r>
+    </w:p>
+    <w:p>
+      <w:pPr>
+        <w:pBdr>
+          <w:left w:val="single" w:sz="12" w:space="6" w:color="A6A6A6"/>
+        </w:pBdr>
+        <w:shd w:val="clear" w:color="auto" w:fill="F2F2F2"/>
+        <w:ind w:left="180"/>
+      </w:pPr>
+      <w:r>
+        <w:rPr>
+          <w:rFonts w:ascii="Consolas" w:eastAsia="Consolas" w:hAnsi="Consolas" w:cs="Consolas"/>
+          <w:sz w:val="16"/>
+          <w:szCs w:val="16"/>
+        </w:rPr>
+        <w:t xml:space="preserve">  https://catalog.data.gov/dataset/warehouse-and-retail-sales</w:t>
+      </w:r>
+    </w:p>
+    <w:p>
+      <w:pPr>
+        <w:pBdr>
+          <w:left w:val="single" w:sz="12" w:space="6" w:color="A6A6A6"/>
+        </w:pBdr>
+        <w:shd w:val="clear" w:color="auto" w:fill="F2F2F2"/>
+        <w:ind w:left="180"/>
+      </w:pPr>
+      <w:r>
+        <w:rPr>
+          <w:rFonts w:ascii="Consolas" w:eastAsia="Consolas" w:hAnsi="Consolas" w:cs="Consolas"/>
+          <w:sz w:val="16"/>
+          <w:szCs w:val="16"/>
+        </w:rPr>
+        <w:t xml:space="preserve"> </w:t>
+      </w:r>
+    </w:p>
+    <w:p>
+      <w:pPr>
+        <w:pBdr>
+          <w:left w:val="single" w:sz="12" w:space="6" w:color="A6A6A6"/>
+        </w:pBdr>
+        <w:shd w:val="clear" w:color="auto" w:fill="F2F2F2"/>
+        <w:ind w:left="180"/>
+      </w:pPr>
+      <w:r>
+        <w:rPr>
+          <w:rFonts w:ascii="Consolas" w:eastAsia="Consolas" w:hAnsi="Consolas" w:cs="Consolas"/>
+          <w:sz w:val="16"/>
+          <w:szCs w:val="16"/>
+        </w:rPr>
+        <w:t>## Repository map</w:t>
+      </w:r>
+    </w:p>
+    <w:p>
+      <w:pPr>
+        <w:pBdr>
+          <w:left w:val="single" w:sz="12" w:space="6" w:color="A6A6A6"/>
+        </w:pBdr>
+        <w:shd w:val="clear" w:color="auto" w:fill="F2F2F2"/>
+        <w:ind w:left="180"/>
+      </w:pPr>
+      <w:r>
+        <w:rPr>
+          <w:rFonts w:ascii="Consolas" w:eastAsia="Consolas" w:hAnsi="Consolas" w:cs="Consolas"/>
+          <w:sz w:val="16"/>
+          <w:szCs w:val="16"/>
+        </w:rPr>
+        <w:t>| Folder | Contents |</w:t>
+      </w:r>
+    </w:p>
+    <w:p>
+      <w:pPr>
+        <w:pBdr>
+          <w:left w:val="single" w:sz="12" w:space="6" w:color="A6A6A6"/>
+        </w:pBdr>
+        <w:shd w:val="clear" w:color="auto" w:fill="F2F2F2"/>
+        <w:ind w:left="180"/>
+      </w:pPr>
+      <w:r>
+        <w:rPr>
+          <w:rFonts w:ascii="Consolas" w:eastAsia="Consolas" w:hAnsi="Consolas" w:cs="Consolas"/>
+          <w:sz w:val="16"/>
+          <w:szCs w:val="16"/>
+        </w:rPr>
+        <w:t>|---|---|</w:t>
+      </w:r>
+    </w:p>
+    <w:p>
+      <w:pPr>
+        <w:pBdr>
+          <w:left w:val="single" w:sz="12" w:space="6" w:color="A6A6A6"/>
+        </w:pBdr>
+        <w:shd w:val="clear" w:color="auto" w:fill="F2F2F2"/>
+        <w:ind w:left="180"/>
+      </w:pPr>
+      <w:r>
+        <w:rPr>
+          <w:rFonts w:ascii="Consolas" w:eastAsia="Consolas" w:hAnsi="Consolas" w:cs="Consolas"/>
+          <w:sz w:val="16"/>
+          <w:szCs w:val="16"/>
+        </w:rPr>
+        <w:t>| docs/ | Numbered document set (00, 01, 02, 12, 13, 14, 15, 20) |</w:t>
+      </w:r>
+    </w:p>
+    <w:p>
+      <w:pPr>
+        <w:pBdr>
+          <w:left w:val="single" w:sz="12" w:space="6" w:color="A6A6A6"/>
+        </w:pBdr>
+        <w:shd w:val="clear" w:color="auto" w:fill="F2F2F2"/>
+        <w:ind w:left="180"/>
+      </w:pPr>
+      <w:r>
+        <w:rPr>
+          <w:rFonts w:ascii="Consolas" w:eastAsia="Consolas" w:hAnsi="Consolas" w:cs="Consolas"/>
+          <w:sz w:val="16"/>
+          <w:szCs w:val="16"/>
+        </w:rPr>
+        <w:t>| sql/ | Warehouse build scripts, run 01 through 08 in order |</w:t>
+      </w:r>
+    </w:p>
+    <w:p>
+      <w:pPr>
+        <w:pBdr>
+          <w:left w:val="single" w:sz="12" w:space="6" w:color="A6A6A6"/>
+        </w:pBdr>
+        <w:shd w:val="clear" w:color="auto" w:fill="F2F2F2"/>
+        <w:ind w:left="180"/>
+      </w:pPr>
+      <w:r>
+        <w:rPr>
+          <w:rFonts w:ascii="Consolas" w:eastAsia="Consolas" w:hAnsi="Consolas" w:cs="Consolas"/>
+          <w:sz w:val="16"/>
+          <w:szCs w:val="16"/>
+        </w:rPr>
+        <w:t>| powerquery/ | M source for the API and file queries |</w:t>
+      </w:r>
+    </w:p>
+    <w:p>
+      <w:pPr>
+        <w:pBdr>
+          <w:left w:val="single" w:sz="12" w:space="6" w:color="A6A6A6"/>
+        </w:pBdr>
+        <w:shd w:val="clear" w:color="auto" w:fill="F2F2F2"/>
+        <w:ind w:left="180"/>
+      </w:pPr>
+      <w:r>
+        <w:rPr>
+          <w:rFonts w:ascii="Consolas" w:eastAsia="Consolas" w:hAnsi="Consolas" w:cs="Consolas"/>
+          <w:sz w:val="16"/>
+          <w:szCs w:val="16"/>
+        </w:rPr>
+        <w:t>| dax/ | Measure catalog by display folder |</w:t>
+      </w:r>
+    </w:p>
+    <w:p>
+      <w:pPr>
+        <w:pBdr>
+          <w:left w:val="single" w:sz="12" w:space="6" w:color="A6A6A6"/>
+        </w:pBdr>
+        <w:shd w:val="clear" w:color="auto" w:fill="F2F2F2"/>
+        <w:ind w:left="180"/>
+      </w:pPr>
+      <w:r>
+        <w:rPr>
+          <w:rFonts w:ascii="Consolas" w:eastAsia="Consolas" w:hAnsi="Consolas" w:cs="Consolas"/>
+          <w:sz w:val="16"/>
+          <w:szCs w:val="16"/>
+        </w:rPr>
+        <w:t>| pbip/ | Power BI Project text - the diffable source |</w:t>
+      </w:r>
+    </w:p>
+    <w:p>
+      <w:pPr>
+        <w:pBdr>
+          <w:left w:val="single" w:sz="12" w:space="6" w:color="A6A6A6"/>
+        </w:pBdr>
+        <w:shd w:val="clear" w:color="auto" w:fill="F2F2F2"/>
+        <w:ind w:left="180"/>
+      </w:pPr>
+      <w:r>
+        <w:rPr>
+          <w:rFonts w:ascii="Consolas" w:eastAsia="Consolas" w:hAnsi="Consolas" w:cs="Consolas"/>
+          <w:sz w:val="16"/>
+          <w:szCs w:val="16"/>
+        </w:rPr>
+        <w:t>| pbix/ | Four binaries: model + three reports |</w:t>
+      </w:r>
+    </w:p>
+    <w:p>
+      <w:pPr>
+        <w:pBdr>
+          <w:left w:val="single" w:sz="12" w:space="6" w:color="A6A6A6"/>
+        </w:pBdr>
+        <w:shd w:val="clear" w:color="auto" w:fill="F2F2F2"/>
+        <w:ind w:left="180"/>
+      </w:pPr>
+      <w:r>
+        <w:rPr>
+          <w:rFonts w:ascii="Consolas" w:eastAsia="Consolas" w:hAnsi="Consolas" w:cs="Consolas"/>
+          <w:sz w:val="16"/>
+          <w:szCs w:val="16"/>
+        </w:rPr>
+        <w:t>| reference/ | RefMappings.xlsx |</w:t>
+      </w:r>
+    </w:p>
+    <w:p>
+      <w:pPr>
+        <w:pBdr>
+          <w:left w:val="single" w:sz="12" w:space="6" w:color="A6A6A6"/>
+        </w:pBdr>
+        <w:shd w:val="clear" w:color="auto" w:fill="F2F2F2"/>
+        <w:ind w:left="180"/>
+      </w:pPr>
+      <w:r>
+        <w:rPr>
+          <w:rFonts w:ascii="Consolas" w:eastAsia="Consolas" w:hAnsi="Consolas" w:cs="Consolas"/>
+          <w:sz w:val="16"/>
+          <w:szCs w:val="16"/>
+        </w:rPr>
         <w:lastRenderedPageBreak/>
-        <w:t>- PBIP source control: every DAX change is a readable line diff</w:t>
-      </w:r>
-    </w:p>
-    <w:p>
-      <w:pPr>
-        <w:pBdr>
-          <w:left w:val="single" w:sz="12" w:space="6" w:color="A6A6A6"/>
-        </w:pBdr>
-        <w:shd w:val="clear" w:color="auto" w:fill="F2F2F2"/>
-        <w:ind w:left="180"/>
-      </w:pPr>
-      <w:r>
-        <w:rPr>
-          <w:rFonts w:ascii="Consolas" w:eastAsia="Consolas" w:hAnsi="Consolas" w:cs="Consolas"/>
-          <w:sz w:val="16"/>
-          <w:szCs w:val="16"/>
-        </w:rPr>
-        <w:t xml:space="preserve"> </w:t>
-      </w:r>
-    </w:p>
-    <w:p>
-      <w:pPr>
-        <w:pBdr>
-          <w:left w:val="single" w:sz="12" w:space="6" w:color="A6A6A6"/>
-        </w:pBdr>
-        <w:shd w:val="clear" w:color="auto" w:fill="F2F2F2"/>
-        <w:ind w:left="180"/>
-      </w:pPr>
-      <w:r>
-        <w:rPr>
-          <w:rFonts w:ascii="Consolas" w:eastAsia="Consolas" w:hAnsi="Consolas" w:cs="Consolas"/>
-          <w:sz w:val="16"/>
-          <w:szCs w:val="16"/>
-        </w:rPr>
-        <w:t>## Data sources (not redistributed here)</w:t>
-      </w:r>
-    </w:p>
-    <w:p>
-      <w:pPr>
-        <w:pBdr>
-          <w:left w:val="single" w:sz="12" w:space="6" w:color="A6A6A6"/>
-        </w:pBdr>
-        <w:shd w:val="clear" w:color="auto" w:fill="F2F2F2"/>
-        <w:ind w:left="180"/>
-      </w:pPr>
-      <w:r>
-        <w:rPr>
-          <w:rFonts w:ascii="Consolas" w:eastAsia="Consolas" w:hAnsi="Consolas" w:cs="Consolas"/>
-          <w:sz w:val="16"/>
-          <w:szCs w:val="16"/>
-        </w:rPr>
-        <w:t>- Census MARTS API: https://api.census.gov/data/timeseries/eits/marts</w:t>
-      </w:r>
-    </w:p>
-    <w:p>
-      <w:pPr>
-        <w:pBdr>
-          <w:left w:val="single" w:sz="12" w:space="6" w:color="A6A6A6"/>
-        </w:pBdr>
-        <w:shd w:val="clear" w:color="auto" w:fill="F2F2F2"/>
-        <w:ind w:left="180"/>
-      </w:pPr>
-      <w:r>
-        <w:rPr>
-          <w:rFonts w:ascii="Consolas" w:eastAsia="Consolas" w:hAnsi="Consolas" w:cs="Consolas"/>
-          <w:sz w:val="16"/>
-          <w:szCs w:val="16"/>
-        </w:rPr>
-        <w:t>- FRED: https://fred.stlouisfed.org/</w:t>
-      </w:r>
-    </w:p>
-    <w:p>
-      <w:pPr>
-        <w:pBdr>
-          <w:left w:val="single" w:sz="12" w:space="6" w:color="A6A6A6"/>
-        </w:pBdr>
-        <w:shd w:val="clear" w:color="auto" w:fill="F2F2F2"/>
-        <w:ind w:left="180"/>
-      </w:pPr>
-      <w:r>
-        <w:rPr>
-          <w:rFonts w:ascii="Consolas" w:eastAsia="Consolas" w:hAnsi="Consolas" w:cs="Consolas"/>
-          <w:sz w:val="16"/>
-          <w:szCs w:val="16"/>
-        </w:rPr>
-        <w:t>- Montgomery County item movement:</w:t>
-      </w:r>
-    </w:p>
-    <w:p>
-      <w:pPr>
-        <w:pBdr>
-          <w:left w:val="single" w:sz="12" w:space="6" w:color="A6A6A6"/>
-        </w:pBdr>
-        <w:shd w:val="clear" w:color="auto" w:fill="F2F2F2"/>
-        <w:ind w:left="180"/>
-      </w:pPr>
-      <w:r>
-        <w:rPr>
-          <w:rFonts w:ascii="Consolas" w:eastAsia="Consolas" w:hAnsi="Consolas" w:cs="Consolas"/>
-          <w:sz w:val="16"/>
-          <w:szCs w:val="16"/>
-        </w:rPr>
-        <w:t xml:space="preserve">  https://catalog.data.gov/dataset/warehouse-and-retail-sales</w:t>
-      </w:r>
-    </w:p>
-    <w:p>
-      <w:pPr>
-        <w:pBdr>
-          <w:left w:val="single" w:sz="12" w:space="6" w:color="A6A6A6"/>
-        </w:pBdr>
-        <w:shd w:val="clear" w:color="auto" w:fill="F2F2F2"/>
-        <w:ind w:left="180"/>
-      </w:pPr>
-      <w:r>
-        <w:rPr>
-          <w:rFonts w:ascii="Consolas" w:eastAsia="Consolas" w:hAnsi="Consolas" w:cs="Consolas"/>
-          <w:sz w:val="16"/>
-          <w:szCs w:val="16"/>
-        </w:rPr>
-        <w:t xml:space="preserve"> </w:t>
-      </w:r>
-    </w:p>
-    <w:p>
-      <w:pPr>
-        <w:pBdr>
-          <w:left w:val="single" w:sz="12" w:space="6" w:color="A6A6A6"/>
-        </w:pBdr>
-        <w:shd w:val="clear" w:color="auto" w:fill="F2F2F2"/>
-        <w:ind w:left="180"/>
-      </w:pPr>
-      <w:r>
-        <w:rPr>
-          <w:rFonts w:ascii="Consolas" w:eastAsia="Consolas" w:hAnsi="Consolas" w:cs="Consolas"/>
-          <w:sz w:val="16"/>
-          <w:szCs w:val="16"/>
-        </w:rPr>
-        <w:t>## Repository map</w:t>
-      </w:r>
-    </w:p>
-    <w:p>
-      <w:pPr>
-        <w:pBdr>
-          <w:left w:val="single" w:sz="12" w:space="6" w:color="A6A6A6"/>
-        </w:pBdr>
-        <w:shd w:val="clear" w:color="auto" w:fill="F2F2F2"/>
-        <w:ind w:left="180"/>
-      </w:pPr>
-      <w:r>
-        <w:rPr>
-          <w:rFonts w:ascii="Consolas" w:eastAsia="Consolas" w:hAnsi="Consolas" w:cs="Consolas"/>
-          <w:sz w:val="16"/>
-          <w:szCs w:val="16"/>
-        </w:rPr>
-        <w:t>| Folder | Contents |</w:t>
-      </w:r>
-    </w:p>
-    <w:p>
-      <w:pPr>
-        <w:pBdr>
-          <w:left w:val="single" w:sz="12" w:space="6" w:color="A6A6A6"/>
-        </w:pBdr>
-        <w:shd w:val="clear" w:color="auto" w:fill="F2F2F2"/>
-        <w:ind w:left="180"/>
-      </w:pPr>
-      <w:r>
-        <w:rPr>
-          <w:rFonts w:ascii="Consolas" w:eastAsia="Consolas" w:hAnsi="Consolas" w:cs="Consolas"/>
-          <w:sz w:val="16"/>
-          <w:szCs w:val="16"/>
-        </w:rPr>
-        <w:t>|---|---|</w:t>
-      </w:r>
-    </w:p>
-    <w:p>
-      <w:pPr>
-        <w:pBdr>
-          <w:left w:val="single" w:sz="12" w:space="6" w:color="A6A6A6"/>
-        </w:pBdr>
-        <w:shd w:val="clear" w:color="auto" w:fill="F2F2F2"/>
-        <w:ind w:left="180"/>
-      </w:pPr>
-      <w:r>
-        <w:rPr>
-          <w:rFonts w:ascii="Consolas" w:eastAsia="Consolas" w:hAnsi="Consolas" w:cs="Consolas"/>
-          <w:sz w:val="16"/>
-          <w:szCs w:val="16"/>
-        </w:rPr>
-        <w:t>| docs/ | Numbered document set (00, 01, 02, 12, 13, 14, 15, 20) |</w:t>
-      </w:r>
-    </w:p>
-    <w:p>
-      <w:pPr>
-        <w:pBdr>
-          <w:left w:val="single" w:sz="12" w:space="6" w:color="A6A6A6"/>
-        </w:pBdr>
-        <w:shd w:val="clear" w:color="auto" w:fill="F2F2F2"/>
-        <w:ind w:left="180"/>
-      </w:pPr>
-      <w:r>
-        <w:rPr>
-          <w:rFonts w:ascii="Consolas" w:eastAsia="Consolas" w:hAnsi="Consolas" w:cs="Consolas"/>
-          <w:sz w:val="16"/>
-          <w:szCs w:val="16"/>
-        </w:rPr>
-        <w:t xml:space="preserve">| </w:t>
-      </w:r>
-      <w:proofErr w:type="spellStart"/>
-      <w:r>
-        <w:rPr>
-          <w:rFonts w:ascii="Consolas" w:eastAsia="Consolas" w:hAnsi="Consolas" w:cs="Consolas"/>
-          <w:sz w:val="16"/>
-          <w:szCs w:val="16"/>
-        </w:rPr>
-        <w:t>sql</w:t>
-      </w:r>
-      <w:proofErr w:type="spellEnd"/>
-      <w:r>
-        <w:rPr>
-          <w:rFonts w:ascii="Consolas" w:eastAsia="Consolas" w:hAnsi="Consolas" w:cs="Consolas"/>
-          <w:sz w:val="16"/>
-          <w:szCs w:val="16"/>
-        </w:rPr>
-        <w:t>/ | Warehouse build scripts, run 01 through 08 in order |</w:t>
-      </w:r>
-    </w:p>
-    <w:p>
-      <w:pPr>
-        <w:pBdr>
-          <w:left w:val="single" w:sz="12" w:space="6" w:color="A6A6A6"/>
-        </w:pBdr>
-        <w:shd w:val="clear" w:color="auto" w:fill="F2F2F2"/>
-        <w:ind w:left="180"/>
-      </w:pPr>
-      <w:r>
-        <w:rPr>
-          <w:rFonts w:ascii="Consolas" w:eastAsia="Consolas" w:hAnsi="Consolas" w:cs="Consolas"/>
-          <w:sz w:val="16"/>
-          <w:szCs w:val="16"/>
-        </w:rPr>
-        <w:t xml:space="preserve">| </w:t>
-      </w:r>
-      <w:proofErr w:type="spellStart"/>
-      <w:r>
-        <w:rPr>
-          <w:rFonts w:ascii="Consolas" w:eastAsia="Consolas" w:hAnsi="Consolas" w:cs="Consolas"/>
-          <w:sz w:val="16"/>
-          <w:szCs w:val="16"/>
-        </w:rPr>
-        <w:t>powerquery</w:t>
-      </w:r>
-      <w:proofErr w:type="spellEnd"/>
-      <w:r>
-        <w:rPr>
-          <w:rFonts w:ascii="Consolas" w:eastAsia="Consolas" w:hAnsi="Consolas" w:cs="Consolas"/>
-          <w:sz w:val="16"/>
-          <w:szCs w:val="16"/>
-        </w:rPr>
-        <w:t>/ | M source for the API and file queries |</w:t>
-      </w:r>
-    </w:p>
-    <w:p>
-      <w:pPr>
-        <w:pBdr>
-          <w:left w:val="single" w:sz="12" w:space="6" w:color="A6A6A6"/>
-        </w:pBdr>
-        <w:shd w:val="clear" w:color="auto" w:fill="F2F2F2"/>
-        <w:ind w:left="180"/>
-      </w:pPr>
-      <w:r>
-        <w:rPr>
-          <w:rFonts w:ascii="Consolas" w:eastAsia="Consolas" w:hAnsi="Consolas" w:cs="Consolas"/>
-          <w:sz w:val="16"/>
-          <w:szCs w:val="16"/>
-        </w:rPr>
-        <w:t xml:space="preserve">| </w:t>
-      </w:r>
-      <w:proofErr w:type="spellStart"/>
-      <w:r>
-        <w:rPr>
-          <w:rFonts w:ascii="Consolas" w:eastAsia="Consolas" w:hAnsi="Consolas" w:cs="Consolas"/>
-          <w:sz w:val="16"/>
-          <w:szCs w:val="16"/>
-        </w:rPr>
-        <w:t>dax</w:t>
-      </w:r>
-      <w:proofErr w:type="spellEnd"/>
-      <w:r>
-        <w:rPr>
-          <w:rFonts w:ascii="Consolas" w:eastAsia="Consolas" w:hAnsi="Consolas" w:cs="Consolas"/>
-          <w:sz w:val="16"/>
-          <w:szCs w:val="16"/>
-        </w:rPr>
-        <w:t>/ | Measure catalog by display folder |</w:t>
-      </w:r>
-    </w:p>
-    <w:p>
-      <w:pPr>
-        <w:pBdr>
-          <w:left w:val="single" w:sz="12" w:space="6" w:color="A6A6A6"/>
-        </w:pBdr>
-        <w:shd w:val="clear" w:color="auto" w:fill="F2F2F2"/>
-        <w:ind w:left="180"/>
-      </w:pPr>
-      <w:r>
-        <w:rPr>
-          <w:rFonts w:ascii="Consolas" w:eastAsia="Consolas" w:hAnsi="Consolas" w:cs="Consolas"/>
-          <w:sz w:val="16"/>
-          <w:szCs w:val="16"/>
-        </w:rPr>
-        <w:t xml:space="preserve">| </w:t>
-      </w:r>
-      <w:proofErr w:type="spellStart"/>
-      <w:r>
-        <w:rPr>
-          <w:rFonts w:ascii="Consolas" w:eastAsia="Consolas" w:hAnsi="Consolas" w:cs="Consolas"/>
-          <w:sz w:val="16"/>
-          <w:szCs w:val="16"/>
-        </w:rPr>
-        <w:t>pbip</w:t>
-      </w:r>
-      <w:proofErr w:type="spellEnd"/>
-      <w:r>
-        <w:rPr>
-          <w:rFonts w:ascii="Consolas" w:eastAsia="Consolas" w:hAnsi="Consolas" w:cs="Consolas"/>
-          <w:sz w:val="16"/>
-          <w:szCs w:val="16"/>
-        </w:rPr>
-        <w:t>/ | Power BI Project text - the diffable source |</w:t>
-      </w:r>
-    </w:p>
-    <w:p>
-      <w:pPr>
-        <w:pBdr>
-          <w:left w:val="single" w:sz="12" w:space="6" w:color="A6A6A6"/>
-        </w:pBdr>
-        <w:shd w:val="clear" w:color="auto" w:fill="F2F2F2"/>
-        <w:ind w:left="180"/>
-      </w:pPr>
-      <w:r>
-        <w:rPr>
-          <w:rFonts w:ascii="Consolas" w:eastAsia="Consolas" w:hAnsi="Consolas" w:cs="Consolas"/>
-          <w:sz w:val="16"/>
-          <w:szCs w:val="16"/>
-        </w:rPr>
-        <w:t xml:space="preserve">| </w:t>
-      </w:r>
-      <w:proofErr w:type="spellStart"/>
-      <w:r>
-        <w:rPr>
-          <w:rFonts w:ascii="Consolas" w:eastAsia="Consolas" w:hAnsi="Consolas" w:cs="Consolas"/>
-          <w:sz w:val="16"/>
-          <w:szCs w:val="16"/>
-        </w:rPr>
-        <w:t>pbix</w:t>
-      </w:r>
-      <w:proofErr w:type="spellEnd"/>
-      <w:r>
-        <w:rPr>
-          <w:rFonts w:ascii="Consolas" w:eastAsia="Consolas" w:hAnsi="Consolas" w:cs="Consolas"/>
-          <w:sz w:val="16"/>
-          <w:szCs w:val="16"/>
-        </w:rPr>
-        <w:t>/ | Four binaries: model + three reports |</w:t>
-      </w:r>
-    </w:p>
-    <w:p>
-      <w:pPr>
-        <w:pBdr>
-          <w:left w:val="single" w:sz="12" w:space="6" w:color="A6A6A6"/>
-        </w:pBdr>
-        <w:shd w:val="clear" w:color="auto" w:fill="F2F2F2"/>
-        <w:ind w:left="180"/>
-      </w:pPr>
-      <w:r>
-        <w:rPr>
-          <w:rFonts w:ascii="Consolas" w:eastAsia="Consolas" w:hAnsi="Consolas" w:cs="Consolas"/>
-          <w:sz w:val="16"/>
-          <w:szCs w:val="16"/>
-        </w:rPr>
-        <w:t>| reference/ | RefMappings.xlsx |</w:t>
-      </w:r>
-    </w:p>
-    <w:p>
-      <w:pPr>
-        <w:pBdr>
-          <w:left w:val="single" w:sz="12" w:space="6" w:color="A6A6A6"/>
-        </w:pBdr>
-        <w:shd w:val="clear" w:color="auto" w:fill="F2F2F2"/>
-        <w:ind w:left="180"/>
-      </w:pPr>
-      <w:r>
-        <w:rPr>
-          <w:rFonts w:ascii="Consolas" w:eastAsia="Consolas" w:hAnsi="Consolas" w:cs="Consolas"/>
-          <w:sz w:val="16"/>
-          <w:szCs w:val="16"/>
-        </w:rPr>
         <w:t>| theme/ | Report theme JSON |</w:t>
       </w:r>
     </w:p>
@@ -10945,6 +9089,16 @@
         <w:t>14. Verification Checklist</w:t>
       </w:r>
       <w:bookmarkEnd w:id="31"/>
+      <w:r>
+        <w:rPr>
+          <w:b/>
+          <w:bCs/>
+          <w:color w:val="1F3864"/>
+          <w:sz w:val="30"/>
+          <w:szCs w:val="30"/>
+        </w:rPr>
+        <w:t xml:space="preserve"> Post Development</w:t>
+      </w:r>
     </w:p>
     <w:p>
       <w:pPr>
@@ -10956,28 +9110,7 @@
         <w:spacing w:after="60" w:line="276" w:lineRule="auto"/>
       </w:pPr>
       <w:r>
-        <w:t>Repository is public with README</w:t>
-      </w:r>
-      <w:proofErr w:type="gramStart"/>
-      <w:r>
-        <w:t>, .</w:t>
-      </w:r>
-      <w:proofErr w:type="spellStart"/>
-      <w:r>
-        <w:t>gitignore</w:t>
-      </w:r>
-      <w:proofErr w:type="spellEnd"/>
-      <w:proofErr w:type="gramEnd"/>
-      <w:r>
-        <w:t xml:space="preserve">, MIT </w:t>
-      </w:r>
-      <w:proofErr w:type="spellStart"/>
-      <w:r>
-        <w:t>licence</w:t>
-      </w:r>
-      <w:proofErr w:type="spellEnd"/>
-      <w:r>
-        <w:t>, and the full folder skeleton visible.</w:t>
+        <w:t>Repository is public with README, .gitignore, MIT licence, and the full folder skeleton visible.</w:t>
       </w:r>
     </w:p>
     <w:p>
@@ -11002,13 +9135,8 @@
         </w:numPr>
         <w:spacing w:after="60" w:line="276" w:lineRule="auto"/>
       </w:pPr>
-      <w:proofErr w:type="spellStart"/>
-      <w:r>
-        <w:t>sql</w:t>
-      </w:r>
-      <w:proofErr w:type="spellEnd"/>
-      <w:r>
-        <w:t>/ contains all eight scripts, and running them in order on a clean instance reproduces the warehouse.</w:t>
+      <w:r>
+        <w:t>sql/ contains all eight scripts, and running them in order on a clean instance reproduces the warehouse.</w:t>
       </w:r>
     </w:p>
     <w:p>
@@ -11021,23 +9149,7 @@
         <w:spacing w:after="60" w:line="276" w:lineRule="auto"/>
       </w:pPr>
       <w:r>
-        <w:t>GitHub Desktop: repository cloned; all four .</w:t>
-      </w:r>
-      <w:proofErr w:type="spellStart"/>
-      <w:r>
-        <w:t>pbip</w:t>
-      </w:r>
-      <w:proofErr w:type="spellEnd"/>
-      <w:r>
-        <w:t xml:space="preserve"> files saved inside </w:t>
-      </w:r>
-      <w:proofErr w:type="spellStart"/>
-      <w:r>
-        <w:t>pbip</w:t>
-      </w:r>
-      <w:proofErr w:type="spellEnd"/>
-      <w:r>
-        <w:t>/; at least one TMDL commit pushed and visible on github.com showing a readable measure diff.</w:t>
+        <w:t>GitHub Desktop: repository cloned; all four .pbip files saved inside pbip/; at least one TMDL commit pushed and visible on github.com showing a readable measure diff.</w:t>
       </w:r>
     </w:p>
     <w:p>
@@ -11101,13 +9213,8 @@
         </w:numPr>
         <w:spacing w:after="60" w:line="276" w:lineRule="auto"/>
       </w:pPr>
-      <w:proofErr w:type="spellStart"/>
-      <w:r>
-        <w:t>pbix</w:t>
-      </w:r>
-      <w:proofErr w:type="spellEnd"/>
-      <w:r>
-        <w:t>/ holds the four current milestone binaries; assets/ holds eleven screenshots; README images render.</w:t>
+      <w:r>
+        <w:t>pbix/ holds the four current milestone binaries; assets/ holds eleven screenshots; README images render.</w:t>
       </w:r>
     </w:p>
     <w:p>
@@ -11150,7 +9257,6 @@
           <w:sz w:val="30"/>
           <w:szCs w:val="30"/>
         </w:rPr>
-        <w:lastRenderedPageBreak/>
         <w:t>15. References</w:t>
       </w:r>
       <w:bookmarkEnd w:id="32"/>
@@ -11241,6 +9347,7 @@
           <w:sz w:val="21"/>
           <w:szCs w:val="21"/>
         </w:rPr>
+        <w:lastRenderedPageBreak/>
         <w:t xml:space="preserve">On-premises data gateway — </w:t>
       </w:r>
       <w:hyperlink r:id="rId8" w:history="1">
@@ -11348,48 +9455,7 @@
           <w:sz w:val="21"/>
           <w:szCs w:val="21"/>
         </w:rPr>
-        <w:t xml:space="preserve">The projects overview documents </w:t>
-      </w:r>
-      <w:proofErr w:type="gramStart"/>
-      <w:r>
-        <w:rPr>
-          <w:sz w:val="21"/>
-          <w:szCs w:val="21"/>
-        </w:rPr>
-        <w:t>the .</w:t>
-      </w:r>
-      <w:proofErr w:type="spellStart"/>
-      <w:r>
-        <w:rPr>
-          <w:sz w:val="21"/>
-          <w:szCs w:val="21"/>
-        </w:rPr>
-        <w:t>pbip</w:t>
-      </w:r>
-      <w:proofErr w:type="spellEnd"/>
-      <w:proofErr w:type="gramEnd"/>
-      <w:r>
-        <w:rPr>
-          <w:sz w:val="21"/>
-          <w:szCs w:val="21"/>
-        </w:rPr>
-        <w:t xml:space="preserve"> format and the </w:t>
-      </w:r>
-      <w:proofErr w:type="spellStart"/>
-      <w:r>
-        <w:rPr>
-          <w:sz w:val="21"/>
-          <w:szCs w:val="21"/>
-        </w:rPr>
-        <w:t>SemanticModel</w:t>
-      </w:r>
-      <w:proofErr w:type="spellEnd"/>
-      <w:r>
-        <w:rPr>
-          <w:sz w:val="21"/>
-          <w:szCs w:val="21"/>
-        </w:rPr>
-        <w:t xml:space="preserve"> / Report folder split that §3.3 relies on. It references TMDL only briefly; the detailed TMDL serialization format is documented separately under the semantic model articles linked from it. Nothing in §8 depends on that detail.</w:t>
+        <w:t>The projects overview documents the .pbip format and the SemanticModel / Report folder split that §3.3 relies on. It references TMDL only briefly; the detailed TMDL serialization format is documented separately under the semantic model articles linked from it. Nothing in §8 depends on that detail.</w:t>
       </w:r>
     </w:p>
     <w:p>
@@ -11671,60 +9737,24 @@
           <w:sz w:val="16"/>
           <w:szCs w:val="16"/>
         </w:rPr>
-        <w:t>| Word docs, HTML, .</w:t>
-      </w:r>
-      <w:proofErr w:type="spellStart"/>
-      <w:r>
-        <w:rPr>
-          <w:rFonts w:ascii="Consolas" w:eastAsia="Consolas" w:hAnsi="Consolas" w:cs="Consolas"/>
-          <w:sz w:val="16"/>
-          <w:szCs w:val="16"/>
-        </w:rPr>
-        <w:t>pbix</w:t>
-      </w:r>
-      <w:proofErr w:type="spellEnd"/>
-      <w:r>
-        <w:rPr>
-          <w:rFonts w:ascii="Consolas" w:eastAsia="Consolas" w:hAnsi="Consolas" w:cs="Consolas"/>
-          <w:sz w:val="16"/>
-          <w:szCs w:val="16"/>
-        </w:rPr>
-        <w:t>, screenshots | GitHub website | Upload -&gt; descriptive commit message |</w:t>
-      </w:r>
-    </w:p>
-    <w:p>
-      <w:pPr>
-        <w:pBdr>
-          <w:left w:val="single" w:sz="12" w:space="6" w:color="A6A6A6"/>
-        </w:pBdr>
-        <w:shd w:val="clear" w:color="auto" w:fill="F2F2F2"/>
-        <w:ind w:left="180"/>
-      </w:pPr>
-      <w:r>
-        <w:rPr>
-          <w:rFonts w:ascii="Consolas" w:eastAsia="Consolas" w:hAnsi="Consolas" w:cs="Consolas"/>
-          <w:sz w:val="16"/>
-          <w:szCs w:val="16"/>
-        </w:rPr>
-        <w:t>| PBIP text files (`</w:t>
-      </w:r>
-      <w:proofErr w:type="spellStart"/>
-      <w:r>
-        <w:rPr>
-          <w:rFonts w:ascii="Consolas" w:eastAsia="Consolas" w:hAnsi="Consolas" w:cs="Consolas"/>
-          <w:sz w:val="16"/>
-          <w:szCs w:val="16"/>
-        </w:rPr>
-        <w:t>pbip</w:t>
-      </w:r>
-      <w:proofErr w:type="spellEnd"/>
-      <w:r>
-        <w:rPr>
-          <w:rFonts w:ascii="Consolas" w:eastAsia="Consolas" w:hAnsi="Consolas" w:cs="Consolas"/>
-          <w:sz w:val="16"/>
-          <w:szCs w:val="16"/>
-        </w:rPr>
-        <w:t>/`) | Power BI Desktop + GitHub Desktop | Save into the clone -&gt; review diff -&gt; Commit -&gt; Push |</w:t>
+        <w:t>| Word docs, HTML, .pbix, screenshots | GitHub website | Upload -&gt; descriptive commit message |</w:t>
+      </w:r>
+    </w:p>
+    <w:p>
+      <w:pPr>
+        <w:pBdr>
+          <w:left w:val="single" w:sz="12" w:space="6" w:color="A6A6A6"/>
+        </w:pBdr>
+        <w:shd w:val="clear" w:color="auto" w:fill="F2F2F2"/>
+        <w:ind w:left="180"/>
+      </w:pPr>
+      <w:r>
+        <w:rPr>
+          <w:rFonts w:ascii="Consolas" w:eastAsia="Consolas" w:hAnsi="Consolas" w:cs="Consolas"/>
+          <w:sz w:val="16"/>
+          <w:szCs w:val="16"/>
+        </w:rPr>
+        <w:t>| PBIP text files (`pbip/`) | Power BI Desktop + GitHub Desktop | Save into the clone -&gt; review diff -&gt; Commit -&gt; Push |</w:t>
       </w:r>
     </w:p>
     <w:p>
@@ -11809,78 +9839,24 @@
           <w:sz w:val="16"/>
           <w:szCs w:val="16"/>
         </w:rPr>
-        <w:t>2. Save .</w:t>
-      </w:r>
-      <w:proofErr w:type="spellStart"/>
-      <w:r>
-        <w:rPr>
-          <w:rFonts w:ascii="Consolas" w:eastAsia="Consolas" w:hAnsi="Consolas" w:cs="Consolas"/>
-          <w:sz w:val="16"/>
-          <w:szCs w:val="16"/>
-        </w:rPr>
-        <w:t>pbip</w:t>
-      </w:r>
-      <w:proofErr w:type="spellEnd"/>
-      <w:r>
-        <w:rPr>
-          <w:rFonts w:ascii="Consolas" w:eastAsia="Consolas" w:hAnsi="Consolas" w:cs="Consolas"/>
-          <w:sz w:val="16"/>
-          <w:szCs w:val="16"/>
-        </w:rPr>
-        <w:t xml:space="preserve"> files inside the clone's `</w:t>
-      </w:r>
-      <w:proofErr w:type="spellStart"/>
-      <w:r>
-        <w:rPr>
-          <w:rFonts w:ascii="Consolas" w:eastAsia="Consolas" w:hAnsi="Consolas" w:cs="Consolas"/>
-          <w:sz w:val="16"/>
-          <w:szCs w:val="16"/>
-        </w:rPr>
-        <w:t>pbip</w:t>
-      </w:r>
-      <w:proofErr w:type="spellEnd"/>
-      <w:r>
-        <w:rPr>
-          <w:rFonts w:ascii="Consolas" w:eastAsia="Consolas" w:hAnsi="Consolas" w:cs="Consolas"/>
-          <w:sz w:val="16"/>
-          <w:szCs w:val="16"/>
-        </w:rPr>
-        <w:t>/` folder. Nowhere else.</w:t>
-      </w:r>
-    </w:p>
-    <w:p>
-      <w:pPr>
-        <w:pBdr>
-          <w:left w:val="single" w:sz="12" w:space="6" w:color="A6A6A6"/>
-        </w:pBdr>
-        <w:shd w:val="clear" w:color="auto" w:fill="F2F2F2"/>
-        <w:ind w:left="180"/>
-      </w:pPr>
-      <w:r>
-        <w:rPr>
-          <w:rFonts w:ascii="Consolas" w:eastAsia="Consolas" w:hAnsi="Consolas" w:cs="Consolas"/>
-          <w:sz w:val="16"/>
-          <w:szCs w:val="16"/>
-        </w:rPr>
-        <w:t>3. Measure changes go in `</w:t>
-      </w:r>
-      <w:proofErr w:type="spellStart"/>
-      <w:r>
-        <w:rPr>
-          <w:rFonts w:ascii="Consolas" w:eastAsia="Consolas" w:hAnsi="Consolas" w:cs="Consolas"/>
-          <w:sz w:val="16"/>
-          <w:szCs w:val="16"/>
-        </w:rPr>
-        <w:t>RetailEconomics_Model</w:t>
-      </w:r>
-      <w:proofErr w:type="spellEnd"/>
-      <w:r>
-        <w:rPr>
-          <w:rFonts w:ascii="Consolas" w:eastAsia="Consolas" w:hAnsi="Consolas" w:cs="Consolas"/>
-          <w:sz w:val="16"/>
-          <w:szCs w:val="16"/>
-        </w:rPr>
-        <w:t>` only. If you are editing the</w:t>
+        <w:t>2. Save .pbip files inside the clone's `pbip/` folder. Nowhere else.</w:t>
+      </w:r>
+    </w:p>
+    <w:p>
+      <w:pPr>
+        <w:pBdr>
+          <w:left w:val="single" w:sz="12" w:space="6" w:color="A6A6A6"/>
+        </w:pBdr>
+        <w:shd w:val="clear" w:color="auto" w:fill="F2F2F2"/>
+        <w:ind w:left="180"/>
+      </w:pPr>
+      <w:r>
+        <w:rPr>
+          <w:rFonts w:ascii="Consolas" w:eastAsia="Consolas" w:hAnsi="Consolas" w:cs="Consolas"/>
+          <w:sz w:val="16"/>
+          <w:szCs w:val="16"/>
+        </w:rPr>
+        <w:t>3. Measure changes go in `RetailEconomics_Model` only. If you are editing the</w:t>
       </w:r>
     </w:p>
     <w:p>
@@ -11914,25 +9890,7 @@
           <w:sz w:val="16"/>
           <w:szCs w:val="16"/>
         </w:rPr>
-        <w:t>4. Re-run `</w:t>
-      </w:r>
-      <w:proofErr w:type="spellStart"/>
-      <w:r>
-        <w:rPr>
-          <w:rFonts w:ascii="Consolas" w:eastAsia="Consolas" w:hAnsi="Consolas" w:cs="Consolas"/>
-          <w:sz w:val="16"/>
-          <w:szCs w:val="16"/>
-        </w:rPr>
-        <w:t>sql</w:t>
-      </w:r>
-      <w:proofErr w:type="spellEnd"/>
-      <w:r>
-        <w:rPr>
-          <w:rFonts w:ascii="Consolas" w:eastAsia="Consolas" w:hAnsi="Consolas" w:cs="Consolas"/>
-          <w:sz w:val="16"/>
-          <w:szCs w:val="16"/>
-        </w:rPr>
-        <w:t>/06_item_lifecycle.sql` after any reload of the fact table.</w:t>
+        <w:t>4. Re-run `sql/06_item_lifecycle.sql` after any reload of the fact table.</w:t>
       </w:r>
     </w:p>
     <w:p>
@@ -11967,7 +9925,6 @@
           <w:sz w:val="30"/>
           <w:szCs w:val="30"/>
         </w:rPr>
-        <w:lastRenderedPageBreak/>
         <w:t>Appendix B — Artifact Placement Inventory</w:t>
       </w:r>
       <w:bookmarkEnd w:id="34"/>
@@ -12282,6 +10239,7 @@
                 <w:sz w:val="19"/>
                 <w:szCs w:val="19"/>
               </w:rPr>
+              <w:lastRenderedPageBreak/>
               <w:t>02_Data_Setup_and_Semantic_Model_Guide.docx</w:t>
             </w:r>
           </w:p>
@@ -12622,23 +10580,7 @@
                 <w:sz w:val="19"/>
                 <w:szCs w:val="19"/>
               </w:rPr>
-              <w:t>01–08 warehouse scripts (.</w:t>
-            </w:r>
-            <w:proofErr w:type="spellStart"/>
-            <w:r>
-              <w:rPr>
-                <w:sz w:val="19"/>
-                <w:szCs w:val="19"/>
-              </w:rPr>
-              <w:t>sql</w:t>
-            </w:r>
-            <w:proofErr w:type="spellEnd"/>
-            <w:r>
-              <w:rPr>
-                <w:sz w:val="19"/>
-                <w:szCs w:val="19"/>
-              </w:rPr>
-              <w:t>)</w:t>
+              <w:t>01–08 warehouse scripts (.sql)</w:t>
             </w:r>
           </w:p>
         </w:tc>
@@ -12653,21 +10595,12 @@
             </w:tcMar>
           </w:tcPr>
           <w:p>
-            <w:proofErr w:type="spellStart"/>
             <w:r>
               <w:rPr>
                 <w:sz w:val="19"/>
                 <w:szCs w:val="19"/>
               </w:rPr>
-              <w:t>sql</w:t>
-            </w:r>
-            <w:proofErr w:type="spellEnd"/>
-            <w:r>
-              <w:rPr>
-                <w:sz w:val="19"/>
-                <w:szCs w:val="19"/>
-              </w:rPr>
-              <w:t>/</w:t>
+              <w:t>sql/</w:t>
             </w:r>
           </w:p>
         </w:tc>
@@ -12727,21 +10660,12 @@
             </w:tcMar>
           </w:tcPr>
           <w:p>
-            <w:proofErr w:type="spellStart"/>
             <w:r>
               <w:rPr>
                 <w:sz w:val="19"/>
                 <w:szCs w:val="19"/>
               </w:rPr>
-              <w:t>fnGetFredSeries.m</w:t>
-            </w:r>
-            <w:proofErr w:type="spellEnd"/>
-            <w:r>
-              <w:rPr>
-                <w:sz w:val="19"/>
-                <w:szCs w:val="19"/>
-              </w:rPr>
-              <w:t xml:space="preserve"> and query source</w:t>
+              <w:t>fnGetFredSeries.m and query source</w:t>
             </w:r>
           </w:p>
         </w:tc>
@@ -12756,21 +10680,12 @@
             </w:tcMar>
           </w:tcPr>
           <w:p>
-            <w:proofErr w:type="spellStart"/>
             <w:r>
               <w:rPr>
                 <w:sz w:val="19"/>
                 <w:szCs w:val="19"/>
               </w:rPr>
-              <w:t>powerquery</w:t>
-            </w:r>
-            <w:proofErr w:type="spellEnd"/>
-            <w:r>
-              <w:rPr>
-                <w:sz w:val="19"/>
-                <w:szCs w:val="19"/>
-              </w:rPr>
-              <w:t>/</w:t>
+              <w:t>powerquery/</w:t>
             </w:r>
           </w:p>
         </w:tc>
@@ -12835,23 +10750,7 @@
                 <w:sz w:val="19"/>
                 <w:szCs w:val="19"/>
               </w:rPr>
-              <w:t>Measure catalog (.</w:t>
-            </w:r>
-            <w:proofErr w:type="spellStart"/>
-            <w:r>
-              <w:rPr>
-                <w:sz w:val="19"/>
-                <w:szCs w:val="19"/>
-              </w:rPr>
-              <w:t>dax</w:t>
-            </w:r>
-            <w:proofErr w:type="spellEnd"/>
-            <w:r>
-              <w:rPr>
-                <w:sz w:val="19"/>
-                <w:szCs w:val="19"/>
-              </w:rPr>
-              <w:t>)</w:t>
+              <w:t>Measure catalog (.dax)</w:t>
             </w:r>
           </w:p>
         </w:tc>
@@ -12866,21 +10765,12 @@
             </w:tcMar>
           </w:tcPr>
           <w:p>
-            <w:proofErr w:type="spellStart"/>
             <w:r>
               <w:rPr>
                 <w:sz w:val="19"/>
                 <w:szCs w:val="19"/>
               </w:rPr>
-              <w:t>dax</w:t>
-            </w:r>
-            <w:proofErr w:type="spellEnd"/>
-            <w:r>
-              <w:rPr>
-                <w:sz w:val="19"/>
-                <w:szCs w:val="19"/>
-              </w:rPr>
-              <w:t>/</w:t>
+              <w:t>dax/</w:t>
             </w:r>
           </w:p>
         </w:tc>
@@ -12940,21 +10830,12 @@
             </w:tcMar>
           </w:tcPr>
           <w:p>
-            <w:proofErr w:type="spellStart"/>
             <w:r>
               <w:rPr>
                 <w:sz w:val="19"/>
                 <w:szCs w:val="19"/>
               </w:rPr>
-              <w:t>RetailEconomics_Model</w:t>
-            </w:r>
-            <w:proofErr w:type="spellEnd"/>
-            <w:r>
-              <w:rPr>
-                <w:sz w:val="19"/>
-                <w:szCs w:val="19"/>
-              </w:rPr>
-              <w:t xml:space="preserve"> PBIP</w:t>
+              <w:t>RetailEconomics_Model PBIP</w:t>
             </w:r>
           </w:p>
         </w:tc>
@@ -12969,21 +10850,12 @@
             </w:tcMar>
           </w:tcPr>
           <w:p>
-            <w:proofErr w:type="spellStart"/>
             <w:r>
               <w:rPr>
                 <w:sz w:val="19"/>
                 <w:szCs w:val="19"/>
               </w:rPr>
-              <w:t>pbip</w:t>
-            </w:r>
-            <w:proofErr w:type="spellEnd"/>
-            <w:r>
-              <w:rPr>
-                <w:sz w:val="19"/>
-                <w:szCs w:val="19"/>
-              </w:rPr>
-              <w:t>/</w:t>
+              <w:t>pbip/</w:t>
             </w:r>
           </w:p>
         </w:tc>
@@ -13063,21 +10935,12 @@
             </w:tcMar>
           </w:tcPr>
           <w:p>
-            <w:proofErr w:type="spellStart"/>
             <w:r>
               <w:rPr>
                 <w:sz w:val="19"/>
                 <w:szCs w:val="19"/>
               </w:rPr>
-              <w:t>pbip</w:t>
-            </w:r>
-            <w:proofErr w:type="spellEnd"/>
-            <w:r>
-              <w:rPr>
-                <w:sz w:val="19"/>
-                <w:szCs w:val="19"/>
-              </w:rPr>
-              <w:t>/</w:t>
+              <w:t>pbip/</w:t>
             </w:r>
           </w:p>
         </w:tc>
@@ -13142,23 +11005,7 @@
                 <w:sz w:val="19"/>
                 <w:szCs w:val="19"/>
               </w:rPr>
-              <w:t>Four .</w:t>
-            </w:r>
-            <w:proofErr w:type="spellStart"/>
-            <w:r>
-              <w:rPr>
-                <w:sz w:val="19"/>
-                <w:szCs w:val="19"/>
-              </w:rPr>
-              <w:t>pbix</w:t>
-            </w:r>
-            <w:proofErr w:type="spellEnd"/>
-            <w:r>
-              <w:rPr>
-                <w:sz w:val="19"/>
-                <w:szCs w:val="19"/>
-              </w:rPr>
-              <w:t xml:space="preserve"> binaries</w:t>
+              <w:t>Four .pbix binaries</w:t>
             </w:r>
           </w:p>
         </w:tc>
@@ -13173,21 +11020,12 @@
             </w:tcMar>
           </w:tcPr>
           <w:p>
-            <w:proofErr w:type="spellStart"/>
             <w:r>
               <w:rPr>
                 <w:sz w:val="19"/>
                 <w:szCs w:val="19"/>
               </w:rPr>
-              <w:t>pbix</w:t>
-            </w:r>
-            <w:proofErr w:type="spellEnd"/>
-            <w:r>
-              <w:rPr>
-                <w:sz w:val="19"/>
-                <w:szCs w:val="19"/>
-              </w:rPr>
-              <w:t>/</w:t>
+              <w:t>pbix/</w:t>
             </w:r>
           </w:p>
         </w:tc>
@@ -13337,26 +11175,8 @@
                 <w:sz w:val="19"/>
                 <w:szCs w:val="19"/>
               </w:rPr>
-              <w:t xml:space="preserve">R1 / R2 / R3 </w:t>
-            </w:r>
-            <w:proofErr w:type="gramStart"/>
-            <w:r>
-              <w:rPr>
-                <w:sz w:val="19"/>
-                <w:szCs w:val="19"/>
-              </w:rPr>
-              <w:t>theme .</w:t>
-            </w:r>
-            <w:proofErr w:type="spellStart"/>
-            <w:r>
-              <w:rPr>
-                <w:sz w:val="19"/>
-                <w:szCs w:val="19"/>
-              </w:rPr>
-              <w:t>json</w:t>
-            </w:r>
-            <w:proofErr w:type="spellEnd"/>
-            <w:proofErr w:type="gramEnd"/>
+              <w:t>R1 / R2 / R3 theme .json</w:t>
+            </w:r>
           </w:p>
         </w:tc>
         <w:tc>
@@ -13440,23 +11260,7 @@
                 <w:sz w:val="19"/>
                 <w:szCs w:val="19"/>
               </w:rPr>
-              <w:t>11 screenshots (.</w:t>
-            </w:r>
-            <w:proofErr w:type="spellStart"/>
-            <w:r>
-              <w:rPr>
-                <w:sz w:val="19"/>
-                <w:szCs w:val="19"/>
-              </w:rPr>
-              <w:t>png</w:t>
-            </w:r>
-            <w:proofErr w:type="spellEnd"/>
-            <w:r>
-              <w:rPr>
-                <w:sz w:val="19"/>
-                <w:szCs w:val="19"/>
-              </w:rPr>
-              <w:t>)</w:t>
+              <w:t>11 screenshots (.png)</w:t>
             </w:r>
           </w:p>
         </w:tc>
@@ -13743,7 +11547,6 @@
           <w:sz w:val="21"/>
           <w:szCs w:val="21"/>
         </w:rPr>
-        <w:lastRenderedPageBreak/>
         <w:t xml:space="preserve">A folder README is not the root README.  </w:t>
       </w:r>
       <w:r>
@@ -13777,6 +11580,7 @@
         <w:spacing w:after="120" w:line="276" w:lineRule="auto"/>
       </w:pPr>
       <w:r>
+        <w:lastRenderedPageBreak/>
         <w:t>The only folder whose contents are numbered for a reader rather than for a machine. The table doubles as the set register, so anyone landing here sees the whole document set without opening one.</w:t>
       </w:r>
     </w:p>
@@ -13829,25 +11633,7 @@
           <w:sz w:val="16"/>
           <w:szCs w:val="16"/>
         </w:rPr>
-        <w:t xml:space="preserve">The numbered document set. Everything a </w:t>
-      </w:r>
-      <w:proofErr w:type="gramStart"/>
-      <w:r>
-        <w:rPr>
-          <w:rFonts w:ascii="Consolas" w:eastAsia="Consolas" w:hAnsi="Consolas" w:cs="Consolas"/>
-          <w:sz w:val="16"/>
-          <w:szCs w:val="16"/>
-        </w:rPr>
-        <w:t>human reads</w:t>
-      </w:r>
-      <w:proofErr w:type="gramEnd"/>
-      <w:r>
-        <w:rPr>
-          <w:rFonts w:ascii="Consolas" w:eastAsia="Consolas" w:hAnsi="Consolas" w:cs="Consolas"/>
-          <w:sz w:val="16"/>
-          <w:szCs w:val="16"/>
-        </w:rPr>
-        <w:t xml:space="preserve"> in lifecycle sequence</w:t>
+        <w:t>The numbered document set. Everything a human reads in lifecycle sequence</w:t>
       </w:r>
     </w:p>
     <w:p>
@@ -14334,25 +12120,7 @@
           <w:sz w:val="16"/>
           <w:szCs w:val="16"/>
         </w:rPr>
-        <w:t xml:space="preserve"># </w:t>
-      </w:r>
-      <w:proofErr w:type="spellStart"/>
-      <w:r>
-        <w:rPr>
-          <w:rFonts w:ascii="Consolas" w:eastAsia="Consolas" w:hAnsi="Consolas" w:cs="Consolas"/>
-          <w:sz w:val="16"/>
-          <w:szCs w:val="16"/>
-        </w:rPr>
-        <w:t>sql</w:t>
-      </w:r>
-      <w:proofErr w:type="spellEnd"/>
-      <w:r>
-        <w:rPr>
-          <w:rFonts w:ascii="Consolas" w:eastAsia="Consolas" w:hAnsi="Consolas" w:cs="Consolas"/>
-          <w:sz w:val="16"/>
-          <w:szCs w:val="16"/>
-        </w:rPr>
-        <w:t>/</w:t>
+        <w:t># sql/</w:t>
       </w:r>
     </w:p>
     <w:p>
@@ -14403,36 +12171,8 @@
           <w:sz w:val="16"/>
           <w:szCs w:val="16"/>
         </w:rPr>
-        <w:t xml:space="preserve">SQL Server 2025 instance and the </w:t>
-      </w:r>
-      <w:proofErr w:type="spellStart"/>
-      <w:r>
-        <w:rPr>
-          <w:rFonts w:ascii="Consolas" w:eastAsia="Consolas" w:hAnsi="Consolas" w:cs="Consolas"/>
-          <w:sz w:val="16"/>
-          <w:szCs w:val="16"/>
-        </w:rPr>
-        <w:t>RetailEconomics</w:t>
-      </w:r>
-      <w:proofErr w:type="spellEnd"/>
-      <w:r>
-        <w:rPr>
-          <w:rFonts w:ascii="Consolas" w:eastAsia="Consolas" w:hAnsi="Consolas" w:cs="Consolas"/>
-          <w:sz w:val="16"/>
-          <w:szCs w:val="16"/>
-        </w:rPr>
-        <w:t xml:space="preserve"> database </w:t>
-      </w:r>
-      <w:proofErr w:type="gramStart"/>
-      <w:r>
-        <w:rPr>
-          <w:rFonts w:ascii="Consolas" w:eastAsia="Consolas" w:hAnsi="Consolas" w:cs="Consolas"/>
-          <w:sz w:val="16"/>
-          <w:szCs w:val="16"/>
-        </w:rPr>
-        <w:t>rebuilds</w:t>
-      </w:r>
-      <w:proofErr w:type="gramEnd"/>
+        <w:t>SQL Server 2025 instance and the RetailEconomics database rebuilds</w:t>
+      </w:r>
     </w:p>
     <w:p>
       <w:pPr>
@@ -14516,80 +12256,24 @@
           <w:sz w:val="16"/>
           <w:szCs w:val="16"/>
         </w:rPr>
-        <w:t xml:space="preserve">| 01_create_database.sql | </w:t>
-      </w:r>
-      <w:proofErr w:type="spellStart"/>
-      <w:r>
-        <w:rPr>
-          <w:rFonts w:ascii="Consolas" w:eastAsia="Consolas" w:hAnsi="Consolas" w:cs="Consolas"/>
-          <w:sz w:val="16"/>
-          <w:szCs w:val="16"/>
-        </w:rPr>
-        <w:t>RetailEconomics</w:t>
-      </w:r>
-      <w:proofErr w:type="spellEnd"/>
-      <w:r>
-        <w:rPr>
-          <w:rFonts w:ascii="Consolas" w:eastAsia="Consolas" w:hAnsi="Consolas" w:cs="Consolas"/>
-          <w:sz w:val="16"/>
-          <w:szCs w:val="16"/>
-        </w:rPr>
-        <w:t xml:space="preserve">, plus the stg and </w:t>
-      </w:r>
-      <w:proofErr w:type="spellStart"/>
-      <w:r>
-        <w:rPr>
-          <w:rFonts w:ascii="Consolas" w:eastAsia="Consolas" w:hAnsi="Consolas" w:cs="Consolas"/>
-          <w:sz w:val="16"/>
-          <w:szCs w:val="16"/>
-        </w:rPr>
-        <w:t>dw</w:t>
-      </w:r>
-      <w:proofErr w:type="spellEnd"/>
-      <w:r>
-        <w:rPr>
-          <w:rFonts w:ascii="Consolas" w:eastAsia="Consolas" w:hAnsi="Consolas" w:cs="Consolas"/>
-          <w:sz w:val="16"/>
-          <w:szCs w:val="16"/>
-        </w:rPr>
-        <w:t xml:space="preserve"> schemas |</w:t>
-      </w:r>
-    </w:p>
-    <w:p>
-      <w:pPr>
-        <w:pBdr>
-          <w:left w:val="single" w:sz="12" w:space="6" w:color="A6A6A6"/>
-        </w:pBdr>
-        <w:shd w:val="clear" w:color="auto" w:fill="F2F2F2"/>
-        <w:ind w:left="180"/>
-      </w:pPr>
-      <w:r>
-        <w:rPr>
-          <w:rFonts w:ascii="Consolas" w:eastAsia="Consolas" w:hAnsi="Consolas" w:cs="Consolas"/>
-          <w:sz w:val="16"/>
-          <w:szCs w:val="16"/>
-        </w:rPr>
-        <w:t xml:space="preserve">| 02_staging_table.sql | </w:t>
-      </w:r>
-      <w:proofErr w:type="spellStart"/>
-      <w:proofErr w:type="gramStart"/>
-      <w:r>
-        <w:rPr>
-          <w:rFonts w:ascii="Consolas" w:eastAsia="Consolas" w:hAnsi="Consolas" w:cs="Consolas"/>
-          <w:sz w:val="16"/>
-          <w:szCs w:val="16"/>
-        </w:rPr>
-        <w:t>stg.WarehouseRetailSales</w:t>
-      </w:r>
-      <w:proofErr w:type="spellEnd"/>
-      <w:proofErr w:type="gramEnd"/>
-      <w:r>
-        <w:rPr>
-          <w:rFonts w:ascii="Consolas" w:eastAsia="Consolas" w:hAnsi="Consolas" w:cs="Consolas"/>
-          <w:sz w:val="16"/>
-          <w:szCs w:val="16"/>
-        </w:rPr>
-        <w:t xml:space="preserve"> and the BULK INSERT |</w:t>
+        <w:t>| 01_create_database.sql | RetailEconomics, plus the stg and dw schemas |</w:t>
+      </w:r>
+    </w:p>
+    <w:p>
+      <w:pPr>
+        <w:pBdr>
+          <w:left w:val="single" w:sz="12" w:space="6" w:color="A6A6A6"/>
+        </w:pBdr>
+        <w:shd w:val="clear" w:color="auto" w:fill="F2F2F2"/>
+        <w:ind w:left="180"/>
+      </w:pPr>
+      <w:r>
+        <w:rPr>
+          <w:rFonts w:ascii="Consolas" w:eastAsia="Consolas" w:hAnsi="Consolas" w:cs="Consolas"/>
+          <w:sz w:val="16"/>
+          <w:szCs w:val="16"/>
+        </w:rPr>
+        <w:t>| 02_staging_table.sql | stg.WarehouseRetailSales and the BULK INSERT |</w:t>
       </w:r>
     </w:p>
     <w:p>
@@ -14623,193 +12307,41 @@
           <w:sz w:val="16"/>
           <w:szCs w:val="16"/>
         </w:rPr>
-        <w:t xml:space="preserve">| 04_dimensions.sql | </w:t>
-      </w:r>
-      <w:proofErr w:type="spellStart"/>
-      <w:proofErr w:type="gramStart"/>
-      <w:r>
-        <w:rPr>
-          <w:rFonts w:ascii="Consolas" w:eastAsia="Consolas" w:hAnsi="Consolas" w:cs="Consolas"/>
-          <w:sz w:val="16"/>
-          <w:szCs w:val="16"/>
-        </w:rPr>
-        <w:t>dw.DimDate</w:t>
-      </w:r>
-      <w:proofErr w:type="spellEnd"/>
-      <w:proofErr w:type="gramEnd"/>
-      <w:r>
-        <w:rPr>
-          <w:rFonts w:ascii="Consolas" w:eastAsia="Consolas" w:hAnsi="Consolas" w:cs="Consolas"/>
-          <w:sz w:val="16"/>
-          <w:szCs w:val="16"/>
-        </w:rPr>
-        <w:t xml:space="preserve">, </w:t>
-      </w:r>
-      <w:proofErr w:type="spellStart"/>
-      <w:proofErr w:type="gramStart"/>
-      <w:r>
-        <w:rPr>
-          <w:rFonts w:ascii="Consolas" w:eastAsia="Consolas" w:hAnsi="Consolas" w:cs="Consolas"/>
-          <w:sz w:val="16"/>
-          <w:szCs w:val="16"/>
-        </w:rPr>
-        <w:t>dw.DimItem</w:t>
-      </w:r>
-      <w:proofErr w:type="spellEnd"/>
-      <w:proofErr w:type="gramEnd"/>
-      <w:r>
-        <w:rPr>
-          <w:rFonts w:ascii="Consolas" w:eastAsia="Consolas" w:hAnsi="Consolas" w:cs="Consolas"/>
-          <w:sz w:val="16"/>
-          <w:szCs w:val="16"/>
-        </w:rPr>
-        <w:t xml:space="preserve">, </w:t>
-      </w:r>
-      <w:proofErr w:type="spellStart"/>
-      <w:proofErr w:type="gramStart"/>
-      <w:r>
-        <w:rPr>
-          <w:rFonts w:ascii="Consolas" w:eastAsia="Consolas" w:hAnsi="Consolas" w:cs="Consolas"/>
-          <w:sz w:val="16"/>
-          <w:szCs w:val="16"/>
-        </w:rPr>
-        <w:t>dw.DimSupplier</w:t>
-      </w:r>
-      <w:proofErr w:type="spellEnd"/>
-      <w:proofErr w:type="gramEnd"/>
-      <w:r>
-        <w:rPr>
-          <w:rFonts w:ascii="Consolas" w:eastAsia="Consolas" w:hAnsi="Consolas" w:cs="Consolas"/>
-          <w:sz w:val="16"/>
-          <w:szCs w:val="16"/>
-        </w:rPr>
-        <w:t xml:space="preserve"> |</w:t>
-      </w:r>
-    </w:p>
-    <w:p>
-      <w:pPr>
-        <w:pBdr>
-          <w:left w:val="single" w:sz="12" w:space="6" w:color="A6A6A6"/>
-        </w:pBdr>
-        <w:shd w:val="clear" w:color="auto" w:fill="F2F2F2"/>
-        <w:ind w:left="180"/>
-      </w:pPr>
-      <w:r>
-        <w:rPr>
-          <w:rFonts w:ascii="Consolas" w:eastAsia="Consolas" w:hAnsi="Consolas" w:cs="Consolas"/>
-          <w:sz w:val="16"/>
-          <w:szCs w:val="16"/>
-        </w:rPr>
-        <w:t xml:space="preserve">| 05_fact_and_proc.sql | </w:t>
-      </w:r>
-      <w:proofErr w:type="spellStart"/>
-      <w:proofErr w:type="gramStart"/>
-      <w:r>
-        <w:rPr>
-          <w:rFonts w:ascii="Consolas" w:eastAsia="Consolas" w:hAnsi="Consolas" w:cs="Consolas"/>
-          <w:sz w:val="16"/>
-          <w:szCs w:val="16"/>
-        </w:rPr>
-        <w:t>dw.FactItemMovement</w:t>
-      </w:r>
-      <w:proofErr w:type="spellEnd"/>
-      <w:proofErr w:type="gramEnd"/>
-      <w:r>
-        <w:rPr>
-          <w:rFonts w:ascii="Consolas" w:eastAsia="Consolas" w:hAnsi="Consolas" w:cs="Consolas"/>
-          <w:sz w:val="16"/>
-          <w:szCs w:val="16"/>
-        </w:rPr>
-        <w:t xml:space="preserve"> and its load procedure |</w:t>
-      </w:r>
-    </w:p>
-    <w:p>
-      <w:pPr>
-        <w:pBdr>
-          <w:left w:val="single" w:sz="12" w:space="6" w:color="A6A6A6"/>
-        </w:pBdr>
-        <w:shd w:val="clear" w:color="auto" w:fill="F2F2F2"/>
-        <w:ind w:left="180"/>
-      </w:pPr>
-      <w:r>
-        <w:rPr>
-          <w:rFonts w:ascii="Consolas" w:eastAsia="Consolas" w:hAnsi="Consolas" w:cs="Consolas"/>
-          <w:sz w:val="16"/>
-          <w:szCs w:val="16"/>
-        </w:rPr>
-        <w:t xml:space="preserve">| 06_item_lifecycle.sql | </w:t>
-      </w:r>
-      <w:proofErr w:type="spellStart"/>
-      <w:r>
-        <w:rPr>
-          <w:rFonts w:ascii="Consolas" w:eastAsia="Consolas" w:hAnsi="Consolas" w:cs="Consolas"/>
-          <w:sz w:val="16"/>
-          <w:szCs w:val="16"/>
-        </w:rPr>
-        <w:t>FirstSeen</w:t>
-      </w:r>
-      <w:proofErr w:type="spellEnd"/>
-      <w:r>
-        <w:rPr>
-          <w:rFonts w:ascii="Consolas" w:eastAsia="Consolas" w:hAnsi="Consolas" w:cs="Consolas"/>
-          <w:sz w:val="16"/>
-          <w:szCs w:val="16"/>
-        </w:rPr>
-        <w:t xml:space="preserve">, </w:t>
-      </w:r>
-      <w:proofErr w:type="spellStart"/>
-      <w:r>
-        <w:rPr>
-          <w:rFonts w:ascii="Consolas" w:eastAsia="Consolas" w:hAnsi="Consolas" w:cs="Consolas"/>
-          <w:sz w:val="16"/>
-          <w:szCs w:val="16"/>
-        </w:rPr>
-        <w:t>LastSeen</w:t>
-      </w:r>
-      <w:proofErr w:type="spellEnd"/>
-      <w:r>
-        <w:rPr>
-          <w:rFonts w:ascii="Consolas" w:eastAsia="Consolas" w:hAnsi="Consolas" w:cs="Consolas"/>
-          <w:sz w:val="16"/>
-          <w:szCs w:val="16"/>
-        </w:rPr>
-        <w:t xml:space="preserve">, </w:t>
-      </w:r>
-      <w:proofErr w:type="spellStart"/>
-      <w:r>
-        <w:rPr>
-          <w:rFonts w:ascii="Consolas" w:eastAsia="Consolas" w:hAnsi="Consolas" w:cs="Consolas"/>
-          <w:sz w:val="16"/>
-          <w:szCs w:val="16"/>
-        </w:rPr>
-        <w:t>MonthsActive</w:t>
-      </w:r>
-      <w:proofErr w:type="spellEnd"/>
-      <w:r>
-        <w:rPr>
-          <w:rFonts w:ascii="Consolas" w:eastAsia="Consolas" w:hAnsi="Consolas" w:cs="Consolas"/>
-          <w:sz w:val="16"/>
-          <w:szCs w:val="16"/>
-        </w:rPr>
-        <w:t xml:space="preserve">, </w:t>
-      </w:r>
-      <w:proofErr w:type="spellStart"/>
-      <w:r>
-        <w:rPr>
-          <w:rFonts w:ascii="Consolas" w:eastAsia="Consolas" w:hAnsi="Consolas" w:cs="Consolas"/>
-          <w:sz w:val="16"/>
-          <w:szCs w:val="16"/>
-        </w:rPr>
-        <w:t>CohortYear</w:t>
-      </w:r>
-      <w:proofErr w:type="spellEnd"/>
-      <w:r>
-        <w:rPr>
-          <w:rFonts w:ascii="Consolas" w:eastAsia="Consolas" w:hAnsi="Consolas" w:cs="Consolas"/>
-          <w:sz w:val="16"/>
-          <w:szCs w:val="16"/>
-        </w:rPr>
-        <w:t xml:space="preserve"> |</w:t>
+        <w:t>| 04_dimensions.sql | dw.DimDate, dw.DimItem, dw.DimSupplier |</w:t>
+      </w:r>
+    </w:p>
+    <w:p>
+      <w:pPr>
+        <w:pBdr>
+          <w:left w:val="single" w:sz="12" w:space="6" w:color="A6A6A6"/>
+        </w:pBdr>
+        <w:shd w:val="clear" w:color="auto" w:fill="F2F2F2"/>
+        <w:ind w:left="180"/>
+      </w:pPr>
+      <w:r>
+        <w:rPr>
+          <w:rFonts w:ascii="Consolas" w:eastAsia="Consolas" w:hAnsi="Consolas" w:cs="Consolas"/>
+          <w:sz w:val="16"/>
+          <w:szCs w:val="16"/>
+        </w:rPr>
+        <w:t>| 05_fact_and_proc.sql | dw.FactItemMovement and its load procedure |</w:t>
+      </w:r>
+    </w:p>
+    <w:p>
+      <w:pPr>
+        <w:pBdr>
+          <w:left w:val="single" w:sz="12" w:space="6" w:color="A6A6A6"/>
+        </w:pBdr>
+        <w:shd w:val="clear" w:color="auto" w:fill="F2F2F2"/>
+        <w:ind w:left="180"/>
+      </w:pPr>
+      <w:r>
+        <w:rPr>
+          <w:rFonts w:ascii="Consolas" w:eastAsia="Consolas" w:hAnsi="Consolas" w:cs="Consolas"/>
+          <w:sz w:val="16"/>
+          <w:szCs w:val="16"/>
+        </w:rPr>
+        <w:t>| 06_item_lifecycle.sql | FirstSeen, LastSeen, MonthsActive, CohortYear |</w:t>
       </w:r>
     </w:p>
     <w:p>
@@ -14843,35 +12375,7 @@
           <w:sz w:val="16"/>
           <w:szCs w:val="16"/>
         </w:rPr>
-        <w:t xml:space="preserve">| 08_presentation_views.sql | </w:t>
-      </w:r>
-      <w:proofErr w:type="spellStart"/>
-      <w:proofErr w:type="gramStart"/>
-      <w:r>
-        <w:rPr>
-          <w:rFonts w:ascii="Consolas" w:eastAsia="Consolas" w:hAnsi="Consolas" w:cs="Consolas"/>
-          <w:sz w:val="16"/>
-          <w:szCs w:val="16"/>
-        </w:rPr>
-        <w:t>dw.vw</w:t>
-      </w:r>
-      <w:proofErr w:type="gramEnd"/>
-      <w:r>
-        <w:rPr>
-          <w:rFonts w:ascii="Consolas" w:eastAsia="Consolas" w:hAnsi="Consolas" w:cs="Consolas"/>
-          <w:sz w:val="16"/>
-          <w:szCs w:val="16"/>
-        </w:rPr>
-        <w:t>_ItemMovement</w:t>
-      </w:r>
-      <w:proofErr w:type="spellEnd"/>
-      <w:r>
-        <w:rPr>
-          <w:rFonts w:ascii="Consolas" w:eastAsia="Consolas" w:hAnsi="Consolas" w:cs="Consolas"/>
-          <w:sz w:val="16"/>
-          <w:szCs w:val="16"/>
-        </w:rPr>
-        <w:t xml:space="preserve"> — what Power BI reads |</w:t>
+        <w:t>| 08_presentation_views.sql | dw.vw_ItemMovement — what Power BI reads |</w:t>
       </w:r>
     </w:p>
     <w:p>
@@ -14905,218 +12409,144 @@
           <w:sz w:val="16"/>
           <w:szCs w:val="16"/>
         </w:rPr>
+        <w:t>## Rules</w:t>
+      </w:r>
+    </w:p>
+    <w:p>
+      <w:pPr>
+        <w:pBdr>
+          <w:left w:val="single" w:sz="12" w:space="6" w:color="A6A6A6"/>
+        </w:pBdr>
+        <w:shd w:val="clear" w:color="auto" w:fill="F2F2F2"/>
+        <w:ind w:left="180"/>
+      </w:pPr>
+      <w:r>
+        <w:rPr>
+          <w:rFonts w:ascii="Consolas" w:eastAsia="Consolas" w:hAnsi="Consolas" w:cs="Consolas"/>
+          <w:sz w:val="16"/>
+          <w:szCs w:val="16"/>
+        </w:rPr>
+        <w:t>- The numbering is an instruction, not a filing convention. This is the</w:t>
+      </w:r>
+    </w:p>
+    <w:p>
+      <w:pPr>
+        <w:pBdr>
+          <w:left w:val="single" w:sz="12" w:space="6" w:color="A6A6A6"/>
+        </w:pBdr>
+        <w:shd w:val="clear" w:color="auto" w:fill="F2F2F2"/>
+        <w:ind w:left="180"/>
+      </w:pPr>
+      <w:r>
+        <w:rPr>
+          <w:rFonts w:ascii="Consolas" w:eastAsia="Consolas" w:hAnsi="Consolas" w:cs="Consolas"/>
+          <w:sz w:val="16"/>
+          <w:szCs w:val="16"/>
+        </w:rPr>
+        <w:t xml:space="preserve">  only folder in the repository where that is true.</w:t>
+      </w:r>
+    </w:p>
+    <w:p>
+      <w:pPr>
+        <w:pBdr>
+          <w:left w:val="single" w:sz="12" w:space="6" w:color="A6A6A6"/>
+        </w:pBdr>
+        <w:shd w:val="clear" w:color="auto" w:fill="F2F2F2"/>
+        <w:ind w:left="180"/>
+      </w:pPr>
+      <w:r>
+        <w:rPr>
+          <w:rFonts w:ascii="Consolas" w:eastAsia="Consolas" w:hAnsi="Consolas" w:cs="Consolas"/>
+          <w:sz w:val="16"/>
+          <w:szCs w:val="16"/>
+        </w:rPr>
+        <w:t>- Re-run 06 after any reload of the fact table. The lifecycle columns</w:t>
+      </w:r>
+    </w:p>
+    <w:p>
+      <w:pPr>
+        <w:pBdr>
+          <w:left w:val="single" w:sz="12" w:space="6" w:color="A6A6A6"/>
+        </w:pBdr>
+        <w:shd w:val="clear" w:color="auto" w:fill="F2F2F2"/>
+        <w:ind w:left="180"/>
+      </w:pPr>
+      <w:r>
+        <w:rPr>
+          <w:rFonts w:ascii="Consolas" w:eastAsia="Consolas" w:hAnsi="Consolas" w:cs="Consolas"/>
+          <w:sz w:val="16"/>
+          <w:szCs w:val="16"/>
+        </w:rPr>
+        <w:t xml:space="preserve">  are derived, and they go stale silently rather than loudly.</w:t>
+      </w:r>
+    </w:p>
+    <w:p>
+      <w:pPr>
+        <w:pBdr>
+          <w:left w:val="single" w:sz="12" w:space="6" w:color="A6A6A6"/>
+        </w:pBdr>
+        <w:shd w:val="clear" w:color="auto" w:fill="F2F2F2"/>
+        <w:ind w:left="180"/>
+      </w:pPr>
+      <w:r>
+        <w:rPr>
+          <w:rFonts w:ascii="Consolas" w:eastAsia="Consolas" w:hAnsi="Consolas" w:cs="Consolas"/>
+          <w:sz w:val="16"/>
+          <w:szCs w:val="16"/>
+        </w:rPr>
+        <w:t>- These files contain schema only — no rows, no backups, no .bak, .mdf</w:t>
+      </w:r>
+    </w:p>
+    <w:p>
+      <w:pPr>
+        <w:pBdr>
+          <w:left w:val="single" w:sz="12" w:space="6" w:color="A6A6A6"/>
+        </w:pBdr>
+        <w:shd w:val="clear" w:color="auto" w:fill="F2F2F2"/>
+        <w:ind w:left="180"/>
+      </w:pPr>
+      <w:r>
+        <w:rPr>
+          <w:rFonts w:ascii="Consolas" w:eastAsia="Consolas" w:hAnsi="Consolas" w:cs="Consolas"/>
+          <w:sz w:val="16"/>
+          <w:szCs w:val="16"/>
+        </w:rPr>
+        <w:t xml:space="preserve">  or .ldf files. .gitignore blocks those, but the rule comes first.</w:t>
+      </w:r>
+    </w:p>
+    <w:p>
+      <w:pPr>
+        <w:pBdr>
+          <w:left w:val="single" w:sz="12" w:space="6" w:color="A6A6A6"/>
+        </w:pBdr>
+        <w:shd w:val="clear" w:color="auto" w:fill="F2F2F2"/>
+        <w:ind w:left="180"/>
+      </w:pPr>
+      <w:r>
+        <w:rPr>
+          <w:rFonts w:ascii="Consolas" w:eastAsia="Consolas" w:hAnsi="Consolas" w:cs="Consolas"/>
+          <w:sz w:val="16"/>
+          <w:szCs w:val="16"/>
+        </w:rPr>
+        <w:t>- Power BI reads the view created in 08. It never reads a base table.</w:t>
+      </w:r>
+    </w:p>
+    <w:p>
+      <w:pPr>
+        <w:pBdr>
+          <w:left w:val="single" w:sz="12" w:space="6" w:color="A6A6A6"/>
+        </w:pBdr>
+        <w:shd w:val="clear" w:color="auto" w:fill="F2F2F2"/>
+        <w:spacing w:after="160"/>
+        <w:ind w:left="180"/>
+      </w:pPr>
+      <w:r>
+        <w:rPr>
+          <w:rFonts w:ascii="Consolas" w:eastAsia="Consolas" w:hAnsi="Consolas" w:cs="Consolas"/>
+          <w:sz w:val="16"/>
+          <w:szCs w:val="16"/>
+        </w:rPr>
         <w:lastRenderedPageBreak/>
-        <w:t>## Rules</w:t>
-      </w:r>
-    </w:p>
-    <w:p>
-      <w:pPr>
-        <w:pBdr>
-          <w:left w:val="single" w:sz="12" w:space="6" w:color="A6A6A6"/>
-        </w:pBdr>
-        <w:shd w:val="clear" w:color="auto" w:fill="F2F2F2"/>
-        <w:ind w:left="180"/>
-      </w:pPr>
-      <w:r>
-        <w:rPr>
-          <w:rFonts w:ascii="Consolas" w:eastAsia="Consolas" w:hAnsi="Consolas" w:cs="Consolas"/>
-          <w:sz w:val="16"/>
-          <w:szCs w:val="16"/>
-        </w:rPr>
-        <w:t>- The numbering is an instruction, not a filing convention. This is the</w:t>
-      </w:r>
-    </w:p>
-    <w:p>
-      <w:pPr>
-        <w:pBdr>
-          <w:left w:val="single" w:sz="12" w:space="6" w:color="A6A6A6"/>
-        </w:pBdr>
-        <w:shd w:val="clear" w:color="auto" w:fill="F2F2F2"/>
-        <w:ind w:left="180"/>
-      </w:pPr>
-      <w:r>
-        <w:rPr>
-          <w:rFonts w:ascii="Consolas" w:eastAsia="Consolas" w:hAnsi="Consolas" w:cs="Consolas"/>
-          <w:sz w:val="16"/>
-          <w:szCs w:val="16"/>
-        </w:rPr>
-        <w:t xml:space="preserve">  only folder in the repository where that is true.</w:t>
-      </w:r>
-    </w:p>
-    <w:p>
-      <w:pPr>
-        <w:pBdr>
-          <w:left w:val="single" w:sz="12" w:space="6" w:color="A6A6A6"/>
-        </w:pBdr>
-        <w:shd w:val="clear" w:color="auto" w:fill="F2F2F2"/>
-        <w:ind w:left="180"/>
-      </w:pPr>
-      <w:r>
-        <w:rPr>
-          <w:rFonts w:ascii="Consolas" w:eastAsia="Consolas" w:hAnsi="Consolas" w:cs="Consolas"/>
-          <w:sz w:val="16"/>
-          <w:szCs w:val="16"/>
-        </w:rPr>
-        <w:t>- Re-run 06 after any reload of the fact table. The lifecycle columns</w:t>
-      </w:r>
-    </w:p>
-    <w:p>
-      <w:pPr>
-        <w:pBdr>
-          <w:left w:val="single" w:sz="12" w:space="6" w:color="A6A6A6"/>
-        </w:pBdr>
-        <w:shd w:val="clear" w:color="auto" w:fill="F2F2F2"/>
-        <w:ind w:left="180"/>
-      </w:pPr>
-      <w:r>
-        <w:rPr>
-          <w:rFonts w:ascii="Consolas" w:eastAsia="Consolas" w:hAnsi="Consolas" w:cs="Consolas"/>
-          <w:sz w:val="16"/>
-          <w:szCs w:val="16"/>
-        </w:rPr>
-        <w:t xml:space="preserve">  are derived, and they go stale silently rather than loudly.</w:t>
-      </w:r>
-    </w:p>
-    <w:p>
-      <w:pPr>
-        <w:pBdr>
-          <w:left w:val="single" w:sz="12" w:space="6" w:color="A6A6A6"/>
-        </w:pBdr>
-        <w:shd w:val="clear" w:color="auto" w:fill="F2F2F2"/>
-        <w:ind w:left="180"/>
-      </w:pPr>
-      <w:r>
-        <w:rPr>
-          <w:rFonts w:ascii="Consolas" w:eastAsia="Consolas" w:hAnsi="Consolas" w:cs="Consolas"/>
-          <w:sz w:val="16"/>
-          <w:szCs w:val="16"/>
-        </w:rPr>
-        <w:t>- These files contain schema only — no rows, no backups, no .</w:t>
-      </w:r>
-      <w:proofErr w:type="spellStart"/>
-      <w:r>
-        <w:rPr>
-          <w:rFonts w:ascii="Consolas" w:eastAsia="Consolas" w:hAnsi="Consolas" w:cs="Consolas"/>
-          <w:sz w:val="16"/>
-          <w:szCs w:val="16"/>
-        </w:rPr>
-        <w:t>bak</w:t>
-      </w:r>
-      <w:proofErr w:type="spellEnd"/>
-      <w:r>
-        <w:rPr>
-          <w:rFonts w:ascii="Consolas" w:eastAsia="Consolas" w:hAnsi="Consolas" w:cs="Consolas"/>
-          <w:sz w:val="16"/>
-          <w:szCs w:val="16"/>
-        </w:rPr>
-        <w:t>, .</w:t>
-      </w:r>
-      <w:proofErr w:type="spellStart"/>
-      <w:r>
-        <w:rPr>
-          <w:rFonts w:ascii="Consolas" w:eastAsia="Consolas" w:hAnsi="Consolas" w:cs="Consolas"/>
-          <w:sz w:val="16"/>
-          <w:szCs w:val="16"/>
-        </w:rPr>
-        <w:t>mdf</w:t>
-      </w:r>
-      <w:proofErr w:type="spellEnd"/>
-    </w:p>
-    <w:p>
-      <w:pPr>
-        <w:pBdr>
-          <w:left w:val="single" w:sz="12" w:space="6" w:color="A6A6A6"/>
-        </w:pBdr>
-        <w:shd w:val="clear" w:color="auto" w:fill="F2F2F2"/>
-        <w:ind w:left="180"/>
-      </w:pPr>
-      <w:r>
-        <w:rPr>
-          <w:rFonts w:ascii="Consolas" w:eastAsia="Consolas" w:hAnsi="Consolas" w:cs="Consolas"/>
-          <w:sz w:val="16"/>
-          <w:szCs w:val="16"/>
-        </w:rPr>
-        <w:t xml:space="preserve">  or .</w:t>
-      </w:r>
-      <w:proofErr w:type="spellStart"/>
-      <w:r>
-        <w:rPr>
-          <w:rFonts w:ascii="Consolas" w:eastAsia="Consolas" w:hAnsi="Consolas" w:cs="Consolas"/>
-          <w:sz w:val="16"/>
-          <w:szCs w:val="16"/>
-        </w:rPr>
-        <w:t>ldf</w:t>
-      </w:r>
-      <w:proofErr w:type="spellEnd"/>
-      <w:r>
-        <w:rPr>
-          <w:rFonts w:ascii="Consolas" w:eastAsia="Consolas" w:hAnsi="Consolas" w:cs="Consolas"/>
-          <w:sz w:val="16"/>
-          <w:szCs w:val="16"/>
-        </w:rPr>
-        <w:t xml:space="preserve"> files. </w:t>
-      </w:r>
-      <w:proofErr w:type="gramStart"/>
-      <w:r>
-        <w:rPr>
-          <w:rFonts w:ascii="Consolas" w:eastAsia="Consolas" w:hAnsi="Consolas" w:cs="Consolas"/>
-          <w:sz w:val="16"/>
-          <w:szCs w:val="16"/>
-        </w:rPr>
-        <w:t>.</w:t>
-      </w:r>
-      <w:proofErr w:type="spellStart"/>
-      <w:r>
-        <w:rPr>
-          <w:rFonts w:ascii="Consolas" w:eastAsia="Consolas" w:hAnsi="Consolas" w:cs="Consolas"/>
-          <w:sz w:val="16"/>
-          <w:szCs w:val="16"/>
-        </w:rPr>
-        <w:t>gitignore</w:t>
-      </w:r>
-      <w:proofErr w:type="spellEnd"/>
-      <w:proofErr w:type="gramEnd"/>
-      <w:r>
-        <w:rPr>
-          <w:rFonts w:ascii="Consolas" w:eastAsia="Consolas" w:hAnsi="Consolas" w:cs="Consolas"/>
-          <w:sz w:val="16"/>
-          <w:szCs w:val="16"/>
-        </w:rPr>
-        <w:t xml:space="preserve"> blocks those, but the rule comes first.</w:t>
-      </w:r>
-    </w:p>
-    <w:p>
-      <w:pPr>
-        <w:pBdr>
-          <w:left w:val="single" w:sz="12" w:space="6" w:color="A6A6A6"/>
-        </w:pBdr>
-        <w:shd w:val="clear" w:color="auto" w:fill="F2F2F2"/>
-        <w:ind w:left="180"/>
-      </w:pPr>
-      <w:r>
-        <w:rPr>
-          <w:rFonts w:ascii="Consolas" w:eastAsia="Consolas" w:hAnsi="Consolas" w:cs="Consolas"/>
-          <w:sz w:val="16"/>
-          <w:szCs w:val="16"/>
-        </w:rPr>
-        <w:t>- Power BI reads the view created in 08. It never reads a base table.</w:t>
-      </w:r>
-    </w:p>
-    <w:p>
-      <w:pPr>
-        <w:pBdr>
-          <w:left w:val="single" w:sz="12" w:space="6" w:color="A6A6A6"/>
-        </w:pBdr>
-        <w:shd w:val="clear" w:color="auto" w:fill="F2F2F2"/>
-        <w:spacing w:after="160"/>
-        <w:ind w:left="180"/>
-      </w:pPr>
-      <w:r>
-        <w:rPr>
-          <w:rFonts w:ascii="Consolas" w:eastAsia="Consolas" w:hAnsi="Consolas" w:cs="Consolas"/>
-          <w:sz w:val="16"/>
-          <w:szCs w:val="16"/>
-        </w:rPr>
         <w:t xml:space="preserve"> </w:t>
       </w:r>
     </w:p>
@@ -15161,25 +12591,7 @@
           <w:sz w:val="16"/>
           <w:szCs w:val="16"/>
         </w:rPr>
-        <w:t xml:space="preserve"># </w:t>
-      </w:r>
-      <w:proofErr w:type="spellStart"/>
-      <w:r>
-        <w:rPr>
-          <w:rFonts w:ascii="Consolas" w:eastAsia="Consolas" w:hAnsi="Consolas" w:cs="Consolas"/>
-          <w:sz w:val="16"/>
-          <w:szCs w:val="16"/>
-        </w:rPr>
-        <w:t>powerquery</w:t>
-      </w:r>
-      <w:proofErr w:type="spellEnd"/>
-      <w:r>
-        <w:rPr>
-          <w:rFonts w:ascii="Consolas" w:eastAsia="Consolas" w:hAnsi="Consolas" w:cs="Consolas"/>
-          <w:sz w:val="16"/>
-          <w:szCs w:val="16"/>
-        </w:rPr>
-        <w:t>/</w:t>
+        <w:t># powerquery/</w:t>
       </w:r>
     </w:p>
     <w:p>
@@ -15298,148 +12710,58 @@
           <w:sz w:val="16"/>
           <w:szCs w:val="16"/>
         </w:rPr>
-        <w:t xml:space="preserve">| </w:t>
-      </w:r>
-      <w:proofErr w:type="spellStart"/>
-      <w:r>
-        <w:rPr>
-          <w:rFonts w:ascii="Consolas" w:eastAsia="Consolas" w:hAnsi="Consolas" w:cs="Consolas"/>
-          <w:sz w:val="16"/>
-          <w:szCs w:val="16"/>
-        </w:rPr>
-        <w:t>fnGetFredSeries.m</w:t>
-      </w:r>
-      <w:proofErr w:type="spellEnd"/>
-      <w:r>
-        <w:rPr>
-          <w:rFonts w:ascii="Consolas" w:eastAsia="Consolas" w:hAnsi="Consolas" w:cs="Consolas"/>
-          <w:sz w:val="16"/>
-          <w:szCs w:val="16"/>
-        </w:rPr>
-        <w:t xml:space="preserve"> | Reusable function — one FRED series per call |</w:t>
-      </w:r>
-    </w:p>
-    <w:p>
-      <w:pPr>
-        <w:pBdr>
-          <w:left w:val="single" w:sz="12" w:space="6" w:color="A6A6A6"/>
-        </w:pBdr>
-        <w:shd w:val="clear" w:color="auto" w:fill="F2F2F2"/>
-        <w:ind w:left="180"/>
-      </w:pPr>
-      <w:r>
-        <w:rPr>
-          <w:rFonts w:ascii="Consolas" w:eastAsia="Consolas" w:hAnsi="Consolas" w:cs="Consolas"/>
-          <w:sz w:val="16"/>
-          <w:szCs w:val="16"/>
-        </w:rPr>
-        <w:t xml:space="preserve">| </w:t>
-      </w:r>
-      <w:proofErr w:type="spellStart"/>
-      <w:r>
-        <w:rPr>
-          <w:rFonts w:ascii="Consolas" w:eastAsia="Consolas" w:hAnsi="Consolas" w:cs="Consolas"/>
-          <w:sz w:val="16"/>
-          <w:szCs w:val="16"/>
-        </w:rPr>
-        <w:t>FactMacro.m</w:t>
-      </w:r>
-      <w:proofErr w:type="spellEnd"/>
-      <w:r>
-        <w:rPr>
-          <w:rFonts w:ascii="Consolas" w:eastAsia="Consolas" w:hAnsi="Consolas" w:cs="Consolas"/>
-          <w:sz w:val="16"/>
-          <w:szCs w:val="16"/>
-        </w:rPr>
-        <w:t xml:space="preserve"> | Invokes the function per series, then appends |</w:t>
-      </w:r>
-    </w:p>
-    <w:p>
-      <w:pPr>
-        <w:pBdr>
-          <w:left w:val="single" w:sz="12" w:space="6" w:color="A6A6A6"/>
-        </w:pBdr>
-        <w:shd w:val="clear" w:color="auto" w:fill="F2F2F2"/>
-        <w:ind w:left="180"/>
-      </w:pPr>
-      <w:r>
-        <w:rPr>
-          <w:rFonts w:ascii="Consolas" w:eastAsia="Consolas" w:hAnsi="Consolas" w:cs="Consolas"/>
-          <w:sz w:val="16"/>
-          <w:szCs w:val="16"/>
-        </w:rPr>
-        <w:t xml:space="preserve">| </w:t>
-      </w:r>
-      <w:proofErr w:type="spellStart"/>
-      <w:r>
-        <w:rPr>
-          <w:rFonts w:ascii="Consolas" w:eastAsia="Consolas" w:hAnsi="Consolas" w:cs="Consolas"/>
-          <w:sz w:val="16"/>
-          <w:szCs w:val="16"/>
-        </w:rPr>
-        <w:t>FactSectorSales.m</w:t>
-      </w:r>
-      <w:proofErr w:type="spellEnd"/>
-      <w:r>
-        <w:rPr>
-          <w:rFonts w:ascii="Consolas" w:eastAsia="Consolas" w:hAnsi="Consolas" w:cs="Consolas"/>
-          <w:sz w:val="16"/>
-          <w:szCs w:val="16"/>
-        </w:rPr>
-        <w:t xml:space="preserve"> | Census MARTS, </w:t>
-      </w:r>
-      <w:proofErr w:type="spellStart"/>
-      <w:r>
-        <w:rPr>
-          <w:rFonts w:ascii="Consolas" w:eastAsia="Consolas" w:hAnsi="Consolas" w:cs="Consolas"/>
-          <w:sz w:val="16"/>
-          <w:szCs w:val="16"/>
-        </w:rPr>
-        <w:t>Web.Contents</w:t>
-      </w:r>
-      <w:proofErr w:type="spellEnd"/>
-      <w:r>
-        <w:rPr>
-          <w:rFonts w:ascii="Consolas" w:eastAsia="Consolas" w:hAnsi="Consolas" w:cs="Consolas"/>
-          <w:sz w:val="16"/>
-          <w:szCs w:val="16"/>
-        </w:rPr>
-        <w:t xml:space="preserve"> with a Query record |</w:t>
-      </w:r>
-    </w:p>
-    <w:p>
-      <w:pPr>
-        <w:pBdr>
-          <w:left w:val="single" w:sz="12" w:space="6" w:color="A6A6A6"/>
-        </w:pBdr>
-        <w:shd w:val="clear" w:color="auto" w:fill="F2F2F2"/>
-        <w:ind w:left="180"/>
-      </w:pPr>
-      <w:r>
-        <w:rPr>
-          <w:rFonts w:ascii="Consolas" w:eastAsia="Consolas" w:hAnsi="Consolas" w:cs="Consolas"/>
-          <w:sz w:val="16"/>
-          <w:szCs w:val="16"/>
-        </w:rPr>
-        <w:t xml:space="preserve">| </w:t>
-      </w:r>
-      <w:proofErr w:type="spellStart"/>
-      <w:r>
-        <w:rPr>
-          <w:rFonts w:ascii="Consolas" w:eastAsia="Consolas" w:hAnsi="Consolas" w:cs="Consolas"/>
-          <w:sz w:val="16"/>
-          <w:szCs w:val="16"/>
-        </w:rPr>
-        <w:t>DimCategory.m</w:t>
-      </w:r>
-      <w:proofErr w:type="spellEnd"/>
-      <w:r>
-        <w:rPr>
-          <w:rFonts w:ascii="Consolas" w:eastAsia="Consolas" w:hAnsi="Consolas" w:cs="Consolas"/>
-          <w:sz w:val="16"/>
-          <w:szCs w:val="16"/>
-        </w:rPr>
-        <w:t xml:space="preserve"> | The RefMappings.xlsx named table |</w:t>
+        <w:t>| fnGetFredSeries.m | Reusable function — one FRED series per call |</w:t>
+      </w:r>
+    </w:p>
+    <w:p>
+      <w:pPr>
+        <w:pBdr>
+          <w:left w:val="single" w:sz="12" w:space="6" w:color="A6A6A6"/>
+        </w:pBdr>
+        <w:shd w:val="clear" w:color="auto" w:fill="F2F2F2"/>
+        <w:ind w:left="180"/>
+      </w:pPr>
+      <w:r>
+        <w:rPr>
+          <w:rFonts w:ascii="Consolas" w:eastAsia="Consolas" w:hAnsi="Consolas" w:cs="Consolas"/>
+          <w:sz w:val="16"/>
+          <w:szCs w:val="16"/>
+        </w:rPr>
+        <w:t>| FactMacro.m | Invokes the function per series, then appends |</w:t>
+      </w:r>
+    </w:p>
+    <w:p>
+      <w:pPr>
+        <w:pBdr>
+          <w:left w:val="single" w:sz="12" w:space="6" w:color="A6A6A6"/>
+        </w:pBdr>
+        <w:shd w:val="clear" w:color="auto" w:fill="F2F2F2"/>
+        <w:ind w:left="180"/>
+      </w:pPr>
+      <w:r>
+        <w:rPr>
+          <w:rFonts w:ascii="Consolas" w:eastAsia="Consolas" w:hAnsi="Consolas" w:cs="Consolas"/>
+          <w:sz w:val="16"/>
+          <w:szCs w:val="16"/>
+        </w:rPr>
+        <w:t>| FactSectorSales.m | Census MARTS, Web.Contents with a Query record |</w:t>
+      </w:r>
+    </w:p>
+    <w:p>
+      <w:pPr>
+        <w:pBdr>
+          <w:left w:val="single" w:sz="12" w:space="6" w:color="A6A6A6"/>
+        </w:pBdr>
+        <w:shd w:val="clear" w:color="auto" w:fill="F2F2F2"/>
+        <w:ind w:left="180"/>
+      </w:pPr>
+      <w:r>
+        <w:rPr>
+          <w:rFonts w:ascii="Consolas" w:eastAsia="Consolas" w:hAnsi="Consolas" w:cs="Consolas"/>
+          <w:sz w:val="16"/>
+          <w:szCs w:val="16"/>
+        </w:rPr>
+        <w:t>| DimCategory.m | The RefMappings.xlsx named table |</w:t>
       </w:r>
     </w:p>
     <w:p>
@@ -15524,78 +12846,24 @@
           <w:sz w:val="16"/>
           <w:szCs w:val="16"/>
         </w:rPr>
-        <w:t xml:space="preserve">  authoritative copy is </w:t>
-      </w:r>
-      <w:proofErr w:type="spellStart"/>
-      <w:r>
-        <w:rPr>
-          <w:rFonts w:ascii="Consolas" w:eastAsia="Consolas" w:hAnsi="Consolas" w:cs="Consolas"/>
-          <w:sz w:val="16"/>
-          <w:szCs w:val="16"/>
-        </w:rPr>
-        <w:t>pbip</w:t>
-      </w:r>
-      <w:proofErr w:type="spellEnd"/>
-      <w:r>
-        <w:rPr>
-          <w:rFonts w:ascii="Consolas" w:eastAsia="Consolas" w:hAnsi="Consolas" w:cs="Consolas"/>
-          <w:sz w:val="16"/>
-          <w:szCs w:val="16"/>
-        </w:rPr>
-        <w:t>/</w:t>
-      </w:r>
-      <w:proofErr w:type="spellStart"/>
-      <w:r>
-        <w:rPr>
-          <w:rFonts w:ascii="Consolas" w:eastAsia="Consolas" w:hAnsi="Consolas" w:cs="Consolas"/>
-          <w:sz w:val="16"/>
-          <w:szCs w:val="16"/>
-        </w:rPr>
-        <w:t>RetailEconomics_Model</w:t>
-      </w:r>
-      <w:proofErr w:type="spellEnd"/>
-      <w:r>
-        <w:rPr>
-          <w:rFonts w:ascii="Consolas" w:eastAsia="Consolas" w:hAnsi="Consolas" w:cs="Consolas"/>
-          <w:sz w:val="16"/>
-          <w:szCs w:val="16"/>
-        </w:rPr>
-        <w:t>/.</w:t>
-      </w:r>
-    </w:p>
-    <w:p>
-      <w:pPr>
-        <w:pBdr>
-          <w:left w:val="single" w:sz="12" w:space="6" w:color="A6A6A6"/>
-        </w:pBdr>
-        <w:shd w:val="clear" w:color="auto" w:fill="F2F2F2"/>
-        <w:ind w:left="180"/>
-      </w:pPr>
-      <w:r>
-        <w:rPr>
-          <w:rFonts w:ascii="Consolas" w:eastAsia="Consolas" w:hAnsi="Consolas" w:cs="Consolas"/>
-          <w:sz w:val="16"/>
-          <w:szCs w:val="16"/>
-        </w:rPr>
-        <w:t xml:space="preserve">- </w:t>
-      </w:r>
-      <w:proofErr w:type="spellStart"/>
-      <w:r>
-        <w:rPr>
-          <w:rFonts w:ascii="Consolas" w:eastAsia="Consolas" w:hAnsi="Consolas" w:cs="Consolas"/>
-          <w:sz w:val="16"/>
-          <w:szCs w:val="16"/>
-        </w:rPr>
-        <w:t>pCensusKey</w:t>
-      </w:r>
-      <w:proofErr w:type="spellEnd"/>
-      <w:r>
-        <w:rPr>
-          <w:rFonts w:ascii="Consolas" w:eastAsia="Consolas" w:hAnsi="Consolas" w:cs="Consolas"/>
-          <w:sz w:val="16"/>
-          <w:szCs w:val="16"/>
-        </w:rPr>
-        <w:t xml:space="preserve"> is referenced as a parameter and never appears as a literal</w:t>
+        <w:t xml:space="preserve">  authoritative copy is pbip/RetailEconomics_Model/.</w:t>
+      </w:r>
+    </w:p>
+    <w:p>
+      <w:pPr>
+        <w:pBdr>
+          <w:left w:val="single" w:sz="12" w:space="6" w:color="A6A6A6"/>
+        </w:pBdr>
+        <w:shd w:val="clear" w:color="auto" w:fill="F2F2F2"/>
+        <w:ind w:left="180"/>
+      </w:pPr>
+      <w:r>
+        <w:rPr>
+          <w:rFonts w:ascii="Consolas" w:eastAsia="Consolas" w:hAnsi="Consolas" w:cs="Consolas"/>
+          <w:sz w:val="16"/>
+          <w:szCs w:val="16"/>
+        </w:rPr>
+        <w:t>- pCensusKey is referenced as a parameter and never appears as a literal</w:t>
       </w:r>
     </w:p>
     <w:p>
@@ -15629,43 +12897,7 @@
           <w:sz w:val="16"/>
           <w:szCs w:val="16"/>
         </w:rPr>
-        <w:t xml:space="preserve">- </w:t>
-      </w:r>
-      <w:proofErr w:type="spellStart"/>
-      <w:r>
-        <w:rPr>
-          <w:rFonts w:ascii="Consolas" w:eastAsia="Consolas" w:hAnsi="Consolas" w:cs="Consolas"/>
-          <w:sz w:val="16"/>
-          <w:szCs w:val="16"/>
-        </w:rPr>
-        <w:t>Web.Contents</w:t>
-      </w:r>
-      <w:proofErr w:type="spellEnd"/>
-      <w:r>
-        <w:rPr>
-          <w:rFonts w:ascii="Consolas" w:eastAsia="Consolas" w:hAnsi="Consolas" w:cs="Consolas"/>
-          <w:sz w:val="16"/>
-          <w:szCs w:val="16"/>
-        </w:rPr>
-        <w:t xml:space="preserve"> keeps its base URL static, with </w:t>
-      </w:r>
-      <w:proofErr w:type="spellStart"/>
-      <w:r>
-        <w:rPr>
-          <w:rFonts w:ascii="Consolas" w:eastAsia="Consolas" w:hAnsi="Consolas" w:cs="Consolas"/>
-          <w:sz w:val="16"/>
-          <w:szCs w:val="16"/>
-        </w:rPr>
-        <w:t>RelativePath</w:t>
-      </w:r>
-      <w:proofErr w:type="spellEnd"/>
-      <w:r>
-        <w:rPr>
-          <w:rFonts w:ascii="Consolas" w:eastAsia="Consolas" w:hAnsi="Consolas" w:cs="Consolas"/>
-          <w:sz w:val="16"/>
-          <w:szCs w:val="16"/>
-        </w:rPr>
-        <w:t xml:space="preserve"> and Query</w:t>
+        <w:t>- Web.Contents keeps its base URL static, with RelativePath and Query</w:t>
       </w:r>
     </w:p>
     <w:p>
@@ -15699,25 +12931,7 @@
           <w:sz w:val="16"/>
           <w:szCs w:val="16"/>
         </w:rPr>
-        <w:t xml:space="preserve">  Service </w:t>
-      </w:r>
-      <w:proofErr w:type="gramStart"/>
-      <w:r>
-        <w:rPr>
-          <w:rFonts w:ascii="Consolas" w:eastAsia="Consolas" w:hAnsi="Consolas" w:cs="Consolas"/>
-          <w:sz w:val="16"/>
-          <w:szCs w:val="16"/>
-        </w:rPr>
-        <w:t>refresh</w:t>
-      </w:r>
-      <w:proofErr w:type="gramEnd"/>
-      <w:r>
-        <w:rPr>
-          <w:rFonts w:ascii="Consolas" w:eastAsia="Consolas" w:hAnsi="Consolas" w:cs="Consolas"/>
-          <w:sz w:val="16"/>
-          <w:szCs w:val="16"/>
-        </w:rPr>
-        <w:t xml:space="preserve"> these two sources without a gateway.</w:t>
+        <w:t xml:space="preserve">  Service refresh these two sources without a gateway.</w:t>
       </w:r>
     </w:p>
     <w:p>
@@ -15761,15 +12975,7 @@
         <w:spacing w:after="120" w:line="276" w:lineRule="auto"/>
       </w:pPr>
       <w:r>
-        <w:t>The catalog that makes the measure library browsable on GitHub without opening a .</w:t>
-      </w:r>
-      <w:proofErr w:type="spellStart"/>
-      <w:r>
-        <w:t>pbix</w:t>
-      </w:r>
-      <w:proofErr w:type="spellEnd"/>
-      <w:r>
-        <w:t>. It also restates the one architectural rule that a reader of this folder most needs to know.</w:t>
+        <w:t>The catalog that makes the measure library browsable on GitHub without opening a .pbix. It also restates the one architectural rule that a reader of this folder most needs to know.</w:t>
       </w:r>
     </w:p>
     <w:p>
@@ -15787,25 +12993,7 @@
           <w:sz w:val="16"/>
           <w:szCs w:val="16"/>
         </w:rPr>
-        <w:t xml:space="preserve"># </w:t>
-      </w:r>
-      <w:proofErr w:type="spellStart"/>
-      <w:r>
-        <w:rPr>
-          <w:rFonts w:ascii="Consolas" w:eastAsia="Consolas" w:hAnsi="Consolas" w:cs="Consolas"/>
-          <w:sz w:val="16"/>
-          <w:szCs w:val="16"/>
-        </w:rPr>
-        <w:t>dax</w:t>
-      </w:r>
-      <w:proofErr w:type="spellEnd"/>
-      <w:r>
-        <w:rPr>
-          <w:rFonts w:ascii="Consolas" w:eastAsia="Consolas" w:hAnsi="Consolas" w:cs="Consolas"/>
-          <w:sz w:val="16"/>
-          <w:szCs w:val="16"/>
-        </w:rPr>
-        <w:t>/</w:t>
+        <w:t># dax/</w:t>
       </w:r>
     </w:p>
     <w:p>
@@ -16145,144 +13333,144 @@
           <w:sz w:val="16"/>
           <w:szCs w:val="16"/>
         </w:rPr>
+        <w:t xml:space="preserve"> </w:t>
+      </w:r>
+    </w:p>
+    <w:p>
+      <w:pPr>
+        <w:pBdr>
+          <w:left w:val="single" w:sz="12" w:space="6" w:color="A6A6A6"/>
+        </w:pBdr>
+        <w:shd w:val="clear" w:color="auto" w:fill="F2F2F2"/>
+        <w:ind w:left="180"/>
+      </w:pPr>
+      <w:r>
+        <w:rPr>
+          <w:rFonts w:ascii="Consolas" w:eastAsia="Consolas" w:hAnsi="Consolas" w:cs="Consolas"/>
+          <w:sz w:val="16"/>
+          <w:szCs w:val="16"/>
+        </w:rPr>
+        <w:t>## Rules</w:t>
+      </w:r>
+    </w:p>
+    <w:p>
+      <w:pPr>
+        <w:pBdr>
+          <w:left w:val="single" w:sz="12" w:space="6" w:color="A6A6A6"/>
+        </w:pBdr>
+        <w:shd w:val="clear" w:color="auto" w:fill="F2F2F2"/>
+        <w:ind w:left="180"/>
+      </w:pPr>
+      <w:r>
+        <w:rPr>
+          <w:rFonts w:ascii="Consolas" w:eastAsia="Consolas" w:hAnsi="Consolas" w:cs="Consolas"/>
+          <w:sz w:val="16"/>
+          <w:szCs w:val="16"/>
+        </w:rPr>
+        <w:t>- Measures live in the semantic model only. A measure added inside a thin</w:t>
+      </w:r>
+    </w:p>
+    <w:p>
+      <w:pPr>
+        <w:pBdr>
+          <w:left w:val="single" w:sz="12" w:space="6" w:color="A6A6A6"/>
+        </w:pBdr>
+        <w:shd w:val="clear" w:color="auto" w:fill="F2F2F2"/>
+        <w:ind w:left="180"/>
+      </w:pPr>
+      <w:r>
+        <w:rPr>
+          <w:rFonts w:ascii="Consolas" w:eastAsia="Consolas" w:hAnsi="Consolas" w:cs="Consolas"/>
+          <w:sz w:val="16"/>
+          <w:szCs w:val="16"/>
+        </w:rPr>
+        <w:t xml:space="preserve">  report exists in that one report, which is the divergence the shared</w:t>
+      </w:r>
+    </w:p>
+    <w:p>
+      <w:pPr>
+        <w:pBdr>
+          <w:left w:val="single" w:sz="12" w:space="6" w:color="A6A6A6"/>
+        </w:pBdr>
+        <w:shd w:val="clear" w:color="auto" w:fill="F2F2F2"/>
+        <w:ind w:left="180"/>
+      </w:pPr>
+      <w:r>
+        <w:rPr>
+          <w:rFonts w:ascii="Consolas" w:eastAsia="Consolas" w:hAnsi="Consolas" w:cs="Consolas"/>
+          <w:sz w:val="16"/>
+          <w:szCs w:val="16"/>
+        </w:rPr>
+        <w:t xml:space="preserve">  model exists to prevent.</w:t>
+      </w:r>
+    </w:p>
+    <w:p>
+      <w:pPr>
+        <w:pBdr>
+          <w:left w:val="single" w:sz="12" w:space="6" w:color="A6A6A6"/>
+        </w:pBdr>
+        <w:shd w:val="clear" w:color="auto" w:fill="F2F2F2"/>
+        <w:ind w:left="180"/>
+      </w:pPr>
+      <w:r>
+        <w:rPr>
+          <w:rFonts w:ascii="Consolas" w:eastAsia="Consolas" w:hAnsi="Consolas" w:cs="Consolas"/>
+          <w:sz w:val="16"/>
+          <w:szCs w:val="16"/>
+        </w:rPr>
+        <w:t>- This folder is a readable mirror. Where it disagrees with the model,</w:t>
+      </w:r>
+    </w:p>
+    <w:p>
+      <w:pPr>
+        <w:pBdr>
+          <w:left w:val="single" w:sz="12" w:space="6" w:color="A6A6A6"/>
+        </w:pBdr>
+        <w:shd w:val="clear" w:color="auto" w:fill="F2F2F2"/>
+        <w:ind w:left="180"/>
+      </w:pPr>
+      <w:r>
+        <w:rPr>
+          <w:rFonts w:ascii="Consolas" w:eastAsia="Consolas" w:hAnsi="Consolas" w:cs="Consolas"/>
+          <w:sz w:val="16"/>
+          <w:szCs w:val="16"/>
+        </w:rPr>
+        <w:t xml:space="preserve">  the model is right and this folder is stale.</w:t>
+      </w:r>
+    </w:p>
+    <w:p>
+      <w:pPr>
+        <w:pBdr>
+          <w:left w:val="single" w:sz="12" w:space="6" w:color="A6A6A6"/>
+        </w:pBdr>
+        <w:shd w:val="clear" w:color="auto" w:fill="F2F2F2"/>
+        <w:ind w:left="180"/>
+      </w:pPr>
+      <w:r>
+        <w:rPr>
+          <w:rFonts w:ascii="Consolas" w:eastAsia="Consolas" w:hAnsi="Consolas" w:cs="Consolas"/>
+          <w:sz w:val="16"/>
+          <w:szCs w:val="16"/>
+        </w:rPr>
+        <w:t>- Leave a blank line between measures so a diff stays legible.</w:t>
+      </w:r>
+    </w:p>
+    <w:p>
+      <w:pPr>
+        <w:pBdr>
+          <w:left w:val="single" w:sz="12" w:space="6" w:color="A6A6A6"/>
+        </w:pBdr>
+        <w:shd w:val="clear" w:color="auto" w:fill="F2F2F2"/>
+        <w:spacing w:after="160"/>
+        <w:ind w:left="180"/>
+      </w:pPr>
+      <w:r>
+        <w:rPr>
+          <w:rFonts w:ascii="Consolas" w:eastAsia="Consolas" w:hAnsi="Consolas" w:cs="Consolas"/>
+          <w:sz w:val="16"/>
+          <w:szCs w:val="16"/>
+        </w:rPr>
         <w:lastRenderedPageBreak/>
-        <w:t xml:space="preserve"> </w:t>
-      </w:r>
-    </w:p>
-    <w:p>
-      <w:pPr>
-        <w:pBdr>
-          <w:left w:val="single" w:sz="12" w:space="6" w:color="A6A6A6"/>
-        </w:pBdr>
-        <w:shd w:val="clear" w:color="auto" w:fill="F2F2F2"/>
-        <w:ind w:left="180"/>
-      </w:pPr>
-      <w:r>
-        <w:rPr>
-          <w:rFonts w:ascii="Consolas" w:eastAsia="Consolas" w:hAnsi="Consolas" w:cs="Consolas"/>
-          <w:sz w:val="16"/>
-          <w:szCs w:val="16"/>
-        </w:rPr>
-        <w:t>## Rules</w:t>
-      </w:r>
-    </w:p>
-    <w:p>
-      <w:pPr>
-        <w:pBdr>
-          <w:left w:val="single" w:sz="12" w:space="6" w:color="A6A6A6"/>
-        </w:pBdr>
-        <w:shd w:val="clear" w:color="auto" w:fill="F2F2F2"/>
-        <w:ind w:left="180"/>
-      </w:pPr>
-      <w:r>
-        <w:rPr>
-          <w:rFonts w:ascii="Consolas" w:eastAsia="Consolas" w:hAnsi="Consolas" w:cs="Consolas"/>
-          <w:sz w:val="16"/>
-          <w:szCs w:val="16"/>
-        </w:rPr>
-        <w:t>- Measures live in the semantic model only. A measure added inside a thin</w:t>
-      </w:r>
-    </w:p>
-    <w:p>
-      <w:pPr>
-        <w:pBdr>
-          <w:left w:val="single" w:sz="12" w:space="6" w:color="A6A6A6"/>
-        </w:pBdr>
-        <w:shd w:val="clear" w:color="auto" w:fill="F2F2F2"/>
-        <w:ind w:left="180"/>
-      </w:pPr>
-      <w:r>
-        <w:rPr>
-          <w:rFonts w:ascii="Consolas" w:eastAsia="Consolas" w:hAnsi="Consolas" w:cs="Consolas"/>
-          <w:sz w:val="16"/>
-          <w:szCs w:val="16"/>
-        </w:rPr>
-        <w:t xml:space="preserve">  report exists in that one report, which is the divergence the shared</w:t>
-      </w:r>
-    </w:p>
-    <w:p>
-      <w:pPr>
-        <w:pBdr>
-          <w:left w:val="single" w:sz="12" w:space="6" w:color="A6A6A6"/>
-        </w:pBdr>
-        <w:shd w:val="clear" w:color="auto" w:fill="F2F2F2"/>
-        <w:ind w:left="180"/>
-      </w:pPr>
-      <w:r>
-        <w:rPr>
-          <w:rFonts w:ascii="Consolas" w:eastAsia="Consolas" w:hAnsi="Consolas" w:cs="Consolas"/>
-          <w:sz w:val="16"/>
-          <w:szCs w:val="16"/>
-        </w:rPr>
-        <w:t xml:space="preserve">  model exists to prevent.</w:t>
-      </w:r>
-    </w:p>
-    <w:p>
-      <w:pPr>
-        <w:pBdr>
-          <w:left w:val="single" w:sz="12" w:space="6" w:color="A6A6A6"/>
-        </w:pBdr>
-        <w:shd w:val="clear" w:color="auto" w:fill="F2F2F2"/>
-        <w:ind w:left="180"/>
-      </w:pPr>
-      <w:r>
-        <w:rPr>
-          <w:rFonts w:ascii="Consolas" w:eastAsia="Consolas" w:hAnsi="Consolas" w:cs="Consolas"/>
-          <w:sz w:val="16"/>
-          <w:szCs w:val="16"/>
-        </w:rPr>
-        <w:t>- This folder is a readable mirror. Where it disagrees with the model,</w:t>
-      </w:r>
-    </w:p>
-    <w:p>
-      <w:pPr>
-        <w:pBdr>
-          <w:left w:val="single" w:sz="12" w:space="6" w:color="A6A6A6"/>
-        </w:pBdr>
-        <w:shd w:val="clear" w:color="auto" w:fill="F2F2F2"/>
-        <w:ind w:left="180"/>
-      </w:pPr>
-      <w:r>
-        <w:rPr>
-          <w:rFonts w:ascii="Consolas" w:eastAsia="Consolas" w:hAnsi="Consolas" w:cs="Consolas"/>
-          <w:sz w:val="16"/>
-          <w:szCs w:val="16"/>
-        </w:rPr>
-        <w:t xml:space="preserve">  the model is right and this folder is stale.</w:t>
-      </w:r>
-    </w:p>
-    <w:p>
-      <w:pPr>
-        <w:pBdr>
-          <w:left w:val="single" w:sz="12" w:space="6" w:color="A6A6A6"/>
-        </w:pBdr>
-        <w:shd w:val="clear" w:color="auto" w:fill="F2F2F2"/>
-        <w:ind w:left="180"/>
-      </w:pPr>
-      <w:r>
-        <w:rPr>
-          <w:rFonts w:ascii="Consolas" w:eastAsia="Consolas" w:hAnsi="Consolas" w:cs="Consolas"/>
-          <w:sz w:val="16"/>
-          <w:szCs w:val="16"/>
-        </w:rPr>
-        <w:t>- Leave a blank line between measures so a diff stays legible.</w:t>
-      </w:r>
-    </w:p>
-    <w:p>
-      <w:pPr>
-        <w:pBdr>
-          <w:left w:val="single" w:sz="12" w:space="6" w:color="A6A6A6"/>
-        </w:pBdr>
-        <w:shd w:val="clear" w:color="auto" w:fill="F2F2F2"/>
-        <w:spacing w:after="160"/>
-        <w:ind w:left="180"/>
-      </w:pPr>
-      <w:r>
-        <w:rPr>
-          <w:rFonts w:ascii="Consolas" w:eastAsia="Consolas" w:hAnsi="Consolas" w:cs="Consolas"/>
-          <w:sz w:val="16"/>
-          <w:szCs w:val="16"/>
-        </w:rPr>
         <w:t xml:space="preserve"> </w:t>
       </w:r>
     </w:p>
@@ -16327,25 +13515,7 @@
           <w:sz w:val="16"/>
           <w:szCs w:val="16"/>
         </w:rPr>
-        <w:t xml:space="preserve"># </w:t>
-      </w:r>
-      <w:proofErr w:type="spellStart"/>
-      <w:r>
-        <w:rPr>
-          <w:rFonts w:ascii="Consolas" w:eastAsia="Consolas" w:hAnsi="Consolas" w:cs="Consolas"/>
-          <w:sz w:val="16"/>
-          <w:szCs w:val="16"/>
-        </w:rPr>
-        <w:t>pbip</w:t>
-      </w:r>
-      <w:proofErr w:type="spellEnd"/>
-      <w:r>
-        <w:rPr>
-          <w:rFonts w:ascii="Consolas" w:eastAsia="Consolas" w:hAnsi="Consolas" w:cs="Consolas"/>
-          <w:sz w:val="16"/>
-          <w:szCs w:val="16"/>
-        </w:rPr>
-        <w:t>/</w:t>
+        <w:t># pbip/</w:t>
       </w:r>
     </w:p>
     <w:p>
@@ -16481,25 +13651,7 @@
           <w:sz w:val="16"/>
           <w:szCs w:val="16"/>
         </w:rPr>
-        <w:t xml:space="preserve">| </w:t>
-      </w:r>
-      <w:proofErr w:type="spellStart"/>
-      <w:r>
-        <w:rPr>
-          <w:rFonts w:ascii="Consolas" w:eastAsia="Consolas" w:hAnsi="Consolas" w:cs="Consolas"/>
-          <w:sz w:val="16"/>
-          <w:szCs w:val="16"/>
-        </w:rPr>
-        <w:t>RetailEconomics_Model</w:t>
-      </w:r>
-      <w:proofErr w:type="spellEnd"/>
-      <w:r>
-        <w:rPr>
-          <w:rFonts w:ascii="Consolas" w:eastAsia="Consolas" w:hAnsi="Consolas" w:cs="Consolas"/>
-          <w:sz w:val="16"/>
-          <w:szCs w:val="16"/>
-        </w:rPr>
-        <w:t>/ | The semantic model. TMDL lives here |</w:t>
+        <w:t>| RetailEconomics_Model/ | The semantic model. TMDL lives here |</w:t>
       </w:r>
     </w:p>
     <w:p>
@@ -16601,35 +13753,7 @@
           <w:sz w:val="16"/>
           <w:szCs w:val="16"/>
         </w:rPr>
-        <w:t xml:space="preserve">- Save </w:t>
-      </w:r>
-      <w:proofErr w:type="gramStart"/>
-      <w:r>
-        <w:rPr>
-          <w:rFonts w:ascii="Consolas" w:eastAsia="Consolas" w:hAnsi="Consolas" w:cs="Consolas"/>
-          <w:sz w:val="16"/>
-          <w:szCs w:val="16"/>
-        </w:rPr>
-        <w:t>every .</w:t>
-      </w:r>
-      <w:proofErr w:type="spellStart"/>
-      <w:r>
-        <w:rPr>
-          <w:rFonts w:ascii="Consolas" w:eastAsia="Consolas" w:hAnsi="Consolas" w:cs="Consolas"/>
-          <w:sz w:val="16"/>
-          <w:szCs w:val="16"/>
-        </w:rPr>
-        <w:t>pbip</w:t>
-      </w:r>
-      <w:proofErr w:type="spellEnd"/>
-      <w:proofErr w:type="gramEnd"/>
-      <w:r>
-        <w:rPr>
-          <w:rFonts w:ascii="Consolas" w:eastAsia="Consolas" w:hAnsi="Consolas" w:cs="Consolas"/>
-          <w:sz w:val="16"/>
-          <w:szCs w:val="16"/>
-        </w:rPr>
-        <w:t xml:space="preserve"> inside this folder. Saving elsewhere and copying files</w:t>
+        <w:t>- Save every .pbip inside this folder. Saving elsewhere and copying files</w:t>
       </w:r>
     </w:p>
     <w:p>
@@ -16663,25 +13787,7 @@
           <w:sz w:val="16"/>
           <w:szCs w:val="16"/>
         </w:rPr>
-        <w:t xml:space="preserve">- Only </w:t>
-      </w:r>
-      <w:proofErr w:type="spellStart"/>
-      <w:r>
-        <w:rPr>
-          <w:rFonts w:ascii="Consolas" w:eastAsia="Consolas" w:hAnsi="Consolas" w:cs="Consolas"/>
-          <w:sz w:val="16"/>
-          <w:szCs w:val="16"/>
-        </w:rPr>
-        <w:t>RetailEconomics_Model</w:t>
-      </w:r>
-      <w:proofErr w:type="spellEnd"/>
-      <w:r>
-        <w:rPr>
-          <w:rFonts w:ascii="Consolas" w:eastAsia="Consolas" w:hAnsi="Consolas" w:cs="Consolas"/>
-          <w:sz w:val="16"/>
-          <w:szCs w:val="16"/>
-        </w:rPr>
-        <w:t>/ contains TMDL. If a report folder ever</w:t>
+        <w:t>- Only RetailEconomics_Model/ contains TMDL. If a report folder ever</w:t>
       </w:r>
     </w:p>
     <w:p>
@@ -16732,61 +13838,7 @@
           <w:sz w:val="16"/>
           <w:szCs w:val="16"/>
         </w:rPr>
-        <w:t>- .</w:t>
-      </w:r>
-      <w:proofErr w:type="spellStart"/>
-      <w:r>
-        <w:rPr>
-          <w:rFonts w:ascii="Consolas" w:eastAsia="Consolas" w:hAnsi="Consolas" w:cs="Consolas"/>
-          <w:sz w:val="16"/>
-          <w:szCs w:val="16"/>
-        </w:rPr>
-        <w:t>pbi</w:t>
-      </w:r>
-      <w:proofErr w:type="spellEnd"/>
-      <w:r>
-        <w:rPr>
-          <w:rFonts w:ascii="Consolas" w:eastAsia="Consolas" w:hAnsi="Consolas" w:cs="Consolas"/>
-          <w:sz w:val="16"/>
-          <w:szCs w:val="16"/>
-        </w:rPr>
-        <w:t>/</w:t>
-      </w:r>
-      <w:proofErr w:type="spellStart"/>
-      <w:r>
-        <w:rPr>
-          <w:rFonts w:ascii="Consolas" w:eastAsia="Consolas" w:hAnsi="Consolas" w:cs="Consolas"/>
-          <w:sz w:val="16"/>
-          <w:szCs w:val="16"/>
-        </w:rPr>
-        <w:t>localSettings.json</w:t>
-      </w:r>
-      <w:proofErr w:type="spellEnd"/>
-      <w:r>
-        <w:rPr>
-          <w:rFonts w:ascii="Consolas" w:eastAsia="Consolas" w:hAnsi="Consolas" w:cs="Consolas"/>
-          <w:sz w:val="16"/>
-          <w:szCs w:val="16"/>
-        </w:rPr>
-        <w:t xml:space="preserve"> and </w:t>
-      </w:r>
-      <w:proofErr w:type="spellStart"/>
-      <w:r>
-        <w:rPr>
-          <w:rFonts w:ascii="Consolas" w:eastAsia="Consolas" w:hAnsi="Consolas" w:cs="Consolas"/>
-          <w:sz w:val="16"/>
-          <w:szCs w:val="16"/>
-        </w:rPr>
-        <w:t>cache.abf</w:t>
-      </w:r>
-      <w:proofErr w:type="spellEnd"/>
-      <w:r>
-        <w:rPr>
-          <w:rFonts w:ascii="Consolas" w:eastAsia="Consolas" w:hAnsi="Consolas" w:cs="Consolas"/>
-          <w:sz w:val="16"/>
-          <w:szCs w:val="16"/>
-        </w:rPr>
-        <w:t xml:space="preserve"> are ignored. Confirm they show as</w:t>
+        <w:t>- .pbi/localSettings.json and cache.abf are ignored. Confirm they show as</w:t>
       </w:r>
     </w:p>
     <w:p>
@@ -16916,25 +13968,7 @@
           <w:sz w:val="16"/>
           <w:szCs w:val="16"/>
         </w:rPr>
-        <w:t xml:space="preserve"># </w:t>
-      </w:r>
-      <w:proofErr w:type="spellStart"/>
-      <w:r>
-        <w:rPr>
-          <w:rFonts w:ascii="Consolas" w:eastAsia="Consolas" w:hAnsi="Consolas" w:cs="Consolas"/>
-          <w:sz w:val="16"/>
-          <w:szCs w:val="16"/>
-        </w:rPr>
-        <w:t>pbix</w:t>
-      </w:r>
-      <w:proofErr w:type="spellEnd"/>
-      <w:r>
-        <w:rPr>
-          <w:rFonts w:ascii="Consolas" w:eastAsia="Consolas" w:hAnsi="Consolas" w:cs="Consolas"/>
-          <w:sz w:val="16"/>
-          <w:szCs w:val="16"/>
-        </w:rPr>
-        <w:t>/</w:t>
+        <w:t># pbix/</w:t>
       </w:r>
     </w:p>
     <w:p>
@@ -16985,25 +14019,7 @@
           <w:sz w:val="16"/>
           <w:szCs w:val="16"/>
         </w:rPr>
-        <w:t xml:space="preserve">double-clicks; </w:t>
-      </w:r>
-      <w:proofErr w:type="spellStart"/>
-      <w:r>
-        <w:rPr>
-          <w:rFonts w:ascii="Consolas" w:eastAsia="Consolas" w:hAnsi="Consolas" w:cs="Consolas"/>
-          <w:sz w:val="16"/>
-          <w:szCs w:val="16"/>
-        </w:rPr>
-        <w:t>pbip</w:t>
-      </w:r>
-      <w:proofErr w:type="spellEnd"/>
-      <w:r>
-        <w:rPr>
-          <w:rFonts w:ascii="Consolas" w:eastAsia="Consolas" w:hAnsi="Consolas" w:cs="Consolas"/>
-          <w:sz w:val="16"/>
-          <w:szCs w:val="16"/>
-        </w:rPr>
-        <w:t>/ is what Git actually diffs. Both are deliberate.</w:t>
+        <w:t>double-clicks; pbip/ is what Git actually diffs. Both are deliberate.</w:t>
       </w:r>
     </w:p>
     <w:p>
@@ -17071,25 +14087,7 @@
           <w:sz w:val="16"/>
           <w:szCs w:val="16"/>
         </w:rPr>
-        <w:t xml:space="preserve">| </w:t>
-      </w:r>
-      <w:proofErr w:type="spellStart"/>
-      <w:r>
-        <w:rPr>
-          <w:rFonts w:ascii="Consolas" w:eastAsia="Consolas" w:hAnsi="Consolas" w:cs="Consolas"/>
-          <w:sz w:val="16"/>
-          <w:szCs w:val="16"/>
-        </w:rPr>
-        <w:t>RetailEconomics_Model.pbix</w:t>
-      </w:r>
-      <w:proofErr w:type="spellEnd"/>
-      <w:r>
-        <w:rPr>
-          <w:rFonts w:ascii="Consolas" w:eastAsia="Consolas" w:hAnsi="Consolas" w:cs="Consolas"/>
-          <w:sz w:val="16"/>
-          <w:szCs w:val="16"/>
-        </w:rPr>
-        <w:t xml:space="preserve"> | Model and data, no report pages |</w:t>
+        <w:t>| RetailEconomics_Model.pbix | Model and data, no report pages |</w:t>
       </w:r>
     </w:p>
     <w:p>
@@ -17259,7 +14257,6 @@
           <w:sz w:val="16"/>
           <w:szCs w:val="16"/>
         </w:rPr>
-        <w:lastRenderedPageBreak/>
         <w:t>- The three report files carry no model. If one of them is more than a</w:t>
       </w:r>
     </w:p>
@@ -17321,6 +14318,7 @@
         <w:spacing w:after="120" w:line="276" w:lineRule="auto"/>
       </w:pPr>
       <w:r>
+        <w:lastRenderedPageBreak/>
         <w:t>The folder that most needs a README, because a committed Excel file in a data project looks wrong until the reason is stated. The provenance breakdown is the reason.</w:t>
       </w:r>
     </w:p>
@@ -17435,23 +14433,13 @@
         <w:shd w:val="clear" w:color="auto" w:fill="F2F2F2"/>
         <w:ind w:left="180"/>
       </w:pPr>
-      <w:proofErr w:type="spellStart"/>
-      <w:r>
-        <w:rPr>
-          <w:rFonts w:ascii="Consolas" w:eastAsia="Consolas" w:hAnsi="Consolas" w:cs="Consolas"/>
-          <w:sz w:val="16"/>
-          <w:szCs w:val="16"/>
-        </w:rPr>
-        <w:t>RefMappings</w:t>
-      </w:r>
-      <w:proofErr w:type="spellEnd"/>
-      <w:r>
-        <w:rPr>
-          <w:rFonts w:ascii="Consolas" w:eastAsia="Consolas" w:hAnsi="Consolas" w:cs="Consolas"/>
-          <w:sz w:val="16"/>
-          <w:szCs w:val="16"/>
-        </w:rPr>
-        <w:t xml:space="preserve"> is the second kind. It carries the display names, groupings</w:t>
+      <w:r>
+        <w:rPr>
+          <w:rFonts w:ascii="Consolas" w:eastAsia="Consolas" w:hAnsi="Consolas" w:cs="Consolas"/>
+          <w:sz w:val="16"/>
+          <w:szCs w:val="16"/>
+        </w:rPr>
+        <w:t>RefMappings is the second kind. It carries the display names, groupings</w:t>
       </w:r>
     </w:p>
     <w:p>
@@ -17530,7 +14518,6 @@
         <w:shd w:val="clear" w:color="auto" w:fill="F2F2F2"/>
         <w:ind w:left="180"/>
       </w:pPr>
-      <w:proofErr w:type="spellStart"/>
       <w:r>
         <w:rPr>
           <w:rFonts w:ascii="Consolas" w:eastAsia="Consolas" w:hAnsi="Consolas" w:cs="Consolas"/>
@@ -17539,147 +14526,56 @@
         </w:rPr>
         <w:t>CategoryMap</w:t>
       </w:r>
-      <w:proofErr w:type="spellEnd"/>
-    </w:p>
-    <w:p>
-      <w:pPr>
-        <w:pBdr>
-          <w:left w:val="single" w:sz="12" w:space="6" w:color="A6A6A6"/>
-        </w:pBdr>
-        <w:shd w:val="clear" w:color="auto" w:fill="F2F2F2"/>
-        <w:ind w:left="180"/>
-      </w:pPr>
-      <w:r>
-        <w:rPr>
-          <w:rFonts w:ascii="Consolas" w:eastAsia="Consolas" w:hAnsi="Consolas" w:cs="Consolas"/>
-          <w:sz w:val="16"/>
-          <w:szCs w:val="16"/>
-        </w:rPr>
-        <w:t xml:space="preserve">- </w:t>
-      </w:r>
-      <w:proofErr w:type="spellStart"/>
-      <w:r>
-        <w:rPr>
-          <w:rFonts w:ascii="Consolas" w:eastAsia="Consolas" w:hAnsi="Consolas" w:cs="Consolas"/>
-          <w:sz w:val="16"/>
-          <w:szCs w:val="16"/>
-        </w:rPr>
-        <w:t>CategoryCode</w:t>
-      </w:r>
-      <w:proofErr w:type="spellEnd"/>
-      <w:r>
-        <w:rPr>
-          <w:rFonts w:ascii="Consolas" w:eastAsia="Consolas" w:hAnsi="Consolas" w:cs="Consolas"/>
-          <w:sz w:val="16"/>
-          <w:szCs w:val="16"/>
-        </w:rPr>
-        <w:t xml:space="preserve">, </w:t>
-      </w:r>
-      <w:proofErr w:type="spellStart"/>
-      <w:r>
-        <w:rPr>
-          <w:rFonts w:ascii="Consolas" w:eastAsia="Consolas" w:hAnsi="Consolas" w:cs="Consolas"/>
-          <w:sz w:val="16"/>
-          <w:szCs w:val="16"/>
-        </w:rPr>
-        <w:t>CategoryName</w:t>
-      </w:r>
-      <w:proofErr w:type="spellEnd"/>
-      <w:r>
-        <w:rPr>
-          <w:rFonts w:ascii="Consolas" w:eastAsia="Consolas" w:hAnsi="Consolas" w:cs="Consolas"/>
-          <w:sz w:val="16"/>
-          <w:szCs w:val="16"/>
-        </w:rPr>
-        <w:t xml:space="preserve"> — transcribed from the published MARTS list</w:t>
-      </w:r>
-    </w:p>
-    <w:p>
-      <w:pPr>
-        <w:pBdr>
-          <w:left w:val="single" w:sz="12" w:space="6" w:color="A6A6A6"/>
-        </w:pBdr>
-        <w:shd w:val="clear" w:color="auto" w:fill="F2F2F2"/>
-        <w:ind w:left="180"/>
-      </w:pPr>
-      <w:r>
-        <w:rPr>
-          <w:rFonts w:ascii="Consolas" w:eastAsia="Consolas" w:hAnsi="Consolas" w:cs="Consolas"/>
-          <w:sz w:val="16"/>
-          <w:szCs w:val="16"/>
-        </w:rPr>
-        <w:t xml:space="preserve">- </w:t>
-      </w:r>
-      <w:proofErr w:type="spellStart"/>
-      <w:r>
-        <w:rPr>
-          <w:rFonts w:ascii="Consolas" w:eastAsia="Consolas" w:hAnsi="Consolas" w:cs="Consolas"/>
-          <w:sz w:val="16"/>
-          <w:szCs w:val="16"/>
-        </w:rPr>
-        <w:t>IsAggregate</w:t>
-      </w:r>
-      <w:proofErr w:type="spellEnd"/>
-      <w:r>
-        <w:rPr>
-          <w:rFonts w:ascii="Consolas" w:eastAsia="Consolas" w:hAnsi="Consolas" w:cs="Consolas"/>
-          <w:sz w:val="16"/>
-          <w:szCs w:val="16"/>
-        </w:rPr>
-        <w:t xml:space="preserve"> — derived from the code list</w:t>
-      </w:r>
-    </w:p>
-    <w:p>
-      <w:pPr>
-        <w:pBdr>
-          <w:left w:val="single" w:sz="12" w:space="6" w:color="A6A6A6"/>
-        </w:pBdr>
-        <w:shd w:val="clear" w:color="auto" w:fill="F2F2F2"/>
-        <w:ind w:left="180"/>
-      </w:pPr>
-      <w:r>
-        <w:rPr>
-          <w:rFonts w:ascii="Consolas" w:eastAsia="Consolas" w:hAnsi="Consolas" w:cs="Consolas"/>
-          <w:sz w:val="16"/>
-          <w:szCs w:val="16"/>
-        </w:rPr>
-        <w:t xml:space="preserve">- </w:t>
-      </w:r>
-      <w:proofErr w:type="spellStart"/>
-      <w:r>
-        <w:rPr>
-          <w:rFonts w:ascii="Consolas" w:eastAsia="Consolas" w:hAnsi="Consolas" w:cs="Consolas"/>
-          <w:sz w:val="16"/>
-          <w:szCs w:val="16"/>
-        </w:rPr>
-        <w:t>CategoryGroup</w:t>
-      </w:r>
-      <w:proofErr w:type="spellEnd"/>
-      <w:r>
-        <w:rPr>
-          <w:rFonts w:ascii="Consolas" w:eastAsia="Consolas" w:hAnsi="Consolas" w:cs="Consolas"/>
-          <w:sz w:val="16"/>
-          <w:szCs w:val="16"/>
-        </w:rPr>
-        <w:t xml:space="preserve">, </w:t>
-      </w:r>
-      <w:proofErr w:type="spellStart"/>
-      <w:r>
-        <w:rPr>
-          <w:rFonts w:ascii="Consolas" w:eastAsia="Consolas" w:hAnsi="Consolas" w:cs="Consolas"/>
-          <w:sz w:val="16"/>
-          <w:szCs w:val="16"/>
-        </w:rPr>
-        <w:t>DisplayOrder</w:t>
-      </w:r>
-      <w:proofErr w:type="spellEnd"/>
-      <w:r>
-        <w:rPr>
-          <w:rFonts w:ascii="Consolas" w:eastAsia="Consolas" w:hAnsi="Consolas" w:cs="Consolas"/>
-          <w:sz w:val="16"/>
-          <w:szCs w:val="16"/>
-        </w:rPr>
-        <w:t xml:space="preserve"> — analyst judgement, openly labelled</w:t>
+    </w:p>
+    <w:p>
+      <w:pPr>
+        <w:pBdr>
+          <w:left w:val="single" w:sz="12" w:space="6" w:color="A6A6A6"/>
+        </w:pBdr>
+        <w:shd w:val="clear" w:color="auto" w:fill="F2F2F2"/>
+        <w:ind w:left="180"/>
+      </w:pPr>
+      <w:r>
+        <w:rPr>
+          <w:rFonts w:ascii="Consolas" w:eastAsia="Consolas" w:hAnsi="Consolas" w:cs="Consolas"/>
+          <w:sz w:val="16"/>
+          <w:szCs w:val="16"/>
+        </w:rPr>
+        <w:t>- CategoryCode, CategoryName — transcribed from the published MARTS list</w:t>
+      </w:r>
+    </w:p>
+    <w:p>
+      <w:pPr>
+        <w:pBdr>
+          <w:left w:val="single" w:sz="12" w:space="6" w:color="A6A6A6"/>
+        </w:pBdr>
+        <w:shd w:val="clear" w:color="auto" w:fill="F2F2F2"/>
+        <w:ind w:left="180"/>
+      </w:pPr>
+      <w:r>
+        <w:rPr>
+          <w:rFonts w:ascii="Consolas" w:eastAsia="Consolas" w:hAnsi="Consolas" w:cs="Consolas"/>
+          <w:sz w:val="16"/>
+          <w:szCs w:val="16"/>
+        </w:rPr>
+        <w:t>- IsAggregate — derived from the code list</w:t>
+      </w:r>
+    </w:p>
+    <w:p>
+      <w:pPr>
+        <w:pBdr>
+          <w:left w:val="single" w:sz="12" w:space="6" w:color="A6A6A6"/>
+        </w:pBdr>
+        <w:shd w:val="clear" w:color="auto" w:fill="F2F2F2"/>
+        <w:ind w:left="180"/>
+      </w:pPr>
+      <w:r>
+        <w:rPr>
+          <w:rFonts w:ascii="Consolas" w:eastAsia="Consolas" w:hAnsi="Consolas" w:cs="Consolas"/>
+          <w:sz w:val="16"/>
+          <w:szCs w:val="16"/>
+        </w:rPr>
+        <w:t>- CategoryGroup, DisplayOrder — analyst judgement, openly labelled</w:t>
       </w:r>
     </w:p>
     <w:p>
@@ -17707,7 +14603,6 @@
         <w:shd w:val="clear" w:color="auto" w:fill="F2F2F2"/>
         <w:ind w:left="180"/>
       </w:pPr>
-      <w:proofErr w:type="spellStart"/>
       <w:r>
         <w:rPr>
           <w:rFonts w:ascii="Consolas" w:eastAsia="Consolas" w:hAnsi="Consolas" w:cs="Consolas"/>
@@ -17716,7 +14611,6 @@
         </w:rPr>
         <w:t>ItemTypeMap</w:t>
       </w:r>
-      <w:proofErr w:type="spellEnd"/>
     </w:p>
     <w:p>
       <w:pPr>
@@ -17749,25 +14643,7 @@
           <w:sz w:val="16"/>
           <w:szCs w:val="16"/>
         </w:rPr>
-        <w:t xml:space="preserve">- </w:t>
-      </w:r>
-      <w:proofErr w:type="spellStart"/>
-      <w:r>
-        <w:rPr>
-          <w:rFonts w:ascii="Consolas" w:eastAsia="Consolas" w:hAnsi="Consolas" w:cs="Consolas"/>
-          <w:sz w:val="16"/>
-          <w:szCs w:val="16"/>
-        </w:rPr>
-        <w:t>BeverageClass</w:t>
-      </w:r>
-      <w:proofErr w:type="spellEnd"/>
-      <w:r>
-        <w:rPr>
-          <w:rFonts w:ascii="Consolas" w:eastAsia="Consolas" w:hAnsi="Consolas" w:cs="Consolas"/>
-          <w:sz w:val="16"/>
-          <w:szCs w:val="16"/>
-        </w:rPr>
-        <w:t xml:space="preserve"> — analyst judgement, openly labelled</w:t>
+        <w:t>- BeverageClass — analyst judgement, openly labelled</w:t>
       </w:r>
     </w:p>
     <w:p>
@@ -17903,25 +14779,7 @@
           <w:sz w:val="16"/>
           <w:szCs w:val="16"/>
         </w:rPr>
-        <w:t xml:space="preserve">- Changing a </w:t>
-      </w:r>
-      <w:proofErr w:type="gramStart"/>
-      <w:r>
-        <w:rPr>
-          <w:rFonts w:ascii="Consolas" w:eastAsia="Consolas" w:hAnsi="Consolas" w:cs="Consolas"/>
-          <w:sz w:val="16"/>
-          <w:szCs w:val="16"/>
-        </w:rPr>
-        <w:t>grouping changes</w:t>
-      </w:r>
-      <w:proofErr w:type="gramEnd"/>
-      <w:r>
-        <w:rPr>
-          <w:rFonts w:ascii="Consolas" w:eastAsia="Consolas" w:hAnsi="Consolas" w:cs="Consolas"/>
-          <w:sz w:val="16"/>
-          <w:szCs w:val="16"/>
-        </w:rPr>
-        <w:t xml:space="preserve"> what every report displays. Commit with a</w:t>
+        <w:t>- Changing a grouping changes what every report displays. Commit with a</w:t>
       </w:r>
     </w:p>
     <w:p>
@@ -18238,25 +15096,7 @@
           <w:sz w:val="16"/>
           <w:szCs w:val="16"/>
         </w:rPr>
-        <w:t xml:space="preserve">then adds </w:t>
-      </w:r>
-      <w:proofErr w:type="spellStart"/>
-      <w:r>
-        <w:rPr>
-          <w:rFonts w:ascii="Consolas" w:eastAsia="Consolas" w:hAnsi="Consolas" w:cs="Consolas"/>
-          <w:sz w:val="16"/>
-          <w:szCs w:val="16"/>
-        </w:rPr>
-        <w:t>visualStyles</w:t>
-      </w:r>
-      <w:proofErr w:type="spellEnd"/>
-      <w:r>
-        <w:rPr>
-          <w:rFonts w:ascii="Consolas" w:eastAsia="Consolas" w:hAnsi="Consolas" w:cs="Consolas"/>
-          <w:sz w:val="16"/>
-          <w:szCs w:val="16"/>
-        </w:rPr>
-        <w:t xml:space="preserve"> for the visual types that report actually uses:</w:t>
+        <w:t>then adds visualStyles for the visual types that report actually uses:</w:t>
       </w:r>
     </w:p>
     <w:p>
@@ -18290,8 +15130,195 @@
           <w:sz w:val="16"/>
           <w:szCs w:val="16"/>
         </w:rPr>
+        <w:t>R3 scatter bubbles and the Pareto combo.</w:t>
+      </w:r>
+    </w:p>
+    <w:p>
+      <w:pPr>
+        <w:pBdr>
+          <w:left w:val="single" w:sz="12" w:space="6" w:color="A6A6A6"/>
+        </w:pBdr>
+        <w:shd w:val="clear" w:color="auto" w:fill="F2F2F2"/>
+        <w:ind w:left="180"/>
+      </w:pPr>
+      <w:r>
+        <w:rPr>
+          <w:rFonts w:ascii="Consolas" w:eastAsia="Consolas" w:hAnsi="Consolas" w:cs="Consolas"/>
+          <w:sz w:val="16"/>
+          <w:szCs w:val="16"/>
+        </w:rPr>
+        <w:t xml:space="preserve"> </w:t>
+      </w:r>
+    </w:p>
+    <w:p>
+      <w:pPr>
+        <w:pBdr>
+          <w:left w:val="single" w:sz="12" w:space="6" w:color="A6A6A6"/>
+        </w:pBdr>
+        <w:shd w:val="clear" w:color="auto" w:fill="F2F2F2"/>
+        <w:ind w:left="180"/>
+      </w:pPr>
+      <w:r>
+        <w:rPr>
+          <w:rFonts w:ascii="Consolas" w:eastAsia="Consolas" w:hAnsi="Consolas" w:cs="Consolas"/>
+          <w:sz w:val="16"/>
+          <w:szCs w:val="16"/>
+        </w:rPr>
+        <w:t>| Token | Hex | Used for |</w:t>
+      </w:r>
+    </w:p>
+    <w:p>
+      <w:pPr>
+        <w:pBdr>
+          <w:left w:val="single" w:sz="12" w:space="6" w:color="A6A6A6"/>
+        </w:pBdr>
+        <w:shd w:val="clear" w:color="auto" w:fill="F2F2F2"/>
+        <w:ind w:left="180"/>
+      </w:pPr>
+      <w:r>
+        <w:rPr>
+          <w:rFonts w:ascii="Consolas" w:eastAsia="Consolas" w:hAnsi="Consolas" w:cs="Consolas"/>
+          <w:sz w:val="16"/>
+          <w:szCs w:val="16"/>
+        </w:rPr>
+        <w:t>|---|---|---|</w:t>
+      </w:r>
+    </w:p>
+    <w:p>
+      <w:pPr>
+        <w:pBdr>
+          <w:left w:val="single" w:sz="12" w:space="6" w:color="A6A6A6"/>
+        </w:pBdr>
+        <w:shd w:val="clear" w:color="auto" w:fill="F2F2F2"/>
+        <w:ind w:left="180"/>
+      </w:pPr>
+      <w:r>
+        <w:rPr>
+          <w:rFonts w:ascii="Consolas" w:eastAsia="Consolas" w:hAnsi="Consolas" w:cs="Consolas"/>
+          <w:sz w:val="16"/>
+          <w:szCs w:val="16"/>
+        </w:rPr>
+        <w:t>| dataColors[0] | #1F3864 | Navy — primary series, header band |</w:t>
+      </w:r>
+    </w:p>
+    <w:p>
+      <w:pPr>
+        <w:pBdr>
+          <w:left w:val="single" w:sz="12" w:space="6" w:color="A6A6A6"/>
+        </w:pBdr>
+        <w:shd w:val="clear" w:color="auto" w:fill="F2F2F2"/>
+        <w:ind w:left="180"/>
+      </w:pPr>
+      <w:r>
+        <w:rPr>
+          <w:rFonts w:ascii="Consolas" w:eastAsia="Consolas" w:hAnsi="Consolas" w:cs="Consolas"/>
+          <w:sz w:val="16"/>
+          <w:szCs w:val="16"/>
+        </w:rPr>
+        <w:t>| dataColors[1] | #2E74B5 | Blue — secondary series, data bars |</w:t>
+      </w:r>
+    </w:p>
+    <w:p>
+      <w:pPr>
+        <w:pBdr>
+          <w:left w:val="single" w:sz="12" w:space="6" w:color="A6A6A6"/>
+        </w:pBdr>
+        <w:shd w:val="clear" w:color="auto" w:fill="F2F2F2"/>
+        <w:ind w:left="180"/>
+      </w:pPr>
+      <w:r>
+        <w:rPr>
+          <w:rFonts w:ascii="Consolas" w:eastAsia="Consolas" w:hAnsi="Consolas" w:cs="Consolas"/>
+          <w:sz w:val="16"/>
+          <w:szCs w:val="16"/>
+        </w:rPr>
+        <w:t>| dataColors[2] | #1B9E8F | Teal — real / deflated series |</w:t>
+      </w:r>
+    </w:p>
+    <w:p>
+      <w:pPr>
+        <w:pBdr>
+          <w:left w:val="single" w:sz="12" w:space="6" w:color="A6A6A6"/>
+        </w:pBdr>
+        <w:shd w:val="clear" w:color="auto" w:fill="F2F2F2"/>
+        <w:ind w:left="180"/>
+      </w:pPr>
+      <w:r>
+        <w:rPr>
+          <w:rFonts w:ascii="Consolas" w:eastAsia="Consolas" w:hAnsi="Consolas" w:cs="Consolas"/>
+          <w:sz w:val="16"/>
+          <w:szCs w:val="16"/>
+        </w:rPr>
         <w:lastRenderedPageBreak/>
-        <w:t>R3 scatter bubbles and the Pareto combo.</w:t>
+        <w:t>| dataColors[3] | #C8860A | Amber — markers, thresholds, warnings |</w:t>
+      </w:r>
+    </w:p>
+    <w:p>
+      <w:pPr>
+        <w:pBdr>
+          <w:left w:val="single" w:sz="12" w:space="6" w:color="A6A6A6"/>
+        </w:pBdr>
+        <w:shd w:val="clear" w:color="auto" w:fill="F2F2F2"/>
+        <w:ind w:left="180"/>
+      </w:pPr>
+      <w:r>
+        <w:rPr>
+          <w:rFonts w:ascii="Consolas" w:eastAsia="Consolas" w:hAnsi="Consolas" w:cs="Consolas"/>
+          <w:sz w:val="16"/>
+          <w:szCs w:val="16"/>
+        </w:rPr>
+        <w:t>| bad / good | #C0392B / #1E7B34 | Conditional formatting extremes |</w:t>
+      </w:r>
+    </w:p>
+    <w:p>
+      <w:pPr>
+        <w:pBdr>
+          <w:left w:val="single" w:sz="12" w:space="6" w:color="A6A6A6"/>
+        </w:pBdr>
+        <w:shd w:val="clear" w:color="auto" w:fill="F2F2F2"/>
+        <w:ind w:left="180"/>
+      </w:pPr>
+      <w:r>
+        <w:rPr>
+          <w:rFonts w:ascii="Consolas" w:eastAsia="Consolas" w:hAnsi="Consolas" w:cs="Consolas"/>
+          <w:sz w:val="16"/>
+          <w:szCs w:val="16"/>
+        </w:rPr>
+        <w:t>| neutral | #B3B0AD | Muted and below-reference series |</w:t>
+      </w:r>
+    </w:p>
+    <w:p>
+      <w:pPr>
+        <w:pBdr>
+          <w:left w:val="single" w:sz="12" w:space="6" w:color="A6A6A6"/>
+        </w:pBdr>
+        <w:shd w:val="clear" w:color="auto" w:fill="F2F2F2"/>
+        <w:ind w:left="180"/>
+      </w:pPr>
+      <w:r>
+        <w:rPr>
+          <w:rFonts w:ascii="Consolas" w:eastAsia="Consolas" w:hAnsi="Consolas" w:cs="Consolas"/>
+          <w:sz w:val="16"/>
+          <w:szCs w:val="16"/>
+        </w:rPr>
+        <w:t>| background | #FAFAFA | Canvas |</w:t>
+      </w:r>
+    </w:p>
+    <w:p>
+      <w:pPr>
+        <w:pBdr>
+          <w:left w:val="single" w:sz="12" w:space="6" w:color="A6A6A6"/>
+        </w:pBdr>
+        <w:shd w:val="clear" w:color="auto" w:fill="F2F2F2"/>
+        <w:ind w:left="180"/>
+      </w:pPr>
+      <w:r>
+        <w:rPr>
+          <w:rFonts w:ascii="Consolas" w:eastAsia="Consolas" w:hAnsi="Consolas" w:cs="Consolas"/>
+          <w:sz w:val="16"/>
+          <w:szCs w:val="16"/>
+        </w:rPr>
+        <w:t>| secondaryBackground | #FFFFFF | Visual background |</w:t>
       </w:r>
     </w:p>
     <w:p>
@@ -18325,290 +15352,58 @@
           <w:sz w:val="16"/>
           <w:szCs w:val="16"/>
         </w:rPr>
-        <w:t>| Token | Hex | Used for |</w:t>
-      </w:r>
-    </w:p>
-    <w:p>
-      <w:pPr>
-        <w:pBdr>
-          <w:left w:val="single" w:sz="12" w:space="6" w:color="A6A6A6"/>
-        </w:pBdr>
-        <w:shd w:val="clear" w:color="auto" w:fill="F2F2F2"/>
-        <w:ind w:left="180"/>
-      </w:pPr>
-      <w:r>
-        <w:rPr>
-          <w:rFonts w:ascii="Consolas" w:eastAsia="Consolas" w:hAnsi="Consolas" w:cs="Consolas"/>
-          <w:sz w:val="16"/>
-          <w:szCs w:val="16"/>
-        </w:rPr>
-        <w:t>|---|---|---|</w:t>
-      </w:r>
-    </w:p>
-    <w:p>
-      <w:pPr>
-        <w:pBdr>
-          <w:left w:val="single" w:sz="12" w:space="6" w:color="A6A6A6"/>
-        </w:pBdr>
-        <w:shd w:val="clear" w:color="auto" w:fill="F2F2F2"/>
-        <w:ind w:left="180"/>
-      </w:pPr>
-      <w:r>
-        <w:rPr>
-          <w:rFonts w:ascii="Consolas" w:eastAsia="Consolas" w:hAnsi="Consolas" w:cs="Consolas"/>
-          <w:sz w:val="16"/>
-          <w:szCs w:val="16"/>
-        </w:rPr>
-        <w:t xml:space="preserve">| </w:t>
-      </w:r>
-      <w:proofErr w:type="spellStart"/>
-      <w:proofErr w:type="gramStart"/>
-      <w:r>
-        <w:rPr>
-          <w:rFonts w:ascii="Consolas" w:eastAsia="Consolas" w:hAnsi="Consolas" w:cs="Consolas"/>
-          <w:sz w:val="16"/>
-          <w:szCs w:val="16"/>
-        </w:rPr>
-        <w:t>dataColors</w:t>
-      </w:r>
-      <w:proofErr w:type="spellEnd"/>
-      <w:r>
-        <w:rPr>
-          <w:rFonts w:ascii="Consolas" w:eastAsia="Consolas" w:hAnsi="Consolas" w:cs="Consolas"/>
-          <w:sz w:val="16"/>
-          <w:szCs w:val="16"/>
-        </w:rPr>
-        <w:t>[</w:t>
-      </w:r>
-      <w:proofErr w:type="gramEnd"/>
-      <w:r>
-        <w:rPr>
-          <w:rFonts w:ascii="Consolas" w:eastAsia="Consolas" w:hAnsi="Consolas" w:cs="Consolas"/>
-          <w:sz w:val="16"/>
-          <w:szCs w:val="16"/>
-        </w:rPr>
-        <w:t>0] | #1F3864 | Navy — primary series, header band |</w:t>
-      </w:r>
-    </w:p>
-    <w:p>
-      <w:pPr>
-        <w:pBdr>
-          <w:left w:val="single" w:sz="12" w:space="6" w:color="A6A6A6"/>
-        </w:pBdr>
-        <w:shd w:val="clear" w:color="auto" w:fill="F2F2F2"/>
-        <w:ind w:left="180"/>
-      </w:pPr>
-      <w:r>
-        <w:rPr>
-          <w:rFonts w:ascii="Consolas" w:eastAsia="Consolas" w:hAnsi="Consolas" w:cs="Consolas"/>
-          <w:sz w:val="16"/>
-          <w:szCs w:val="16"/>
-        </w:rPr>
-        <w:t xml:space="preserve">| </w:t>
-      </w:r>
-      <w:proofErr w:type="spellStart"/>
-      <w:proofErr w:type="gramStart"/>
-      <w:r>
-        <w:rPr>
-          <w:rFonts w:ascii="Consolas" w:eastAsia="Consolas" w:hAnsi="Consolas" w:cs="Consolas"/>
-          <w:sz w:val="16"/>
-          <w:szCs w:val="16"/>
-        </w:rPr>
-        <w:t>dataColors</w:t>
-      </w:r>
-      <w:proofErr w:type="spellEnd"/>
-      <w:r>
-        <w:rPr>
-          <w:rFonts w:ascii="Consolas" w:eastAsia="Consolas" w:hAnsi="Consolas" w:cs="Consolas"/>
-          <w:sz w:val="16"/>
-          <w:szCs w:val="16"/>
-        </w:rPr>
-        <w:t>[</w:t>
-      </w:r>
-      <w:proofErr w:type="gramEnd"/>
-      <w:r>
-        <w:rPr>
-          <w:rFonts w:ascii="Consolas" w:eastAsia="Consolas" w:hAnsi="Consolas" w:cs="Consolas"/>
-          <w:sz w:val="16"/>
-          <w:szCs w:val="16"/>
-        </w:rPr>
-        <w:t>1] | #2E74B5 | Blue — secondary series, data bars |</w:t>
-      </w:r>
-    </w:p>
-    <w:p>
-      <w:pPr>
-        <w:pBdr>
-          <w:left w:val="single" w:sz="12" w:space="6" w:color="A6A6A6"/>
-        </w:pBdr>
-        <w:shd w:val="clear" w:color="auto" w:fill="F2F2F2"/>
-        <w:ind w:left="180"/>
-      </w:pPr>
-      <w:r>
-        <w:rPr>
-          <w:rFonts w:ascii="Consolas" w:eastAsia="Consolas" w:hAnsi="Consolas" w:cs="Consolas"/>
-          <w:sz w:val="16"/>
-          <w:szCs w:val="16"/>
-        </w:rPr>
-        <w:t xml:space="preserve">| </w:t>
-      </w:r>
-      <w:proofErr w:type="spellStart"/>
-      <w:proofErr w:type="gramStart"/>
-      <w:r>
-        <w:rPr>
-          <w:rFonts w:ascii="Consolas" w:eastAsia="Consolas" w:hAnsi="Consolas" w:cs="Consolas"/>
-          <w:sz w:val="16"/>
-          <w:szCs w:val="16"/>
-        </w:rPr>
-        <w:t>dataColors</w:t>
-      </w:r>
-      <w:proofErr w:type="spellEnd"/>
-      <w:r>
-        <w:rPr>
-          <w:rFonts w:ascii="Consolas" w:eastAsia="Consolas" w:hAnsi="Consolas" w:cs="Consolas"/>
-          <w:sz w:val="16"/>
-          <w:szCs w:val="16"/>
-        </w:rPr>
-        <w:t>[</w:t>
-      </w:r>
-      <w:proofErr w:type="gramEnd"/>
-      <w:r>
-        <w:rPr>
-          <w:rFonts w:ascii="Consolas" w:eastAsia="Consolas" w:hAnsi="Consolas" w:cs="Consolas"/>
-          <w:sz w:val="16"/>
-          <w:szCs w:val="16"/>
-        </w:rPr>
-        <w:t>2] | #1B9E8F | Teal — real / deflated series |</w:t>
-      </w:r>
-    </w:p>
-    <w:p>
-      <w:pPr>
-        <w:pBdr>
-          <w:left w:val="single" w:sz="12" w:space="6" w:color="A6A6A6"/>
-        </w:pBdr>
-        <w:shd w:val="clear" w:color="auto" w:fill="F2F2F2"/>
-        <w:ind w:left="180"/>
-      </w:pPr>
-      <w:r>
-        <w:rPr>
-          <w:rFonts w:ascii="Consolas" w:eastAsia="Consolas" w:hAnsi="Consolas" w:cs="Consolas"/>
-          <w:sz w:val="16"/>
-          <w:szCs w:val="16"/>
-        </w:rPr>
-        <w:t xml:space="preserve">| </w:t>
-      </w:r>
-      <w:proofErr w:type="spellStart"/>
-      <w:proofErr w:type="gramStart"/>
-      <w:r>
-        <w:rPr>
-          <w:rFonts w:ascii="Consolas" w:eastAsia="Consolas" w:hAnsi="Consolas" w:cs="Consolas"/>
-          <w:sz w:val="16"/>
-          <w:szCs w:val="16"/>
-        </w:rPr>
-        <w:t>dataColors</w:t>
-      </w:r>
-      <w:proofErr w:type="spellEnd"/>
-      <w:r>
-        <w:rPr>
-          <w:rFonts w:ascii="Consolas" w:eastAsia="Consolas" w:hAnsi="Consolas" w:cs="Consolas"/>
-          <w:sz w:val="16"/>
-          <w:szCs w:val="16"/>
-        </w:rPr>
-        <w:t>[</w:t>
-      </w:r>
-      <w:proofErr w:type="gramEnd"/>
-      <w:r>
-        <w:rPr>
-          <w:rFonts w:ascii="Consolas" w:eastAsia="Consolas" w:hAnsi="Consolas" w:cs="Consolas"/>
-          <w:sz w:val="16"/>
-          <w:szCs w:val="16"/>
-        </w:rPr>
-        <w:t>3] | #C8860A | Amber — markers, thresholds, warnings |</w:t>
-      </w:r>
-    </w:p>
-    <w:p>
-      <w:pPr>
-        <w:pBdr>
-          <w:left w:val="single" w:sz="12" w:space="6" w:color="A6A6A6"/>
-        </w:pBdr>
-        <w:shd w:val="clear" w:color="auto" w:fill="F2F2F2"/>
-        <w:ind w:left="180"/>
-      </w:pPr>
-      <w:r>
-        <w:rPr>
-          <w:rFonts w:ascii="Consolas" w:eastAsia="Consolas" w:hAnsi="Consolas" w:cs="Consolas"/>
-          <w:sz w:val="16"/>
-          <w:szCs w:val="16"/>
-        </w:rPr>
-        <w:t>| bad / good | #C0392B / #1E7B34 | Conditional formatting extremes |</w:t>
-      </w:r>
-    </w:p>
-    <w:p>
-      <w:pPr>
-        <w:pBdr>
-          <w:left w:val="single" w:sz="12" w:space="6" w:color="A6A6A6"/>
-        </w:pBdr>
-        <w:shd w:val="clear" w:color="auto" w:fill="F2F2F2"/>
-        <w:ind w:left="180"/>
-      </w:pPr>
-      <w:r>
-        <w:rPr>
-          <w:rFonts w:ascii="Consolas" w:eastAsia="Consolas" w:hAnsi="Consolas" w:cs="Consolas"/>
-          <w:sz w:val="16"/>
-          <w:szCs w:val="16"/>
-        </w:rPr>
-        <w:t>| neutral | #B3B0AD | Muted and below-reference series |</w:t>
-      </w:r>
-    </w:p>
-    <w:p>
-      <w:pPr>
-        <w:pBdr>
-          <w:left w:val="single" w:sz="12" w:space="6" w:color="A6A6A6"/>
-        </w:pBdr>
-        <w:shd w:val="clear" w:color="auto" w:fill="F2F2F2"/>
-        <w:ind w:left="180"/>
-      </w:pPr>
-      <w:r>
-        <w:rPr>
-          <w:rFonts w:ascii="Consolas" w:eastAsia="Consolas" w:hAnsi="Consolas" w:cs="Consolas"/>
-          <w:sz w:val="16"/>
-          <w:szCs w:val="16"/>
-        </w:rPr>
-        <w:t>| background | #FAFAFA | Canvas |</w:t>
-      </w:r>
-    </w:p>
-    <w:p>
-      <w:pPr>
-        <w:pBdr>
-          <w:left w:val="single" w:sz="12" w:space="6" w:color="A6A6A6"/>
-        </w:pBdr>
-        <w:shd w:val="clear" w:color="auto" w:fill="F2F2F2"/>
-        <w:ind w:left="180"/>
-      </w:pPr>
-      <w:r>
-        <w:rPr>
-          <w:rFonts w:ascii="Consolas" w:eastAsia="Consolas" w:hAnsi="Consolas" w:cs="Consolas"/>
-          <w:sz w:val="16"/>
-          <w:szCs w:val="16"/>
-        </w:rPr>
-        <w:t xml:space="preserve">| </w:t>
-      </w:r>
-      <w:proofErr w:type="spellStart"/>
-      <w:r>
-        <w:rPr>
-          <w:rFonts w:ascii="Consolas" w:eastAsia="Consolas" w:hAnsi="Consolas" w:cs="Consolas"/>
-          <w:sz w:val="16"/>
-          <w:szCs w:val="16"/>
-        </w:rPr>
-        <w:t>secondaryBackground</w:t>
-      </w:r>
-      <w:proofErr w:type="spellEnd"/>
-      <w:r>
-        <w:rPr>
-          <w:rFonts w:ascii="Consolas" w:eastAsia="Consolas" w:hAnsi="Consolas" w:cs="Consolas"/>
-          <w:sz w:val="16"/>
-          <w:szCs w:val="16"/>
-        </w:rPr>
-        <w:t xml:space="preserve"> | #FFFFFF | Visual background |</w:t>
+        <w:t>## How to apply</w:t>
+      </w:r>
+    </w:p>
+    <w:p>
+      <w:pPr>
+        <w:pBdr>
+          <w:left w:val="single" w:sz="12" w:space="6" w:color="A6A6A6"/>
+        </w:pBdr>
+        <w:shd w:val="clear" w:color="auto" w:fill="F2F2F2"/>
+        <w:ind w:left="180"/>
+      </w:pPr>
+      <w:r>
+        <w:rPr>
+          <w:rFonts w:ascii="Consolas" w:eastAsia="Consolas" w:hAnsi="Consolas" w:cs="Consolas"/>
+          <w:sz w:val="16"/>
+          <w:szCs w:val="16"/>
+        </w:rPr>
+        <w:t>View ribbon → Themes → Browse for themes → select this report's file.</w:t>
+      </w:r>
+    </w:p>
+    <w:p>
+      <w:pPr>
+        <w:pBdr>
+          <w:left w:val="single" w:sz="12" w:space="6" w:color="A6A6A6"/>
+        </w:pBdr>
+        <w:shd w:val="clear" w:color="auto" w:fill="F2F2F2"/>
+        <w:ind w:left="180"/>
+      </w:pPr>
+      <w:r>
+        <w:rPr>
+          <w:rFonts w:ascii="Consolas" w:eastAsia="Consolas" w:hAnsi="Consolas" w:cs="Consolas"/>
+          <w:sz w:val="16"/>
+          <w:szCs w:val="16"/>
+        </w:rPr>
+        <w:t>Do it before building the first visual, not after: a theme changes</w:t>
+      </w:r>
+    </w:p>
+    <w:p>
+      <w:pPr>
+        <w:pBdr>
+          <w:left w:val="single" w:sz="12" w:space="6" w:color="A6A6A6"/>
+        </w:pBdr>
+        <w:shd w:val="clear" w:color="auto" w:fill="F2F2F2"/>
+        <w:ind w:left="180"/>
+      </w:pPr>
+      <w:r>
+        <w:rPr>
+          <w:rFonts w:ascii="Consolas" w:eastAsia="Consolas" w:hAnsi="Consolas" w:cs="Consolas"/>
+          <w:sz w:val="16"/>
+          <w:szCs w:val="16"/>
+        </w:rPr>
+        <w:t>defaults, and it does not overwrite a property already set by hand.</w:t>
       </w:r>
     </w:p>
     <w:p>
@@ -18642,101 +15437,6 @@
           <w:sz w:val="16"/>
           <w:szCs w:val="16"/>
         </w:rPr>
-        <w:t>## How to apply</w:t>
-      </w:r>
-    </w:p>
-    <w:p>
-      <w:pPr>
-        <w:pBdr>
-          <w:left w:val="single" w:sz="12" w:space="6" w:color="A6A6A6"/>
-        </w:pBdr>
-        <w:shd w:val="clear" w:color="auto" w:fill="F2F2F2"/>
-        <w:ind w:left="180"/>
-      </w:pPr>
-      <w:r>
-        <w:rPr>
-          <w:rFonts w:ascii="Consolas" w:eastAsia="Consolas" w:hAnsi="Consolas" w:cs="Consolas"/>
-          <w:sz w:val="16"/>
-          <w:szCs w:val="16"/>
-        </w:rPr>
-        <w:t>View ribbon → Themes → Browse for themes → select this report's file.</w:t>
-      </w:r>
-    </w:p>
-    <w:p>
-      <w:pPr>
-        <w:pBdr>
-          <w:left w:val="single" w:sz="12" w:space="6" w:color="A6A6A6"/>
-        </w:pBdr>
-        <w:shd w:val="clear" w:color="auto" w:fill="F2F2F2"/>
-        <w:ind w:left="180"/>
-      </w:pPr>
-      <w:r>
-        <w:rPr>
-          <w:rFonts w:ascii="Consolas" w:eastAsia="Consolas" w:hAnsi="Consolas" w:cs="Consolas"/>
-          <w:sz w:val="16"/>
-          <w:szCs w:val="16"/>
-        </w:rPr>
-        <w:t xml:space="preserve">Do it before building the first visual, not after: a theme </w:t>
-      </w:r>
-      <w:proofErr w:type="gramStart"/>
-      <w:r>
-        <w:rPr>
-          <w:rFonts w:ascii="Consolas" w:eastAsia="Consolas" w:hAnsi="Consolas" w:cs="Consolas"/>
-          <w:sz w:val="16"/>
-          <w:szCs w:val="16"/>
-        </w:rPr>
-        <w:t>changes</w:t>
-      </w:r>
-      <w:proofErr w:type="gramEnd"/>
-    </w:p>
-    <w:p>
-      <w:pPr>
-        <w:pBdr>
-          <w:left w:val="single" w:sz="12" w:space="6" w:color="A6A6A6"/>
-        </w:pBdr>
-        <w:shd w:val="clear" w:color="auto" w:fill="F2F2F2"/>
-        <w:ind w:left="180"/>
-      </w:pPr>
-      <w:r>
-        <w:rPr>
-          <w:rFonts w:ascii="Consolas" w:eastAsia="Consolas" w:hAnsi="Consolas" w:cs="Consolas"/>
-          <w:sz w:val="16"/>
-          <w:szCs w:val="16"/>
-        </w:rPr>
-        <w:t>defaults, and it does not overwrite a property already set by hand.</w:t>
-      </w:r>
-    </w:p>
-    <w:p>
-      <w:pPr>
-        <w:pBdr>
-          <w:left w:val="single" w:sz="12" w:space="6" w:color="A6A6A6"/>
-        </w:pBdr>
-        <w:shd w:val="clear" w:color="auto" w:fill="F2F2F2"/>
-        <w:ind w:left="180"/>
-      </w:pPr>
-      <w:r>
-        <w:rPr>
-          <w:rFonts w:ascii="Consolas" w:eastAsia="Consolas" w:hAnsi="Consolas" w:cs="Consolas"/>
-          <w:sz w:val="16"/>
-          <w:szCs w:val="16"/>
-        </w:rPr>
-        <w:t xml:space="preserve"> </w:t>
-      </w:r>
-    </w:p>
-    <w:p>
-      <w:pPr>
-        <w:pBdr>
-          <w:left w:val="single" w:sz="12" w:space="6" w:color="A6A6A6"/>
-        </w:pBdr>
-        <w:shd w:val="clear" w:color="auto" w:fill="F2F2F2"/>
-        <w:ind w:left="180"/>
-      </w:pPr>
-      <w:r>
-        <w:rPr>
-          <w:rFonts w:ascii="Consolas" w:eastAsia="Consolas" w:hAnsi="Consolas" w:cs="Consolas"/>
-          <w:sz w:val="16"/>
-          <w:szCs w:val="16"/>
-        </w:rPr>
         <w:t>## Rules</w:t>
       </w:r>
     </w:p>
@@ -18788,25 +15488,7 @@
           <w:sz w:val="16"/>
           <w:szCs w:val="16"/>
         </w:rPr>
-        <w:t xml:space="preserve">- Power BI silently ignores a theme key it does not </w:t>
-      </w:r>
-      <w:proofErr w:type="spellStart"/>
-      <w:r>
-        <w:rPr>
-          <w:rFonts w:ascii="Consolas" w:eastAsia="Consolas" w:hAnsi="Consolas" w:cs="Consolas"/>
-          <w:sz w:val="16"/>
-          <w:szCs w:val="16"/>
-        </w:rPr>
-        <w:t>recognise</w:t>
-      </w:r>
-      <w:proofErr w:type="spellEnd"/>
-      <w:r>
-        <w:rPr>
-          <w:rFonts w:ascii="Consolas" w:eastAsia="Consolas" w:hAnsi="Consolas" w:cs="Consolas"/>
-          <w:sz w:val="16"/>
-          <w:szCs w:val="16"/>
-        </w:rPr>
-        <w:t>. Nothing</w:t>
+        <w:t>- Power BI silently ignores a theme key it does not recognise. Nothing</w:t>
       </w:r>
     </w:p>
     <w:p>
@@ -18857,25 +15539,7 @@
           <w:sz w:val="16"/>
           <w:szCs w:val="16"/>
         </w:rPr>
-        <w:t xml:space="preserve">- A </w:t>
-      </w:r>
-      <w:proofErr w:type="spellStart"/>
-      <w:r>
-        <w:rPr>
-          <w:rFonts w:ascii="Consolas" w:eastAsia="Consolas" w:hAnsi="Consolas" w:cs="Consolas"/>
-          <w:sz w:val="16"/>
-          <w:szCs w:val="16"/>
-        </w:rPr>
-        <w:t>colour</w:t>
-      </w:r>
-      <w:proofErr w:type="spellEnd"/>
-      <w:r>
-        <w:rPr>
-          <w:rFonts w:ascii="Consolas" w:eastAsia="Consolas" w:hAnsi="Consolas" w:cs="Consolas"/>
-          <w:sz w:val="16"/>
-          <w:szCs w:val="16"/>
-        </w:rPr>
-        <w:t xml:space="preserve"> set on an individual visual overrides the theme and is</w:t>
+        <w:t>- A colour set on an individual visual overrides the theme and is</w:t>
       </w:r>
     </w:p>
     <w:p>
@@ -19389,19 +16053,7 @@
         <w:spacing w:after="120" w:line="276" w:lineRule="auto"/>
       </w:pPr>
       <w:r>
-        <w:t xml:space="preserve">Portions of this document were drafted with the assistance of a generative AI system. The author reviewed all technical content prior to publication. Tool </w:t>
-      </w:r>
-      <w:proofErr w:type="spellStart"/>
-      <w:r>
-        <w:t>behaviour</w:t>
-      </w:r>
-      <w:proofErr w:type="spellEnd"/>
-      <w:r>
-        <w:t xml:space="preserve"> described here — PBIP serialization, </w:t>
-      </w:r>
-      <w:r>
-        <w:lastRenderedPageBreak/>
-        <w:t>live-connection capabilities and limits, and GitHub Desktop workflow — was verified against Microsoft documentation in September 2026. Procedures should be confirmed against the current release of each tool, since interface details change between versions.</w:t>
+        <w:t>Portions of this document were drafted with the assistance of a generative AI system. The author reviewed all technical content prior to publication. Tool behaviour described here — PBIP serialization, live-connection capabilities and limits, and GitHub Desktop workflow — was verified against Microsoft documentation in September 2026. Procedures should be confirmed against the current release of each tool, since interface details change between versions.</w:t>
       </w:r>
     </w:p>
     <w:sectPr>

--- a/docs/00_GitHub_Development_Guide.docx
+++ b/docs/00_GitHub_Development_Guide.docx
@@ -140,7 +140,7 @@
     <w:sdt>
       <w:sdtPr>
         <w:alias w:val="Contents"/>
-        <w:id w:val="-2081827422"/>
+        <w:id w:val="303350788"/>
       </w:sdtPr>
       <w:sdtEndPr/>
       <w:sdtContent>
@@ -163,7 +163,7 @@
           <w:r>
             <w:fldChar w:fldCharType="separate"/>
           </w:r>
-          <w:hyperlink w:anchor="_Toc240468863" w:history="1">
+          <w:hyperlink w:anchor="_Toc240555478" w:history="1">
             <w:r>
               <w:rPr>
                 <w:rStyle w:val="Hyperlink"/>
@@ -189,7 +189,7 @@
               <w:rPr>
                 <w:noProof/>
               </w:rPr>
-              <w:instrText xml:space="preserve"> PAGEREF _Toc240468863 \h </w:instrText>
+              <w:instrText xml:space="preserve"> PAGEREF _Toc240555478 \h </w:instrText>
             </w:r>
             <w:r>
               <w:rPr>
@@ -226,7 +226,7 @@
               <w:noProof/>
             </w:rPr>
           </w:pPr>
-          <w:hyperlink w:anchor="_Toc240468864" w:history="1">
+          <w:hyperlink w:anchor="_Toc240555479" w:history="1">
             <w:r>
               <w:rPr>
                 <w:rStyle w:val="Hyperlink"/>
@@ -252,7 +252,7 @@
               <w:rPr>
                 <w:noProof/>
               </w:rPr>
-              <w:instrText xml:space="preserve"> PAGEREF _Toc240468864 \h </w:instrText>
+              <w:instrText xml:space="preserve"> PAGEREF _Toc240555479 \h </w:instrText>
             </w:r>
             <w:r>
               <w:rPr>
@@ -289,7 +289,7 @@
               <w:noProof/>
             </w:rPr>
           </w:pPr>
-          <w:hyperlink w:anchor="_Toc240468865" w:history="1">
+          <w:hyperlink w:anchor="_Toc240555480" w:history="1">
             <w:r>
               <w:rPr>
                 <w:rStyle w:val="Hyperlink"/>
@@ -315,7 +315,7 @@
               <w:rPr>
                 <w:noProof/>
               </w:rPr>
-              <w:instrText xml:space="preserve"> PAGEREF _Toc240468865 \h </w:instrText>
+              <w:instrText xml:space="preserve"> PAGEREF _Toc240555480 \h </w:instrText>
             </w:r>
             <w:r>
               <w:rPr>
@@ -352,7 +352,7 @@
               <w:noProof/>
             </w:rPr>
           </w:pPr>
-          <w:hyperlink w:anchor="_Toc240468866" w:history="1">
+          <w:hyperlink w:anchor="_Toc240555481" w:history="1">
             <w:r>
               <w:rPr>
                 <w:rStyle w:val="Hyperlink"/>
@@ -378,7 +378,7 @@
               <w:rPr>
                 <w:noProof/>
               </w:rPr>
-              <w:instrText xml:space="preserve"> PAGEREF _Toc240468866 \h </w:instrText>
+              <w:instrText xml:space="preserve"> PAGEREF _Toc240555481 \h </w:instrText>
             </w:r>
             <w:r>
               <w:rPr>
@@ -415,7 +415,7 @@
               <w:noProof/>
             </w:rPr>
           </w:pPr>
-          <w:hyperlink w:anchor="_Toc240468867" w:history="1">
+          <w:hyperlink w:anchor="_Toc240555482" w:history="1">
             <w:r>
               <w:rPr>
                 <w:rStyle w:val="Hyperlink"/>
@@ -441,7 +441,7 @@
               <w:rPr>
                 <w:noProof/>
               </w:rPr>
-              <w:instrText xml:space="preserve"> PAGEREF _Toc240468867 \h </w:instrText>
+              <w:instrText xml:space="preserve"> PAGEREF _Toc240555482 \h </w:instrText>
             </w:r>
             <w:r>
               <w:rPr>
@@ -478,7 +478,7 @@
               <w:noProof/>
             </w:rPr>
           </w:pPr>
-          <w:hyperlink w:anchor="_Toc240468868" w:history="1">
+          <w:hyperlink w:anchor="_Toc240555483" w:history="1">
             <w:r>
               <w:rPr>
                 <w:rStyle w:val="Hyperlink"/>
@@ -504,7 +504,7 @@
               <w:rPr>
                 <w:noProof/>
               </w:rPr>
-              <w:instrText xml:space="preserve"> PAGEREF _Toc240468868 \h </w:instrText>
+              <w:instrText xml:space="preserve"> PAGEREF _Toc240555483 \h </w:instrText>
             </w:r>
             <w:r>
               <w:rPr>
@@ -541,7 +541,7 @@
               <w:noProof/>
             </w:rPr>
           </w:pPr>
-          <w:hyperlink w:anchor="_Toc240468869" w:history="1">
+          <w:hyperlink w:anchor="_Toc240555484" w:history="1">
             <w:r>
               <w:rPr>
                 <w:rStyle w:val="Hyperlink"/>
@@ -567,7 +567,7 @@
               <w:rPr>
                 <w:noProof/>
               </w:rPr>
-              <w:instrText xml:space="preserve"> PAGEREF _Toc240468869 \h </w:instrText>
+              <w:instrText xml:space="preserve"> PAGEREF _Toc240555484 \h </w:instrText>
             </w:r>
             <w:r>
               <w:rPr>
@@ -604,7 +604,7 @@
               <w:noProof/>
             </w:rPr>
           </w:pPr>
-          <w:hyperlink w:anchor="_Toc240468870" w:history="1">
+          <w:hyperlink w:anchor="_Toc240555485" w:history="1">
             <w:r>
               <w:rPr>
                 <w:rStyle w:val="Hyperlink"/>
@@ -630,7 +630,7 @@
               <w:rPr>
                 <w:noProof/>
               </w:rPr>
-              <w:instrText xml:space="preserve"> PAGEREF _Toc240468870 \h </w:instrText>
+              <w:instrText xml:space="preserve"> PAGEREF _Toc240555485 \h </w:instrText>
             </w:r>
             <w:r>
               <w:rPr>
@@ -667,7 +667,7 @@
               <w:noProof/>
             </w:rPr>
           </w:pPr>
-          <w:hyperlink w:anchor="_Toc240468871" w:history="1">
+          <w:hyperlink w:anchor="_Toc240555486" w:history="1">
             <w:r>
               <w:rPr>
                 <w:rStyle w:val="Hyperlink"/>
@@ -693,7 +693,7 @@
               <w:rPr>
                 <w:noProof/>
               </w:rPr>
-              <w:instrText xml:space="preserve"> PAGEREF _Toc240468871 \h </w:instrText>
+              <w:instrText xml:space="preserve"> PAGEREF _Toc240555486 \h </w:instrText>
             </w:r>
             <w:r>
               <w:rPr>
@@ -730,7 +730,7 @@
               <w:noProof/>
             </w:rPr>
           </w:pPr>
-          <w:hyperlink w:anchor="_Toc240468872" w:history="1">
+          <w:hyperlink w:anchor="_Toc240555487" w:history="1">
             <w:r>
               <w:rPr>
                 <w:rStyle w:val="Hyperlink"/>
@@ -756,7 +756,7 @@
               <w:rPr>
                 <w:noProof/>
               </w:rPr>
-              <w:instrText xml:space="preserve"> PAGEREF _Toc240468872 \h </w:instrText>
+              <w:instrText xml:space="preserve"> PAGEREF _Toc240555487 \h </w:instrText>
             </w:r>
             <w:r>
               <w:rPr>
@@ -793,7 +793,7 @@
               <w:noProof/>
             </w:rPr>
           </w:pPr>
-          <w:hyperlink w:anchor="_Toc240468873" w:history="1">
+          <w:hyperlink w:anchor="_Toc240555488" w:history="1">
             <w:r>
               <w:rPr>
                 <w:rStyle w:val="Hyperlink"/>
@@ -819,7 +819,7 @@
               <w:rPr>
                 <w:noProof/>
               </w:rPr>
-              <w:instrText xml:space="preserve"> PAGEREF _Toc240468873 \h </w:instrText>
+              <w:instrText xml:space="preserve"> PAGEREF _Toc240555488 \h </w:instrText>
             </w:r>
             <w:r>
               <w:rPr>
@@ -856,7 +856,7 @@
               <w:noProof/>
             </w:rPr>
           </w:pPr>
-          <w:hyperlink w:anchor="_Toc240468874" w:history="1">
+          <w:hyperlink w:anchor="_Toc240555489" w:history="1">
             <w:r>
               <w:rPr>
                 <w:rStyle w:val="Hyperlink"/>
@@ -882,7 +882,7 @@
               <w:rPr>
                 <w:noProof/>
               </w:rPr>
-              <w:instrText xml:space="preserve"> PAGEREF _Toc240468874 \h </w:instrText>
+              <w:instrText xml:space="preserve"> PAGEREF _Toc240555489 \h </w:instrText>
             </w:r>
             <w:r>
               <w:rPr>
@@ -919,7 +919,7 @@
               <w:noProof/>
             </w:rPr>
           </w:pPr>
-          <w:hyperlink w:anchor="_Toc240468875" w:history="1">
+          <w:hyperlink w:anchor="_Toc240555490" w:history="1">
             <w:r>
               <w:rPr>
                 <w:rStyle w:val="Hyperlink"/>
@@ -945,7 +945,7 @@
               <w:rPr>
                 <w:noProof/>
               </w:rPr>
-              <w:instrText xml:space="preserve"> PAGEREF _Toc240468875 \h </w:instrText>
+              <w:instrText xml:space="preserve"> PAGEREF _Toc240555490 \h </w:instrText>
             </w:r>
             <w:r>
               <w:rPr>
@@ -982,7 +982,7 @@
               <w:noProof/>
             </w:rPr>
           </w:pPr>
-          <w:hyperlink w:anchor="_Toc240468876" w:history="1">
+          <w:hyperlink w:anchor="_Toc240555491" w:history="1">
             <w:r>
               <w:rPr>
                 <w:rStyle w:val="Hyperlink"/>
@@ -1008,7 +1008,7 @@
               <w:rPr>
                 <w:noProof/>
               </w:rPr>
-              <w:instrText xml:space="preserve"> PAGEREF _Toc240468876 \h </w:instrText>
+              <w:instrText xml:space="preserve"> PAGEREF _Toc240555491 \h </w:instrText>
             </w:r>
             <w:r>
               <w:rPr>
@@ -1045,7 +1045,7 @@
               <w:noProof/>
             </w:rPr>
           </w:pPr>
-          <w:hyperlink w:anchor="_Toc240468877" w:history="1">
+          <w:hyperlink w:anchor="_Toc240555492" w:history="1">
             <w:r>
               <w:rPr>
                 <w:rStyle w:val="Hyperlink"/>
@@ -1071,7 +1071,7 @@
               <w:rPr>
                 <w:noProof/>
               </w:rPr>
-              <w:instrText xml:space="preserve"> PAGEREF _Toc240468877 \h </w:instrText>
+              <w:instrText xml:space="preserve"> PAGEREF _Toc240555492 \h </w:instrText>
             </w:r>
             <w:r>
               <w:rPr>
@@ -1108,7 +1108,7 @@
               <w:noProof/>
             </w:rPr>
           </w:pPr>
-          <w:hyperlink w:anchor="_Toc240468878" w:history="1">
+          <w:hyperlink w:anchor="_Toc240555493" w:history="1">
             <w:r>
               <w:rPr>
                 <w:rStyle w:val="Hyperlink"/>
@@ -1134,7 +1134,7 @@
               <w:rPr>
                 <w:noProof/>
               </w:rPr>
-              <w:instrText xml:space="preserve"> PAGEREF _Toc240468878 \h </w:instrText>
+              <w:instrText xml:space="preserve"> PAGEREF _Toc240555493 \h </w:instrText>
             </w:r>
             <w:r>
               <w:rPr>
@@ -1171,7 +1171,7 @@
               <w:noProof/>
             </w:rPr>
           </w:pPr>
-          <w:hyperlink w:anchor="_Toc240468879" w:history="1">
+          <w:hyperlink w:anchor="_Toc240555494" w:history="1">
             <w:r>
               <w:rPr>
                 <w:rStyle w:val="Hyperlink"/>
@@ -1197,7 +1197,7 @@
               <w:rPr>
                 <w:noProof/>
               </w:rPr>
-              <w:instrText xml:space="preserve"> PAGEREF _Toc240468879 \h </w:instrText>
+              <w:instrText xml:space="preserve"> PAGEREF _Toc240555494 \h </w:instrText>
             </w:r>
             <w:r>
               <w:rPr>
@@ -1234,7 +1234,7 @@
               <w:noProof/>
             </w:rPr>
           </w:pPr>
-          <w:hyperlink w:anchor="_Toc240468880" w:history="1">
+          <w:hyperlink w:anchor="_Toc240555495" w:history="1">
             <w:r>
               <w:rPr>
                 <w:rStyle w:val="Hyperlink"/>
@@ -1260,7 +1260,7 @@
               <w:rPr>
                 <w:noProof/>
               </w:rPr>
-              <w:instrText xml:space="preserve"> PAGEREF _Toc240468880 \h </w:instrText>
+              <w:instrText xml:space="preserve"> PAGEREF _Toc240555495 \h </w:instrText>
             </w:r>
             <w:r>
               <w:rPr>
@@ -1297,7 +1297,7 @@
               <w:noProof/>
             </w:rPr>
           </w:pPr>
-          <w:hyperlink w:anchor="_Toc240468881" w:history="1">
+          <w:hyperlink w:anchor="_Toc240555496" w:history="1">
             <w:r>
               <w:rPr>
                 <w:rStyle w:val="Hyperlink"/>
@@ -1323,7 +1323,7 @@
               <w:rPr>
                 <w:noProof/>
               </w:rPr>
-              <w:instrText xml:space="preserve"> PAGEREF _Toc240468881 \h </w:instrText>
+              <w:instrText xml:space="preserve"> PAGEREF _Toc240555496 \h </w:instrText>
             </w:r>
             <w:r>
               <w:rPr>
@@ -1360,7 +1360,7 @@
               <w:noProof/>
             </w:rPr>
           </w:pPr>
-          <w:hyperlink w:anchor="_Toc240468882" w:history="1">
+          <w:hyperlink w:anchor="_Toc240555497" w:history="1">
             <w:r>
               <w:rPr>
                 <w:rStyle w:val="Hyperlink"/>
@@ -1386,7 +1386,7 @@
               <w:rPr>
                 <w:noProof/>
               </w:rPr>
-              <w:instrText xml:space="preserve"> PAGEREF _Toc240468882 \h </w:instrText>
+              <w:instrText xml:space="preserve"> PAGEREF _Toc240555497 \h </w:instrText>
             </w:r>
             <w:r>
               <w:rPr>
@@ -1423,7 +1423,7 @@
               <w:noProof/>
             </w:rPr>
           </w:pPr>
-          <w:hyperlink w:anchor="_Toc240468883" w:history="1">
+          <w:hyperlink w:anchor="_Toc240555498" w:history="1">
             <w:r>
               <w:rPr>
                 <w:rStyle w:val="Hyperlink"/>
@@ -1449,7 +1449,7 @@
               <w:rPr>
                 <w:noProof/>
               </w:rPr>
-              <w:instrText xml:space="preserve"> PAGEREF _Toc240468883 \h </w:instrText>
+              <w:instrText xml:space="preserve"> PAGEREF _Toc240555498 \h </w:instrText>
             </w:r>
             <w:r>
               <w:rPr>
@@ -1486,7 +1486,7 @@
               <w:noProof/>
             </w:rPr>
           </w:pPr>
-          <w:hyperlink w:anchor="_Toc240468884" w:history="1">
+          <w:hyperlink w:anchor="_Toc240555499" w:history="1">
             <w:r>
               <w:rPr>
                 <w:rStyle w:val="Hyperlink"/>
@@ -1512,7 +1512,7 @@
               <w:rPr>
                 <w:noProof/>
               </w:rPr>
-              <w:instrText xml:space="preserve"> PAGEREF _Toc240468884 \h </w:instrText>
+              <w:instrText xml:space="preserve"> PAGEREF _Toc240555499 \h </w:instrText>
             </w:r>
             <w:r>
               <w:rPr>
@@ -1549,7 +1549,7 @@
               <w:noProof/>
             </w:rPr>
           </w:pPr>
-          <w:hyperlink w:anchor="_Toc240468885" w:history="1">
+          <w:hyperlink w:anchor="_Toc240555500" w:history="1">
             <w:r>
               <w:rPr>
                 <w:rStyle w:val="Hyperlink"/>
@@ -1575,7 +1575,7 @@
               <w:rPr>
                 <w:noProof/>
               </w:rPr>
-              <w:instrText xml:space="preserve"> PAGEREF _Toc240468885 \h </w:instrText>
+              <w:instrText xml:space="preserve"> PAGEREF _Toc240555500 \h </w:instrText>
             </w:r>
             <w:r>
               <w:rPr>
@@ -1612,7 +1612,7 @@
               <w:noProof/>
             </w:rPr>
           </w:pPr>
-          <w:hyperlink w:anchor="_Toc240468886" w:history="1">
+          <w:hyperlink w:anchor="_Toc240555501" w:history="1">
             <w:r>
               <w:rPr>
                 <w:rStyle w:val="Hyperlink"/>
@@ -1638,7 +1638,7 @@
               <w:rPr>
                 <w:noProof/>
               </w:rPr>
-              <w:instrText xml:space="preserve"> PAGEREF _Toc240468886 \h </w:instrText>
+              <w:instrText xml:space="preserve"> PAGEREF _Toc240555501 \h </w:instrText>
             </w:r>
             <w:r>
               <w:rPr>
@@ -1675,7 +1675,7 @@
               <w:noProof/>
             </w:rPr>
           </w:pPr>
-          <w:hyperlink w:anchor="_Toc240468887" w:history="1">
+          <w:hyperlink w:anchor="_Toc240555502" w:history="1">
             <w:r>
               <w:rPr>
                 <w:rStyle w:val="Hyperlink"/>
@@ -1701,7 +1701,7 @@
               <w:rPr>
                 <w:noProof/>
               </w:rPr>
-              <w:instrText xml:space="preserve"> PAGEREF _Toc240468887 \h </w:instrText>
+              <w:instrText xml:space="preserve"> PAGEREF _Toc240555502 \h </w:instrText>
             </w:r>
             <w:r>
               <w:rPr>
@@ -1738,7 +1738,7 @@
               <w:noProof/>
             </w:rPr>
           </w:pPr>
-          <w:hyperlink w:anchor="_Toc240468888" w:history="1">
+          <w:hyperlink w:anchor="_Toc240555503" w:history="1">
             <w:r>
               <w:rPr>
                 <w:rStyle w:val="Hyperlink"/>
@@ -1764,7 +1764,7 @@
               <w:rPr>
                 <w:noProof/>
               </w:rPr>
-              <w:instrText xml:space="preserve"> PAGEREF _Toc240468888 \h </w:instrText>
+              <w:instrText xml:space="preserve"> PAGEREF _Toc240555503 \h </w:instrText>
             </w:r>
             <w:r>
               <w:rPr>
@@ -1801,7 +1801,7 @@
               <w:noProof/>
             </w:rPr>
           </w:pPr>
-          <w:hyperlink w:anchor="_Toc240468889" w:history="1">
+          <w:hyperlink w:anchor="_Toc240555504" w:history="1">
             <w:r>
               <w:rPr>
                 <w:rStyle w:val="Hyperlink"/>
@@ -1827,7 +1827,7 @@
               <w:rPr>
                 <w:noProof/>
               </w:rPr>
-              <w:instrText xml:space="preserve"> PAGEREF _Toc240468889 \h </w:instrText>
+              <w:instrText xml:space="preserve"> PAGEREF _Toc240555504 \h </w:instrText>
             </w:r>
             <w:r>
               <w:rPr>
@@ -1864,7 +1864,7 @@
               <w:noProof/>
             </w:rPr>
           </w:pPr>
-          <w:hyperlink w:anchor="_Toc240468890" w:history="1">
+          <w:hyperlink w:anchor="_Toc240555505" w:history="1">
             <w:r>
               <w:rPr>
                 <w:rStyle w:val="Hyperlink"/>
@@ -1890,7 +1890,7 @@
               <w:rPr>
                 <w:noProof/>
               </w:rPr>
-              <w:instrText xml:space="preserve"> PAGEREF _Toc240468890 \h </w:instrText>
+              <w:instrText xml:space="preserve"> PAGEREF _Toc240555505 \h </w:instrText>
             </w:r>
             <w:r>
               <w:rPr>
@@ -1927,7 +1927,7 @@
               <w:noProof/>
             </w:rPr>
           </w:pPr>
-          <w:hyperlink w:anchor="_Toc240468891" w:history="1">
+          <w:hyperlink w:anchor="_Toc240555506" w:history="1">
             <w:r>
               <w:rPr>
                 <w:rStyle w:val="Hyperlink"/>
@@ -1953,7 +1953,7 @@
               <w:rPr>
                 <w:noProof/>
               </w:rPr>
-              <w:instrText xml:space="preserve"> PAGEREF _Toc240468891 \h </w:instrText>
+              <w:instrText xml:space="preserve"> PAGEREF _Toc240555506 \h </w:instrText>
             </w:r>
             <w:r>
               <w:rPr>
@@ -1990,7 +1990,7 @@
               <w:noProof/>
             </w:rPr>
           </w:pPr>
-          <w:hyperlink w:anchor="_Toc240468892" w:history="1">
+          <w:hyperlink w:anchor="_Toc240555507" w:history="1">
             <w:r>
               <w:rPr>
                 <w:rStyle w:val="Hyperlink"/>
@@ -2016,7 +2016,7 @@
               <w:rPr>
                 <w:noProof/>
               </w:rPr>
-              <w:instrText xml:space="preserve"> PAGEREF _Toc240468892 \h </w:instrText>
+              <w:instrText xml:space="preserve"> PAGEREF _Toc240555507 \h </w:instrText>
             </w:r>
             <w:r>
               <w:rPr>
@@ -2053,7 +2053,7 @@
               <w:noProof/>
             </w:rPr>
           </w:pPr>
-          <w:hyperlink w:anchor="_Toc240468893" w:history="1">
+          <w:hyperlink w:anchor="_Toc240555508" w:history="1">
             <w:r>
               <w:rPr>
                 <w:rStyle w:val="Hyperlink"/>
@@ -2079,7 +2079,7 @@
               <w:rPr>
                 <w:noProof/>
               </w:rPr>
-              <w:instrText xml:space="preserve"> PAGEREF _Toc240468893 \h </w:instrText>
+              <w:instrText xml:space="preserve"> PAGEREF _Toc240555508 \h </w:instrText>
             </w:r>
             <w:r>
               <w:rPr>
@@ -2116,7 +2116,7 @@
               <w:noProof/>
             </w:rPr>
           </w:pPr>
-          <w:hyperlink w:anchor="_Toc240468894" w:history="1">
+          <w:hyperlink w:anchor="_Toc240555509" w:history="1">
             <w:r>
               <w:rPr>
                 <w:rStyle w:val="Hyperlink"/>
@@ -2142,7 +2142,7 @@
               <w:rPr>
                 <w:noProof/>
               </w:rPr>
-              <w:instrText xml:space="preserve"> PAGEREF _Toc240468894 \h </w:instrText>
+              <w:instrText xml:space="preserve"> PAGEREF _Toc240555509 \h </w:instrText>
             </w:r>
             <w:r>
               <w:rPr>
@@ -2179,7 +2179,7 @@
               <w:noProof/>
             </w:rPr>
           </w:pPr>
-          <w:hyperlink w:anchor="_Toc240468895" w:history="1">
+          <w:hyperlink w:anchor="_Toc240555510" w:history="1">
             <w:r>
               <w:rPr>
                 <w:rStyle w:val="Hyperlink"/>
@@ -2205,7 +2205,7 @@
               <w:rPr>
                 <w:noProof/>
               </w:rPr>
-              <w:instrText xml:space="preserve"> PAGEREF _Toc240468895 \h </w:instrText>
+              <w:instrText xml:space="preserve"> PAGEREF _Toc240555510 \h </w:instrText>
             </w:r>
             <w:r>
               <w:rPr>
@@ -2242,7 +2242,7 @@
               <w:noProof/>
             </w:rPr>
           </w:pPr>
-          <w:hyperlink w:anchor="_Toc240468896" w:history="1">
+          <w:hyperlink w:anchor="_Toc240555511" w:history="1">
             <w:r>
               <w:rPr>
                 <w:rStyle w:val="Hyperlink"/>
@@ -2268,7 +2268,7 @@
               <w:rPr>
                 <w:noProof/>
               </w:rPr>
-              <w:instrText xml:space="preserve"> PAGEREF _Toc240468896 \h </w:instrText>
+              <w:instrText xml:space="preserve"> PAGEREF _Toc240555511 \h </w:instrText>
             </w:r>
             <w:r>
               <w:rPr>
@@ -2305,7 +2305,7 @@
               <w:noProof/>
             </w:rPr>
           </w:pPr>
-          <w:hyperlink w:anchor="_Toc240468897" w:history="1">
+          <w:hyperlink w:anchor="_Toc240555512" w:history="1">
             <w:r>
               <w:rPr>
                 <w:rStyle w:val="Hyperlink"/>
@@ -2331,7 +2331,7 @@
               <w:rPr>
                 <w:noProof/>
               </w:rPr>
-              <w:instrText xml:space="preserve"> PAGEREF _Toc240468897 \h </w:instrText>
+              <w:instrText xml:space="preserve"> PAGEREF _Toc240555512 \h </w:instrText>
             </w:r>
             <w:r>
               <w:rPr>
@@ -2368,7 +2368,7 @@
               <w:noProof/>
             </w:rPr>
           </w:pPr>
-          <w:hyperlink w:anchor="_Toc240468898" w:history="1">
+          <w:hyperlink w:anchor="_Toc240555513" w:history="1">
             <w:r>
               <w:rPr>
                 <w:rStyle w:val="Hyperlink"/>
@@ -2394,7 +2394,7 @@
               <w:rPr>
                 <w:noProof/>
               </w:rPr>
-              <w:instrText xml:space="preserve"> PAGEREF _Toc240468898 \h </w:instrText>
+              <w:instrText xml:space="preserve"> PAGEREF _Toc240555513 \h </w:instrText>
             </w:r>
             <w:r>
               <w:rPr>
@@ -2431,7 +2431,7 @@
               <w:noProof/>
             </w:rPr>
           </w:pPr>
-          <w:hyperlink w:anchor="_Toc240468899" w:history="1">
+          <w:hyperlink w:anchor="_Toc240555514" w:history="1">
             <w:r>
               <w:rPr>
                 <w:rStyle w:val="Hyperlink"/>
@@ -2457,7 +2457,7 @@
               <w:rPr>
                 <w:noProof/>
               </w:rPr>
-              <w:instrText xml:space="preserve"> PAGEREF _Toc240468899 \h </w:instrText>
+              <w:instrText xml:space="preserve"> PAGEREF _Toc240555514 \h </w:instrText>
             </w:r>
             <w:r>
               <w:rPr>
@@ -2494,7 +2494,7 @@
               <w:noProof/>
             </w:rPr>
           </w:pPr>
-          <w:hyperlink w:anchor="_Toc240468900" w:history="1">
+          <w:hyperlink w:anchor="_Toc240555515" w:history="1">
             <w:r>
               <w:rPr>
                 <w:rStyle w:val="Hyperlink"/>
@@ -2520,7 +2520,7 @@
               <w:rPr>
                 <w:noProof/>
               </w:rPr>
-              <w:instrText xml:space="preserve"> PAGEREF _Toc240468900 \h </w:instrText>
+              <w:instrText xml:space="preserve"> PAGEREF _Toc240555515 \h </w:instrText>
             </w:r>
             <w:r>
               <w:rPr>
@@ -2557,7 +2557,7 @@
               <w:noProof/>
             </w:rPr>
           </w:pPr>
-          <w:hyperlink w:anchor="_Toc240468901" w:history="1">
+          <w:hyperlink w:anchor="_Toc240555516" w:history="1">
             <w:r>
               <w:rPr>
                 <w:rStyle w:val="Hyperlink"/>
@@ -2583,7 +2583,7 @@
               <w:rPr>
                 <w:noProof/>
               </w:rPr>
-              <w:instrText xml:space="preserve"> PAGEREF _Toc240468901 \h </w:instrText>
+              <w:instrText xml:space="preserve"> PAGEREF _Toc240555516 \h </w:instrText>
             </w:r>
             <w:r>
               <w:rPr>
@@ -2620,7 +2620,7 @@
               <w:noProof/>
             </w:rPr>
           </w:pPr>
-          <w:hyperlink w:anchor="_Toc240468902" w:history="1">
+          <w:hyperlink w:anchor="_Toc240555517" w:history="1">
             <w:r>
               <w:rPr>
                 <w:rStyle w:val="Hyperlink"/>
@@ -2646,7 +2646,7 @@
               <w:rPr>
                 <w:noProof/>
               </w:rPr>
-              <w:instrText xml:space="preserve"> PAGEREF _Toc240468902 \h </w:instrText>
+              <w:instrText xml:space="preserve"> PAGEREF _Toc240555517 \h </w:instrText>
             </w:r>
             <w:r>
               <w:rPr>
@@ -2683,7 +2683,7 @@
               <w:noProof/>
             </w:rPr>
           </w:pPr>
-          <w:hyperlink w:anchor="_Toc240468903" w:history="1">
+          <w:hyperlink w:anchor="_Toc240555518" w:history="1">
             <w:r>
               <w:rPr>
                 <w:rStyle w:val="Hyperlink"/>
@@ -2709,7 +2709,7 @@
               <w:rPr>
                 <w:noProof/>
               </w:rPr>
-              <w:instrText xml:space="preserve"> PAGEREF _Toc240468903 \h </w:instrText>
+              <w:instrText xml:space="preserve"> PAGEREF _Toc240555518 \h </w:instrText>
             </w:r>
             <w:r>
               <w:rPr>
@@ -2746,7 +2746,7 @@
               <w:noProof/>
             </w:rPr>
           </w:pPr>
-          <w:hyperlink w:anchor="_Toc240468904" w:history="1">
+          <w:hyperlink w:anchor="_Toc240555519" w:history="1">
             <w:r>
               <w:rPr>
                 <w:rStyle w:val="Hyperlink"/>
@@ -2772,7 +2772,7 @@
               <w:rPr>
                 <w:noProof/>
               </w:rPr>
-              <w:instrText xml:space="preserve"> PAGEREF _Toc240468904 \h </w:instrText>
+              <w:instrText xml:space="preserve"> PAGEREF _Toc240555519 \h </w:instrText>
             </w:r>
             <w:r>
               <w:rPr>
@@ -2809,7 +2809,7 @@
               <w:noProof/>
             </w:rPr>
           </w:pPr>
-          <w:hyperlink w:anchor="_Toc240468905" w:history="1">
+          <w:hyperlink w:anchor="_Toc240555520" w:history="1">
             <w:r>
               <w:rPr>
                 <w:rStyle w:val="Hyperlink"/>
@@ -2835,7 +2835,7 @@
               <w:rPr>
                 <w:noProof/>
               </w:rPr>
-              <w:instrText xml:space="preserve"> PAGEREF _Toc240468905 \h </w:instrText>
+              <w:instrText xml:space="preserve"> PAGEREF _Toc240555520 \h </w:instrText>
             </w:r>
             <w:r>
               <w:rPr>
@@ -2872,7 +2872,7 @@
               <w:noProof/>
             </w:rPr>
           </w:pPr>
-          <w:hyperlink w:anchor="_Toc240468906" w:history="1">
+          <w:hyperlink w:anchor="_Toc240555521" w:history="1">
             <w:r>
               <w:rPr>
                 <w:rStyle w:val="Hyperlink"/>
@@ -2898,7 +2898,7 @@
               <w:rPr>
                 <w:noProof/>
               </w:rPr>
-              <w:instrText xml:space="preserve"> PAGEREF _Toc240468906 \h </w:instrText>
+              <w:instrText xml:space="preserve"> PAGEREF _Toc240555521 \h </w:instrText>
             </w:r>
             <w:r>
               <w:rPr>
@@ -2935,7 +2935,7 @@
               <w:noProof/>
             </w:rPr>
           </w:pPr>
-          <w:hyperlink w:anchor="_Toc240468907" w:history="1">
+          <w:hyperlink w:anchor="_Toc240555522" w:history="1">
             <w:r>
               <w:rPr>
                 <w:rStyle w:val="Hyperlink"/>
@@ -2961,7 +2961,7 @@
               <w:rPr>
                 <w:noProof/>
               </w:rPr>
-              <w:instrText xml:space="preserve"> PAGEREF _Toc240468907 \h </w:instrText>
+              <w:instrText xml:space="preserve"> PAGEREF _Toc240555522 \h </w:instrText>
             </w:r>
             <w:r>
               <w:rPr>
@@ -2998,7 +2998,7 @@
               <w:noProof/>
             </w:rPr>
           </w:pPr>
-          <w:hyperlink w:anchor="_Toc240468908" w:history="1">
+          <w:hyperlink w:anchor="_Toc240555523" w:history="1">
             <w:r>
               <w:rPr>
                 <w:rStyle w:val="Hyperlink"/>
@@ -3024,7 +3024,7 @@
               <w:rPr>
                 <w:noProof/>
               </w:rPr>
-              <w:instrText xml:space="preserve"> PAGEREF _Toc240468908 \h </w:instrText>
+              <w:instrText xml:space="preserve"> PAGEREF _Toc240555523 \h </w:instrText>
             </w:r>
             <w:r>
               <w:rPr>
@@ -3068,7 +3068,7 @@
         <w:pStyle w:val="Heading1"/>
         <w:spacing w:before="360" w:after="160"/>
       </w:pPr>
-      <w:bookmarkStart w:id="0" w:name="_Toc240468863"/>
+      <w:bookmarkStart w:id="0" w:name="_Toc240555478"/>
       <w:r>
         <w:rPr>
           <w:b/>
@@ -3128,12 +3128,18 @@
           <w:left w:w="10" w:type="dxa"/>
           <w:right w:w="10" w:type="dxa"/>
         </w:tblCellMar>
-        <w:tblLook w:val="04A0" w:firstRow="1" w:lastRow="0" w:firstColumn="1" w:lastColumn="0" w:noHBand="0" w:noVBand="1"/>
+        <w:tblLook w:val="0000" w:firstRow="0" w:lastRow="0" w:firstColumn="0" w:lastColumn="0" w:noHBand="0" w:noVBand="0"/>
       </w:tblPr>
       <w:tblGrid>
         <w:gridCol w:w="9360"/>
       </w:tblGrid>
       <w:tr>
+        <w:tblPrEx>
+          <w:tblCellMar>
+            <w:top w:w="0" w:type="dxa"/>
+            <w:bottom w:w="0" w:type="dxa"/>
+          </w:tblCellMar>
+        </w:tblPrEx>
         <w:tc>
           <w:tcPr>
             <w:tcW w:w="9360" w:type="dxa"/>
@@ -3190,7 +3196,7 @@
         <w:pStyle w:val="Heading1"/>
         <w:spacing w:before="360" w:after="160"/>
       </w:pPr>
-      <w:bookmarkStart w:id="1" w:name="_Toc240468864"/>
+      <w:bookmarkStart w:id="1" w:name="_Toc240555479"/>
       <w:r>
         <w:rPr>
           <w:b/>
@@ -3226,13 +3232,19 @@
           <w:left w:w="10" w:type="dxa"/>
           <w:right w:w="10" w:type="dxa"/>
         </w:tblCellMar>
-        <w:tblLook w:val="04A0" w:firstRow="1" w:lastRow="0" w:firstColumn="1" w:lastColumn="0" w:noHBand="0" w:noVBand="1"/>
+        <w:tblLook w:val="0000" w:firstRow="0" w:lastRow="0" w:firstColumn="0" w:lastColumn="0" w:noHBand="0" w:noVBand="0"/>
       </w:tblPr>
       <w:tblGrid>
         <w:gridCol w:w="2246"/>
         <w:gridCol w:w="7114"/>
       </w:tblGrid>
       <w:tr>
+        <w:tblPrEx>
+          <w:tblCellMar>
+            <w:top w:w="0" w:type="dxa"/>
+            <w:bottom w:w="0" w:type="dxa"/>
+          </w:tblCellMar>
+        </w:tblPrEx>
         <w:trPr>
           <w:tblHeader/>
         </w:trPr>
@@ -3284,6 +3296,12 @@
         </w:tc>
       </w:tr>
       <w:tr>
+        <w:tblPrEx>
+          <w:tblCellMar>
+            <w:top w:w="0" w:type="dxa"/>
+            <w:bottom w:w="0" w:type="dxa"/>
+          </w:tblCellMar>
+        </w:tblPrEx>
         <w:trPr>
           <w:cantSplit/>
         </w:trPr>
@@ -3329,6 +3347,12 @@
         </w:tc>
       </w:tr>
       <w:tr>
+        <w:tblPrEx>
+          <w:tblCellMar>
+            <w:top w:w="0" w:type="dxa"/>
+            <w:bottom w:w="0" w:type="dxa"/>
+          </w:tblCellMar>
+        </w:tblPrEx>
         <w:trPr>
           <w:cantSplit/>
         </w:trPr>
@@ -3374,6 +3398,12 @@
         </w:tc>
       </w:tr>
       <w:tr>
+        <w:tblPrEx>
+          <w:tblCellMar>
+            <w:top w:w="0" w:type="dxa"/>
+            <w:bottom w:w="0" w:type="dxa"/>
+          </w:tblCellMar>
+        </w:tblPrEx>
         <w:trPr>
           <w:cantSplit/>
         </w:trPr>
@@ -3419,6 +3449,12 @@
         </w:tc>
       </w:tr>
       <w:tr>
+        <w:tblPrEx>
+          <w:tblCellMar>
+            <w:top w:w="0" w:type="dxa"/>
+            <w:bottom w:w="0" w:type="dxa"/>
+          </w:tblCellMar>
+        </w:tblPrEx>
         <w:trPr>
           <w:cantSplit/>
         </w:trPr>
@@ -3464,6 +3500,12 @@
         </w:tc>
       </w:tr>
       <w:tr>
+        <w:tblPrEx>
+          <w:tblCellMar>
+            <w:top w:w="0" w:type="dxa"/>
+            <w:bottom w:w="0" w:type="dxa"/>
+          </w:tblCellMar>
+        </w:tblPrEx>
         <w:trPr>
           <w:cantSplit/>
         </w:trPr>
@@ -3509,6 +3551,12 @@
         </w:tc>
       </w:tr>
       <w:tr>
+        <w:tblPrEx>
+          <w:tblCellMar>
+            <w:top w:w="0" w:type="dxa"/>
+            <w:bottom w:w="0" w:type="dxa"/>
+          </w:tblCellMar>
+        </w:tblPrEx>
         <w:trPr>
           <w:cantSplit/>
         </w:trPr>
@@ -3554,6 +3602,12 @@
         </w:tc>
       </w:tr>
       <w:tr>
+        <w:tblPrEx>
+          <w:tblCellMar>
+            <w:top w:w="0" w:type="dxa"/>
+            <w:bottom w:w="0" w:type="dxa"/>
+          </w:tblCellMar>
+        </w:tblPrEx>
         <w:trPr>
           <w:cantSplit/>
         </w:trPr>
@@ -3599,6 +3653,12 @@
         </w:tc>
       </w:tr>
       <w:tr>
+        <w:tblPrEx>
+          <w:tblCellMar>
+            <w:top w:w="0" w:type="dxa"/>
+            <w:bottom w:w="0" w:type="dxa"/>
+          </w:tblCellMar>
+        </w:tblPrEx>
         <w:trPr>
           <w:cantSplit/>
         </w:trPr>
@@ -3644,6 +3704,12 @@
         </w:tc>
       </w:tr>
       <w:tr>
+        <w:tblPrEx>
+          <w:tblCellMar>
+            <w:top w:w="0" w:type="dxa"/>
+            <w:bottom w:w="0" w:type="dxa"/>
+          </w:tblCellMar>
+        </w:tblPrEx>
         <w:trPr>
           <w:cantSplit/>
         </w:trPr>
@@ -3689,6 +3755,12 @@
         </w:tc>
       </w:tr>
       <w:tr>
+        <w:tblPrEx>
+          <w:tblCellMar>
+            <w:top w:w="0" w:type="dxa"/>
+            <w:bottom w:w="0" w:type="dxa"/>
+          </w:tblCellMar>
+        </w:tblPrEx>
         <w:trPr>
           <w:cantSplit/>
         </w:trPr>
@@ -3735,6 +3807,12 @@
         </w:tc>
       </w:tr>
       <w:tr>
+        <w:tblPrEx>
+          <w:tblCellMar>
+            <w:top w:w="0" w:type="dxa"/>
+            <w:bottom w:w="0" w:type="dxa"/>
+          </w:tblCellMar>
+        </w:tblPrEx>
         <w:trPr>
           <w:cantSplit/>
         </w:trPr>
@@ -3780,6 +3858,12 @@
         </w:tc>
       </w:tr>
       <w:tr>
+        <w:tblPrEx>
+          <w:tblCellMar>
+            <w:top w:w="0" w:type="dxa"/>
+            <w:bottom w:w="0" w:type="dxa"/>
+          </w:tblCellMar>
+        </w:tblPrEx>
         <w:trPr>
           <w:cantSplit/>
         </w:trPr>
@@ -3830,7 +3914,7 @@
         <w:pStyle w:val="Heading1"/>
         <w:spacing w:before="360" w:after="160"/>
       </w:pPr>
-      <w:bookmarkStart w:id="2" w:name="_Toc240468865"/>
+      <w:bookmarkStart w:id="2" w:name="_Toc240555480"/>
       <w:r>
         <w:rPr>
           <w:b/>
@@ -3848,7 +3932,7 @@
         <w:pStyle w:val="Heading2"/>
         <w:spacing w:before="280" w:after="120"/>
       </w:pPr>
-      <w:bookmarkStart w:id="3" w:name="_Toc240468866"/>
+      <w:bookmarkStart w:id="3" w:name="_Toc240555481"/>
       <w:r>
         <w:rPr>
           <w:b/>
@@ -3884,7 +3968,7 @@
           <w:sz w:val="16"/>
           <w:szCs w:val="16"/>
         </w:rPr>
-        <w:t>X:\Multisource\                    (GitHub repo: retail-sector-health)</w:t>
+        <w:t>X:\retail-sector-health\        (the clone of github.com/EvyLynne/retail-sector-health)</w:t>
       </w:r>
     </w:p>
     <w:p>
@@ -4442,7 +4526,7 @@
         <w:pStyle w:val="Heading2"/>
         <w:spacing w:before="280" w:after="120"/>
       </w:pPr>
-      <w:bookmarkStart w:id="4" w:name="_Toc240468867"/>
+      <w:bookmarkStart w:id="4" w:name="_Toc240555482"/>
       <w:r>
         <w:rPr>
           <w:b/>
@@ -4469,7 +4553,7 @@
         <w:pStyle w:val="Heading2"/>
         <w:spacing w:before="280" w:after="120"/>
       </w:pPr>
-      <w:bookmarkStart w:id="5" w:name="_Toc240468868"/>
+      <w:bookmarkStart w:id="5" w:name="_Toc240555483"/>
       <w:r>
         <w:rPr>
           <w:b/>
@@ -4505,7 +4589,7 @@
           <w:left w:w="10" w:type="dxa"/>
           <w:right w:w="10" w:type="dxa"/>
         </w:tblCellMar>
-        <w:tblLook w:val="04A0" w:firstRow="1" w:lastRow="0" w:firstColumn="1" w:lastColumn="0" w:noHBand="0" w:noVBand="1"/>
+        <w:tblLook w:val="0000" w:firstRow="0" w:lastRow="0" w:firstColumn="0" w:lastColumn="0" w:noHBand="0" w:noVBand="0"/>
       </w:tblPr>
       <w:tblGrid>
         <w:gridCol w:w="2621"/>
@@ -4513,6 +4597,12 @@
         <w:gridCol w:w="4680"/>
       </w:tblGrid>
       <w:tr>
+        <w:tblPrEx>
+          <w:tblCellMar>
+            <w:top w:w="0" w:type="dxa"/>
+            <w:bottom w:w="0" w:type="dxa"/>
+          </w:tblCellMar>
+        </w:tblPrEx>
         <w:trPr>
           <w:tblHeader/>
         </w:trPr>
@@ -4587,6 +4677,12 @@
         </w:tc>
       </w:tr>
       <w:tr>
+        <w:tblPrEx>
+          <w:tblCellMar>
+            <w:top w:w="0" w:type="dxa"/>
+            <w:bottom w:w="0" w:type="dxa"/>
+          </w:tblCellMar>
+        </w:tblPrEx>
         <w:trPr>
           <w:cantSplit/>
         </w:trPr>
@@ -4652,6 +4748,12 @@
         </w:tc>
       </w:tr>
       <w:tr>
+        <w:tblPrEx>
+          <w:tblCellMar>
+            <w:top w:w="0" w:type="dxa"/>
+            <w:bottom w:w="0" w:type="dxa"/>
+          </w:tblCellMar>
+        </w:tblPrEx>
         <w:trPr>
           <w:cantSplit/>
         </w:trPr>
@@ -4717,6 +4819,12 @@
         </w:tc>
       </w:tr>
       <w:tr>
+        <w:tblPrEx>
+          <w:tblCellMar>
+            <w:top w:w="0" w:type="dxa"/>
+            <w:bottom w:w="0" w:type="dxa"/>
+          </w:tblCellMar>
+        </w:tblPrEx>
         <w:trPr>
           <w:cantSplit/>
         </w:trPr>
@@ -4782,6 +4890,12 @@
         </w:tc>
       </w:tr>
       <w:tr>
+        <w:tblPrEx>
+          <w:tblCellMar>
+            <w:top w:w="0" w:type="dxa"/>
+            <w:bottom w:w="0" w:type="dxa"/>
+          </w:tblCellMar>
+        </w:tblPrEx>
         <w:trPr>
           <w:cantSplit/>
         </w:trPr>
@@ -4894,7 +5008,7 @@
         <w:pStyle w:val="Heading1"/>
         <w:spacing w:before="360" w:after="160"/>
       </w:pPr>
-      <w:bookmarkStart w:id="6" w:name="_Toc240468869"/>
+      <w:bookmarkStart w:id="6" w:name="_Toc240555484"/>
       <w:r>
         <w:rPr>
           <w:b/>
@@ -4912,7 +5026,7 @@
         <w:pStyle w:val="Heading2"/>
         <w:spacing w:before="280" w:after="120"/>
       </w:pPr>
-      <w:bookmarkStart w:id="7" w:name="_Toc240468870"/>
+      <w:bookmarkStart w:id="7" w:name="_Toc240555485"/>
       <w:r>
         <w:rPr>
           <w:b/>
@@ -4977,7 +5091,7 @@
         <w:pStyle w:val="Heading2"/>
         <w:spacing w:before="280" w:after="120"/>
       </w:pPr>
-      <w:bookmarkStart w:id="8" w:name="_Toc240468871"/>
+      <w:bookmarkStart w:id="8" w:name="_Toc240555486"/>
       <w:r>
         <w:rPr>
           <w:b/>
@@ -5061,7 +5175,7 @@
         <w:pStyle w:val="Heading2"/>
         <w:spacing w:before="280" w:after="120"/>
       </w:pPr>
-      <w:bookmarkStart w:id="9" w:name="_Toc240468872"/>
+      <w:bookmarkStart w:id="9" w:name="_Toc240555487"/>
       <w:r>
         <w:rPr>
           <w:b/>
@@ -5601,12 +5715,18 @@
           <w:left w:w="10" w:type="dxa"/>
           <w:right w:w="10" w:type="dxa"/>
         </w:tblCellMar>
-        <w:tblLook w:val="04A0" w:firstRow="1" w:lastRow="0" w:firstColumn="1" w:lastColumn="0" w:noHBand="0" w:noVBand="1"/>
+        <w:tblLook w:val="0000" w:firstRow="0" w:lastRow="0" w:firstColumn="0" w:lastColumn="0" w:noHBand="0" w:noVBand="0"/>
       </w:tblPr>
       <w:tblGrid>
         <w:gridCol w:w="9360"/>
       </w:tblGrid>
       <w:tr>
+        <w:tblPrEx>
+          <w:tblCellMar>
+            <w:top w:w="0" w:type="dxa"/>
+            <w:bottom w:w="0" w:type="dxa"/>
+          </w:tblCellMar>
+        </w:tblPrEx>
         <w:tc>
           <w:tcPr>
             <w:tcW w:w="9360" w:type="dxa"/>
@@ -5676,7 +5796,7 @@
         <w:pStyle w:val="Heading2"/>
         <w:spacing w:before="280" w:after="120"/>
       </w:pPr>
-      <w:bookmarkStart w:id="10" w:name="_Toc240468873"/>
+      <w:bookmarkStart w:id="10" w:name="_Toc240555488"/>
       <w:r>
         <w:rPr>
           <w:b/>
@@ -5711,7 +5831,7 @@
         <w:pStyle w:val="Heading1"/>
         <w:spacing w:before="360" w:after="160"/>
       </w:pPr>
-      <w:bookmarkStart w:id="11" w:name="_Toc240468874"/>
+      <w:bookmarkStart w:id="11" w:name="_Toc240555489"/>
       <w:r>
         <w:rPr>
           <w:b/>
@@ -5720,27 +5840,7 @@
           <w:sz w:val="30"/>
           <w:szCs w:val="30"/>
         </w:rPr>
-        <w:t>5. Clone the Repository</w:t>
-      </w:r>
-      <w:r>
-        <w:rPr>
-          <w:b/>
-          <w:bCs/>
-          <w:color w:val="1F3864"/>
-          <w:sz w:val="30"/>
-          <w:szCs w:val="30"/>
-        </w:rPr>
-        <w:t xml:space="preserve"> And Setup </w:t>
-      </w:r>
-      <w:r>
-        <w:rPr>
-          <w:b/>
-          <w:bCs/>
-          <w:color w:val="1F3864"/>
-          <w:sz w:val="30"/>
-          <w:szCs w:val="30"/>
-        </w:rPr>
-        <w:t xml:space="preserve"> — Before Any Other Work</w:t>
+        <w:t>5. Clone the Repository — Before Any Other Work</w:t>
       </w:r>
       <w:bookmarkEnd w:id="11"/>
     </w:p>
@@ -5814,16 +5914,7 @@
         <w:spacing w:after="60" w:line="276" w:lineRule="auto"/>
       </w:pPr>
       <w:r>
-        <w:t xml:space="preserve">Clone: File → Clone repository → GitHub.com tab → select retail-sector-health → set the Local path </w:t>
-      </w:r>
-      <w:r>
-        <w:t xml:space="preserve">to preferred path </w:t>
-      </w:r>
-      <w:r>
-        <w:t xml:space="preserve"> → Clone. </w:t>
-      </w:r>
-      <w:r>
-        <w:t xml:space="preserve">Select preferred path. </w:t>
+        <w:t>Clone: File → Clone repository → GitHub.com tab → select retail-sector-health → set the Local path to X:\retail-sector-health → Clone. Do not accept the default path; the working copy for this project lives on X:.</w:t>
       </w:r>
     </w:p>
     <w:p>
@@ -5836,13 +5927,7 @@
         <w:spacing w:after="60" w:line="276" w:lineRule="auto"/>
       </w:pPr>
       <w:r>
-        <w:t xml:space="preserve">Verify: the app shows “No local changes” on branch main, and </w:t>
-      </w:r>
-      <w:r>
-        <w:t>the local machine path</w:t>
-      </w:r>
-      <w:r>
-        <w:t xml:space="preserve"> now contains the folder skeleton you created in §4.4. Every file this project produces from here on is saved inside that folder.</w:t>
+        <w:t>Verify: the app shows “No local changes” on branch main, and X:\retail-sector-health now contains the folder skeleton you created in §4.4. Every file this project produces from here on is saved inside that folder.</w:t>
       </w:r>
     </w:p>
     <w:p>
@@ -5860,19 +5945,6 @@
     </w:p>
     <w:p>
       <w:pPr>
-        <w:pStyle w:val="ListParagraph"/>
-        <w:numPr>
-          <w:ilvl w:val="0"/>
-          <w:numId w:val="6"/>
-        </w:numPr>
-        <w:spacing w:after="60" w:line="276" w:lineRule="auto"/>
-      </w:pPr>
-      <w:r>
-        <w:t xml:space="preserve">Copy the development documents from the staging folder to the repo.  Use the Publish-ToRepo.ps1 script in PowerShell if preferred. </w:t>
-      </w:r>
-    </w:p>
-    <w:p>
-      <w:pPr>
         <w:pBdr>
           <w:left w:val="single" w:sz="18" w:space="8" w:color="C0504D"/>
         </w:pBdr>
@@ -5902,6 +5974,9 @@
       <w:pPr>
         <w:pStyle w:val="Heading1"/>
         <w:spacing w:before="360" w:after="160"/>
+      </w:pPr>
+      <w:bookmarkStart w:id="12" w:name="_Toc240555490"/>
+      <w:r>
         <w:rPr>
           <w:b/>
           <w:bCs/>
@@ -5909,23 +5984,6 @@
           <w:sz w:val="30"/>
           <w:szCs w:val="30"/>
         </w:rPr>
-      </w:pPr>
-      <w:bookmarkStart w:id="12" w:name="_Toc240468875"/>
-    </w:p>
-    <w:p>
-      <w:pPr>
-        <w:pStyle w:val="Heading1"/>
-        <w:spacing w:before="360" w:after="160"/>
-      </w:pPr>
-      <w:r>
-        <w:rPr>
-          <w:b/>
-          <w:bCs/>
-          <w:color w:val="1F3864"/>
-          <w:sz w:val="30"/>
-          <w:szCs w:val="30"/>
-        </w:rPr>
-        <w:lastRenderedPageBreak/>
         <w:t>6. Local Development Environment</w:t>
       </w:r>
       <w:bookmarkEnd w:id="12"/>
@@ -5943,7 +6001,7 @@
         <w:pStyle w:val="Heading2"/>
         <w:spacing w:before="280" w:after="120"/>
       </w:pPr>
-      <w:bookmarkStart w:id="13" w:name="_Toc240468876"/>
+      <w:bookmarkStart w:id="13" w:name="_Toc240555491"/>
       <w:r>
         <w:rPr>
           <w:b/>
@@ -5952,6 +6010,7 @@
           <w:sz w:val="25"/>
           <w:szCs w:val="25"/>
         </w:rPr>
+        <w:lastRenderedPageBreak/>
         <w:t>6.1 Install order</w:t>
       </w:r>
       <w:bookmarkEnd w:id="13"/>
@@ -5971,7 +6030,7 @@
           <w:left w:w="10" w:type="dxa"/>
           <w:right w:w="10" w:type="dxa"/>
         </w:tblCellMar>
-        <w:tblLook w:val="04A0" w:firstRow="1" w:lastRow="0" w:firstColumn="1" w:lastColumn="0" w:noHBand="0" w:noVBand="1"/>
+        <w:tblLook w:val="0000" w:firstRow="0" w:lastRow="0" w:firstColumn="0" w:lastColumn="0" w:noHBand="0" w:noVBand="0"/>
       </w:tblPr>
       <w:tblGrid>
         <w:gridCol w:w="2434"/>
@@ -5979,6 +6038,12 @@
         <w:gridCol w:w="5054"/>
       </w:tblGrid>
       <w:tr>
+        <w:tblPrEx>
+          <w:tblCellMar>
+            <w:top w:w="0" w:type="dxa"/>
+            <w:bottom w:w="0" w:type="dxa"/>
+          </w:tblCellMar>
+        </w:tblPrEx>
         <w:trPr>
           <w:tblHeader/>
         </w:trPr>
@@ -6053,6 +6118,12 @@
         </w:tc>
       </w:tr>
       <w:tr>
+        <w:tblPrEx>
+          <w:tblCellMar>
+            <w:top w:w="0" w:type="dxa"/>
+            <w:bottom w:w="0" w:type="dxa"/>
+          </w:tblCellMar>
+        </w:tblPrEx>
         <w:trPr>
           <w:cantSplit/>
         </w:trPr>
@@ -6118,6 +6189,12 @@
         </w:tc>
       </w:tr>
       <w:tr>
+        <w:tblPrEx>
+          <w:tblCellMar>
+            <w:top w:w="0" w:type="dxa"/>
+            <w:bottom w:w="0" w:type="dxa"/>
+          </w:tblCellMar>
+        </w:tblPrEx>
         <w:trPr>
           <w:cantSplit/>
         </w:trPr>
@@ -6183,6 +6260,12 @@
         </w:tc>
       </w:tr>
       <w:tr>
+        <w:tblPrEx>
+          <w:tblCellMar>
+            <w:top w:w="0" w:type="dxa"/>
+            <w:bottom w:w="0" w:type="dxa"/>
+          </w:tblCellMar>
+        </w:tblPrEx>
         <w:trPr>
           <w:cantSplit/>
         </w:trPr>
@@ -6248,6 +6331,12 @@
         </w:tc>
       </w:tr>
       <w:tr>
+        <w:tblPrEx>
+          <w:tblCellMar>
+            <w:top w:w="0" w:type="dxa"/>
+            <w:bottom w:w="0" w:type="dxa"/>
+          </w:tblCellMar>
+        </w:tblPrEx>
         <w:trPr>
           <w:cantSplit/>
         </w:trPr>
@@ -6313,6 +6402,12 @@
         </w:tc>
       </w:tr>
       <w:tr>
+        <w:tblPrEx>
+          <w:tblCellMar>
+            <w:top w:w="0" w:type="dxa"/>
+            <w:bottom w:w="0" w:type="dxa"/>
+          </w:tblCellMar>
+        </w:tblPrEx>
         <w:trPr>
           <w:cantSplit/>
         </w:trPr>
@@ -6383,7 +6478,7 @@
         <w:pStyle w:val="Heading2"/>
         <w:spacing w:before="280" w:after="120"/>
       </w:pPr>
-      <w:bookmarkStart w:id="14" w:name="_Toc240468877"/>
+      <w:bookmarkStart w:id="14" w:name="_Toc240555492"/>
       <w:r>
         <w:rPr>
           <w:b/>
@@ -6419,40 +6514,24 @@
           <w:sz w:val="16"/>
           <w:szCs w:val="16"/>
         </w:rPr>
-        <w:t>X:\</w:t>
-      </w:r>
-      <w:r>
-        <w:rPr>
-          <w:rFonts w:ascii="Consolas" w:eastAsia="Consolas" w:hAnsi="Consolas" w:cs="Consolas"/>
-          <w:sz w:val="16"/>
-          <w:szCs w:val="16"/>
-        </w:rPr>
-        <w:t>retail-sector-health</w:t>
-      </w:r>
-      <w:r>
-        <w:rPr>
-          <w:rFonts w:ascii="Consolas" w:eastAsia="Consolas" w:hAnsi="Consolas" w:cs="Consolas"/>
-          <w:sz w:val="16"/>
-          <w:szCs w:val="16"/>
-        </w:rPr>
-        <w:t>\                     &lt;- the repository working copy; all tracked work</w:t>
-      </w:r>
-    </w:p>
-    <w:p>
-      <w:pPr>
-        <w:pBdr>
-          <w:left w:val="single" w:sz="12" w:space="6" w:color="A6A6A6"/>
-        </w:pBdr>
-        <w:shd w:val="clear" w:color="auto" w:fill="F2F2F2"/>
-        <w:ind w:left="180"/>
-      </w:pPr>
-      <w:r>
-        <w:rPr>
-          <w:rFonts w:ascii="Consolas" w:eastAsia="Consolas" w:hAnsi="Consolas" w:cs="Consolas"/>
-          <w:sz w:val="16"/>
-          <w:szCs w:val="16"/>
-        </w:rPr>
-        <w:t>C:\Data\RetailEconomics\            &lt;- the county CSV; NOT in the repo</w:t>
+        <w:t>X:\retail-sector-health\                    &lt;- the repository working copy; all tracked work</w:t>
+      </w:r>
+    </w:p>
+    <w:p>
+      <w:pPr>
+        <w:pBdr>
+          <w:left w:val="single" w:sz="12" w:space="6" w:color="A6A6A6"/>
+        </w:pBdr>
+        <w:shd w:val="clear" w:color="auto" w:fill="F2F2F2"/>
+        <w:ind w:left="180"/>
+      </w:pPr>
+      <w:r>
+        <w:rPr>
+          <w:rFonts w:ascii="Consolas" w:eastAsia="Consolas" w:hAnsi="Consolas" w:cs="Consolas"/>
+          <w:sz w:val="16"/>
+          <w:szCs w:val="16"/>
+        </w:rPr>
+        <w:t>C:\Data\RetailEconomics\                     &lt;- the county CSV; NOT in the repo</w:t>
       </w:r>
     </w:p>
     <w:p>
@@ -6470,7 +6549,7 @@
           <w:sz w:val="16"/>
           <w:szCs w:val="16"/>
         </w:rPr>
-        <w:t>C:\Users\&lt;You&gt;\Documents\Power BI Desktop\   &lt;- scratch .pbix experiments only</w:t>
+        <w:t>C:\Users\&lt;You&gt;\Documents\Power BI Desktop\  &lt;- staging and scratch .pbix; not the working copy</w:t>
       </w:r>
     </w:p>
     <w:p>
@@ -6497,28 +6576,34 @@
           <w:sz w:val="21"/>
           <w:szCs w:val="21"/>
         </w:rPr>
-        <w:t xml:space="preserve">Git works on a mapped network share but is noticeably slower, and GitHub Desktop occasionally reports file-lock errors mid-commit. If that happens, clone to a local path instead, work there, and copy the finished artifacts to </w:t>
-      </w:r>
-      <w:r>
-        <w:rPr>
+        <w:t>Git works on a mapped network share but is noticeably slower, and GitHub Desktop occasionally reports file-lock errors mid-commit. If that happens, clone to a local path instead, work there, and copy the finished artifacts to X:\retail-sector-health as a publishing step rather than as the working copy. Nothing else in this guide changes.</w:t>
+      </w:r>
+    </w:p>
+    <w:p>
+      <w:pPr>
+        <w:pBdr>
+          <w:left w:val="single" w:sz="18" w:space="8" w:color="C0504D"/>
+        </w:pBdr>
+        <w:shd w:val="clear" w:color="auto" w:fill="FBE9E7"/>
+        <w:spacing w:before="140" w:after="180" w:line="276" w:lineRule="auto"/>
+        <w:ind w:left="140" w:right="140"/>
+      </w:pPr>
+      <w:r>
+        <w:rPr>
+          <w:b/>
+          <w:bCs/>
+          <w:color w:val="963634"/>
           <w:sz w:val="21"/>
           <w:szCs w:val="21"/>
         </w:rPr>
-        <w:t>X:\retail-sector-health</w:t>
+        <w:t xml:space="preserve">Save Power BI files inside the clone, not beside it.  </w:t>
       </w:r>
       <w:r>
         <w:rPr>
           <w:sz w:val="21"/>
           <w:szCs w:val="21"/>
         </w:rPr>
-        <w:t xml:space="preserve"> </w:t>
-      </w:r>
-      <w:r>
-        <w:rPr>
-          <w:sz w:val="21"/>
-          <w:szCs w:val="21"/>
-        </w:rPr>
-        <w:t>as a publishing step rather than as the working copy. Nothing else in this guide changes.</w:t>
+        <w:t>Files saved anywhere else are not version-controlled. This is the single most common beginner mistake, and it is silent — everything appears to work until a week of measure changes turns out to have no history. The .pbip files belong in the clone’s pbip/ folder and nowhere else.</w:t>
       </w:r>
     </w:p>
     <w:p>
@@ -6526,7 +6611,7 @@
         <w:pStyle w:val="Heading2"/>
         <w:spacing w:before="280" w:after="120"/>
       </w:pPr>
-      <w:bookmarkStart w:id="15" w:name="_Toc240468878"/>
+      <w:bookmarkStart w:id="15" w:name="_Toc240555493"/>
       <w:r>
         <w:rPr>
           <w:b/>
@@ -6562,16 +6647,7 @@
         <w:spacing w:after="60" w:line="276" w:lineRule="auto"/>
       </w:pPr>
       <w:r>
-        <w:t xml:space="preserve">Open SSMS 22 and connect to </w:t>
-      </w:r>
-      <w:r>
-        <w:t>localhost\SQL</w:t>
-      </w:r>
-      <w:r>
-        <w:t>ServerDeveloperEdition</w:t>
-      </w:r>
-      <w:r>
-        <w:t>.</w:t>
+        <w:t>Open SSMS 22 and connect to BRUNO\MSSQLSERVER01.</w:t>
       </w:r>
     </w:p>
     <w:p>
@@ -6618,7 +6694,7 @@
         <w:pStyle w:val="Heading1"/>
         <w:spacing w:before="360" w:after="160"/>
       </w:pPr>
-      <w:bookmarkStart w:id="16" w:name="_Toc240468879"/>
+      <w:bookmarkStart w:id="16" w:name="_Toc240555494"/>
       <w:r>
         <w:rPr>
           <w:b/>
@@ -6646,7 +6722,7 @@
           <w:left w:w="10" w:type="dxa"/>
           <w:right w:w="10" w:type="dxa"/>
         </w:tblCellMar>
-        <w:tblLook w:val="04A0" w:firstRow="1" w:lastRow="0" w:firstColumn="1" w:lastColumn="0" w:noHBand="0" w:noVBand="1"/>
+        <w:tblLook w:val="0000" w:firstRow="0" w:lastRow="0" w:firstColumn="0" w:lastColumn="0" w:noHBand="0" w:noVBand="0"/>
       </w:tblPr>
       <w:tblGrid>
         <w:gridCol w:w="3182"/>
@@ -6654,6 +6730,12 @@
         <w:gridCol w:w="3744"/>
       </w:tblGrid>
       <w:tr>
+        <w:tblPrEx>
+          <w:tblCellMar>
+            <w:top w:w="0" w:type="dxa"/>
+            <w:bottom w:w="0" w:type="dxa"/>
+          </w:tblCellMar>
+        </w:tblPrEx>
         <w:trPr>
           <w:tblHeader/>
         </w:trPr>
@@ -6729,6 +6811,12 @@
         </w:tc>
       </w:tr>
       <w:tr>
+        <w:tblPrEx>
+          <w:tblCellMar>
+            <w:top w:w="0" w:type="dxa"/>
+            <w:bottom w:w="0" w:type="dxa"/>
+          </w:tblCellMar>
+        </w:tblPrEx>
         <w:trPr>
           <w:cantSplit/>
         </w:trPr>
@@ -6803,6 +6891,12 @@
         </w:tc>
       </w:tr>
       <w:tr>
+        <w:tblPrEx>
+          <w:tblCellMar>
+            <w:top w:w="0" w:type="dxa"/>
+            <w:bottom w:w="0" w:type="dxa"/>
+          </w:tblCellMar>
+        </w:tblPrEx>
         <w:trPr>
           <w:cantSplit/>
         </w:trPr>
@@ -6877,6 +6971,12 @@
         </w:tc>
       </w:tr>
       <w:tr>
+        <w:tblPrEx>
+          <w:tblCellMar>
+            <w:top w:w="0" w:type="dxa"/>
+            <w:bottom w:w="0" w:type="dxa"/>
+          </w:tblCellMar>
+        </w:tblPrEx>
         <w:trPr>
           <w:cantSplit/>
         </w:trPr>
@@ -6956,7 +7056,7 @@
         <w:pStyle w:val="Heading1"/>
         <w:spacing w:before="360" w:after="160"/>
       </w:pPr>
-      <w:bookmarkStart w:id="17" w:name="_Toc240468880"/>
+      <w:bookmarkStart w:id="17" w:name="_Toc240555495"/>
       <w:r>
         <w:rPr>
           <w:b/>
@@ -7052,7 +7152,7 @@
         <w:pStyle w:val="Heading1"/>
         <w:spacing w:before="360" w:after="160"/>
       </w:pPr>
-      <w:bookmarkStart w:id="18" w:name="_Toc240468881"/>
+      <w:bookmarkStart w:id="18" w:name="_Toc240555496"/>
       <w:r>
         <w:rPr>
           <w:b/>
@@ -7078,7 +7178,7 @@
         <w:pStyle w:val="Heading2"/>
         <w:spacing w:before="280" w:after="120"/>
       </w:pPr>
-      <w:bookmarkStart w:id="19" w:name="_Toc240468882"/>
+      <w:bookmarkStart w:id="19" w:name="_Toc240555497"/>
       <w:r>
         <w:rPr>
           <w:b/>
@@ -7129,393 +7229,6 @@
       <w:r>
         <w:t>Inspect what appeared: a &lt;name&gt;.SemanticModel folder holding tables, relationships and every DAX measure as readable TMDL text, and a &lt;name&gt;.Report folder holding page and visual definitions. These text files are what Git diffs.</w:t>
       </w:r>
-    </w:p>
-    <w:p>
-      <w:pPr>
-        <w:pStyle w:val="Heading2"/>
-        <w:spacing w:before="280" w:after="120"/>
-      </w:pPr>
-      <w:bookmarkStart w:id="20" w:name="_Toc240468883"/>
-      <w:r>
-        <w:rPr>
-          <w:b/>
-          <w:bCs/>
-          <w:color w:val="2E5496"/>
-          <w:sz w:val="25"/>
-          <w:szCs w:val="25"/>
-        </w:rPr>
-        <w:lastRenderedPageBreak/>
-        <w:t>9.2 The semantic model file</w:t>
-      </w:r>
-      <w:bookmarkEnd w:id="20"/>
-    </w:p>
-    <w:p>
-      <w:pPr>
-        <w:spacing w:after="120" w:line="276" w:lineRule="auto"/>
-      </w:pPr>
-      <w:r>
-        <w:t>The model is built and published first, because a live connection can only target a model that already exists in the Service.</w:t>
-      </w:r>
-    </w:p>
-    <w:p>
-      <w:pPr>
-        <w:pStyle w:val="ListParagraph"/>
-        <w:numPr>
-          <w:ilvl w:val="0"/>
-          <w:numId w:val="10"/>
-        </w:numPr>
-        <w:spacing w:after="60" w:line="276" w:lineRule="auto"/>
-      </w:pPr>
-      <w:r>
-        <w:t>Build all queries, relationships and measures in one Desktop file. Keep it to a single blank page — this file is a model, not a report.</w:t>
-      </w:r>
-    </w:p>
-    <w:p>
-      <w:pPr>
-        <w:pStyle w:val="ListParagraph"/>
-        <w:numPr>
-          <w:ilvl w:val="0"/>
-          <w:numId w:val="10"/>
-        </w:numPr>
-        <w:spacing w:after="60" w:line="276" w:lineRule="auto"/>
-      </w:pPr>
-      <w:r>
-        <w:t>File → Save As → .pbip → pbip/RetailEconomics_Model. Commit and push.</w:t>
-      </w:r>
-    </w:p>
-    <w:p>
-      <w:pPr>
-        <w:pStyle w:val="ListParagraph"/>
-        <w:numPr>
-          <w:ilvl w:val="0"/>
-          <w:numId w:val="10"/>
-        </w:numPr>
-        <w:spacing w:after="60" w:line="276" w:lineRule="auto"/>
-      </w:pPr>
-      <w:r>
-        <w:t>Publish it to the Power BI Pro workspace from Desktop.</w:t>
-      </w:r>
-    </w:p>
-    <w:p>
-      <w:pPr>
-        <w:pStyle w:val="ListParagraph"/>
-        <w:numPr>
-          <w:ilvl w:val="0"/>
-          <w:numId w:val="10"/>
-        </w:numPr>
-        <w:spacing w:after="60" w:line="276" w:lineRule="auto"/>
-      </w:pPr>
-      <w:r>
-        <w:t>Configure the gateway, credentials and refresh schedule on the semantic model in the Service.</w:t>
-      </w:r>
-    </w:p>
-    <w:p>
-      <w:pPr>
-        <w:pStyle w:val="Heading2"/>
-        <w:spacing w:before="280" w:after="120"/>
-      </w:pPr>
-      <w:bookmarkStart w:id="21" w:name="_Toc240468884"/>
-      <w:r>
-        <w:rPr>
-          <w:b/>
-          <w:bCs/>
-          <w:color w:val="2E5496"/>
-          <w:sz w:val="25"/>
-          <w:szCs w:val="25"/>
-        </w:rPr>
-        <w:t>9.3 The three thin reports</w:t>
-      </w:r>
-      <w:bookmarkEnd w:id="21"/>
-    </w:p>
-    <w:p>
-      <w:pPr>
-        <w:pStyle w:val="ListParagraph"/>
-        <w:numPr>
-          <w:ilvl w:val="0"/>
-          <w:numId w:val="11"/>
-        </w:numPr>
-        <w:spacing w:after="60" w:line="276" w:lineRule="auto"/>
-      </w:pPr>
-      <w:r>
-        <w:t>Open a new Power BI Desktop file. Get data → Power BI semantic models → select the published model. This creates the live connection.</w:t>
-      </w:r>
-    </w:p>
-    <w:p>
-      <w:pPr>
-        <w:pStyle w:val="ListParagraph"/>
-        <w:numPr>
-          <w:ilvl w:val="0"/>
-          <w:numId w:val="11"/>
-        </w:numPr>
-        <w:spacing w:after="60" w:line="276" w:lineRule="auto"/>
-      </w:pPr>
-      <w:r>
-        <w:t>Build the report pages. The Fields pane shows the shared model; the modelling tools are disabled, which is expected.</w:t>
-      </w:r>
-    </w:p>
-    <w:p>
-      <w:pPr>
-        <w:pStyle w:val="ListParagraph"/>
-        <w:numPr>
-          <w:ilvl w:val="0"/>
-          <w:numId w:val="11"/>
-        </w:numPr>
-        <w:spacing w:after="60" w:line="276" w:lineRule="auto"/>
-      </w:pPr>
-      <w:r>
-        <w:t>File → Save As → .pbip → pbip/R1_Retail_Sector_Health. Repeat for R2 and R3.</w:t>
-      </w:r>
-    </w:p>
-    <w:p>
-      <w:pPr>
-        <w:pStyle w:val="ListParagraph"/>
-        <w:numPr>
-          <w:ilvl w:val="0"/>
-          <w:numId w:val="11"/>
-        </w:numPr>
-        <w:spacing w:after="60" w:line="276" w:lineRule="auto"/>
-      </w:pPr>
-      <w:r>
-        <w:t>Commit. Note that these three folders contain a report definition and no TMDL — see the note in §3.3.</w:t>
-      </w:r>
-    </w:p>
-    <w:p>
-      <w:pPr>
-        <w:pBdr>
-          <w:left w:val="single" w:sz="18" w:space="8" w:color="C0504D"/>
-        </w:pBdr>
-        <w:shd w:val="clear" w:color="auto" w:fill="FBE9E7"/>
-        <w:spacing w:before="140" w:after="180" w:line="276" w:lineRule="auto"/>
-        <w:ind w:left="140" w:right="140"/>
-      </w:pPr>
-      <w:r>
-        <w:rPr>
-          <w:b/>
-          <w:bCs/>
-          <w:color w:val="963634"/>
-          <w:sz w:val="21"/>
-          <w:szCs w:val="21"/>
-        </w:rPr>
-        <w:t xml:space="preserve">Republishing the model updates all three reports.  </w:t>
-      </w:r>
-      <w:r>
-        <w:rPr>
-          <w:sz w:val="21"/>
-          <w:szCs w:val="21"/>
-        </w:rPr>
-        <w:t>Changing a measure means editing the model file, committing its TMDL diff, and republishing. The three reports pick the change up automatically; they are not edited and not republished. If you ever find yourself making the same measure edit in more than one file, the architecture has been broken.</w:t>
-      </w:r>
-    </w:p>
-    <w:p>
-      <w:pPr>
-        <w:pStyle w:val="Heading2"/>
-        <w:spacing w:before="280" w:after="120"/>
-      </w:pPr>
-      <w:bookmarkStart w:id="22" w:name="_Toc240468885"/>
-      <w:r>
-        <w:rPr>
-          <w:b/>
-          <w:bCs/>
-          <w:color w:val="2E5496"/>
-          <w:sz w:val="25"/>
-          <w:szCs w:val="25"/>
-        </w:rPr>
-        <w:t>9.4 The daily loop: save → review diff → commit → push</w:t>
-      </w:r>
-      <w:bookmarkEnd w:id="22"/>
-    </w:p>
-    <w:p>
-      <w:pPr>
-        <w:pStyle w:val="ListParagraph"/>
-        <w:numPr>
-          <w:ilvl w:val="0"/>
-          <w:numId w:val="12"/>
-        </w:numPr>
-        <w:spacing w:after="60" w:line="276" w:lineRule="auto"/>
-      </w:pPr>
-      <w:r>
-        <w:t>Work in Power BI Desktop on a .pbip saved inside the clone. Ctrl+S as usual.</w:t>
-      </w:r>
-    </w:p>
-    <w:p>
-      <w:pPr>
-        <w:pStyle w:val="ListParagraph"/>
-        <w:numPr>
-          <w:ilvl w:val="0"/>
-          <w:numId w:val="12"/>
-        </w:numPr>
-        <w:spacing w:after="60" w:line="276" w:lineRule="auto"/>
-      </w:pPr>
-      <w:r>
-        <w:t>Open GitHub Desktop: every changed TMDL or JSON file is listed with its diff. Read the diff — this is the self-review step, and it is where you catch the measure you edited by accident.</w:t>
-      </w:r>
-    </w:p>
-    <w:p>
-      <w:pPr>
-        <w:pStyle w:val="ListParagraph"/>
-        <w:numPr>
-          <w:ilvl w:val="0"/>
-          <w:numId w:val="12"/>
-        </w:numPr>
-        <w:spacing w:after="60" w:line="276" w:lineRule="auto"/>
-      </w:pPr>
-      <w:r>
-        <w:t>Type a summary describing the change (“Add channel measures and the 2019 baseline”) → Commit to main.</w:t>
-      </w:r>
-    </w:p>
-    <w:p>
-      <w:pPr>
-        <w:pStyle w:val="ListParagraph"/>
-        <w:numPr>
-          <w:ilvl w:val="0"/>
-          <w:numId w:val="12"/>
-        </w:numPr>
-        <w:spacing w:after="60" w:line="276" w:lineRule="auto"/>
-      </w:pPr>
-      <w:r>
-        <w:t>Click Push origin. Refresh the repository page in the browser; the commit is there.</w:t>
-      </w:r>
-    </w:p>
-    <w:p>
-      <w:pPr>
-        <w:pStyle w:val="ListParagraph"/>
-        <w:numPr>
-          <w:ilvl w:val="0"/>
-          <w:numId w:val="12"/>
-        </w:numPr>
-        <w:spacing w:after="60" w:line="276" w:lineRule="auto"/>
-      </w:pPr>
-      <w:r>
-        <w:t>Starting a session after any web uploads: click Fetch/Pull in GitHub Desktop first, so the local copy includes everything on GitHub.</w:t>
-      </w:r>
-    </w:p>
-    <w:p>
-      <w:pPr>
-        <w:pStyle w:val="Heading2"/>
-        <w:spacing w:before="280" w:after="120"/>
-      </w:pPr>
-      <w:bookmarkStart w:id="23" w:name="_Toc240468886"/>
-      <w:r>
-        <w:rPr>
-          <w:b/>
-          <w:bCs/>
-          <w:color w:val="2E5496"/>
-          <w:sz w:val="25"/>
-          <w:szCs w:val="25"/>
-        </w:rPr>
-        <w:t>9.5 Branching once, so you have done it</w:t>
-      </w:r>
-      <w:bookmarkEnd w:id="23"/>
-    </w:p>
-    <w:p>
-      <w:pPr>
-        <w:pStyle w:val="ListParagraph"/>
-        <w:numPr>
-          <w:ilvl w:val="0"/>
-          <w:numId w:val="13"/>
-        </w:numPr>
-        <w:spacing w:after="60" w:line="276" w:lineRule="auto"/>
-      </w:pPr>
-      <w:r>
-        <w:t>GitHub Desktop: Current Branch → New Branch → name it feature/channel-panel → based on main → Create. Desktop switches to it automatically.</w:t>
-      </w:r>
-    </w:p>
-    <w:p>
-      <w:pPr>
-        <w:pStyle w:val="ListParagraph"/>
-        <w:numPr>
-          <w:ilvl w:val="0"/>
-          <w:numId w:val="13"/>
-        </w:numPr>
-        <w:spacing w:after="60" w:line="276" w:lineRule="auto"/>
-      </w:pPr>
-      <w:r>
-        <w:t>Save a change, commit, then Publish branch.</w:t>
-      </w:r>
-    </w:p>
-    <w:p>
-      <w:pPr>
-        <w:pStyle w:val="ListParagraph"/>
-        <w:numPr>
-          <w:ilvl w:val="0"/>
-          <w:numId w:val="13"/>
-        </w:numPr>
-        <w:spacing w:after="60" w:line="276" w:lineRule="auto"/>
-      </w:pPr>
-      <w:r>
-        <w:t>On github.com a banner offers “Compare &amp; pull request”. Open it, review the TMDL diff, click Merge pull request → Confirm.</w:t>
-      </w:r>
-    </w:p>
-    <w:p>
-      <w:pPr>
-        <w:pStyle w:val="ListParagraph"/>
-        <w:numPr>
-          <w:ilvl w:val="0"/>
-          <w:numId w:val="13"/>
-        </w:numPr>
-        <w:spacing w:after="60" w:line="276" w:lineRule="auto"/>
-      </w:pPr>
-      <w:r>
-        <w:t>Back in GitHub Desktop: switch Current Branch to main → Pull. The merged change is in main.</w:t>
-      </w:r>
-    </w:p>
-    <w:p>
-      <w:pPr>
-        <w:pStyle w:val="ListParagraph"/>
-        <w:numPr>
-          <w:ilvl w:val="0"/>
-          <w:numId w:val="13"/>
-        </w:numPr>
-        <w:spacing w:after="60" w:line="276" w:lineRule="auto"/>
-      </w:pPr>
-      <w:r>
-        <w:lastRenderedPageBreak/>
-        <w:t>Solo work can commit straight to main. You now know the branch-and-PR route interviews ask about.</w:t>
-      </w:r>
-    </w:p>
-    <w:p>
-      <w:pPr>
-        <w:pStyle w:val="Heading1"/>
-        <w:spacing w:before="360" w:after="160"/>
-      </w:pPr>
-      <w:bookmarkStart w:id="24" w:name="_Toc240468887"/>
-      <w:r>
-        <w:rPr>
-          <w:b/>
-          <w:bCs/>
-          <w:color w:val="1F3864"/>
-          <w:sz w:val="30"/>
-          <w:szCs w:val="30"/>
-        </w:rPr>
-        <w:t>10. Syncing Power BI to GitHub Directly — Fabric Git Integration</w:t>
-      </w:r>
-      <w:bookmarkEnd w:id="24"/>
-    </w:p>
-    <w:p>
-      <w:pPr>
-        <w:spacing w:after="120" w:line="276" w:lineRule="auto"/>
-      </w:pPr>
-      <w:r>
-        <w:t>Power BI can connect to GitHub without GitHub Desktop and without a local clone, through Fabric Git integration. A workspace is linked to a repository and branch, and workspace items are committed and updated from inside the Power BI Service. It is the more modern route and worth knowing; it is not the default in this guide, for one specific reason given below.</w:t>
-      </w:r>
-    </w:p>
-    <w:p>
-      <w:pPr>
-        <w:pStyle w:val="Heading2"/>
-        <w:spacing w:before="280" w:after="120"/>
-      </w:pPr>
-      <w:bookmarkStart w:id="25" w:name="_Toc240468888"/>
-      <w:r>
-        <w:rPr>
-          <w:b/>
-          <w:bCs/>
-          <w:color w:val="2E5496"/>
-          <w:sz w:val="25"/>
-          <w:szCs w:val="25"/>
-        </w:rPr>
-        <w:t>10.1 What it does and what it needs</w:t>
-      </w:r>
-      <w:bookmarkEnd w:id="25"/>
     </w:p>
     <w:tbl>
       <w:tblPr>
@@ -7532,13 +7245,484 @@
           <w:left w:w="10" w:type="dxa"/>
           <w:right w:w="10" w:type="dxa"/>
         </w:tblCellMar>
-        <w:tblLook w:val="04A0" w:firstRow="1" w:lastRow="0" w:firstColumn="1" w:lastColumn="0" w:noHBand="0" w:noVBand="1"/>
+        <w:tblLook w:val="0000" w:firstRow="0" w:lastRow="0" w:firstColumn="0" w:lastColumn="0" w:noHBand="0" w:noVBand="0"/>
+      </w:tblPr>
+      <w:tblGrid>
+        <w:gridCol w:w="9360"/>
+      </w:tblGrid>
+      <w:tr>
+        <w:tblPrEx>
+          <w:tblCellMar>
+            <w:top w:w="0" w:type="dxa"/>
+            <w:bottom w:w="0" w:type="dxa"/>
+          </w:tblCellMar>
+        </w:tblPrEx>
+        <w:tc>
+          <w:tcPr>
+            <w:tcW w:w="9360" w:type="dxa"/>
+            <w:shd w:val="clear" w:color="auto" w:fill="EAF1F8"/>
+            <w:tcMar>
+              <w:top w:w="140" w:type="dxa"/>
+              <w:left w:w="180" w:type="dxa"/>
+              <w:bottom w:w="140" w:type="dxa"/>
+              <w:right w:w="180" w:type="dxa"/>
+            </w:tcMar>
+          </w:tcPr>
+          <w:p>
+            <w:pPr>
+              <w:spacing w:after="80"/>
+            </w:pPr>
+            <w:r>
+              <w:rPr>
+                <w:b/>
+                <w:bCs/>
+                <w:color w:val="1F3864"/>
+              </w:rPr>
+              <w:lastRenderedPageBreak/>
+              <w:t>Why PBIP is the interview story</w:t>
+            </w:r>
+          </w:p>
+          <w:p>
+            <w:pPr>
+              <w:spacing w:after="100" w:line="276" w:lineRule="auto"/>
+            </w:pPr>
+            <w:r>
+              <w:rPr>
+                <w:sz w:val="21"/>
+                <w:szCs w:val="21"/>
+              </w:rPr>
+              <w:t>Change one measure and the commit diff shows exactly that measure’s DAX, line by line — the same review experience a SQL team gets. Screenshot one such diff for the README; it is the single strongest “works like an engineer” image a Power BI portfolio can contain.</w:t>
+            </w:r>
+          </w:p>
+          <w:p>
+            <w:pPr>
+              <w:spacing w:line="276" w:lineRule="auto"/>
+            </w:pPr>
+            <w:r>
+              <w:rPr>
+                <w:sz w:val="21"/>
+                <w:szCs w:val="21"/>
+              </w:rPr>
+              <w:t>Verify before the first commit: PBIP’s .pbi/localSettings.json and cache files must appear grayed out as ignored in GitHub Desktop. The Section 4.3 .gitignore handles this.</w:t>
+            </w:r>
+          </w:p>
+        </w:tc>
+      </w:tr>
+    </w:tbl>
+    <w:p>
+      <w:pPr>
+        <w:pStyle w:val="Heading2"/>
+        <w:spacing w:before="280" w:after="120"/>
+      </w:pPr>
+      <w:bookmarkStart w:id="20" w:name="_Toc240555498"/>
+      <w:r>
+        <w:rPr>
+          <w:b/>
+          <w:bCs/>
+          <w:color w:val="2E5496"/>
+          <w:sz w:val="25"/>
+          <w:szCs w:val="25"/>
+        </w:rPr>
+        <w:t>9.2 The semantic model file</w:t>
+      </w:r>
+      <w:bookmarkEnd w:id="20"/>
+    </w:p>
+    <w:p>
+      <w:pPr>
+        <w:spacing w:after="120" w:line="276" w:lineRule="auto"/>
+      </w:pPr>
+      <w:r>
+        <w:t>The model is built and published first, because a live connection can only target a model that already exists in the Service.</w:t>
+      </w:r>
+    </w:p>
+    <w:p>
+      <w:pPr>
+        <w:pStyle w:val="ListParagraph"/>
+        <w:numPr>
+          <w:ilvl w:val="0"/>
+          <w:numId w:val="10"/>
+        </w:numPr>
+        <w:spacing w:after="60" w:line="276" w:lineRule="auto"/>
+      </w:pPr>
+      <w:r>
+        <w:t>Build all queries, relationships and measures in one Desktop file. Keep it to a single blank page — this file is a model, not a report.</w:t>
+      </w:r>
+    </w:p>
+    <w:p>
+      <w:pPr>
+        <w:pStyle w:val="ListParagraph"/>
+        <w:numPr>
+          <w:ilvl w:val="0"/>
+          <w:numId w:val="10"/>
+        </w:numPr>
+        <w:spacing w:after="60" w:line="276" w:lineRule="auto"/>
+      </w:pPr>
+      <w:r>
+        <w:t>File → Save As → .pbip → pbip/RetailEconomics_Model. Commit and push.</w:t>
+      </w:r>
+    </w:p>
+    <w:p>
+      <w:pPr>
+        <w:pStyle w:val="ListParagraph"/>
+        <w:numPr>
+          <w:ilvl w:val="0"/>
+          <w:numId w:val="10"/>
+        </w:numPr>
+        <w:spacing w:after="60" w:line="276" w:lineRule="auto"/>
+      </w:pPr>
+      <w:r>
+        <w:t>Publish it to the Power BI Pro workspace from Desktop.</w:t>
+      </w:r>
+    </w:p>
+    <w:p>
+      <w:pPr>
+        <w:pStyle w:val="ListParagraph"/>
+        <w:numPr>
+          <w:ilvl w:val="0"/>
+          <w:numId w:val="10"/>
+        </w:numPr>
+        <w:spacing w:after="60" w:line="276" w:lineRule="auto"/>
+      </w:pPr>
+      <w:r>
+        <w:t>Configure the gateway, credentials and refresh schedule on the semantic model in the Service.</w:t>
+      </w:r>
+    </w:p>
+    <w:p>
+      <w:pPr>
+        <w:pStyle w:val="Heading2"/>
+        <w:spacing w:before="280" w:after="120"/>
+      </w:pPr>
+      <w:bookmarkStart w:id="21" w:name="_Toc240555499"/>
+      <w:r>
+        <w:rPr>
+          <w:b/>
+          <w:bCs/>
+          <w:color w:val="2E5496"/>
+          <w:sz w:val="25"/>
+          <w:szCs w:val="25"/>
+        </w:rPr>
+        <w:t>9.3 The three thin reports</w:t>
+      </w:r>
+      <w:bookmarkEnd w:id="21"/>
+    </w:p>
+    <w:p>
+      <w:pPr>
+        <w:pStyle w:val="ListParagraph"/>
+        <w:numPr>
+          <w:ilvl w:val="0"/>
+          <w:numId w:val="11"/>
+        </w:numPr>
+        <w:spacing w:after="60" w:line="276" w:lineRule="auto"/>
+      </w:pPr>
+      <w:r>
+        <w:t>Open a new Power BI Desktop file. Get data → Power BI semantic models → select the published model. This creates the live connection.</w:t>
+      </w:r>
+    </w:p>
+    <w:p>
+      <w:pPr>
+        <w:pStyle w:val="ListParagraph"/>
+        <w:numPr>
+          <w:ilvl w:val="0"/>
+          <w:numId w:val="11"/>
+        </w:numPr>
+        <w:spacing w:after="60" w:line="276" w:lineRule="auto"/>
+      </w:pPr>
+      <w:r>
+        <w:t>Build the report pages. The Fields pane shows the shared model; the modelling tools are disabled, which is expected.</w:t>
+      </w:r>
+    </w:p>
+    <w:p>
+      <w:pPr>
+        <w:pStyle w:val="ListParagraph"/>
+        <w:numPr>
+          <w:ilvl w:val="0"/>
+          <w:numId w:val="11"/>
+        </w:numPr>
+        <w:spacing w:after="60" w:line="276" w:lineRule="auto"/>
+      </w:pPr>
+      <w:r>
+        <w:t>File → Save As → .pbip → pbip/R1_Retail_Sector_Health. Repeat for R2 and R3.</w:t>
+      </w:r>
+    </w:p>
+    <w:p>
+      <w:pPr>
+        <w:pStyle w:val="ListParagraph"/>
+        <w:numPr>
+          <w:ilvl w:val="0"/>
+          <w:numId w:val="11"/>
+        </w:numPr>
+        <w:spacing w:after="60" w:line="276" w:lineRule="auto"/>
+      </w:pPr>
+      <w:r>
+        <w:t>Commit. Note that these three folders contain a report definition and no TMDL — see the note in §3.3.</w:t>
+      </w:r>
+    </w:p>
+    <w:p>
+      <w:pPr>
+        <w:pBdr>
+          <w:left w:val="single" w:sz="18" w:space="8" w:color="C0504D"/>
+        </w:pBdr>
+        <w:shd w:val="clear" w:color="auto" w:fill="FBE9E7"/>
+        <w:spacing w:before="140" w:after="180" w:line="276" w:lineRule="auto"/>
+        <w:ind w:left="140" w:right="140"/>
+      </w:pPr>
+      <w:r>
+        <w:rPr>
+          <w:b/>
+          <w:bCs/>
+          <w:color w:val="963634"/>
+          <w:sz w:val="21"/>
+          <w:szCs w:val="21"/>
+        </w:rPr>
+        <w:t xml:space="preserve">Republishing the model updates all three reports.  </w:t>
+      </w:r>
+      <w:r>
+        <w:rPr>
+          <w:sz w:val="21"/>
+          <w:szCs w:val="21"/>
+        </w:rPr>
+        <w:t>Changing a measure means editing the model file, committing its TMDL diff, and republishing. The three reports pick the change up automatically; they are not edited and not republished. If you ever find yourself making the same measure edit in more than one file, the architecture has been broken.</w:t>
+      </w:r>
+    </w:p>
+    <w:p>
+      <w:pPr>
+        <w:pStyle w:val="Heading2"/>
+        <w:spacing w:before="280" w:after="120"/>
+      </w:pPr>
+      <w:bookmarkStart w:id="22" w:name="_Toc240555500"/>
+      <w:r>
+        <w:rPr>
+          <w:b/>
+          <w:bCs/>
+          <w:color w:val="2E5496"/>
+          <w:sz w:val="25"/>
+          <w:szCs w:val="25"/>
+        </w:rPr>
+        <w:t>9.4 The daily loop: save → review diff → commit → push</w:t>
+      </w:r>
+      <w:bookmarkEnd w:id="22"/>
+    </w:p>
+    <w:p>
+      <w:pPr>
+        <w:pStyle w:val="ListParagraph"/>
+        <w:numPr>
+          <w:ilvl w:val="0"/>
+          <w:numId w:val="12"/>
+        </w:numPr>
+        <w:spacing w:after="60" w:line="276" w:lineRule="auto"/>
+      </w:pPr>
+      <w:r>
+        <w:t>Work in Power BI Desktop on a .pbip saved inside the clone. Ctrl+S as usual.</w:t>
+      </w:r>
+    </w:p>
+    <w:p>
+      <w:pPr>
+        <w:pStyle w:val="ListParagraph"/>
+        <w:numPr>
+          <w:ilvl w:val="0"/>
+          <w:numId w:val="12"/>
+        </w:numPr>
+        <w:spacing w:after="60" w:line="276" w:lineRule="auto"/>
+      </w:pPr>
+      <w:r>
+        <w:t>Open GitHub Desktop: every changed TMDL or JSON file is listed with its diff. Read the diff — this is the self-review step, and it is where you catch the measure you edited by accident.</w:t>
+      </w:r>
+    </w:p>
+    <w:p>
+      <w:pPr>
+        <w:pStyle w:val="ListParagraph"/>
+        <w:numPr>
+          <w:ilvl w:val="0"/>
+          <w:numId w:val="12"/>
+        </w:numPr>
+        <w:spacing w:after="60" w:line="276" w:lineRule="auto"/>
+      </w:pPr>
+      <w:r>
+        <w:t>Type a summary describing the change (“Add channel measures and the 2019 baseline”) → Commit to main.</w:t>
+      </w:r>
+    </w:p>
+    <w:p>
+      <w:pPr>
+        <w:pStyle w:val="ListParagraph"/>
+        <w:numPr>
+          <w:ilvl w:val="0"/>
+          <w:numId w:val="12"/>
+        </w:numPr>
+        <w:spacing w:after="60" w:line="276" w:lineRule="auto"/>
+      </w:pPr>
+      <w:r>
+        <w:t>Click Push origin. Refresh the repository page in the browser; the commit is there.</w:t>
+      </w:r>
+    </w:p>
+    <w:p>
+      <w:pPr>
+        <w:pStyle w:val="ListParagraph"/>
+        <w:numPr>
+          <w:ilvl w:val="0"/>
+          <w:numId w:val="12"/>
+        </w:numPr>
+        <w:spacing w:after="60" w:line="276" w:lineRule="auto"/>
+      </w:pPr>
+      <w:r>
+        <w:t>Starting a session after any web uploads: click Fetch/Pull in GitHub Desktop first, so the local copy includes everything on GitHub.</w:t>
+      </w:r>
+    </w:p>
+    <w:p>
+      <w:pPr>
+        <w:pStyle w:val="Heading2"/>
+        <w:spacing w:before="280" w:after="120"/>
+      </w:pPr>
+      <w:bookmarkStart w:id="23" w:name="_Toc240555501"/>
+      <w:r>
+        <w:rPr>
+          <w:b/>
+          <w:bCs/>
+          <w:color w:val="2E5496"/>
+          <w:sz w:val="25"/>
+          <w:szCs w:val="25"/>
+        </w:rPr>
+        <w:lastRenderedPageBreak/>
+        <w:t>9.5 Branching once, so you have done it</w:t>
+      </w:r>
+      <w:bookmarkEnd w:id="23"/>
+    </w:p>
+    <w:p>
+      <w:pPr>
+        <w:pStyle w:val="ListParagraph"/>
+        <w:numPr>
+          <w:ilvl w:val="0"/>
+          <w:numId w:val="13"/>
+        </w:numPr>
+        <w:spacing w:after="60" w:line="276" w:lineRule="auto"/>
+      </w:pPr>
+      <w:r>
+        <w:t>GitHub Desktop: Current Branch → New Branch → name it feature/channel-panel → based on main → Create. Desktop switches to it automatically.</w:t>
+      </w:r>
+    </w:p>
+    <w:p>
+      <w:pPr>
+        <w:pStyle w:val="ListParagraph"/>
+        <w:numPr>
+          <w:ilvl w:val="0"/>
+          <w:numId w:val="13"/>
+        </w:numPr>
+        <w:spacing w:after="60" w:line="276" w:lineRule="auto"/>
+      </w:pPr>
+      <w:r>
+        <w:t>Save a change, commit, then Publish branch.</w:t>
+      </w:r>
+    </w:p>
+    <w:p>
+      <w:pPr>
+        <w:pStyle w:val="ListParagraph"/>
+        <w:numPr>
+          <w:ilvl w:val="0"/>
+          <w:numId w:val="13"/>
+        </w:numPr>
+        <w:spacing w:after="60" w:line="276" w:lineRule="auto"/>
+      </w:pPr>
+      <w:r>
+        <w:t>On github.com a banner offers “Compare &amp; pull request”. Open it, review the TMDL diff, click Merge pull request → Confirm.</w:t>
+      </w:r>
+    </w:p>
+    <w:p>
+      <w:pPr>
+        <w:pStyle w:val="ListParagraph"/>
+        <w:numPr>
+          <w:ilvl w:val="0"/>
+          <w:numId w:val="13"/>
+        </w:numPr>
+        <w:spacing w:after="60" w:line="276" w:lineRule="auto"/>
+      </w:pPr>
+      <w:r>
+        <w:t>Back in GitHub Desktop: switch Current Branch to main → Pull. The merged change is in main.</w:t>
+      </w:r>
+    </w:p>
+    <w:p>
+      <w:pPr>
+        <w:pStyle w:val="ListParagraph"/>
+        <w:numPr>
+          <w:ilvl w:val="0"/>
+          <w:numId w:val="13"/>
+        </w:numPr>
+        <w:spacing w:after="60" w:line="276" w:lineRule="auto"/>
+      </w:pPr>
+      <w:r>
+        <w:t>Solo work can commit straight to main. You now know the branch-and-PR route interviews ask about.</w:t>
+      </w:r>
+    </w:p>
+    <w:p>
+      <w:pPr>
+        <w:pStyle w:val="Heading1"/>
+        <w:spacing w:before="360" w:after="160"/>
+      </w:pPr>
+      <w:bookmarkStart w:id="24" w:name="_Toc240555502"/>
+      <w:r>
+        <w:rPr>
+          <w:b/>
+          <w:bCs/>
+          <w:color w:val="1F3864"/>
+          <w:sz w:val="30"/>
+          <w:szCs w:val="30"/>
+        </w:rPr>
+        <w:t>10. Syncing Power BI to GitHub Directly — Fabric Git Integration</w:t>
+      </w:r>
+      <w:bookmarkEnd w:id="24"/>
+    </w:p>
+    <w:p>
+      <w:pPr>
+        <w:spacing w:after="120" w:line="276" w:lineRule="auto"/>
+      </w:pPr>
+      <w:r>
+        <w:t>Power BI can connect to GitHub without GitHub Desktop and without a local clone, through Fabric Git integration. A workspace is linked to a repository and branch, and workspace items are committed and updated from inside the Power BI Service. It is the more modern route and worth knowing; it is not the default in this guide, for one specific reason given below.</w:t>
+      </w:r>
+    </w:p>
+    <w:p>
+      <w:pPr>
+        <w:pStyle w:val="Heading2"/>
+        <w:spacing w:before="280" w:after="120"/>
+      </w:pPr>
+      <w:bookmarkStart w:id="25" w:name="_Toc240555503"/>
+      <w:r>
+        <w:rPr>
+          <w:b/>
+          <w:bCs/>
+          <w:color w:val="2E5496"/>
+          <w:sz w:val="25"/>
+          <w:szCs w:val="25"/>
+        </w:rPr>
+        <w:t>10.1 What it does and what it needs</w:t>
+      </w:r>
+      <w:bookmarkEnd w:id="25"/>
+    </w:p>
+    <w:tbl>
+      <w:tblPr>
+        <w:tblW w:w="9360" w:type="dxa"/>
+        <w:tblBorders>
+          <w:top w:val="single" w:sz="4" w:space="0" w:color="auto"/>
+          <w:left w:val="single" w:sz="4" w:space="0" w:color="auto"/>
+          <w:bottom w:val="single" w:sz="4" w:space="0" w:color="auto"/>
+          <w:right w:val="single" w:sz="4" w:space="0" w:color="auto"/>
+          <w:insideH w:val="single" w:sz="4" w:space="0" w:color="auto"/>
+          <w:insideV w:val="single" w:sz="4" w:space="0" w:color="auto"/>
+        </w:tblBorders>
+        <w:tblCellMar>
+          <w:left w:w="10" w:type="dxa"/>
+          <w:right w:w="10" w:type="dxa"/>
+        </w:tblCellMar>
+        <w:tblLook w:val="0000" w:firstRow="0" w:lastRow="0" w:firstColumn="0" w:lastColumn="0" w:noHBand="0" w:noVBand="0"/>
       </w:tblPr>
       <w:tblGrid>
         <w:gridCol w:w="2621"/>
         <w:gridCol w:w="6739"/>
       </w:tblGrid>
       <w:tr>
+        <w:tblPrEx>
+          <w:tblCellMar>
+            <w:top w:w="0" w:type="dxa"/>
+            <w:bottom w:w="0" w:type="dxa"/>
+          </w:tblCellMar>
+        </w:tblPrEx>
         <w:trPr>
           <w:tblHeader/>
         </w:trPr>
@@ -7590,6 +7774,12 @@
         </w:tc>
       </w:tr>
       <w:tr>
+        <w:tblPrEx>
+          <w:tblCellMar>
+            <w:top w:w="0" w:type="dxa"/>
+            <w:bottom w:w="0" w:type="dxa"/>
+          </w:tblCellMar>
+        </w:tblPrEx>
         <w:trPr>
           <w:cantSplit/>
         </w:trPr>
@@ -7635,6 +7825,12 @@
         </w:tc>
       </w:tr>
       <w:tr>
+        <w:tblPrEx>
+          <w:tblCellMar>
+            <w:top w:w="0" w:type="dxa"/>
+            <w:bottom w:w="0" w:type="dxa"/>
+          </w:tblCellMar>
+        </w:tblPrEx>
         <w:trPr>
           <w:cantSplit/>
         </w:trPr>
@@ -7680,6 +7876,12 @@
         </w:tc>
       </w:tr>
       <w:tr>
+        <w:tblPrEx>
+          <w:tblCellMar>
+            <w:top w:w="0" w:type="dxa"/>
+            <w:bottom w:w="0" w:type="dxa"/>
+          </w:tblCellMar>
+        </w:tblPrEx>
         <w:trPr>
           <w:cantSplit/>
         </w:trPr>
@@ -7725,6 +7927,12 @@
         </w:tc>
       </w:tr>
       <w:tr>
+        <w:tblPrEx>
+          <w:tblCellMar>
+            <w:top w:w="0" w:type="dxa"/>
+            <w:bottom w:w="0" w:type="dxa"/>
+          </w:tblCellMar>
+        </w:tblPrEx>
         <w:trPr>
           <w:cantSplit/>
         </w:trPr>
@@ -7770,6 +7978,12 @@
         </w:tc>
       </w:tr>
       <w:tr>
+        <w:tblPrEx>
+          <w:tblCellMar>
+            <w:top w:w="0" w:type="dxa"/>
+            <w:bottom w:w="0" w:type="dxa"/>
+          </w:tblCellMar>
+        </w:tblPrEx>
         <w:trPr>
           <w:cantSplit/>
         </w:trPr>
@@ -7815,6 +8029,12 @@
         </w:tc>
       </w:tr>
       <w:tr>
+        <w:tblPrEx>
+          <w:tblCellMar>
+            <w:top w:w="0" w:type="dxa"/>
+            <w:bottom w:w="0" w:type="dxa"/>
+          </w:tblCellMar>
+        </w:tblPrEx>
         <w:trPr>
           <w:cantSplit/>
         </w:trPr>
@@ -7880,7 +8100,7 @@
         <w:pStyle w:val="Heading2"/>
         <w:spacing w:before="280" w:after="120"/>
       </w:pPr>
-      <w:bookmarkStart w:id="26" w:name="_Toc240468889"/>
+      <w:bookmarkStart w:id="26" w:name="_Toc240555504"/>
       <w:r>
         <w:rPr>
           <w:b/>
@@ -7942,6 +8162,7 @@
         <w:spacing w:after="60" w:line="276" w:lineRule="auto"/>
       </w:pPr>
       <w:r>
+        <w:lastRenderedPageBreak/>
         <w:t>Authorise the account on first use: supply a display name and complete the OAuth sign-in, then select Connect.</w:t>
       </w:r>
     </w:p>
@@ -7976,7 +8197,7 @@
         <w:pStyle w:val="Heading2"/>
         <w:spacing w:before="280" w:after="120"/>
       </w:pPr>
-      <w:bookmarkStart w:id="27" w:name="_Toc240468890"/>
+      <w:bookmarkStart w:id="27" w:name="_Toc240555505"/>
       <w:r>
         <w:rPr>
           <w:b/>
@@ -7999,11 +8220,7 @@
         <w:spacing w:after="60" w:line="276" w:lineRule="auto"/>
       </w:pPr>
       <w:r>
-        <w:lastRenderedPageBreak/>
-        <w:t>At the time of this writing, i</w:t>
-      </w:r>
-      <w:r>
-        <w:t>t requires a Fabric capacity. Every other part of this solution is specified on Power BI Pro, and adding a capacity requirement to publish a portfolio project changes the cost profile of the whole thing.</w:t>
+        <w:t>It requires a Fabric capacity. Every other part of this solution is specified on Power BI Pro, and adding a capacity requirement to publish a portfolio project changes the cost profile of the whole thing.</w:t>
       </w:r>
     </w:p>
     <w:p>
@@ -8077,7 +8294,7 @@
         <w:pStyle w:val="Heading1"/>
         <w:spacing w:before="360" w:after="160"/>
       </w:pPr>
-      <w:bookmarkStart w:id="28" w:name="_Toc240468891"/>
+      <w:bookmarkStart w:id="28" w:name="_Toc240555506"/>
       <w:r>
         <w:rPr>
           <w:b/>
@@ -8155,7 +8372,7 @@
         <w:pStyle w:val="Heading1"/>
         <w:spacing w:before="360" w:after="160"/>
       </w:pPr>
-      <w:bookmarkStart w:id="29" w:name="_Toc240468892"/>
+      <w:bookmarkStart w:id="29" w:name="_Toc240555507"/>
       <w:r>
         <w:rPr>
           <w:b/>
@@ -8164,6 +8381,7 @@
           <w:sz w:val="30"/>
           <w:szCs w:val="30"/>
         </w:rPr>
+        <w:lastRenderedPageBreak/>
         <w:t>12. The Census API Key</w:t>
       </w:r>
       <w:bookmarkEnd w:id="29"/>
@@ -8199,7 +8417,6 @@
         <w:spacing w:after="60" w:line="276" w:lineRule="auto"/>
       </w:pPr>
       <w:r>
-        <w:lastRenderedPageBreak/>
         <w:t>Before the first PBIP commit, open pbip/RetailEconomics_Model/ and search the TMDL text for “key=” and for the key’s first six characters. A parameter’s current value can be serialized depending on Desktop version and settings.</w:t>
       </w:r>
     </w:p>
@@ -8274,7 +8491,7 @@
         <w:pStyle w:val="Heading1"/>
         <w:spacing w:before="360" w:after="160"/>
       </w:pPr>
-      <w:bookmarkStart w:id="30" w:name="_Toc240468893"/>
+      <w:bookmarkStart w:id="30" w:name="_Toc240555508"/>
       <w:r>
         <w:rPr>
           <w:b/>
@@ -8735,6 +8952,7 @@
           <w:sz w:val="16"/>
           <w:szCs w:val="16"/>
         </w:rPr>
+        <w:lastRenderedPageBreak/>
         <w:t xml:space="preserve">  https://catalog.data.gov/dataset/warehouse-and-retail-sales</w:t>
       </w:r>
     </w:p>
@@ -8939,7 +9157,6 @@
           <w:sz w:val="16"/>
           <w:szCs w:val="16"/>
         </w:rPr>
-        <w:lastRenderedPageBreak/>
         <w:t>| theme/ | Report theme JSON |</w:t>
       </w:r>
     </w:p>
@@ -9077,7 +9294,7 @@
         <w:pStyle w:val="Heading1"/>
         <w:spacing w:before="360" w:after="160"/>
       </w:pPr>
-      <w:bookmarkStart w:id="31" w:name="_Toc240468894"/>
+      <w:bookmarkStart w:id="31" w:name="_Toc240555509"/>
       <w:r>
         <w:rPr>
           <w:b/>
@@ -9089,16 +9306,6 @@
         <w:t>14. Verification Checklist</w:t>
       </w:r>
       <w:bookmarkEnd w:id="31"/>
-      <w:r>
-        <w:rPr>
-          <w:b/>
-          <w:bCs/>
-          <w:color w:val="1F3864"/>
-          <w:sz w:val="30"/>
-          <w:szCs w:val="30"/>
-        </w:rPr>
-        <w:t xml:space="preserve"> Post Development</w:t>
-      </w:r>
     </w:p>
     <w:p>
       <w:pPr>
@@ -9248,7 +9455,7 @@
         <w:pStyle w:val="Heading1"/>
         <w:spacing w:before="360" w:after="160"/>
       </w:pPr>
-      <w:bookmarkStart w:id="32" w:name="_Toc240468895"/>
+      <w:bookmarkStart w:id="32" w:name="_Toc240555510"/>
       <w:r>
         <w:rPr>
           <w:b/>
@@ -9278,6 +9485,7 @@
           <w:sz w:val="21"/>
           <w:szCs w:val="21"/>
         </w:rPr>
+        <w:lastRenderedPageBreak/>
         <w:t xml:space="preserve">Power BI Desktop projects (PBIP) — the save format behind §8 — </w:t>
       </w:r>
       <w:hyperlink r:id="rId5" w:history="1">
@@ -9347,7 +9555,6 @@
           <w:sz w:val="21"/>
           <w:szCs w:val="21"/>
         </w:rPr>
-        <w:lastRenderedPageBreak/>
         <w:t xml:space="preserve">On-premises data gateway — </w:t>
       </w:r>
       <w:hyperlink r:id="rId8" w:history="1">
@@ -9463,7 +9670,7 @@
         <w:pStyle w:val="Heading1"/>
         <w:spacing w:before="360" w:after="160"/>
       </w:pPr>
-      <w:bookmarkStart w:id="33" w:name="_Toc240468896"/>
+      <w:bookmarkStart w:id="33" w:name="_Toc240555511"/>
       <w:r>
         <w:rPr>
           <w:b/>
@@ -9916,7 +10123,7 @@
         <w:pStyle w:val="Heading1"/>
         <w:spacing w:before="360" w:after="160"/>
       </w:pPr>
-      <w:bookmarkStart w:id="34" w:name="_Toc240468897"/>
+      <w:bookmarkStart w:id="34" w:name="_Toc240555512"/>
       <w:r>
         <w:rPr>
           <w:b/>
@@ -9944,7 +10151,7 @@
           <w:left w:w="10" w:type="dxa"/>
           <w:right w:w="10" w:type="dxa"/>
         </w:tblCellMar>
-        <w:tblLook w:val="04A0" w:firstRow="1" w:lastRow="0" w:firstColumn="1" w:lastColumn="0" w:noHBand="0" w:noVBand="1"/>
+        <w:tblLook w:val="0000" w:firstRow="0" w:lastRow="0" w:firstColumn="0" w:lastColumn="0" w:noHBand="0" w:noVBand="0"/>
       </w:tblPr>
       <w:tblGrid>
         <w:gridCol w:w="4111"/>
@@ -9953,6 +10160,12 @@
         <w:gridCol w:w="2722"/>
       </w:tblGrid>
       <w:tr>
+        <w:tblPrEx>
+          <w:tblCellMar>
+            <w:top w:w="0" w:type="dxa"/>
+            <w:bottom w:w="0" w:type="dxa"/>
+          </w:tblCellMar>
+        </w:tblPrEx>
         <w:trPr>
           <w:tblHeader/>
         </w:trPr>
@@ -9975,6 +10188,7 @@
                 <w:sz w:val="19"/>
                 <w:szCs w:val="19"/>
               </w:rPr>
+              <w:lastRenderedPageBreak/>
               <w:t>Artifact</w:t>
             </w:r>
           </w:p>
@@ -10050,6 +10264,12 @@
         </w:tc>
       </w:tr>
       <w:tr>
+        <w:tblPrEx>
+          <w:tblCellMar>
+            <w:top w:w="0" w:type="dxa"/>
+            <w:bottom w:w="0" w:type="dxa"/>
+          </w:tblCellMar>
+        </w:tblPrEx>
         <w:trPr>
           <w:cantSplit/>
         </w:trPr>
@@ -10135,6 +10355,12 @@
         </w:tc>
       </w:tr>
       <w:tr>
+        <w:tblPrEx>
+          <w:tblCellMar>
+            <w:top w:w="0" w:type="dxa"/>
+            <w:bottom w:w="0" w:type="dxa"/>
+          </w:tblCellMar>
+        </w:tblPrEx>
         <w:trPr>
           <w:cantSplit/>
         </w:trPr>
@@ -10220,6 +10446,12 @@
         </w:tc>
       </w:tr>
       <w:tr>
+        <w:tblPrEx>
+          <w:tblCellMar>
+            <w:top w:w="0" w:type="dxa"/>
+            <w:bottom w:w="0" w:type="dxa"/>
+          </w:tblCellMar>
+        </w:tblPrEx>
         <w:trPr>
           <w:cantSplit/>
         </w:trPr>
@@ -10239,7 +10471,6 @@
                 <w:sz w:val="19"/>
                 <w:szCs w:val="19"/>
               </w:rPr>
-              <w:lastRenderedPageBreak/>
               <w:t>02_Data_Setup_and_Semantic_Model_Guide.docx</w:t>
             </w:r>
           </w:p>
@@ -10306,6 +10537,12 @@
         </w:tc>
       </w:tr>
       <w:tr>
+        <w:tblPrEx>
+          <w:tblCellMar>
+            <w:top w:w="0" w:type="dxa"/>
+            <w:bottom w:w="0" w:type="dxa"/>
+          </w:tblCellMar>
+        </w:tblPrEx>
         <w:trPr>
           <w:cantSplit/>
         </w:trPr>
@@ -10391,6 +10628,12 @@
         </w:tc>
       </w:tr>
       <w:tr>
+        <w:tblPrEx>
+          <w:tblCellMar>
+            <w:top w:w="0" w:type="dxa"/>
+            <w:bottom w:w="0" w:type="dxa"/>
+          </w:tblCellMar>
+        </w:tblPrEx>
         <w:trPr>
           <w:cantSplit/>
         </w:trPr>
@@ -10476,6 +10719,12 @@
         </w:tc>
       </w:tr>
       <w:tr>
+        <w:tblPrEx>
+          <w:tblCellMar>
+            <w:top w:w="0" w:type="dxa"/>
+            <w:bottom w:w="0" w:type="dxa"/>
+          </w:tblCellMar>
+        </w:tblPrEx>
         <w:trPr>
           <w:cantSplit/>
         </w:trPr>
@@ -10561,6 +10810,12 @@
         </w:tc>
       </w:tr>
       <w:tr>
+        <w:tblPrEx>
+          <w:tblCellMar>
+            <w:top w:w="0" w:type="dxa"/>
+            <w:bottom w:w="0" w:type="dxa"/>
+          </w:tblCellMar>
+        </w:tblPrEx>
         <w:trPr>
           <w:cantSplit/>
         </w:trPr>
@@ -10646,6 +10901,12 @@
         </w:tc>
       </w:tr>
       <w:tr>
+        <w:tblPrEx>
+          <w:tblCellMar>
+            <w:top w:w="0" w:type="dxa"/>
+            <w:bottom w:w="0" w:type="dxa"/>
+          </w:tblCellMar>
+        </w:tblPrEx>
         <w:trPr>
           <w:cantSplit/>
         </w:trPr>
@@ -10731,6 +10992,12 @@
         </w:tc>
       </w:tr>
       <w:tr>
+        <w:tblPrEx>
+          <w:tblCellMar>
+            <w:top w:w="0" w:type="dxa"/>
+            <w:bottom w:w="0" w:type="dxa"/>
+          </w:tblCellMar>
+        </w:tblPrEx>
         <w:trPr>
           <w:cantSplit/>
         </w:trPr>
@@ -10816,6 +11083,12 @@
         </w:tc>
       </w:tr>
       <w:tr>
+        <w:tblPrEx>
+          <w:tblCellMar>
+            <w:top w:w="0" w:type="dxa"/>
+            <w:bottom w:w="0" w:type="dxa"/>
+          </w:tblCellMar>
+        </w:tblPrEx>
         <w:trPr>
           <w:cantSplit/>
         </w:trPr>
@@ -10901,6 +11174,12 @@
         </w:tc>
       </w:tr>
       <w:tr>
+        <w:tblPrEx>
+          <w:tblCellMar>
+            <w:top w:w="0" w:type="dxa"/>
+            <w:bottom w:w="0" w:type="dxa"/>
+          </w:tblCellMar>
+        </w:tblPrEx>
         <w:trPr>
           <w:cantSplit/>
         </w:trPr>
@@ -10986,6 +11265,12 @@
         </w:tc>
       </w:tr>
       <w:tr>
+        <w:tblPrEx>
+          <w:tblCellMar>
+            <w:top w:w="0" w:type="dxa"/>
+            <w:bottom w:w="0" w:type="dxa"/>
+          </w:tblCellMar>
+        </w:tblPrEx>
         <w:trPr>
           <w:cantSplit/>
         </w:trPr>
@@ -11071,6 +11356,12 @@
         </w:tc>
       </w:tr>
       <w:tr>
+        <w:tblPrEx>
+          <w:tblCellMar>
+            <w:top w:w="0" w:type="dxa"/>
+            <w:bottom w:w="0" w:type="dxa"/>
+          </w:tblCellMar>
+        </w:tblPrEx>
         <w:trPr>
           <w:cantSplit/>
         </w:trPr>
@@ -11156,6 +11447,12 @@
         </w:tc>
       </w:tr>
       <w:tr>
+        <w:tblPrEx>
+          <w:tblCellMar>
+            <w:top w:w="0" w:type="dxa"/>
+            <w:bottom w:w="0" w:type="dxa"/>
+          </w:tblCellMar>
+        </w:tblPrEx>
         <w:trPr>
           <w:cantSplit/>
         </w:trPr>
@@ -11241,6 +11538,12 @@
         </w:tc>
       </w:tr>
       <w:tr>
+        <w:tblPrEx>
+          <w:tblCellMar>
+            <w:top w:w="0" w:type="dxa"/>
+            <w:bottom w:w="0" w:type="dxa"/>
+          </w:tblCellMar>
+        </w:tblPrEx>
         <w:trPr>
           <w:cantSplit/>
         </w:trPr>
@@ -11326,6 +11629,12 @@
         </w:tc>
       </w:tr>
       <w:tr>
+        <w:tblPrEx>
+          <w:tblCellMar>
+            <w:top w:w="0" w:type="dxa"/>
+            <w:bottom w:w="0" w:type="dxa"/>
+          </w:tblCellMar>
+        </w:tblPrEx>
         <w:trPr>
           <w:cantSplit/>
         </w:trPr>
@@ -11411,6 +11720,12 @@
         </w:tc>
       </w:tr>
       <w:tr>
+        <w:tblPrEx>
+          <w:tblCellMar>
+            <w:top w:w="0" w:type="dxa"/>
+            <w:bottom w:w="0" w:type="dxa"/>
+          </w:tblCellMar>
+        </w:tblPrEx>
         <w:trPr>
           <w:cantSplit/>
         </w:trPr>
@@ -11501,7 +11816,7 @@
         <w:pStyle w:val="Heading1"/>
         <w:spacing w:before="360" w:after="160"/>
       </w:pPr>
-      <w:bookmarkStart w:id="35" w:name="_Toc240468898"/>
+      <w:bookmarkStart w:id="35" w:name="_Toc240555513"/>
       <w:r>
         <w:rPr>
           <w:b/>
@@ -11547,6 +11862,7 @@
           <w:sz w:val="21"/>
           <w:szCs w:val="21"/>
         </w:rPr>
+        <w:lastRenderedPageBreak/>
         <w:t xml:space="preserve">A folder README is not the root README.  </w:t>
       </w:r>
       <w:r>
@@ -11562,7 +11878,7 @@
         <w:pStyle w:val="Heading2"/>
         <w:spacing w:before="280" w:after="120"/>
       </w:pPr>
-      <w:bookmarkStart w:id="36" w:name="_Toc240468899"/>
+      <w:bookmarkStart w:id="36" w:name="_Toc240555514"/>
       <w:r>
         <w:rPr>
           <w:b/>
@@ -11580,7 +11896,6 @@
         <w:spacing w:after="120" w:line="276" w:lineRule="auto"/>
       </w:pPr>
       <w:r>
-        <w:lastRenderedPageBreak/>
         <w:t>The only folder whose contents are numbered for a reader rather than for a machine. The table doubles as the set register, so anyone landing here sees the whole document set without opening one.</w:t>
       </w:r>
     </w:p>
@@ -12084,7 +12399,7 @@
         <w:pStyle w:val="Heading2"/>
         <w:spacing w:before="280" w:after="120"/>
       </w:pPr>
-      <w:bookmarkStart w:id="37" w:name="_Toc240468900"/>
+      <w:bookmarkStart w:id="37" w:name="_Toc240555515"/>
       <w:r>
         <w:rPr>
           <w:b/>
@@ -12409,6 +12724,7 @@
           <w:sz w:val="16"/>
           <w:szCs w:val="16"/>
         </w:rPr>
+        <w:lastRenderedPageBreak/>
         <w:t>## Rules</w:t>
       </w:r>
     </w:p>
@@ -12546,7 +12862,6 @@
           <w:sz w:val="16"/>
           <w:szCs w:val="16"/>
         </w:rPr>
-        <w:lastRenderedPageBreak/>
         <w:t xml:space="preserve"> </w:t>
       </w:r>
     </w:p>
@@ -12555,7 +12870,7 @@
         <w:pStyle w:val="Heading2"/>
         <w:spacing w:before="280" w:after="120"/>
       </w:pPr>
-      <w:bookmarkStart w:id="38" w:name="_Toc240468901"/>
+      <w:bookmarkStart w:id="38" w:name="_Toc240555516"/>
       <w:r>
         <w:rPr>
           <w:b/>
@@ -12957,7 +13272,7 @@
         <w:pStyle w:val="Heading2"/>
         <w:spacing w:before="280" w:after="120"/>
       </w:pPr>
-      <w:bookmarkStart w:id="39" w:name="_Toc240468902"/>
+      <w:bookmarkStart w:id="39" w:name="_Toc240555517"/>
       <w:r>
         <w:rPr>
           <w:b/>
@@ -13333,153 +13648,153 @@
           <w:sz w:val="16"/>
           <w:szCs w:val="16"/>
         </w:rPr>
-        <w:t xml:space="preserve"> </w:t>
-      </w:r>
-    </w:p>
-    <w:p>
-      <w:pPr>
-        <w:pBdr>
-          <w:left w:val="single" w:sz="12" w:space="6" w:color="A6A6A6"/>
-        </w:pBdr>
-        <w:shd w:val="clear" w:color="auto" w:fill="F2F2F2"/>
-        <w:ind w:left="180"/>
-      </w:pPr>
-      <w:r>
-        <w:rPr>
-          <w:rFonts w:ascii="Consolas" w:eastAsia="Consolas" w:hAnsi="Consolas" w:cs="Consolas"/>
-          <w:sz w:val="16"/>
-          <w:szCs w:val="16"/>
-        </w:rPr>
-        <w:t>## Rules</w:t>
-      </w:r>
-    </w:p>
-    <w:p>
-      <w:pPr>
-        <w:pBdr>
-          <w:left w:val="single" w:sz="12" w:space="6" w:color="A6A6A6"/>
-        </w:pBdr>
-        <w:shd w:val="clear" w:color="auto" w:fill="F2F2F2"/>
-        <w:ind w:left="180"/>
-      </w:pPr>
-      <w:r>
-        <w:rPr>
-          <w:rFonts w:ascii="Consolas" w:eastAsia="Consolas" w:hAnsi="Consolas" w:cs="Consolas"/>
-          <w:sz w:val="16"/>
-          <w:szCs w:val="16"/>
-        </w:rPr>
-        <w:t>- Measures live in the semantic model only. A measure added inside a thin</w:t>
-      </w:r>
-    </w:p>
-    <w:p>
-      <w:pPr>
-        <w:pBdr>
-          <w:left w:val="single" w:sz="12" w:space="6" w:color="A6A6A6"/>
-        </w:pBdr>
-        <w:shd w:val="clear" w:color="auto" w:fill="F2F2F2"/>
-        <w:ind w:left="180"/>
-      </w:pPr>
-      <w:r>
-        <w:rPr>
-          <w:rFonts w:ascii="Consolas" w:eastAsia="Consolas" w:hAnsi="Consolas" w:cs="Consolas"/>
-          <w:sz w:val="16"/>
-          <w:szCs w:val="16"/>
-        </w:rPr>
-        <w:t xml:space="preserve">  report exists in that one report, which is the divergence the shared</w:t>
-      </w:r>
-    </w:p>
-    <w:p>
-      <w:pPr>
-        <w:pBdr>
-          <w:left w:val="single" w:sz="12" w:space="6" w:color="A6A6A6"/>
-        </w:pBdr>
-        <w:shd w:val="clear" w:color="auto" w:fill="F2F2F2"/>
-        <w:ind w:left="180"/>
-      </w:pPr>
-      <w:r>
-        <w:rPr>
-          <w:rFonts w:ascii="Consolas" w:eastAsia="Consolas" w:hAnsi="Consolas" w:cs="Consolas"/>
-          <w:sz w:val="16"/>
-          <w:szCs w:val="16"/>
-        </w:rPr>
-        <w:t xml:space="preserve">  model exists to prevent.</w:t>
-      </w:r>
-    </w:p>
-    <w:p>
-      <w:pPr>
-        <w:pBdr>
-          <w:left w:val="single" w:sz="12" w:space="6" w:color="A6A6A6"/>
-        </w:pBdr>
-        <w:shd w:val="clear" w:color="auto" w:fill="F2F2F2"/>
-        <w:ind w:left="180"/>
-      </w:pPr>
-      <w:r>
-        <w:rPr>
-          <w:rFonts w:ascii="Consolas" w:eastAsia="Consolas" w:hAnsi="Consolas" w:cs="Consolas"/>
-          <w:sz w:val="16"/>
-          <w:szCs w:val="16"/>
-        </w:rPr>
-        <w:t>- This folder is a readable mirror. Where it disagrees with the model,</w:t>
-      </w:r>
-    </w:p>
-    <w:p>
-      <w:pPr>
-        <w:pBdr>
-          <w:left w:val="single" w:sz="12" w:space="6" w:color="A6A6A6"/>
-        </w:pBdr>
-        <w:shd w:val="clear" w:color="auto" w:fill="F2F2F2"/>
-        <w:ind w:left="180"/>
-      </w:pPr>
-      <w:r>
-        <w:rPr>
-          <w:rFonts w:ascii="Consolas" w:eastAsia="Consolas" w:hAnsi="Consolas" w:cs="Consolas"/>
-          <w:sz w:val="16"/>
-          <w:szCs w:val="16"/>
-        </w:rPr>
-        <w:t xml:space="preserve">  the model is right and this folder is stale.</w:t>
-      </w:r>
-    </w:p>
-    <w:p>
-      <w:pPr>
-        <w:pBdr>
-          <w:left w:val="single" w:sz="12" w:space="6" w:color="A6A6A6"/>
-        </w:pBdr>
-        <w:shd w:val="clear" w:color="auto" w:fill="F2F2F2"/>
-        <w:ind w:left="180"/>
-      </w:pPr>
-      <w:r>
-        <w:rPr>
-          <w:rFonts w:ascii="Consolas" w:eastAsia="Consolas" w:hAnsi="Consolas" w:cs="Consolas"/>
-          <w:sz w:val="16"/>
-          <w:szCs w:val="16"/>
-        </w:rPr>
-        <w:t>- Leave a blank line between measures so a diff stays legible.</w:t>
-      </w:r>
-    </w:p>
-    <w:p>
-      <w:pPr>
-        <w:pBdr>
-          <w:left w:val="single" w:sz="12" w:space="6" w:color="A6A6A6"/>
-        </w:pBdr>
-        <w:shd w:val="clear" w:color="auto" w:fill="F2F2F2"/>
-        <w:spacing w:after="160"/>
-        <w:ind w:left="180"/>
-      </w:pPr>
-      <w:r>
-        <w:rPr>
-          <w:rFonts w:ascii="Consolas" w:eastAsia="Consolas" w:hAnsi="Consolas" w:cs="Consolas"/>
-          <w:sz w:val="16"/>
-          <w:szCs w:val="16"/>
-        </w:rPr>
         <w:lastRenderedPageBreak/>
         <w:t xml:space="preserve"> </w:t>
       </w:r>
     </w:p>
     <w:p>
       <w:pPr>
+        <w:pBdr>
+          <w:left w:val="single" w:sz="12" w:space="6" w:color="A6A6A6"/>
+        </w:pBdr>
+        <w:shd w:val="clear" w:color="auto" w:fill="F2F2F2"/>
+        <w:ind w:left="180"/>
+      </w:pPr>
+      <w:r>
+        <w:rPr>
+          <w:rFonts w:ascii="Consolas" w:eastAsia="Consolas" w:hAnsi="Consolas" w:cs="Consolas"/>
+          <w:sz w:val="16"/>
+          <w:szCs w:val="16"/>
+        </w:rPr>
+        <w:t>## Rules</w:t>
+      </w:r>
+    </w:p>
+    <w:p>
+      <w:pPr>
+        <w:pBdr>
+          <w:left w:val="single" w:sz="12" w:space="6" w:color="A6A6A6"/>
+        </w:pBdr>
+        <w:shd w:val="clear" w:color="auto" w:fill="F2F2F2"/>
+        <w:ind w:left="180"/>
+      </w:pPr>
+      <w:r>
+        <w:rPr>
+          <w:rFonts w:ascii="Consolas" w:eastAsia="Consolas" w:hAnsi="Consolas" w:cs="Consolas"/>
+          <w:sz w:val="16"/>
+          <w:szCs w:val="16"/>
+        </w:rPr>
+        <w:t>- Measures live in the semantic model only. A measure added inside a thin</w:t>
+      </w:r>
+    </w:p>
+    <w:p>
+      <w:pPr>
+        <w:pBdr>
+          <w:left w:val="single" w:sz="12" w:space="6" w:color="A6A6A6"/>
+        </w:pBdr>
+        <w:shd w:val="clear" w:color="auto" w:fill="F2F2F2"/>
+        <w:ind w:left="180"/>
+      </w:pPr>
+      <w:r>
+        <w:rPr>
+          <w:rFonts w:ascii="Consolas" w:eastAsia="Consolas" w:hAnsi="Consolas" w:cs="Consolas"/>
+          <w:sz w:val="16"/>
+          <w:szCs w:val="16"/>
+        </w:rPr>
+        <w:t xml:space="preserve">  report exists in that one report, which is the divergence the shared</w:t>
+      </w:r>
+    </w:p>
+    <w:p>
+      <w:pPr>
+        <w:pBdr>
+          <w:left w:val="single" w:sz="12" w:space="6" w:color="A6A6A6"/>
+        </w:pBdr>
+        <w:shd w:val="clear" w:color="auto" w:fill="F2F2F2"/>
+        <w:ind w:left="180"/>
+      </w:pPr>
+      <w:r>
+        <w:rPr>
+          <w:rFonts w:ascii="Consolas" w:eastAsia="Consolas" w:hAnsi="Consolas" w:cs="Consolas"/>
+          <w:sz w:val="16"/>
+          <w:szCs w:val="16"/>
+        </w:rPr>
+        <w:t xml:space="preserve">  model exists to prevent.</w:t>
+      </w:r>
+    </w:p>
+    <w:p>
+      <w:pPr>
+        <w:pBdr>
+          <w:left w:val="single" w:sz="12" w:space="6" w:color="A6A6A6"/>
+        </w:pBdr>
+        <w:shd w:val="clear" w:color="auto" w:fill="F2F2F2"/>
+        <w:ind w:left="180"/>
+      </w:pPr>
+      <w:r>
+        <w:rPr>
+          <w:rFonts w:ascii="Consolas" w:eastAsia="Consolas" w:hAnsi="Consolas" w:cs="Consolas"/>
+          <w:sz w:val="16"/>
+          <w:szCs w:val="16"/>
+        </w:rPr>
+        <w:t>- This folder is a readable mirror. Where it disagrees with the model,</w:t>
+      </w:r>
+    </w:p>
+    <w:p>
+      <w:pPr>
+        <w:pBdr>
+          <w:left w:val="single" w:sz="12" w:space="6" w:color="A6A6A6"/>
+        </w:pBdr>
+        <w:shd w:val="clear" w:color="auto" w:fill="F2F2F2"/>
+        <w:ind w:left="180"/>
+      </w:pPr>
+      <w:r>
+        <w:rPr>
+          <w:rFonts w:ascii="Consolas" w:eastAsia="Consolas" w:hAnsi="Consolas" w:cs="Consolas"/>
+          <w:sz w:val="16"/>
+          <w:szCs w:val="16"/>
+        </w:rPr>
+        <w:t xml:space="preserve">  the model is right and this folder is stale.</w:t>
+      </w:r>
+    </w:p>
+    <w:p>
+      <w:pPr>
+        <w:pBdr>
+          <w:left w:val="single" w:sz="12" w:space="6" w:color="A6A6A6"/>
+        </w:pBdr>
+        <w:shd w:val="clear" w:color="auto" w:fill="F2F2F2"/>
+        <w:ind w:left="180"/>
+      </w:pPr>
+      <w:r>
+        <w:rPr>
+          <w:rFonts w:ascii="Consolas" w:eastAsia="Consolas" w:hAnsi="Consolas" w:cs="Consolas"/>
+          <w:sz w:val="16"/>
+          <w:szCs w:val="16"/>
+        </w:rPr>
+        <w:t>- Leave a blank line between measures so a diff stays legible.</w:t>
+      </w:r>
+    </w:p>
+    <w:p>
+      <w:pPr>
+        <w:pBdr>
+          <w:left w:val="single" w:sz="12" w:space="6" w:color="A6A6A6"/>
+        </w:pBdr>
+        <w:shd w:val="clear" w:color="auto" w:fill="F2F2F2"/>
+        <w:spacing w:after="160"/>
+        <w:ind w:left="180"/>
+      </w:pPr>
+      <w:r>
+        <w:rPr>
+          <w:rFonts w:ascii="Consolas" w:eastAsia="Consolas" w:hAnsi="Consolas" w:cs="Consolas"/>
+          <w:sz w:val="16"/>
+          <w:szCs w:val="16"/>
+        </w:rPr>
+        <w:t xml:space="preserve"> </w:t>
+      </w:r>
+    </w:p>
+    <w:p>
+      <w:pPr>
         <w:pStyle w:val="Heading2"/>
         <w:spacing w:before="280" w:after="120"/>
       </w:pPr>
-      <w:bookmarkStart w:id="40" w:name="_Toc240468903"/>
+      <w:bookmarkStart w:id="40" w:name="_Toc240555518"/>
       <w:r>
         <w:rPr>
           <w:b/>
@@ -13932,7 +14247,7 @@
         <w:pStyle w:val="Heading2"/>
         <w:spacing w:before="280" w:after="120"/>
       </w:pPr>
-      <w:bookmarkStart w:id="41" w:name="_Toc240468904"/>
+      <w:bookmarkStart w:id="41" w:name="_Toc240555519"/>
       <w:r>
         <w:rPr>
           <w:b/>
@@ -14257,6 +14572,7 @@
           <w:sz w:val="16"/>
           <w:szCs w:val="16"/>
         </w:rPr>
+        <w:lastRenderedPageBreak/>
         <w:t>- The three report files carry no model. If one of them is more than a</w:t>
       </w:r>
     </w:p>
@@ -14300,7 +14616,7 @@
         <w:pStyle w:val="Heading2"/>
         <w:spacing w:before="280" w:after="120"/>
       </w:pPr>
-      <w:bookmarkStart w:id="42" w:name="_Toc240468905"/>
+      <w:bookmarkStart w:id="42" w:name="_Toc240555520"/>
       <w:r>
         <w:rPr>
           <w:b/>
@@ -14318,7 +14634,6 @@
         <w:spacing w:after="120" w:line="276" w:lineRule="auto"/>
       </w:pPr>
       <w:r>
-        <w:lastRenderedPageBreak/>
         <w:t>The folder that most needs a README, because a committed Excel file in a data project looks wrong until the reason is stated. The provenance breakdown is the reason.</w:t>
       </w:r>
     </w:p>
@@ -14822,7 +15137,7 @@
         <w:pStyle w:val="Heading2"/>
         <w:spacing w:before="280" w:after="120"/>
       </w:pPr>
-      <w:bookmarkStart w:id="43" w:name="_Toc240468906"/>
+      <w:bookmarkStart w:id="43" w:name="_Toc240555521"/>
       <w:r>
         <w:rPr>
           <w:b/>
@@ -15130,6 +15445,7 @@
           <w:sz w:val="16"/>
           <w:szCs w:val="16"/>
         </w:rPr>
+        <w:lastRenderedPageBreak/>
         <w:t>R3 scatter bubbles and the Pareto combo.</w:t>
       </w:r>
     </w:p>
@@ -15249,7 +15565,6 @@
           <w:sz w:val="16"/>
           <w:szCs w:val="16"/>
         </w:rPr>
-        <w:lastRenderedPageBreak/>
         <w:t>| dataColors[3] | #C8860A | Amber — markers, thresholds, warnings |</w:t>
       </w:r>
     </w:p>
@@ -15667,7 +15982,7 @@
         <w:pStyle w:val="Heading2"/>
         <w:spacing w:before="280" w:after="120"/>
       </w:pPr>
-      <w:bookmarkStart w:id="44" w:name="_Toc240468907"/>
+      <w:bookmarkStart w:id="44" w:name="_Toc240555522"/>
       <w:r>
         <w:rPr>
           <w:b/>
@@ -16035,7 +16350,7 @@
         <w:pStyle w:val="Heading1"/>
         <w:spacing w:before="360" w:after="160"/>
       </w:pPr>
-      <w:bookmarkStart w:id="45" w:name="_Toc240468908"/>
+      <w:bookmarkStart w:id="45" w:name="_Toc240555523"/>
       <w:r>
         <w:rPr>
           <w:b/>
@@ -16053,7 +16368,11 @@
         <w:spacing w:after="120" w:line="276" w:lineRule="auto"/>
       </w:pPr>
       <w:r>
-        <w:t>Portions of this document were drafted with the assistance of a generative AI system. The author reviewed all technical content prior to publication. Tool behaviour described here — PBIP serialization, live-connection capabilities and limits, and GitHub Desktop workflow — was verified against Microsoft documentation in September 2026. Procedures should be confirmed against the current release of each tool, since interface details change between versions.</w:t>
+        <w:t xml:space="preserve">Portions of this document were drafted with the assistance of a generative AI system. The author reviewed all technical content prior to publication. Tool behaviour described here — PBIP serialization, </w:t>
+      </w:r>
+      <w:r>
+        <w:lastRenderedPageBreak/>
+        <w:t>live-connection capabilities and limits, and GitHub Desktop workflow — was verified against Microsoft documentation in September 2026. Procedures should be confirmed against the current release of each tool, since interface details change between versions.</w:t>
       </w:r>
     </w:p>
     <w:sectPr>
@@ -16069,10 +16388,96 @@
 <file path=word/numbering.xml><?xml version="1.0" encoding="utf-8"?>
 <w:numbering xmlns:wpc="http://schemas.microsoft.com/office/word/2010/wordprocessingCanvas" xmlns:cx="http://schemas.microsoft.com/office/drawing/2014/chartex" xmlns:cx1="http://schemas.microsoft.com/office/drawing/2015/9/8/chartex" xmlns:cx2="http://schemas.microsoft.com/office/drawing/2015/10/21/chartex" xmlns:cx3="http://schemas.microsoft.com/office/drawing/2016/5/9/chartex" xmlns:cx4="http://schemas.microsoft.com/office/drawing/2016/5/10/chartex" xmlns:cx5="http://schemas.microsoft.com/office/drawing/2016/5/11/chartex" xmlns:cx6="http://schemas.microsoft.com/office/drawing/2016/5/12/chartex" xmlns:cx7="http://schemas.microsoft.com/office/drawing/2016/5/13/chartex" xmlns:cx8="http://schemas.microsoft.com/office/drawing/2016/5/14/chartex" xmlns:mc="http://schemas.openxmlformats.org/markup-compatibility/2006" xmlns:aink="http://schemas.microsoft.com/office/drawing/2016/ink" xmlns:am3d="http://schemas.microsoft.com/office/drawing/2017/model3d" xmlns:o="urn:schemas-microsoft-com:office:office" xmlns:oel="http://schemas.microsoft.com/office/2019/extlst" xmlns:r="http://schemas.openxmlformats.org/officeDocument/2006/relationships" xmlns:m="http://schemas.openxmlformats.org/officeDocument/2006/math" xmlns:v="urn:schemas-microsoft-com:vml" xmlns:wp14="http://schemas.microsoft.com/office/word/2010/wordprocessingDrawing" xmlns:wp="http://schemas.openxmlformats.org/drawingml/2006/wordprocessingDrawing" xmlns:w10="urn:schemas-microsoft-com:office:word" xmlns:w="http://schemas.openxmlformats.org/wordprocessingml/2006/main" xmlns:w14="http://schemas.microsoft.com/office/word/2010/wordml" xmlns:w15="http://schemas.microsoft.com/office/word/2012/wordml" xmlns:w16cex="http://schemas.microsoft.com/office/word/2018/wordml/cex" xmlns:w16cid="http://schemas.microsoft.com/office/word/2016/wordml/cid" xmlns:w16="http://schemas.microsoft.com/office/word/2018/wordml" xmlns:w16du="http://schemas.microsoft.com/office/word/2023/wordml/word16du" xmlns:w16sdtdh="http://schemas.microsoft.com/office/word/2020/wordml/sdtdatahash" xmlns:w16sdtfl="http://schemas.microsoft.com/office/word/2024/wordml/sdtformatlock" xmlns:w16se="http://schemas.microsoft.com/office/word/2015/wordml/symex" xmlns:wpg="http://schemas.microsoft.com/office/word/2010/wordprocessingGroup" xmlns:wpi="http://schemas.microsoft.com/office/word/2010/wordprocessingInk" xmlns:wne="http://schemas.microsoft.com/office/word/2006/wordml" xmlns:wps="http://schemas.microsoft.com/office/word/2010/wordprocessingShape" mc:Ignorable="w14 w15 w16se w16cid w16 w16cex w16sdtdh w16sdtfl w16du wp14">
   <w:abstractNum w:abstractNumId="0" w15:restartNumberingAfterBreak="0">
-    <w:nsid w:val="278E3E0B"/>
+    <w:nsid w:val="46224E24"/>
     <w:multiLevelType w:val="hybridMultilevel"/>
-    <w:tmpl w:val="C5B68640"/>
-    <w:lvl w:ilvl="0" w:tplc="C0BC904C">
+    <w:tmpl w:val="B7BC5B2A"/>
+    <w:lvl w:ilvl="0" w:tplc="F23434F6">
+      <w:start w:val="1"/>
+      <w:numFmt w:val="bullet"/>
+      <w:lvlText w:val="●"/>
+      <w:lvlJc w:val="left"/>
+      <w:pPr>
+        <w:ind w:left="720" w:hanging="360"/>
+      </w:pPr>
+    </w:lvl>
+    <w:lvl w:ilvl="1" w:tplc="110EB102">
+      <w:start w:val="1"/>
+      <w:numFmt w:val="bullet"/>
+      <w:lvlText w:val="○"/>
+      <w:lvlJc w:val="left"/>
+      <w:pPr>
+        <w:ind w:left="1440" w:hanging="360"/>
+      </w:pPr>
+    </w:lvl>
+    <w:lvl w:ilvl="2" w:tplc="32C8A9E0">
+      <w:start w:val="1"/>
+      <w:numFmt w:val="bullet"/>
+      <w:lvlText w:val="■"/>
+      <w:lvlJc w:val="left"/>
+      <w:pPr>
+        <w:ind w:left="2160" w:hanging="360"/>
+      </w:pPr>
+    </w:lvl>
+    <w:lvl w:ilvl="3" w:tplc="A5CAA5FA">
+      <w:start w:val="1"/>
+      <w:numFmt w:val="bullet"/>
+      <w:lvlText w:val="●"/>
+      <w:lvlJc w:val="left"/>
+      <w:pPr>
+        <w:ind w:left="2880" w:hanging="360"/>
+      </w:pPr>
+    </w:lvl>
+    <w:lvl w:ilvl="4" w:tplc="EF8EDAEA">
+      <w:start w:val="1"/>
+      <w:numFmt w:val="bullet"/>
+      <w:lvlText w:val="○"/>
+      <w:lvlJc w:val="left"/>
+      <w:pPr>
+        <w:ind w:left="3600" w:hanging="360"/>
+      </w:pPr>
+    </w:lvl>
+    <w:lvl w:ilvl="5" w:tplc="DF00B87E">
+      <w:start w:val="1"/>
+      <w:numFmt w:val="bullet"/>
+      <w:lvlText w:val="■"/>
+      <w:lvlJc w:val="left"/>
+      <w:pPr>
+        <w:ind w:left="4320" w:hanging="360"/>
+      </w:pPr>
+    </w:lvl>
+    <w:lvl w:ilvl="6" w:tplc="2E82BD98">
+      <w:start w:val="1"/>
+      <w:numFmt w:val="bullet"/>
+      <w:lvlText w:val="●"/>
+      <w:lvlJc w:val="left"/>
+      <w:pPr>
+        <w:ind w:left="5040" w:hanging="360"/>
+      </w:pPr>
+    </w:lvl>
+    <w:lvl w:ilvl="7" w:tplc="E8E2E64C">
+      <w:start w:val="1"/>
+      <w:numFmt w:val="bullet"/>
+      <w:lvlText w:val="●"/>
+      <w:lvlJc w:val="left"/>
+      <w:pPr>
+        <w:ind w:left="5760" w:hanging="360"/>
+      </w:pPr>
+    </w:lvl>
+    <w:lvl w:ilvl="8" w:tplc="899ED5EC">
+      <w:start w:val="1"/>
+      <w:numFmt w:val="bullet"/>
+      <w:lvlText w:val="●"/>
+      <w:lvlJc w:val="left"/>
+      <w:pPr>
+        <w:ind w:left="6480" w:hanging="360"/>
+      </w:pPr>
+    </w:lvl>
+  </w:abstractNum>
+  <w:abstractNum w:abstractNumId="1" w15:restartNumberingAfterBreak="0">
+    <w:nsid w:val="4A596DF6"/>
+    <w:multiLevelType w:val="hybridMultilevel"/>
+    <w:tmpl w:val="A09612B6"/>
+    <w:lvl w:ilvl="0" w:tplc="49B873FE">
       <w:start w:val="1"/>
       <w:numFmt w:val="bullet"/>
       <w:lvlText w:val="•"/>
@@ -16086,7 +16491,7 @@
         <w:szCs w:val="22"/>
       </w:rPr>
     </w:lvl>
-    <w:lvl w:ilvl="1" w:tplc="1F80FA32">
+    <w:lvl w:ilvl="1" w:tplc="6FC09F9A">
       <w:start w:val="1"/>
       <w:numFmt w:val="bullet"/>
       <w:lvlText w:val="◦"/>
@@ -16100,133 +16505,47 @@
         <w:szCs w:val="22"/>
       </w:rPr>
     </w:lvl>
-    <w:lvl w:ilvl="2" w:tplc="DEA4DB40">
+    <w:lvl w:ilvl="2" w:tplc="55065222">
       <w:numFmt w:val="decimal"/>
       <w:lvlText w:val=""/>
       <w:lvlJc w:val="left"/>
     </w:lvl>
-    <w:lvl w:ilvl="3" w:tplc="C4A473A2">
+    <w:lvl w:ilvl="3" w:tplc="50C64368">
       <w:numFmt w:val="decimal"/>
       <w:lvlText w:val=""/>
       <w:lvlJc w:val="left"/>
     </w:lvl>
-    <w:lvl w:ilvl="4" w:tplc="75AE10A8">
+    <w:lvl w:ilvl="4" w:tplc="45F2A664">
       <w:numFmt w:val="decimal"/>
       <w:lvlText w:val=""/>
       <w:lvlJc w:val="left"/>
     </w:lvl>
-    <w:lvl w:ilvl="5" w:tplc="421C9538">
+    <w:lvl w:ilvl="5" w:tplc="C204BC9C">
       <w:numFmt w:val="decimal"/>
       <w:lvlText w:val=""/>
       <w:lvlJc w:val="left"/>
     </w:lvl>
-    <w:lvl w:ilvl="6" w:tplc="EA240482">
+    <w:lvl w:ilvl="6" w:tplc="3C7259B0">
       <w:numFmt w:val="decimal"/>
       <w:lvlText w:val=""/>
       <w:lvlJc w:val="left"/>
     </w:lvl>
-    <w:lvl w:ilvl="7" w:tplc="5660368A">
+    <w:lvl w:ilvl="7" w:tplc="267E26B4">
       <w:numFmt w:val="decimal"/>
       <w:lvlText w:val=""/>
       <w:lvlJc w:val="left"/>
     </w:lvl>
-    <w:lvl w:ilvl="8" w:tplc="C8620A5C">
+    <w:lvl w:ilvl="8" w:tplc="3396649C">
       <w:numFmt w:val="decimal"/>
       <w:lvlText w:val=""/>
       <w:lvlJc w:val="left"/>
     </w:lvl>
   </w:abstractNum>
-  <w:abstractNum w:abstractNumId="1" w15:restartNumberingAfterBreak="0">
-    <w:nsid w:val="72974D92"/>
+  <w:abstractNum w:abstractNumId="2" w15:restartNumberingAfterBreak="0">
+    <w:nsid w:val="5F9473AC"/>
     <w:multiLevelType w:val="hybridMultilevel"/>
-    <w:tmpl w:val="560CA48E"/>
-    <w:lvl w:ilvl="0" w:tplc="881E730C">
-      <w:start w:val="1"/>
-      <w:numFmt w:val="bullet"/>
-      <w:lvlText w:val="●"/>
-      <w:lvlJc w:val="left"/>
-      <w:pPr>
-        <w:ind w:left="720" w:hanging="360"/>
-      </w:pPr>
-    </w:lvl>
-    <w:lvl w:ilvl="1" w:tplc="1B18ED86">
-      <w:start w:val="1"/>
-      <w:numFmt w:val="bullet"/>
-      <w:lvlText w:val="○"/>
-      <w:lvlJc w:val="left"/>
-      <w:pPr>
-        <w:ind w:left="1440" w:hanging="360"/>
-      </w:pPr>
-    </w:lvl>
-    <w:lvl w:ilvl="2" w:tplc="CEC63C80">
-      <w:start w:val="1"/>
-      <w:numFmt w:val="bullet"/>
-      <w:lvlText w:val="■"/>
-      <w:lvlJc w:val="left"/>
-      <w:pPr>
-        <w:ind w:left="2160" w:hanging="360"/>
-      </w:pPr>
-    </w:lvl>
-    <w:lvl w:ilvl="3" w:tplc="4D8C625A">
-      <w:start w:val="1"/>
-      <w:numFmt w:val="bullet"/>
-      <w:lvlText w:val="●"/>
-      <w:lvlJc w:val="left"/>
-      <w:pPr>
-        <w:ind w:left="2880" w:hanging="360"/>
-      </w:pPr>
-    </w:lvl>
-    <w:lvl w:ilvl="4" w:tplc="9258D4E0">
-      <w:start w:val="1"/>
-      <w:numFmt w:val="bullet"/>
-      <w:lvlText w:val="○"/>
-      <w:lvlJc w:val="left"/>
-      <w:pPr>
-        <w:ind w:left="3600" w:hanging="360"/>
-      </w:pPr>
-    </w:lvl>
-    <w:lvl w:ilvl="5" w:tplc="4AD0688C">
-      <w:start w:val="1"/>
-      <w:numFmt w:val="bullet"/>
-      <w:lvlText w:val="■"/>
-      <w:lvlJc w:val="left"/>
-      <w:pPr>
-        <w:ind w:left="4320" w:hanging="360"/>
-      </w:pPr>
-    </w:lvl>
-    <w:lvl w:ilvl="6" w:tplc="2BA01FB8">
-      <w:start w:val="1"/>
-      <w:numFmt w:val="bullet"/>
-      <w:lvlText w:val="●"/>
-      <w:lvlJc w:val="left"/>
-      <w:pPr>
-        <w:ind w:left="5040" w:hanging="360"/>
-      </w:pPr>
-    </w:lvl>
-    <w:lvl w:ilvl="7" w:tplc="269A57FC">
-      <w:start w:val="1"/>
-      <w:numFmt w:val="bullet"/>
-      <w:lvlText w:val="●"/>
-      <w:lvlJc w:val="left"/>
-      <w:pPr>
-        <w:ind w:left="5760" w:hanging="360"/>
-      </w:pPr>
-    </w:lvl>
-    <w:lvl w:ilvl="8" w:tplc="B770B5F8">
-      <w:start w:val="1"/>
-      <w:numFmt w:val="bullet"/>
-      <w:lvlText w:val="●"/>
-      <w:lvlJc w:val="left"/>
-      <w:pPr>
-        <w:ind w:left="6480" w:hanging="360"/>
-      </w:pPr>
-    </w:lvl>
-  </w:abstractNum>
-  <w:abstractNum w:abstractNumId="2" w15:restartNumberingAfterBreak="0">
-    <w:nsid w:val="79917528"/>
-    <w:multiLevelType w:val="hybridMultilevel"/>
-    <w:tmpl w:val="87EC112A"/>
-    <w:lvl w:ilvl="0" w:tplc="DA4E5E28">
+    <w:tmpl w:val="B0727F92"/>
+    <w:lvl w:ilvl="0" w:tplc="60F6476C">
       <w:start w:val="1"/>
       <w:numFmt w:val="decimal"/>
       <w:lvlText w:val="%1."/>
@@ -16240,144 +16559,144 @@
         <w:szCs w:val="22"/>
       </w:rPr>
     </w:lvl>
-    <w:lvl w:ilvl="1" w:tplc="7CD46BBC">
+    <w:lvl w:ilvl="1" w:tplc="4D60C4E8">
       <w:numFmt w:val="decimal"/>
       <w:lvlText w:val=""/>
       <w:lvlJc w:val="left"/>
     </w:lvl>
-    <w:lvl w:ilvl="2" w:tplc="AE2A2666">
+    <w:lvl w:ilvl="2" w:tplc="6D1AD62E">
       <w:numFmt w:val="decimal"/>
       <w:lvlText w:val=""/>
       <w:lvlJc w:val="left"/>
     </w:lvl>
-    <w:lvl w:ilvl="3" w:tplc="64CC4CE4">
+    <w:lvl w:ilvl="3" w:tplc="342AAA3E">
       <w:numFmt w:val="decimal"/>
       <w:lvlText w:val=""/>
       <w:lvlJc w:val="left"/>
     </w:lvl>
-    <w:lvl w:ilvl="4" w:tplc="426CBF0C">
+    <w:lvl w:ilvl="4" w:tplc="AC1A1550">
       <w:numFmt w:val="decimal"/>
       <w:lvlText w:val=""/>
       <w:lvlJc w:val="left"/>
     </w:lvl>
-    <w:lvl w:ilvl="5" w:tplc="EA485536">
+    <w:lvl w:ilvl="5" w:tplc="E7067012">
       <w:numFmt w:val="decimal"/>
       <w:lvlText w:val=""/>
       <w:lvlJc w:val="left"/>
     </w:lvl>
-    <w:lvl w:ilvl="6" w:tplc="6FF45EF2">
+    <w:lvl w:ilvl="6" w:tplc="C4F8D4B0">
       <w:numFmt w:val="decimal"/>
       <w:lvlText w:val=""/>
       <w:lvlJc w:val="left"/>
     </w:lvl>
-    <w:lvl w:ilvl="7" w:tplc="C600721A">
+    <w:lvl w:ilvl="7" w:tplc="02BAE608">
       <w:numFmt w:val="decimal"/>
       <w:lvlText w:val=""/>
       <w:lvlJc w:val="left"/>
     </w:lvl>
-    <w:lvl w:ilvl="8" w:tplc="EAB85AC2">
+    <w:lvl w:ilvl="8" w:tplc="4574F02A">
       <w:numFmt w:val="decimal"/>
       <w:lvlText w:val=""/>
       <w:lvlJc w:val="left"/>
     </w:lvl>
   </w:abstractNum>
-  <w:num w:numId="1" w16cid:durableId="1863589147">
+  <w:num w:numId="1" w16cid:durableId="1675306281">
+    <w:abstractNumId w:val="0"/>
+    <w:lvlOverride w:ilvl="0">
+      <w:startOverride w:val="1"/>
+    </w:lvlOverride>
+  </w:num>
+  <w:num w:numId="2" w16cid:durableId="221672142">
     <w:abstractNumId w:val="1"/>
     <w:lvlOverride w:ilvl="0">
       <w:startOverride w:val="1"/>
     </w:lvlOverride>
   </w:num>
-  <w:num w:numId="2" w16cid:durableId="1675494391">
-    <w:abstractNumId w:val="0"/>
-    <w:lvlOverride w:ilvl="0">
-      <w:startOverride w:val="1"/>
-    </w:lvlOverride>
-  </w:num>
-  <w:num w:numId="3" w16cid:durableId="633098206">
+  <w:num w:numId="3" w16cid:durableId="1464692420">
     <w:abstractNumId w:val="2"/>
     <w:lvlOverride w:ilvl="0">
       <w:startOverride w:val="1"/>
     </w:lvlOverride>
   </w:num>
-  <w:num w:numId="4" w16cid:durableId="1639609477">
+  <w:num w:numId="4" w16cid:durableId="1078136839">
     <w:abstractNumId w:val="2"/>
     <w:lvlOverride w:ilvl="0">
       <w:startOverride w:val="1"/>
     </w:lvlOverride>
   </w:num>
-  <w:num w:numId="5" w16cid:durableId="1056120921">
+  <w:num w:numId="5" w16cid:durableId="1902250470">
     <w:abstractNumId w:val="2"/>
     <w:lvlOverride w:ilvl="0">
       <w:startOverride w:val="1"/>
     </w:lvlOverride>
   </w:num>
-  <w:num w:numId="6" w16cid:durableId="1619558082">
+  <w:num w:numId="6" w16cid:durableId="1201359812">
     <w:abstractNumId w:val="2"/>
     <w:lvlOverride w:ilvl="0">
       <w:startOverride w:val="1"/>
     </w:lvlOverride>
   </w:num>
-  <w:num w:numId="7" w16cid:durableId="103892867">
+  <w:num w:numId="7" w16cid:durableId="155921529">
     <w:abstractNumId w:val="2"/>
     <w:lvlOverride w:ilvl="0">
       <w:startOverride w:val="1"/>
     </w:lvlOverride>
   </w:num>
-  <w:num w:numId="8" w16cid:durableId="1663436588">
+  <w:num w:numId="8" w16cid:durableId="1704600087">
     <w:abstractNumId w:val="2"/>
     <w:lvlOverride w:ilvl="0">
       <w:startOverride w:val="1"/>
     </w:lvlOverride>
   </w:num>
-  <w:num w:numId="9" w16cid:durableId="1934583833">
+  <w:num w:numId="9" w16cid:durableId="627056091">
     <w:abstractNumId w:val="2"/>
     <w:lvlOverride w:ilvl="0">
       <w:startOverride w:val="1"/>
     </w:lvlOverride>
   </w:num>
-  <w:num w:numId="10" w16cid:durableId="1943686175">
+  <w:num w:numId="10" w16cid:durableId="526065502">
     <w:abstractNumId w:val="2"/>
     <w:lvlOverride w:ilvl="0">
       <w:startOverride w:val="1"/>
     </w:lvlOverride>
   </w:num>
-  <w:num w:numId="11" w16cid:durableId="1502744192">
+  <w:num w:numId="11" w16cid:durableId="2090425562">
     <w:abstractNumId w:val="2"/>
     <w:lvlOverride w:ilvl="0">
       <w:startOverride w:val="1"/>
     </w:lvlOverride>
   </w:num>
-  <w:num w:numId="12" w16cid:durableId="1913350633">
+  <w:num w:numId="12" w16cid:durableId="932588035">
     <w:abstractNumId w:val="2"/>
     <w:lvlOverride w:ilvl="0">
       <w:startOverride w:val="1"/>
     </w:lvlOverride>
   </w:num>
-  <w:num w:numId="13" w16cid:durableId="30693154">
+  <w:num w:numId="13" w16cid:durableId="522326532">
     <w:abstractNumId w:val="2"/>
     <w:lvlOverride w:ilvl="0">
       <w:startOverride w:val="1"/>
     </w:lvlOverride>
   </w:num>
-  <w:num w:numId="14" w16cid:durableId="1772552897">
+  <w:num w:numId="14" w16cid:durableId="42170615">
     <w:abstractNumId w:val="2"/>
     <w:lvlOverride w:ilvl="0">
       <w:startOverride w:val="1"/>
     </w:lvlOverride>
   </w:num>
-  <w:num w:numId="15" w16cid:durableId="1570652075">
+  <w:num w:numId="15" w16cid:durableId="1741905123">
     <w:abstractNumId w:val="2"/>
     <w:lvlOverride w:ilvl="0">
       <w:startOverride w:val="1"/>
     </w:lvlOverride>
   </w:num>
-  <w:num w:numId="16" w16cid:durableId="1395815811">
+  <w:num w:numId="16" w16cid:durableId="1609002818">
     <w:abstractNumId w:val="2"/>
     <w:lvlOverride w:ilvl="0">
       <w:startOverride w:val="1"/>
     </w:lvlOverride>
   </w:num>
-  <w:num w:numId="17" w16cid:durableId="707921974">
+  <w:num w:numId="17" w16cid:durableId="1171336007">
     <w:abstractNumId w:val="2"/>
     <w:lvlOverride w:ilvl="0">
       <w:startOverride w:val="1"/>
@@ -16990,7 +17309,7 @@
     <w:autoRedefine/>
     <w:uiPriority w:val="39"/>
     <w:unhideWhenUsed/>
-    <w:rsid w:val="00DB7964"/>
+    <w:rsid w:val="00182B82"/>
     <w:pPr>
       <w:spacing w:after="100"/>
     </w:pPr>
@@ -17002,7 +17321,7 @@
     <w:autoRedefine/>
     <w:uiPriority w:val="39"/>
     <w:unhideWhenUsed/>
-    <w:rsid w:val="00DB7964"/>
+    <w:rsid w:val="00182B82"/>
     <w:pPr>
       <w:spacing w:after="100"/>
       <w:ind w:left="220"/>
